--- a/docs/Dissertacao_UAN_v13.docx
+++ b/docs/Dissertacao_UAN_v13.docx
@@ -3296,6 +3296,80 @@
                 <w:sz w:val="20"/>
                 <w:szCs w:val="20"/>
               </w:rPr>
+              <w:t xml:space="preserve">SMOTE</w:t>
+            </w:r>
+          </w:p>
+        </w:tc>
+        <w:tc>
+          <w:tcPr>
+            <w:tcW w:type="dxa" w:w="6420"/>
+            <w:tcBorders>
+              <w:top w:val="none" w:color="FFFFFF" w:sz="0"/>
+              <w:left w:val="none" w:color="FFFFFF" w:sz="0"/>
+              <w:bottom w:val="none" w:color="FFFFFF" w:sz="0"/>
+              <w:right w:val="none" w:color="FFFFFF" w:sz="0"/>
+            </w:tcBorders>
+            <w:tcMar>
+              <w:top w:type="dxa" w:w="50"/>
+              <w:left w:type="dxa" w:w="80"/>
+              <w:bottom w:type="dxa" w:w="50"/>
+              <w:right w:type="dxa" w:w="80"/>
+            </w:tcMar>
+            <w:vAlign w:val="center"/>
+          </w:tcPr>
+          <w:p>
+            <w:pPr>
+              <w:spacing w:line="240"/>
+              <w:jc w:val="left"/>
+            </w:pPr>
+            <w:r>
+              <w:rPr>
+                <w:rFonts w:ascii="Times New Roman" w:cs="Times New Roman" w:eastAsia="Times New Roman" w:hAnsi="Times New Roman"/>
+                <w:b w:val="false"/>
+                <w:bCs w:val="false"/>
+                <w:sz w:val="20"/>
+                <w:szCs w:val="20"/>
+              </w:rPr>
+              <w:t xml:space="preserve">Técnica de sobreamostragem sintética de minorias</w:t>
+            </w:r>
+          </w:p>
+        </w:tc>
+      </w:tr>
+      <w:tr>
+        <w:trPr>
+          <w:cantSplit/>
+          <w:tblHeader w:val="false"/>
+        </w:trPr>
+        <w:tc>
+          <w:tcPr>
+            <w:tcW w:type="dxa" w:w="1800"/>
+            <w:tcBorders>
+              <w:top w:val="none" w:color="FFFFFF" w:sz="0"/>
+              <w:left w:val="none" w:color="FFFFFF" w:sz="0"/>
+              <w:bottom w:val="none" w:color="FFFFFF" w:sz="0"/>
+              <w:right w:val="none" w:color="FFFFFF" w:sz="0"/>
+            </w:tcBorders>
+            <w:tcMar>
+              <w:top w:type="dxa" w:w="50"/>
+              <w:left w:type="dxa" w:w="80"/>
+              <w:bottom w:type="dxa" w:w="50"/>
+              <w:right w:type="dxa" w:w="80"/>
+            </w:tcMar>
+            <w:vAlign w:val="center"/>
+          </w:tcPr>
+          <w:p>
+            <w:pPr>
+              <w:spacing w:line="240"/>
+              <w:jc w:val="left"/>
+            </w:pPr>
+            <w:r>
+              <w:rPr>
+                <w:rFonts w:ascii="Times New Roman" w:cs="Times New Roman" w:eastAsia="Times New Roman" w:hAnsi="Times New Roman"/>
+                <w:b w:val="false"/>
+                <w:bCs w:val="false"/>
+                <w:sz w:val="20"/>
+                <w:szCs w:val="20"/>
+              </w:rPr>
               <w:t xml:space="preserve">SQL</w:t>
             </w:r>
           </w:p>
@@ -8191,7 +8265,7 @@
           <w:sz w:val="24"/>
           <w:szCs w:val="24"/>
         </w:rPr>
-        <w:t xml:space="preserve">O piloto angolano, por si só, é demasiado pequeno para treinar um classificador de quatro categorias. Combinou-se, por isso, com os três corpora públicos descritos na Secção 2.4.1. As etiquetas originais de cada corpus foram mapeadas para as quatro categorias da dissertação, segundo regras implementadas no </w:t>
+        <w:t xml:space="preserve">O piloto angolano, por si só, é demasiado pequeno para treinar um classificador de quatro categorias. Combinou-se, por isso, com os três corpora públicos descritos na Secção 2.4.1. As etiquetas originais de cada corpus foram mapeadas para as quatro categorias da dissertação no </w:t>
       </w:r>
       <w:r>
         <w:rPr>
@@ -8209,7 +8283,7 @@
           <w:sz w:val="24"/>
           <w:szCs w:val="24"/>
         </w:rPr>
-        <w:t xml:space="preserve"> de construção do corpus: as publicações sem qualquer marcação passaram a Normal, as marcações de ataque identitário e de discurso de ódio a Odio, e as notícias falsas do Fake.br a Desinformacao. As publicações cujas etiquetas não tinham correspondência clara foram excluídas. Depois da junção, removeram-se os duplicados exactos.</w:t>
+        <w:t xml:space="preserve"> de construção do corpus. No ToLD-BR, os tweets com marcação de ataque a uma identidade passaram a Odio, os tweets sem qualquer marcação a Normal, e os tweets tóxicos apenas por obscenidade ou insulto sem alvo identitário foram excluídos. No HateBR, os comentários marcados como linguagem ofensiva passaram a Odio e os restantes a Normal. No Fake.br, as notícias falsas passaram a Desinformacao e as verdadeiras a Normal. Depois da junção, removeram-se os duplicados exactos.</w:t>
       </w:r>
     </w:p>
     <w:p>
@@ -8318,7 +8392,7 @@
           <w:sz w:val="24"/>
           <w:szCs w:val="24"/>
         </w:rPr>
-        <w:t xml:space="preserve">Dois desequilíbrios estruturais condicionam a interpretação dos resultados. A Mobilização Hostil existe apenas no piloto e conta com 47 exemplos no teste, o que torna as estimativas desta categoria instáveis. E cerca de 91% do teste provém de corpora brasileiros, de modo que as métricas globais descrevem sobretudo o desempenho em conteúdo brasileiro. A H4 foi formulada para separar estes dois domínios.</w:t>
+        <w:t xml:space="preserve">Note-se que, no HateBR, a etiqueta usada é a de linguagem ofensiva, que é mais ampla do que o discurso de ódio tal como definido no guia de anotação; parte dos exemplos públicos de Odio são, por isso, insultos sem alvo identitário. Dois desequilíbrios estruturais condicionam a interpretação dos resultados. A Mobilização Hostil existe apenas no piloto e conta com 47 exemplos no teste, o que torna as estimativas desta categoria instáveis. E cerca de 91% do teste provém de corpora brasileiros, de modo que as métricas globais descrevem sobretudo o desempenho em conteúdo brasileiro. A H4 foi formulada para separar estes dois domínios.</w:t>
       </w:r>
     </w:p>
     <w:p>
@@ -8368,7 +8442,7 @@
           <w:sz w:val="24"/>
           <w:szCs w:val="24"/>
         </w:rPr>
-        <w:t xml:space="preserve">O pré-processamento foi deliberadamente ligeiro (normalização de espaços e de elementos não textuais), para preservar a pontuação e a capitalização, que o BERTimbau aproveita. Os modelos clássicos usaram representações TF-IDF de palavras e n-gramas; o Bi-LSTM aprendeu as suas representações de palavras durante o treino; o BERTimbau usou o seu próprio tokenizador de subpalavras.</w:t>
+        <w:t xml:space="preserve">O pré-processamento foi deliberadamente ligeiro. O BERTimbau recebe o texto original, com pontuação e capitalização, e usa o seu próprio tokenizador de subpalavras. O Bi-LSTM converte o texto em minúsculas, divide-o em palavras e aprende as suas representações durante o treino. Os modelos clássicos usam uma representação TF-IDF limitada aos 5.000 termos mais frequentes do treino.</w:t>
       </w:r>
     </w:p>
     <w:p>
@@ -8400,7 +8474,7 @@
           <w:sz w:val="24"/>
           <w:szCs w:val="24"/>
         </w:rPr>
-        <w:t xml:space="preserve">No BERTimbau, o desequilíbrio entre classes foi tratado com pesos na função de perda, inversamente proporcionais à frequência de cada classe. A Tabela 3.1 resume a configuração dos modelos.</w:t>
+        <w:t xml:space="preserve">O desequilíbrio entre classes foi tratado de duas formas, consoante o tipo de modelo. Nos modelos clássicos, aplicou-se SMOTE (Chawla et al., 2002) ao espaço TF-IDF do conjunto de treino, gerando exemplos sintéticos das classes minoritárias; a validação e o teste mantêm a distribuição original. Nos modelos neuronais, em vez de criar exemplos, usaram-se pesos na função de perda inversamente proporcionais à frequência de cada classe. A Tabela 3.1 resume a configuração.</w:t>
       </w:r>
     </w:p>
     <w:p>
@@ -8583,7 +8657,7 @@
                 <w:sz w:val="19"/>
                 <w:szCs w:val="19"/>
               </w:rPr>
-              <w:t xml:space="preserve">TF-IDF; SVM linear com calibração de probabilidades</w:t>
+              <w:t xml:space="preserve">TF-IDF (5.000 termos); SVM linear (LinearSVC); SMOTE no treino</w:t>
             </w:r>
           </w:p>
         </w:tc>
@@ -8657,7 +8731,7 @@
                 <w:sz w:val="19"/>
                 <w:szCs w:val="19"/>
               </w:rPr>
-              <w:t xml:space="preserve">TF-IDF; conjunto de árvores de decisão</w:t>
+              <w:t xml:space="preserve">TF-IDF (5.000 termos); 300 árvores; SMOTE no treino</w:t>
             </w:r>
           </w:p>
         </w:tc>
@@ -8743,7 +8817,28 @@
                 <w:sz w:val="19"/>
                 <w:szCs w:val="19"/>
               </w:rPr>
-              <w:t xml:space="preserve"> treináveis; camada LSTM bidireccional</w:t>
+              <w:t xml:space="preserve"> de dimensão 100 treinados de raiz; LSTM bidireccional com 128 unidades; até 128 palavras por texto; lote 32; taxa de aprendizagem 10</w:t>
+            </w:r>
+            <w:r>
+              <w:rPr>
+                <w:rFonts w:ascii="Times New Roman" w:cs="Times New Roman" w:eastAsia="Times New Roman" w:hAnsi="Times New Roman"/>
+                <w:b w:val="false"/>
+                <w:bCs w:val="false"/>
+                <w:sz w:val="19"/>
+                <w:szCs w:val="19"/>
+                <w:vertAlign w:val="superscript"/>
+              </w:rPr>
+              <w:t xml:space="preserve">-3</w:t>
+            </w:r>
+            <w:r>
+              <w:rPr>
+                <w:rFonts w:ascii="Times New Roman" w:cs="Times New Roman" w:eastAsia="Times New Roman" w:hAnsi="Times New Roman"/>
+                <w:b w:val="false"/>
+                <w:bCs w:val="false"/>
+                <w:sz w:val="19"/>
+                <w:szCs w:val="19"/>
+              </w:rPr>
+              <w:t xml:space="preserve">; até 15 épocas com paragem antecipada (3 épocas sem melhoria do F1-macro de validação); entropia cruzada ponderada</w:t>
             </w:r>
           </w:p>
         </w:tc>
@@ -8817,24 +8912,28 @@
                 <w:sz w:val="19"/>
                 <w:szCs w:val="19"/>
               </w:rPr>
-              <w:t xml:space="preserve">Ajuste fino de todo o modelo com cabeça de classificação de 4 saídas; entropia cruzada ponderada; comprimento máximo de 128 subpalavras; optimizador AdamW com aquecimento linear</w:t>
-            </w:r>
-          </w:p>
-          <w:p>
-            <w:pPr>
-              <w:spacing w:line="240"/>
-              <w:jc w:val="left"/>
-            </w:pPr>
-            <w:r>
-              <w:rPr>
-                <w:rFonts w:ascii="Times New Roman" w:cs="Times New Roman" w:eastAsia="Times New Roman" w:hAnsi="Times New Roman"/>
-                <w:b w:val="false"/>
-                <w:bCs w:val="false"/>
-                <w:sz w:val="19"/>
-                <w:szCs w:val="19"/>
-                <w:highlight w:val="yellow"/>
-              </w:rPr>
-              <w:t xml:space="preserve">[confirmar no script de treino: taxa de aprendizagem, tamanho do lote e número de épocas]</w:t>
+              <w:t xml:space="preserve">neuralmind/bert-base-portuguese-cased com ajuste fino completo e cabeça de 4 saídas; até 256 subpalavras; lote 16; taxa de aprendizagem 2 × 10</w:t>
+            </w:r>
+            <w:r>
+              <w:rPr>
+                <w:rFonts w:ascii="Times New Roman" w:cs="Times New Roman" w:eastAsia="Times New Roman" w:hAnsi="Times New Roman"/>
+                <w:b w:val="false"/>
+                <w:bCs w:val="false"/>
+                <w:sz w:val="19"/>
+                <w:szCs w:val="19"/>
+                <w:vertAlign w:val="superscript"/>
+              </w:rPr>
+              <w:t xml:space="preserve">-5</w:t>
+            </w:r>
+            <w:r>
+              <w:rPr>
+                <w:rFonts w:ascii="Times New Roman" w:cs="Times New Roman" w:eastAsia="Times New Roman" w:hAnsi="Times New Roman"/>
+                <w:b w:val="false"/>
+                <w:bCs w:val="false"/>
+                <w:sz w:val="19"/>
+                <w:szCs w:val="19"/>
+              </w:rPr>
+              <w:t xml:space="preserve">; 3 épocas, retendo a época com melhor F1-macro de validação; entropia cruzada ponderada</w:t>
             </w:r>
           </w:p>
         </w:tc>
@@ -8861,7 +8960,7 @@
           <w:sz w:val="18"/>
           <w:szCs w:val="18"/>
         </w:rPr>
-        <w:t xml:space="preserve"> Os hiperparâmetros exactos e as sementes constam dos </w:t>
+        <w:t xml:space="preserve"> Valores por omissão dos </w:t>
       </w:r>
       <w:r>
         <w:rPr>
@@ -8879,16 +8978,7 @@
           <w:sz w:val="18"/>
           <w:szCs w:val="18"/>
         </w:rPr>
-        <w:t xml:space="preserve"> de treino do repositório do projecto. </w:t>
-      </w:r>
-      <w:r>
-        <w:rPr>
-          <w:rFonts w:ascii="Times New Roman" w:cs="Times New Roman" w:eastAsia="Times New Roman" w:hAnsi="Times New Roman"/>
-          <w:sz w:val="18"/>
-          <w:szCs w:val="18"/>
-          <w:highlight w:val="yellow"/>
-        </w:rPr>
-        <w:t xml:space="preserve">[Confirmar com train_baseline.py, train_bilstm.py e train_bertimbau.py o tratamento do desequilíbrio nos modelos de referência.]</w:t>
+        <w:t xml:space="preserve"> train_baseline.py, train_bilstm.py e train_bertimbau.py, usados sem alteração na corrida de referência. A semente aleatória é 42 em todos os modelos.</w:t>
       </w:r>
     </w:p>
     <w:p>
@@ -25484,6 +25574,39 @@
           <w:sz w:val="24"/>
           <w:szCs w:val="24"/>
         </w:rPr>
+        <w:t xml:space="preserve">Chawla, N. V., Bowyer, K. W., Hall, L. O., &amp; Kegelmeyer, W. P. (2002). SMOTE: Synthetic minority over-sampling technique. </w:t>
+      </w:r>
+      <w:r>
+        <w:rPr>
+          <w:rFonts w:ascii="Times New Roman" w:cs="Times New Roman" w:eastAsia="Times New Roman" w:hAnsi="Times New Roman"/>
+          <w:i/>
+          <w:iCs/>
+          <w:sz w:val="24"/>
+          <w:szCs w:val="24"/>
+        </w:rPr>
+        <w:t xml:space="preserve">Journal of Artificial Intelligence Research, 16</w:t>
+      </w:r>
+      <w:r>
+        <w:rPr>
+          <w:rFonts w:ascii="Times New Roman" w:cs="Times New Roman" w:eastAsia="Times New Roman" w:hAnsi="Times New Roman"/>
+          <w:sz w:val="24"/>
+          <w:szCs w:val="24"/>
+        </w:rPr>
+        <w:t xml:space="preserve">, 321–357. https://doi.org/10.1613/jair.953</w:t>
+      </w:r>
+    </w:p>
+    <w:p>
+      <w:pPr>
+        <w:spacing w:after="240" w:line="240"/>
+        <w:ind w:left="567" w:hanging="567"/>
+        <w:jc w:val="left"/>
+      </w:pPr>
+      <w:r>
+        <w:rPr>
+          <w:rFonts w:ascii="Times New Roman" w:cs="Times New Roman" w:eastAsia="Times New Roman" w:hAnsi="Times New Roman"/>
+          <w:sz w:val="24"/>
+          <w:szCs w:val="24"/>
+        </w:rPr>
         <w:t xml:space="preserve">Cohen, J. (1960). A coefficient of agreement for nominal scales. </w:t>
       </w:r>
       <w:r>
@@ -34238,7 +34361,7 @@
                 <w:sz w:val="18"/>
                 <w:szCs w:val="18"/>
               </w:rPr>
-              <w:t xml:space="preserve">128</w:t>
+              <w:t xml:space="preserve">256</w:t>
             </w:r>
           </w:p>
         </w:tc>
@@ -34272,7 +34395,7 @@
                 <w:sz w:val="18"/>
                 <w:szCs w:val="18"/>
               </w:rPr>
-              <w:t xml:space="preserve">Comprimento máximo em subpalavras</w:t>
+              <w:t xml:space="preserve">Comprimento máximo em subpalavras (igual ao do treino)</w:t>
             </w:r>
           </w:p>
         </w:tc>

--- a/docs/Dissertacao_UAN_v13.docx
+++ b/docs/Dissertacao_UAN_v13.docx
@@ -20831,6 +20831,21 @@
           <w:szCs w:val="24"/>
         </w:rPr>
         <w:t xml:space="preserve">Nenhuma das variantes se distingue da referência no conjunto de teste (p &gt; 0,40). A variante com pesos suavizados obteve o melhor F1-macro de validação (0,826), mas no teste ficou em 0,799, com F1 de Mobilizacao inferior (0,518). De acordo com o critério fixado antes das experiências (adoptar uma variante apenas se esta se distinguir da referência), manteve-se a configuração de referência. A ablação do lote de vídeos temáticos reduziu o F1-macro de 0,807 para 0,799 e o F1 de Mobilizacao de 0,549 para 0,529, diferenças que não são estatisticamente distinguíveis (p = 0,41): o contributo desse lote existe na direcção esperada, mas não é demonstrável com a dimensão actual do teste.</w:t>
+      </w:r>
+    </w:p>
+    <w:p>
+      <w:pPr>
+        <w:spacing w:after="120" w:before="0" w:line="360"/>
+        <w:ind w:firstLine="567"/>
+        <w:jc w:val="both"/>
+      </w:pPr>
+      <w:r>
+        <w:rPr>
+          <w:rFonts w:ascii="Times New Roman" w:cs="Times New Roman" w:eastAsia="Times New Roman" w:hAnsi="Times New Roman"/>
+          <w:sz w:val="24"/>
+          <w:szCs w:val="24"/>
+        </w:rPr>
+        <w:t xml:space="preserve">O modelo usado no protótipo do sistema (Secção 3.8) resulta de um novo treino com a configuração de referência, porque os pesos da corrida original não foram guardados. A divisão dos dados foi reconstruída e verificada item a item: as etiquetas de validação e de teste coincidem integralmente com as da corrida de referência. O novo modelo obteve F1-macro de 0,808 (IC 95% [0,773; 0,839]), contra 0,807 na referência; a diferença (0,1 p.p., IC 95% [-1,5; 1,8]) não é significativa (McNemar, p = 0,41), e os dois modelos dão a mesma previsão em 97,4% dos itens de teste. Os resultados deste capítulo referem-se à corrida de referência; o modelo do protótipo é, para efeitos práticos, equivalente.</w:t>
       </w:r>
     </w:p>
     <w:p>

--- a/docs/Dissertacao_UAN_v13.docx
+++ b/docs/Dissertacao_UAN_v13.docx
@@ -1627,7 +1627,7 @@
           <w:sz w:val="24"/>
           <w:szCs w:val="24"/>
         </w:rPr>
-        <w:t xml:space="preserve">Com base nestes resultados, desenvolveu-se um protótipo de sistema com anonimização à entrada, em conformidade com a Lei n.º 22/11, base de dados com registo de proveniência, serviço de inferência e painel com fila de revisão ordenada por prioridade, sem qualquer decisão automática. A avaliação operacional do sistema (latência e antecedência de detecção) fica definida como protocolo e não foi testada nesta dissertação. Os contributos principais são o corpus angolano anotado, a quantificação da lacuna de domínio e uma arquitectura reprodutível e de baixo custo para triagem com revisão humana.</w:t>
+        <w:t xml:space="preserve">Com base nestes resultados, desenvolveu-se um protótipo de sistema com anonimização à entrada, em conformidade com a Lei n.º 22/11, base de dados com registo de proveniência, serviço de inferência e painel com fila de revisão ordenada por prioridade, sem qualquer decisão automática. Com o modelo do sistema, o protótipo processou cada publicação em cerca de 0,63 segundos num computador sem GPU, o que confirma a hipótese de tempo de processamento para lotes até cerca de 90 publicações; a antecedência de detecção não foi testada. Os contributos principais são o corpus angolano anotado, a quantificação da lacuna de domínio e uma arquitectura reprodutível e de baixo custo para triagem com revisão humana.</w:t>
       </w:r>
     </w:p>
     <w:p>
@@ -1731,7 +1731,7 @@
           <w:sz w:val="24"/>
           <w:szCs w:val="24"/>
         </w:rPr>
-        <w:t xml:space="preserve">Building on these results, a prototype was developed with anonymisation at ingestion, in line with Angolan Law No. 22/11, a database that records data provenance, an inference service and a dashboard with a review queue ordered by priority, with no automatic decisions. The operational evaluation of the system (latency and early warning) is defined as a protocol and was not tested in this dissertation. The main contributions are the annotated Angolan corpus, the quantification of the domain gap and a reproducible, low-cost architecture for human-in-the-loop triage.</w:t>
+        <w:t xml:space="preserve">Building on these results, a prototype was developed with anonymisation at ingestion, in line with Angolan Law No. 22/11, a database that records data provenance, an inference service and a dashboard with a review queue ordered by priority, with no automatic decisions. With the system's model, the prototype processed each post in about 0.63 seconds on a computer without a GPU, which supports the processing-time hypothesis for batches of up to about 90 posts; early warning was not tested. The main contributions are the annotated Angolan corpus, the quantification of the domain gap and a reproducible, low-cost architecture for human-in-the-loop triage.</w:t>
       </w:r>
     </w:p>
     <w:p>
@@ -23060,7 +23060,24 @@
           <w:sz w:val="24"/>
           <w:szCs w:val="24"/>
         </w:rPr>
-        <w:t xml:space="preserve">As Hipóteses H2 (tempo de detecção e notificação inferior a 60 segundos) e H3 (antecedência de detecção de pelo menos 48 horas em relação a eventos de segurança) referem-se ao sistema em operação e não ao classificador. Os resultados experimentais desta versão incidem apenas sobre a classificação de textos já recolhidos e não incluem registos de latência de ponta a ponta, nem um corpus com marcas temporais em torno de um evento documentado. Por esse motivo, não se apresentam valores para estas hipóteses, que ficam por testar nesta dissertação.</w:t>
+        <w:t xml:space="preserve">As Hipóteses H2 (processamento de cada publicação em menos de 60 segundos) e H3 (antecedência de pelo menos 48 horas em relação a eventos de segurança) referem-se ao sistema em operação e não ao classificador. A H2 foi medida com o protótipo e o modelo do sistema; a H3 não pôde ser testada.</w:t>
+      </w:r>
+    </w:p>
+    <w:p>
+      <w:pPr>
+        <w:pStyle w:val="Heading3"/>
+        <w:keepNext/>
+        <w:spacing w:after="120" w:before="240"/>
+      </w:pPr>
+      <w:r>
+        <w:rPr>
+          <w:rFonts w:ascii="Times New Roman" w:cs="Times New Roman" w:eastAsia="Times New Roman" w:hAnsi="Times New Roman"/>
+          <w:b/>
+          <w:bCs/>
+          <w:sz w:val="24"/>
+          <w:szCs w:val="24"/>
+        </w:rPr>
+        <w:t xml:space="preserve">4.7.1 Tempo de processamento (H2)</w:t>
       </w:r>
     </w:p>
     <w:p>
@@ -23075,7 +23092,668 @@
           <w:sz w:val="24"/>
           <w:szCs w:val="24"/>
         </w:rPr>
-        <w:t xml:space="preserve">Para a H2, o protocolo de medição previsto consiste em registar, no protótipo do sistema, o instante de recolha de cada publicação, o instante de entrada na fila de revisão e o instante de notificação, e reportar a mediana e o percentil 95 da latência para um volume de teste definido. Este protocolo mede o tempo de processamento interno do sistema; o tempo entre a publicação original e a sua recolha depende da frequência de recolha e das plataformas e deve ser reportado separadamente. Para a H3, é necessário um corpus com datas de publicação, dividido cronologicamente (treino anterior ao período de teste), e um conjunto de eventos de referência independentes do corpus; sem estes elementos, qualquer medida de antecedência seria circular.</w:t>
+        <w:t xml:space="preserve">A medição seguiu o protocolo da Secção 3.9. O comando de medição importou, anonimizou e classificou um lote de 200 comentários reais das amostras aleatórias do piloto, numa base de dados temporária nova em cada repetição; 2 comentários foram descartados na importação por terem menos de três caracteres, restando 198. O ensaio foi repetido 3 vezes num computador pessoal, sem GPU, </w:t>
+      </w:r>
+      <w:r>
+        <w:rPr>
+          <w:rFonts w:ascii="Times New Roman" w:cs="Times New Roman" w:eastAsia="Times New Roman" w:hAnsi="Times New Roman"/>
+          <w:sz w:val="24"/>
+          <w:szCs w:val="24"/>
+          <w:highlight w:val="yellow"/>
+        </w:rPr>
+        <w:t xml:space="preserve">[indicar processador e memória RAM]</w:t>
+      </w:r>
+      <w:r>
+        <w:rPr>
+          <w:rFonts w:ascii="Times New Roman" w:cs="Times New Roman" w:eastAsia="Times New Roman" w:hAnsi="Times New Roman"/>
+          <w:sz w:val="24"/>
+          <w:szCs w:val="24"/>
+        </w:rPr>
+        <w:t xml:space="preserve">. A Tabela 4.9 resume os resultados.</w:t>
+      </w:r>
+    </w:p>
+    <w:p>
+      <w:pPr>
+        <w:pStyle w:val="LegendaTabela"/>
+        <w:keepNext/>
+        <w:spacing w:after="80" w:before="240" w:line="240"/>
+        <w:jc w:val="center"/>
+      </w:pPr>
+      <w:r>
+        <w:rPr>
+          <w:rFonts w:ascii="Times New Roman" w:cs="Times New Roman" w:eastAsia="Times New Roman" w:hAnsi="Times New Roman"/>
+          <w:b/>
+          <w:bCs/>
+          <w:sz w:val="20"/>
+          <w:szCs w:val="20"/>
+        </w:rPr>
+        <w:t xml:space="preserve">Tabela 4.9 – Tempo de processamento do protótipo com o modelo do sistema</w:t>
+      </w:r>
+    </w:p>
+    <w:tbl>
+      <w:tblPr>
+        <w:tblW w:type="dxa" w:w="8220"/>
+        <w:jc w:val="center"/>
+        <w:tblBorders>
+          <w:top w:val="single" w:color="auto" w:sz="4"/>
+          <w:left w:val="single" w:color="auto" w:sz="4"/>
+          <w:bottom w:val="single" w:color="auto" w:sz="4"/>
+          <w:right w:val="single" w:color="auto" w:sz="4"/>
+          <w:insideH w:val="single" w:color="auto" w:sz="4"/>
+          <w:insideV w:val="single" w:color="auto" w:sz="4"/>
+        </w:tblBorders>
+      </w:tblPr>
+      <w:tblGrid>
+        <w:gridCol w:w="5000"/>
+        <w:gridCol w:w="3220"/>
+      </w:tblGrid>
+      <w:tr>
+        <w:trPr>
+          <w:cantSplit/>
+          <w:tblHeader/>
+        </w:trPr>
+        <w:tc>
+          <w:tcPr>
+            <w:tcW w:type="dxa" w:w="5000"/>
+            <w:tcBorders>
+              <w:top w:val="single" w:color="000000" w:sz="4"/>
+              <w:left w:val="none" w:color="FFFFFF" w:sz="0"/>
+              <w:bottom w:val="single" w:color="000000" w:sz="4"/>
+              <w:right w:val="none" w:color="FFFFFF" w:sz="0"/>
+            </w:tcBorders>
+            <w:shd w:fill="E7E6E1" w:color="auto" w:val="clear"/>
+            <w:tcMar>
+              <w:top w:type="dxa" w:w="50"/>
+              <w:left w:type="dxa" w:w="80"/>
+              <w:bottom w:type="dxa" w:w="50"/>
+              <w:right w:type="dxa" w:w="80"/>
+            </w:tcMar>
+            <w:vAlign w:val="center"/>
+          </w:tcPr>
+          <w:p>
+            <w:pPr>
+              <w:spacing w:line="240"/>
+              <w:jc w:val="left"/>
+            </w:pPr>
+            <w:r>
+              <w:rPr>
+                <w:rFonts w:ascii="Times New Roman" w:cs="Times New Roman" w:eastAsia="Times New Roman" w:hAnsi="Times New Roman"/>
+                <w:b/>
+                <w:bCs/>
+                <w:sz w:val="19"/>
+                <w:szCs w:val="19"/>
+              </w:rPr>
+              <w:t xml:space="preserve">Medida</w:t>
+            </w:r>
+          </w:p>
+        </w:tc>
+        <w:tc>
+          <w:tcPr>
+            <w:tcW w:type="dxa" w:w="3220"/>
+            <w:tcBorders>
+              <w:top w:val="single" w:color="000000" w:sz="4"/>
+              <w:left w:val="none" w:color="FFFFFF" w:sz="0"/>
+              <w:bottom w:val="single" w:color="000000" w:sz="4"/>
+              <w:right w:val="none" w:color="FFFFFF" w:sz="0"/>
+            </w:tcBorders>
+            <w:shd w:fill="E7E6E1" w:color="auto" w:val="clear"/>
+            <w:tcMar>
+              <w:top w:type="dxa" w:w="50"/>
+              <w:left w:type="dxa" w:w="80"/>
+              <w:bottom w:type="dxa" w:w="50"/>
+              <w:right w:type="dxa" w:w="80"/>
+            </w:tcMar>
+            <w:vAlign w:val="center"/>
+          </w:tcPr>
+          <w:p>
+            <w:pPr>
+              <w:spacing w:line="240"/>
+              <w:jc w:val="center"/>
+            </w:pPr>
+            <w:r>
+              <w:rPr>
+                <w:rFonts w:ascii="Times New Roman" w:cs="Times New Roman" w:eastAsia="Times New Roman" w:hAnsi="Times New Roman"/>
+                <w:b/>
+                <w:bCs/>
+                <w:sz w:val="19"/>
+                <w:szCs w:val="19"/>
+              </w:rPr>
+              <w:t xml:space="preserve">Valor</w:t>
+            </w:r>
+          </w:p>
+        </w:tc>
+      </w:tr>
+      <w:tr>
+        <w:trPr>
+          <w:cantSplit/>
+          <w:tblHeader w:val="false"/>
+        </w:trPr>
+        <w:tc>
+          <w:tcPr>
+            <w:tcW w:type="dxa" w:w="5000"/>
+            <w:tcBorders>
+              <w:top w:val="none" w:color="FFFFFF" w:sz="0"/>
+              <w:left w:val="none" w:color="FFFFFF" w:sz="0"/>
+              <w:bottom w:val="none" w:color="FFFFFF" w:sz="0"/>
+              <w:right w:val="none" w:color="FFFFFF" w:sz="0"/>
+            </w:tcBorders>
+            <w:tcMar>
+              <w:top w:type="dxa" w:w="50"/>
+              <w:left w:type="dxa" w:w="80"/>
+              <w:bottom w:type="dxa" w:w="50"/>
+              <w:right w:type="dxa" w:w="80"/>
+            </w:tcMar>
+            <w:vAlign w:val="center"/>
+          </w:tcPr>
+          <w:p>
+            <w:pPr>
+              <w:spacing w:line="240"/>
+              <w:jc w:val="left"/>
+            </w:pPr>
+            <w:r>
+              <w:rPr>
+                <w:rFonts w:ascii="Times New Roman" w:cs="Times New Roman" w:eastAsia="Times New Roman" w:hAnsi="Times New Roman"/>
+                <w:b w:val="false"/>
+                <w:bCs w:val="false"/>
+                <w:sz w:val="19"/>
+                <w:szCs w:val="19"/>
+              </w:rPr>
+              <w:t xml:space="preserve">Publicações por lote</w:t>
+            </w:r>
+          </w:p>
+        </w:tc>
+        <w:tc>
+          <w:tcPr>
+            <w:tcW w:type="dxa" w:w="3220"/>
+            <w:tcBorders>
+              <w:top w:val="none" w:color="FFFFFF" w:sz="0"/>
+              <w:left w:val="none" w:color="FFFFFF" w:sz="0"/>
+              <w:bottom w:val="none" w:color="FFFFFF" w:sz="0"/>
+              <w:right w:val="none" w:color="FFFFFF" w:sz="0"/>
+            </w:tcBorders>
+            <w:tcMar>
+              <w:top w:type="dxa" w:w="50"/>
+              <w:left w:type="dxa" w:w="80"/>
+              <w:bottom w:type="dxa" w:w="50"/>
+              <w:right w:type="dxa" w:w="80"/>
+            </w:tcMar>
+            <w:vAlign w:val="center"/>
+          </w:tcPr>
+          <w:p>
+            <w:pPr>
+              <w:spacing w:line="240"/>
+              <w:jc w:val="center"/>
+            </w:pPr>
+            <w:r>
+              <w:rPr>
+                <w:rFonts w:ascii="Times New Roman" w:cs="Times New Roman" w:eastAsia="Times New Roman" w:hAnsi="Times New Roman"/>
+                <w:b w:val="false"/>
+                <w:bCs w:val="false"/>
+                <w:sz w:val="19"/>
+                <w:szCs w:val="19"/>
+              </w:rPr>
+              <w:t xml:space="preserve">198</w:t>
+            </w:r>
+          </w:p>
+        </w:tc>
+      </w:tr>
+      <w:tr>
+        <w:trPr>
+          <w:cantSplit/>
+          <w:tblHeader w:val="false"/>
+        </w:trPr>
+        <w:tc>
+          <w:tcPr>
+            <w:tcW w:type="dxa" w:w="5000"/>
+            <w:tcBorders>
+              <w:top w:val="none" w:color="FFFFFF" w:sz="0"/>
+              <w:left w:val="none" w:color="FFFFFF" w:sz="0"/>
+              <w:bottom w:val="none" w:color="FFFFFF" w:sz="0"/>
+              <w:right w:val="none" w:color="FFFFFF" w:sz="0"/>
+            </w:tcBorders>
+            <w:tcMar>
+              <w:top w:type="dxa" w:w="50"/>
+              <w:left w:type="dxa" w:w="80"/>
+              <w:bottom w:type="dxa" w:w="50"/>
+              <w:right w:type="dxa" w:w="80"/>
+            </w:tcMar>
+            <w:vAlign w:val="center"/>
+          </w:tcPr>
+          <w:p>
+            <w:pPr>
+              <w:spacing w:line="240"/>
+              <w:jc w:val="left"/>
+            </w:pPr>
+            <w:r>
+              <w:rPr>
+                <w:rFonts w:ascii="Times New Roman" w:cs="Times New Roman" w:eastAsia="Times New Roman" w:hAnsi="Times New Roman"/>
+                <w:b w:val="false"/>
+                <w:bCs w:val="false"/>
+                <w:sz w:val="19"/>
+                <w:szCs w:val="19"/>
+              </w:rPr>
+              <w:t xml:space="preserve">Repetições</w:t>
+            </w:r>
+          </w:p>
+        </w:tc>
+        <w:tc>
+          <w:tcPr>
+            <w:tcW w:type="dxa" w:w="3220"/>
+            <w:tcBorders>
+              <w:top w:val="none" w:color="FFFFFF" w:sz="0"/>
+              <w:left w:val="none" w:color="FFFFFF" w:sz="0"/>
+              <w:bottom w:val="none" w:color="FFFFFF" w:sz="0"/>
+              <w:right w:val="none" w:color="FFFFFF" w:sz="0"/>
+            </w:tcBorders>
+            <w:tcMar>
+              <w:top w:type="dxa" w:w="50"/>
+              <w:left w:type="dxa" w:w="80"/>
+              <w:bottom w:type="dxa" w:w="50"/>
+              <w:right w:type="dxa" w:w="80"/>
+            </w:tcMar>
+            <w:vAlign w:val="center"/>
+          </w:tcPr>
+          <w:p>
+            <w:pPr>
+              <w:spacing w:line="240"/>
+              <w:jc w:val="center"/>
+            </w:pPr>
+            <w:r>
+              <w:rPr>
+                <w:rFonts w:ascii="Times New Roman" w:cs="Times New Roman" w:eastAsia="Times New Roman" w:hAnsi="Times New Roman"/>
+                <w:b w:val="false"/>
+                <w:bCs w:val="false"/>
+                <w:sz w:val="19"/>
+                <w:szCs w:val="19"/>
+              </w:rPr>
+              <w:t xml:space="preserve">3</w:t>
+            </w:r>
+          </w:p>
+        </w:tc>
+      </w:tr>
+      <w:tr>
+        <w:trPr>
+          <w:cantSplit/>
+          <w:tblHeader w:val="false"/>
+        </w:trPr>
+        <w:tc>
+          <w:tcPr>
+            <w:tcW w:type="dxa" w:w="5000"/>
+            <w:tcBorders>
+              <w:top w:val="none" w:color="FFFFFF" w:sz="0"/>
+              <w:left w:val="none" w:color="FFFFFF" w:sz="0"/>
+              <w:bottom w:val="none" w:color="FFFFFF" w:sz="0"/>
+              <w:right w:val="none" w:color="FFFFFF" w:sz="0"/>
+            </w:tcBorders>
+            <w:tcMar>
+              <w:top w:type="dxa" w:w="50"/>
+              <w:left w:type="dxa" w:w="80"/>
+              <w:bottom w:type="dxa" w:w="50"/>
+              <w:right w:type="dxa" w:w="80"/>
+            </w:tcMar>
+            <w:vAlign w:val="center"/>
+          </w:tcPr>
+          <w:p>
+            <w:pPr>
+              <w:spacing w:line="240"/>
+              <w:jc w:val="left"/>
+            </w:pPr>
+            <w:r>
+              <w:rPr>
+                <w:rFonts w:ascii="Times New Roman" w:cs="Times New Roman" w:eastAsia="Times New Roman" w:hAnsi="Times New Roman"/>
+                <w:b w:val="false"/>
+                <w:bCs w:val="false"/>
+                <w:sz w:val="19"/>
+                <w:szCs w:val="19"/>
+              </w:rPr>
+              <w:t xml:space="preserve">Tempo total por lote (mediana)</w:t>
+            </w:r>
+          </w:p>
+        </w:tc>
+        <w:tc>
+          <w:tcPr>
+            <w:tcW w:type="dxa" w:w="3220"/>
+            <w:tcBorders>
+              <w:top w:val="none" w:color="FFFFFF" w:sz="0"/>
+              <w:left w:val="none" w:color="FFFFFF" w:sz="0"/>
+              <w:bottom w:val="none" w:color="FFFFFF" w:sz="0"/>
+              <w:right w:val="none" w:color="FFFFFF" w:sz="0"/>
+            </w:tcBorders>
+            <w:tcMar>
+              <w:top w:type="dxa" w:w="50"/>
+              <w:left w:type="dxa" w:w="80"/>
+              <w:bottom w:type="dxa" w:w="50"/>
+              <w:right w:type="dxa" w:w="80"/>
+            </w:tcMar>
+            <w:vAlign w:val="center"/>
+          </w:tcPr>
+          <w:p>
+            <w:pPr>
+              <w:spacing w:line="240"/>
+              <w:jc w:val="center"/>
+            </w:pPr>
+            <w:r>
+              <w:rPr>
+                <w:rFonts w:ascii="Times New Roman" w:cs="Times New Roman" w:eastAsia="Times New Roman" w:hAnsi="Times New Roman"/>
+                <w:b w:val="false"/>
+                <w:bCs w:val="false"/>
+                <w:sz w:val="19"/>
+                <w:szCs w:val="19"/>
+              </w:rPr>
+              <w:t xml:space="preserve">125,5 s</w:t>
+            </w:r>
+          </w:p>
+        </w:tc>
+      </w:tr>
+      <w:tr>
+        <w:trPr>
+          <w:cantSplit/>
+          <w:tblHeader w:val="false"/>
+        </w:trPr>
+        <w:tc>
+          <w:tcPr>
+            <w:tcW w:type="dxa" w:w="5000"/>
+            <w:tcBorders>
+              <w:top w:val="none" w:color="FFFFFF" w:sz="0"/>
+              <w:left w:val="none" w:color="FFFFFF" w:sz="0"/>
+              <w:bottom w:val="none" w:color="FFFFFF" w:sz="0"/>
+              <w:right w:val="none" w:color="FFFFFF" w:sz="0"/>
+            </w:tcBorders>
+            <w:tcMar>
+              <w:top w:type="dxa" w:w="50"/>
+              <w:left w:type="dxa" w:w="80"/>
+              <w:bottom w:type="dxa" w:w="50"/>
+              <w:right w:type="dxa" w:w="80"/>
+            </w:tcMar>
+            <w:vAlign w:val="center"/>
+          </w:tcPr>
+          <w:p>
+            <w:pPr>
+              <w:spacing w:line="240"/>
+              <w:jc w:val="left"/>
+            </w:pPr>
+            <w:r>
+              <w:rPr>
+                <w:rFonts w:ascii="Times New Roman" w:cs="Times New Roman" w:eastAsia="Times New Roman" w:hAnsi="Times New Roman"/>
+                <w:b w:val="false"/>
+                <w:bCs w:val="false"/>
+                <w:sz w:val="19"/>
+                <w:szCs w:val="19"/>
+              </w:rPr>
+              <w:t xml:space="preserve">Tempo médio por publicação (repetição mediana)</w:t>
+            </w:r>
+          </w:p>
+        </w:tc>
+        <w:tc>
+          <w:tcPr>
+            <w:tcW w:type="dxa" w:w="3220"/>
+            <w:tcBorders>
+              <w:top w:val="none" w:color="FFFFFF" w:sz="0"/>
+              <w:left w:val="none" w:color="FFFFFF" w:sz="0"/>
+              <w:bottom w:val="none" w:color="FFFFFF" w:sz="0"/>
+              <w:right w:val="none" w:color="FFFFFF" w:sz="0"/>
+            </w:tcBorders>
+            <w:tcMar>
+              <w:top w:type="dxa" w:w="50"/>
+              <w:left w:type="dxa" w:w="80"/>
+              <w:bottom w:type="dxa" w:w="50"/>
+              <w:right w:type="dxa" w:w="80"/>
+            </w:tcMar>
+            <w:vAlign w:val="center"/>
+          </w:tcPr>
+          <w:p>
+            <w:pPr>
+              <w:spacing w:line="240"/>
+              <w:jc w:val="center"/>
+            </w:pPr>
+            <w:r>
+              <w:rPr>
+                <w:rFonts w:ascii="Times New Roman" w:cs="Times New Roman" w:eastAsia="Times New Roman" w:hAnsi="Times New Roman"/>
+                <w:b w:val="false"/>
+                <w:bCs w:val="false"/>
+                <w:sz w:val="19"/>
+                <w:szCs w:val="19"/>
+              </w:rPr>
+              <w:t xml:space="preserve">0,63 s</w:t>
+            </w:r>
+          </w:p>
+        </w:tc>
+      </w:tr>
+      <w:tr>
+        <w:trPr>
+          <w:cantSplit/>
+          <w:tblHeader w:val="false"/>
+        </w:trPr>
+        <w:tc>
+          <w:tcPr>
+            <w:tcW w:type="dxa" w:w="5000"/>
+            <w:tcBorders>
+              <w:top w:val="none" w:color="FFFFFF" w:sz="0"/>
+              <w:left w:val="none" w:color="FFFFFF" w:sz="0"/>
+              <w:bottom w:val="none" w:color="FFFFFF" w:sz="0"/>
+              <w:right w:val="none" w:color="FFFFFF" w:sz="0"/>
+            </w:tcBorders>
+            <w:tcMar>
+              <w:top w:type="dxa" w:w="50"/>
+              <w:left w:type="dxa" w:w="80"/>
+              <w:bottom w:type="dxa" w:w="50"/>
+              <w:right w:type="dxa" w:w="80"/>
+            </w:tcMar>
+            <w:vAlign w:val="center"/>
+          </w:tcPr>
+          <w:p>
+            <w:pPr>
+              <w:spacing w:line="240"/>
+              <w:jc w:val="left"/>
+            </w:pPr>
+            <w:r>
+              <w:rPr>
+                <w:rFonts w:ascii="Times New Roman" w:cs="Times New Roman" w:eastAsia="Times New Roman" w:hAnsi="Times New Roman"/>
+                <w:b w:val="false"/>
+                <w:bCs w:val="false"/>
+                <w:sz w:val="19"/>
+                <w:szCs w:val="19"/>
+              </w:rPr>
+              <w:t xml:space="preserve">Dispositivo de inferência</w:t>
+            </w:r>
+          </w:p>
+        </w:tc>
+        <w:tc>
+          <w:tcPr>
+            <w:tcW w:type="dxa" w:w="3220"/>
+            <w:tcBorders>
+              <w:top w:val="none" w:color="FFFFFF" w:sz="0"/>
+              <w:left w:val="none" w:color="FFFFFF" w:sz="0"/>
+              <w:bottom w:val="none" w:color="FFFFFF" w:sz="0"/>
+              <w:right w:val="none" w:color="FFFFFF" w:sz="0"/>
+            </w:tcBorders>
+            <w:tcMar>
+              <w:top w:type="dxa" w:w="50"/>
+              <w:left w:type="dxa" w:w="80"/>
+              <w:bottom w:type="dxa" w:w="50"/>
+              <w:right w:type="dxa" w:w="80"/>
+            </w:tcMar>
+            <w:vAlign w:val="center"/>
+          </w:tcPr>
+          <w:p>
+            <w:pPr>
+              <w:spacing w:line="240"/>
+              <w:jc w:val="center"/>
+            </w:pPr>
+            <w:r>
+              <w:rPr>
+                <w:rFonts w:ascii="Times New Roman" w:cs="Times New Roman" w:eastAsia="Times New Roman" w:hAnsi="Times New Roman"/>
+                <w:b w:val="false"/>
+                <w:bCs w:val="false"/>
+                <w:sz w:val="19"/>
+                <w:szCs w:val="19"/>
+              </w:rPr>
+              <w:t xml:space="preserve">CPU (sem GPU)</w:t>
+            </w:r>
+          </w:p>
+        </w:tc>
+      </w:tr>
+      <w:tr>
+        <w:trPr>
+          <w:cantSplit/>
+          <w:tblHeader w:val="false"/>
+        </w:trPr>
+        <w:tc>
+          <w:tcPr>
+            <w:tcW w:type="dxa" w:w="5000"/>
+            <w:tcBorders>
+              <w:top w:val="none" w:color="FFFFFF" w:sz="0"/>
+              <w:left w:val="none" w:color="FFFFFF" w:sz="0"/>
+              <w:bottom w:val="single" w:color="000000" w:sz="4"/>
+              <w:right w:val="none" w:color="FFFFFF" w:sz="0"/>
+            </w:tcBorders>
+            <w:tcMar>
+              <w:top w:type="dxa" w:w="50"/>
+              <w:left w:type="dxa" w:w="80"/>
+              <w:bottom w:type="dxa" w:w="50"/>
+              <w:right w:type="dxa" w:w="80"/>
+            </w:tcMar>
+            <w:vAlign w:val="center"/>
+          </w:tcPr>
+          <w:p>
+            <w:pPr>
+              <w:spacing w:line="240"/>
+              <w:jc w:val="left"/>
+            </w:pPr>
+            <w:r>
+              <w:rPr>
+                <w:rFonts w:ascii="Times New Roman" w:cs="Times New Roman" w:eastAsia="Times New Roman" w:hAnsi="Times New Roman"/>
+                <w:b w:val="false"/>
+                <w:bCs w:val="false"/>
+                <w:sz w:val="19"/>
+                <w:szCs w:val="19"/>
+              </w:rPr>
+              <w:t xml:space="preserve">Lote máximo compatível com o limiar de 60 s</w:t>
+            </w:r>
+          </w:p>
+        </w:tc>
+        <w:tc>
+          <w:tcPr>
+            <w:tcW w:type="dxa" w:w="3220"/>
+            <w:tcBorders>
+              <w:top w:val="none" w:color="FFFFFF" w:sz="0"/>
+              <w:left w:val="none" w:color="FFFFFF" w:sz="0"/>
+              <w:bottom w:val="single" w:color="000000" w:sz="4"/>
+              <w:right w:val="none" w:color="FFFFFF" w:sz="0"/>
+            </w:tcBorders>
+            <w:tcMar>
+              <w:top w:type="dxa" w:w="50"/>
+              <w:left w:type="dxa" w:w="80"/>
+              <w:bottom w:type="dxa" w:w="50"/>
+              <w:right w:type="dxa" w:w="80"/>
+            </w:tcMar>
+            <w:vAlign w:val="center"/>
+          </w:tcPr>
+          <w:p>
+            <w:pPr>
+              <w:spacing w:line="240"/>
+              <w:jc w:val="center"/>
+            </w:pPr>
+            <w:r>
+              <w:rPr>
+                <w:rFonts w:ascii="Times New Roman" w:cs="Times New Roman" w:eastAsia="Times New Roman" w:hAnsi="Times New Roman"/>
+                <w:b w:val="false"/>
+                <w:bCs w:val="false"/>
+                <w:sz w:val="19"/>
+                <w:szCs w:val="19"/>
+              </w:rPr>
+              <w:t xml:space="preserve">cerca de 94 publicações</w:t>
+            </w:r>
+          </w:p>
+        </w:tc>
+      </w:tr>
+    </w:tbl>
+    <w:p>
+      <w:pPr>
+        <w:spacing w:after="240" w:before="60" w:line="240"/>
+        <w:jc w:val="both"/>
+      </w:pPr>
+      <w:r>
+        <w:rPr>
+          <w:rFonts w:ascii="Times New Roman" w:cs="Times New Roman" w:eastAsia="Times New Roman" w:hAnsi="Times New Roman"/>
+          <w:i/>
+          <w:iCs/>
+          <w:sz w:val="18"/>
+          <w:szCs w:val="18"/>
+        </w:rPr>
+        <w:t xml:space="preserve">Nota.</w:t>
+      </w:r>
+      <w:r>
+        <w:rPr>
+          <w:rFonts w:ascii="Times New Roman" w:cs="Times New Roman" w:eastAsia="Times New Roman" w:hAnsi="Times New Roman"/>
+          <w:sz w:val="18"/>
+          <w:szCs w:val="18"/>
+        </w:rPr>
+        <w:t xml:space="preserve"> O tempo inclui a leitura do ficheiro, a anonimização, a gravação na base de dados e a classificação com o BERTimbau (até 256 subpalavras, lotes de inferência de 32). Não inclui o carregamento inicial do modelo, que ocorre uma vez no arranque do serviço, nem o intervalo entre a publicação original e a sua recolha.</w:t>
+      </w:r>
+    </w:p>
+    <w:p>
+      <w:pPr>
+        <w:spacing w:after="120" w:before="0" w:line="360"/>
+        <w:ind w:firstLine="567"/>
+        <w:jc w:val="both"/>
+      </w:pPr>
+      <w:r>
+        <w:rPr>
+          <w:rFonts w:ascii="Times New Roman" w:cs="Times New Roman" w:eastAsia="Times New Roman" w:hAnsi="Times New Roman"/>
+          <w:sz w:val="24"/>
+          <w:szCs w:val="24"/>
+        </w:rPr>
+        <w:t xml:space="preserve">O custo por publicação, de cerca de 0,63 segundos, está muito abaixo do limiar de 60 segundos. Há, no entanto, uma condição: no protótipo, as classificações de um lote são gravadas em conjunto no fim do lote, pelo que todas as publicações entram na fila de revisão ao mesmo tempo. Num lote de 198 publicações, a primeira só fica disponível ao fim de cerca de 125 segundos. O critério da H2 é cumprido para lotes até cerca de 94 publicações neste equipamento; acima desse volume, é necessário processar em lotes menores, gravar as classificações à medida que cada sublote termina ou usar uma GPU. A medição foi feita num único computador e com um único lote, e não inclui o tempo entre a publicação na plataforma e a sua recolha, que depende da frequência de recolha; deve ser lida como uma estimativa do custo de processamento interno, e não como o tempo de detecção de ponta a ponta.</w:t>
+      </w:r>
+    </w:p>
+    <w:p>
+      <w:pPr>
+        <w:pStyle w:val="Heading3"/>
+        <w:keepNext/>
+        <w:spacing w:after="120" w:before="240"/>
+      </w:pPr>
+      <w:r>
+        <w:rPr>
+          <w:rFonts w:ascii="Times New Roman" w:cs="Times New Roman" w:eastAsia="Times New Roman" w:hAnsi="Times New Roman"/>
+          <w:b/>
+          <w:bCs/>
+          <w:sz w:val="24"/>
+          <w:szCs w:val="24"/>
+        </w:rPr>
+        <w:t xml:space="preserve">4.7.2 Antecedência de detecção (H3)</w:t>
+      </w:r>
+    </w:p>
+    <w:p>
+      <w:pPr>
+        <w:spacing w:after="120" w:before="0" w:line="360"/>
+        <w:ind w:firstLine="567"/>
+        <w:jc w:val="both"/>
+      </w:pPr>
+      <w:r>
+        <w:rPr>
+          <w:rFonts w:ascii="Times New Roman" w:cs="Times New Roman" w:eastAsia="Times New Roman" w:hAnsi="Times New Roman"/>
+          <w:sz w:val="24"/>
+          <w:szCs w:val="24"/>
+        </w:rPr>
+        <w:t xml:space="preserve">A H3 exige um corpus com datas de publicação, dividido cronologicamente (treino anterior ao período de teste), e um conjunto de eventos de referência independentes do corpus; sem estes elementos, qualquer medida de antecedência seria circular. Como o corpus desta investigação não foi construído em torno de eventos datados, a H3 fica por testar.</w:t>
+      </w:r>
+    </w:p>
+    <w:p>
+      <w:pPr>
+        <w:pStyle w:val="Heading3"/>
+        <w:keepNext/>
+        <w:spacing w:after="120" w:before="240"/>
+      </w:pPr>
+      <w:r>
+        <w:rPr>
+          <w:rFonts w:ascii="Times New Roman" w:cs="Times New Roman" w:eastAsia="Times New Roman" w:hAnsi="Times New Roman"/>
+          <w:b/>
+          <w:bCs/>
+          <w:sz w:val="24"/>
+          <w:szCs w:val="24"/>
+        </w:rPr>
+        <w:t xml:space="preserve">4.7.3 Implicações para o desenho operacional</w:t>
       </w:r>
     </w:p>
     <w:p>
@@ -23455,7 +24133,7 @@
                 <w:sz w:val="19"/>
                 <w:szCs w:val="19"/>
               </w:rPr>
-              <w:t xml:space="preserve">H2 – Detecção e notificação em menos de 60 s</w:t>
+              <w:t xml:space="preserve">H2 – Processamento de cada publicação em menos de 60 s</w:t>
             </w:r>
           </w:p>
         </w:tc>
@@ -23489,7 +24167,7 @@
                 <w:sz w:val="19"/>
                 <w:szCs w:val="19"/>
               </w:rPr>
-              <w:t xml:space="preserve">Sem medições de latência de ponta a ponta nesta versão</w:t>
+              <w:t xml:space="preserve">0,63 s por publicação em CPU; cumprido para lotes até cerca de 94 publicações</w:t>
             </w:r>
           </w:p>
         </w:tc>
@@ -23523,7 +24201,7 @@
                 <w:sz w:val="19"/>
                 <w:szCs w:val="19"/>
               </w:rPr>
-              <w:t xml:space="preserve">Não testada</w:t>
+              <w:t xml:space="preserve">Confirmada com condições</w:t>
             </w:r>
           </w:p>
         </w:tc>
@@ -23835,15 +24513,40 @@
           <w:sz w:val="24"/>
           <w:szCs w:val="24"/>
         </w:rPr>
-        <w:t xml:space="preserve">H2 e H3 – não testadas.</w:t>
-      </w:r>
-      <w:r>
-        <w:rPr>
-          <w:rFonts w:ascii="Times New Roman" w:cs="Times New Roman" w:eastAsia="Times New Roman" w:hAnsi="Times New Roman"/>
-          <w:sz w:val="24"/>
-          <w:szCs w:val="24"/>
-        </w:rPr>
-        <w:t xml:space="preserve"> Estas hipóteses dependem de medições do sistema em funcionamento que não foram realizadas nesta versão. A sua verificação exige os protocolos descritos na Secção 4.7 e constitui trabalho a concluir com o protótipo do sistema (H2) ou trabalho futuro (H3).</w:t>
+        <w:t xml:space="preserve">H2 – confirmada com condições.</w:t>
+      </w:r>
+      <w:r>
+        <w:rPr>
+          <w:rFonts w:ascii="Times New Roman" w:cs="Times New Roman" w:eastAsia="Times New Roman" w:hAnsi="Times New Roman"/>
+          <w:sz w:val="24"/>
+          <w:szCs w:val="24"/>
+        </w:rPr>
+        <w:t xml:space="preserve"> O protótipo processa cada publicação em cerca de 0,63 segundos num computador sem GPU, muito abaixo do limiar de 60 segundos. Como as classificações de um lote são gravadas em conjunto, o limiar só é respeitado para lotes até cerca de 94 publicações neste equipamento. A medição cobre o processamento interno e não o intervalo entre a publicação e a sua recolha.</w:t>
+      </w:r>
+    </w:p>
+    <w:p>
+      <w:pPr>
+        <w:spacing w:after="120" w:before="0" w:line="360"/>
+        <w:ind w:firstLine="567"/>
+        <w:jc w:val="both"/>
+      </w:pPr>
+      <w:r>
+        <w:rPr>
+          <w:rFonts w:ascii="Times New Roman" w:cs="Times New Roman" w:eastAsia="Times New Roman" w:hAnsi="Times New Roman"/>
+          <w:b/>
+          <w:bCs/>
+          <w:sz w:val="24"/>
+          <w:szCs w:val="24"/>
+        </w:rPr>
+        <w:t xml:space="preserve">H3 – não testada.</w:t>
+      </w:r>
+      <w:r>
+        <w:rPr>
+          <w:rFonts w:ascii="Times New Roman" w:cs="Times New Roman" w:eastAsia="Times New Roman" w:hAnsi="Times New Roman"/>
+          <w:sz w:val="24"/>
+          <w:szCs w:val="24"/>
+        </w:rPr>
+        <w:t xml:space="preserve"> A verificação exige um corpus datado em torno de eventos documentados, que não existe nesta fase, e constitui trabalho futuro.</w:t>
       </w:r>
     </w:p>
     <w:p>
@@ -24525,7 +25228,7 @@
                 <w:sz w:val="18"/>
                 <w:szCs w:val="18"/>
               </w:rPr>
-              <w:t xml:space="preserve">Ingestão anonimizada, base de dados auditada, serviço de inferência, painel com fila de revisão, 13 testes; protocolo de avaliação operacional definido mas não executado</w:t>
+              <w:t xml:space="preserve">Ingestão anonimizada, base de dados auditada, serviço de inferência, painel com fila de revisão, 13 testes; tempo de processamento medido (0,63 s por publicação em CPU); avaliação com analistas por fazer</w:t>
             </w:r>
           </w:p>
         </w:tc>
@@ -24760,7 +25463,7 @@
           <w:sz w:val="24"/>
           <w:szCs w:val="24"/>
         </w:rPr>
-        <w:t xml:space="preserve"> e a </w:t>
+        <w:t xml:space="preserve"> foi confirmada com condições. O protótipo processa cada publicação em cerca de 0,63 segundos num computador sem GPU, mas, como grava as classificações de cada lote em conjunto, só respeita o limiar de 60 segundos para lotes até cerca de 94 publicações nesse equipamento. A </w:t>
       </w:r>
       <w:r>
         <w:rPr>
@@ -24778,7 +25481,7 @@
           <w:sz w:val="24"/>
           <w:szCs w:val="24"/>
         </w:rPr>
-        <w:t xml:space="preserve"> não foram testadas. A primeira tem um protocolo de medição pronto a aplicar no protótipo; a segunda exige um corpus datado em torno de eventos documentados, que não existe nesta fase.</w:t>
+        <w:t xml:space="preserve"> não foi testada: exige um corpus datado em torno de eventos documentados, que não existe nesta fase.</w:t>
       </w:r>
     </w:p>
     <w:p>
@@ -25088,7 +25791,7 @@
           <w:sz w:val="24"/>
           <w:szCs w:val="24"/>
         </w:rPr>
-        <w:t xml:space="preserve"> A latência, a utilidade da fila para analistas reais e a capacidade de antecipação não foram medidas. O protótipo funciona e está testado, mas a sua eficácia operacional está por demonstrar.</w:t>
+        <w:t xml:space="preserve"> O tempo de processamento foi medido num único computador, com um único lote, e não inclui o intervalo entre a publicação e a sua recolha. A utilidade da fila para analistas reais e a capacidade de antecipação não foram medidas. O protótipo funciona e está testado, mas a sua eficácia operacional está por demonstrar.</w:t>
       </w:r>
     </w:p>
     <w:p>
@@ -25163,15 +25866,15 @@
           <w:sz w:val="24"/>
           <w:szCs w:val="24"/>
         </w:rPr>
-        <w:t xml:space="preserve">1. Medir o sistema em condições reais.</w:t>
-      </w:r>
-      <w:r>
-        <w:rPr>
-          <w:rFonts w:ascii="Times New Roman" w:cs="Times New Roman" w:eastAsia="Times New Roman" w:hAnsi="Times New Roman"/>
-          <w:sz w:val="24"/>
-          <w:szCs w:val="24"/>
-        </w:rPr>
-        <w:t xml:space="preserve"> Treinar de novo o BERTimbau com a configuração de referência, instalar o protótipo e aplicar o protocolo da Secção 3.9 a um lote novo, com analistas: latência (H2), precisão nos primeiros K itens, κ analista–sistema e sensibilidade estimada numa amostra aleatória dos itens classificados como Normal.</w:t>
+        <w:t xml:space="preserve">1. Avaliar o sistema com analistas.</w:t>
+      </w:r>
+      <w:r>
+        <w:rPr>
+          <w:rFonts w:ascii="Times New Roman" w:cs="Times New Roman" w:eastAsia="Times New Roman" w:hAnsi="Times New Roman"/>
+          <w:sz w:val="24"/>
+          <w:szCs w:val="24"/>
+        </w:rPr>
+        <w:t xml:space="preserve"> Aplicar o protocolo da Secção 3.9 a um lote novo, com analistas: precisão nos primeiros K itens, κ analista–sistema e sensibilidade estimada numa amostra aleatória dos itens classificados como Normal. Em paralelo, passar a gravar as classificações por sublote, para que o tempo até à fila deixe de depender da dimensão do lote, e repetir a medição da H2 em equipamento de produção.</w:t>
       </w:r>
     </w:p>
     <w:p>

--- a/docs/Dissertacao_UAN_v13.docx
+++ b/docs/Dissertacao_UAN_v13.docx
@@ -23092,7 +23092,7 @@
           <w:sz w:val="24"/>
           <w:szCs w:val="24"/>
         </w:rPr>
-        <w:t xml:space="preserve">A medição seguiu o protocolo da Secção 3.9. O comando de medição importou, anonimizou e classificou um lote de 200 comentários reais das amostras aleatórias do piloto, numa base de dados temporária nova em cada repetição; 2 comentários foram descartados na importação por terem menos de três caracteres, restando 198. O ensaio foi repetido 3 vezes num computador pessoal, sem GPU, </w:t>
+        <w:t xml:space="preserve">A medição seguiu o protocolo da Secção 3.9. O comando de medição importou, anonimizou e classificou um lote de 200 comentários reais das amostras aleatórias do piloto, numa base de dados temporária nova em cada repetição; 2 comentários foram descartados na importação por terem menos de três caracteres, restando 198. O ensaio foi repetido 3 vezes num computador pessoal, sem GPU, com 8 GB de memória RAM e processador </w:t>
       </w:r>
       <w:r>
         <w:rPr>
@@ -23101,7 +23101,7 @@
           <w:szCs w:val="24"/>
           <w:highlight w:val="yellow"/>
         </w:rPr>
-        <w:t xml:space="preserve">[indicar processador e memória RAM]</w:t>
+        <w:t xml:space="preserve">[indicar modelo do processador]</w:t>
       </w:r>
       <w:r>
         <w:rPr>

--- a/docs/Dissertacao_UAN_v13.docx
+++ b/docs/Dissertacao_UAN_v13.docx
@@ -23092,24 +23092,7 @@
           <w:sz w:val="24"/>
           <w:szCs w:val="24"/>
         </w:rPr>
-        <w:t xml:space="preserve">A medição seguiu o protocolo da Secção 3.9. O comando de medição importou, anonimizou e classificou um lote de 200 comentários reais das amostras aleatórias do piloto, numa base de dados temporária nova em cada repetição; 2 comentários foram descartados na importação por terem menos de três caracteres, restando 198. O ensaio foi repetido 3 vezes num computador pessoal, sem GPU, com 8 GB de memória RAM e processador </w:t>
-      </w:r>
-      <w:r>
-        <w:rPr>
-          <w:rFonts w:ascii="Times New Roman" w:cs="Times New Roman" w:eastAsia="Times New Roman" w:hAnsi="Times New Roman"/>
-          <w:sz w:val="24"/>
-          <w:szCs w:val="24"/>
-          <w:highlight w:val="yellow"/>
-        </w:rPr>
-        <w:t xml:space="preserve">[indicar modelo do processador]</w:t>
-      </w:r>
-      <w:r>
-        <w:rPr>
-          <w:rFonts w:ascii="Times New Roman" w:cs="Times New Roman" w:eastAsia="Times New Roman" w:hAnsi="Times New Roman"/>
-          <w:sz w:val="24"/>
-          <w:szCs w:val="24"/>
-        </w:rPr>
-        <w:t xml:space="preserve">. A Tabela 4.9 resume os resultados.</w:t>
+        <w:t xml:space="preserve">A medição seguiu o protocolo da Secção 3.9. O comando de medição importou, anonimizou e classificou um lote de 200 comentários reais das amostras aleatórias do piloto, numa base de dados temporária nova em cada repetição; 2 comentários foram descartados na importação por terem menos de três caracteres, restando 198. O ensaio foi repetido 3 vezes num computador pessoal, sem GPU, com processador Intel N100 (quatro núcleos, de baixo consumo) e 8 GB de memória RAM. Trata-se de equipamento modesto, pelo que os tempos obtidos tendem a ser conservadores face a um servidor de produção. A Tabela 4.9 resume os resultados.</w:t>
       </w:r>
     </w:p>
     <w:p>

--- a/docs/Dissertacao_UAN_v13.docx
+++ b/docs/Dissertacao_UAN_v13.docx
@@ -32431,16 +32431,1274 @@
           <w:sz w:val="18"/>
           <w:szCs w:val="18"/>
         </w:rPr>
-        <w:t xml:space="preserve"> O κ do lote temático não é comparável com o das amostras aleatórias, por resultar de uma selecção não aleatória com distribuição de categorias diferente. </w:t>
-      </w:r>
-      <w:r>
-        <w:rPr>
-          <w:rFonts w:ascii="Times New Roman" w:cs="Times New Roman" w:eastAsia="Times New Roman" w:hAnsi="Times New Roman"/>
+        <w:t xml:space="preserve"> O κ do lote temático não é comparável com o das amostras aleatórias, por resultar de uma selecção não aleatória com distribuição de categorias diferente.</w:t>
+      </w:r>
+    </w:p>
+    <w:p>
+      <w:pPr>
+        <w:spacing w:after="120" w:before="0" w:line="360"/>
+        <w:ind w:firstLine="567"/>
+        <w:jc w:val="both"/>
+      </w:pPr>
+      <w:r>
+        <w:rPr>
+          <w:rFonts w:ascii="Times New Roman" w:cs="Times New Roman" w:eastAsia="Times New Roman" w:hAnsi="Times New Roman"/>
+          <w:sz w:val="24"/>
+          <w:szCs w:val="24"/>
+        </w:rPr>
+        <w:t xml:space="preserve">A Tabela C.3 detalha o acordo nas amostras aleatórias do piloto (2.443 itens com etiqueta dos três anotadores), por par de anotadores e por categoria. Os anotadores são identificados por letras. O par menos concordante fica em 0,684 e o mais concordante em 0,772, todos no intervalo substancial. Por categoria, a Desinformação é a que reúne menos acordo (0,625), o que é coerente com a dificuldade de a distinguir da crítica política sem verificar os factos alegados.</w:t>
+      </w:r>
+    </w:p>
+    <w:p>
+      <w:pPr>
+        <w:pStyle w:val="LegendaTabela"/>
+        <w:keepNext/>
+        <w:spacing w:after="80" w:before="240" w:line="240"/>
+        <w:jc w:val="center"/>
+      </w:pPr>
+      <w:r>
+        <w:rPr>
+          <w:rFonts w:ascii="Times New Roman" w:cs="Times New Roman" w:eastAsia="Times New Roman" w:hAnsi="Times New Roman"/>
+          <w:b/>
+          <w:bCs/>
+          <w:sz w:val="20"/>
+          <w:szCs w:val="20"/>
+        </w:rPr>
+        <w:t xml:space="preserve">Tabela C.3 – Acordo por par de anotadores e por categoria (amostras aleatórias, n = 2.443)</w:t>
+      </w:r>
+    </w:p>
+    <w:tbl>
+      <w:tblPr>
+        <w:tblW w:type="dxa" w:w="8220"/>
+        <w:jc w:val="center"/>
+        <w:tblBorders>
+          <w:top w:val="single" w:color="auto" w:sz="4"/>
+          <w:left w:val="single" w:color="auto" w:sz="4"/>
+          <w:bottom w:val="single" w:color="auto" w:sz="4"/>
+          <w:right w:val="single" w:color="auto" w:sz="4"/>
+          <w:insideH w:val="single" w:color="auto" w:sz="4"/>
+          <w:insideV w:val="single" w:color="auto" w:sz="4"/>
+        </w:tblBorders>
+      </w:tblPr>
+      <w:tblGrid>
+        <w:gridCol w:w="3600"/>
+        <w:gridCol w:w="2300"/>
+        <w:gridCol w:w="2320"/>
+      </w:tblGrid>
+      <w:tr>
+        <w:trPr>
+          <w:cantSplit/>
+          <w:tblHeader/>
+        </w:trPr>
+        <w:tc>
+          <w:tcPr>
+            <w:tcW w:type="dxa" w:w="3600"/>
+            <w:tcBorders>
+              <w:top w:val="single" w:color="000000" w:sz="4"/>
+              <w:left w:val="none" w:color="FFFFFF" w:sz="0"/>
+              <w:bottom w:val="single" w:color="000000" w:sz="4"/>
+              <w:right w:val="none" w:color="FFFFFF" w:sz="0"/>
+            </w:tcBorders>
+            <w:shd w:fill="E7E6E1" w:color="auto" w:val="clear"/>
+            <w:tcMar>
+              <w:top w:type="dxa" w:w="50"/>
+              <w:left w:type="dxa" w:w="80"/>
+              <w:bottom w:type="dxa" w:w="50"/>
+              <w:right w:type="dxa" w:w="80"/>
+            </w:tcMar>
+            <w:vAlign w:val="center"/>
+          </w:tcPr>
+          <w:p>
+            <w:pPr>
+              <w:spacing w:line="240"/>
+              <w:jc w:val="left"/>
+            </w:pPr>
+            <w:r>
+              <w:rPr>
+                <w:rFonts w:ascii="Times New Roman" w:cs="Times New Roman" w:eastAsia="Times New Roman" w:hAnsi="Times New Roman"/>
+                <w:b/>
+                <w:bCs/>
+                <w:sz w:val="19"/>
+                <w:szCs w:val="19"/>
+              </w:rPr>
+              <w:t xml:space="preserve">Desagregação</w:t>
+            </w:r>
+          </w:p>
+        </w:tc>
+        <w:tc>
+          <w:tcPr>
+            <w:tcW w:type="dxa" w:w="2300"/>
+            <w:tcBorders>
+              <w:top w:val="single" w:color="000000" w:sz="4"/>
+              <w:left w:val="none" w:color="FFFFFF" w:sz="0"/>
+              <w:bottom w:val="single" w:color="000000" w:sz="4"/>
+              <w:right w:val="none" w:color="FFFFFF" w:sz="0"/>
+            </w:tcBorders>
+            <w:shd w:fill="E7E6E1" w:color="auto" w:val="clear"/>
+            <w:tcMar>
+              <w:top w:type="dxa" w:w="50"/>
+              <w:left w:type="dxa" w:w="80"/>
+              <w:bottom w:type="dxa" w:w="50"/>
+              <w:right w:type="dxa" w:w="80"/>
+            </w:tcMar>
+            <w:vAlign w:val="center"/>
+          </w:tcPr>
+          <w:p>
+            <w:pPr>
+              <w:spacing w:line="240"/>
+              <w:jc w:val="left"/>
+            </w:pPr>
+            <w:r>
+              <w:rPr>
+                <w:rFonts w:ascii="Times New Roman" w:cs="Times New Roman" w:eastAsia="Times New Roman" w:hAnsi="Times New Roman"/>
+                <w:b/>
+                <w:bCs/>
+                <w:sz w:val="19"/>
+                <w:szCs w:val="19"/>
+              </w:rPr>
+              <w:t xml:space="preserve">Medida</w:t>
+            </w:r>
+          </w:p>
+        </w:tc>
+        <w:tc>
+          <w:tcPr>
+            <w:tcW w:type="dxa" w:w="2320"/>
+            <w:tcBorders>
+              <w:top w:val="single" w:color="000000" w:sz="4"/>
+              <w:left w:val="none" w:color="FFFFFF" w:sz="0"/>
+              <w:bottom w:val="single" w:color="000000" w:sz="4"/>
+              <w:right w:val="none" w:color="FFFFFF" w:sz="0"/>
+            </w:tcBorders>
+            <w:shd w:fill="E7E6E1" w:color="auto" w:val="clear"/>
+            <w:tcMar>
+              <w:top w:type="dxa" w:w="50"/>
+              <w:left w:type="dxa" w:w="80"/>
+              <w:bottom w:type="dxa" w:w="50"/>
+              <w:right w:type="dxa" w:w="80"/>
+            </w:tcMar>
+            <w:vAlign w:val="center"/>
+          </w:tcPr>
+          <w:p>
+            <w:pPr>
+              <w:spacing w:line="240"/>
+              <w:jc w:val="center"/>
+            </w:pPr>
+            <w:r>
+              <w:rPr>
+                <w:rFonts w:ascii="Times New Roman" w:cs="Times New Roman" w:eastAsia="Times New Roman" w:hAnsi="Times New Roman"/>
+                <w:b/>
+                <w:bCs/>
+                <w:sz w:val="19"/>
+                <w:szCs w:val="19"/>
+              </w:rPr>
+              <w:t xml:space="preserve">Valor</w:t>
+            </w:r>
+          </w:p>
+        </w:tc>
+      </w:tr>
+      <w:tr>
+        <w:trPr>
+          <w:cantSplit/>
+          <w:tblHeader w:val="false"/>
+        </w:trPr>
+        <w:tc>
+          <w:tcPr>
+            <w:tcW w:type="dxa" w:w="3600"/>
+            <w:tcBorders>
+              <w:top w:val="none" w:color="FFFFFF" w:sz="0"/>
+              <w:left w:val="none" w:color="FFFFFF" w:sz="0"/>
+              <w:bottom w:val="none" w:color="FFFFFF" w:sz="0"/>
+              <w:right w:val="none" w:color="FFFFFF" w:sz="0"/>
+            </w:tcBorders>
+            <w:tcMar>
+              <w:top w:type="dxa" w:w="50"/>
+              <w:left w:type="dxa" w:w="80"/>
+              <w:bottom w:type="dxa" w:w="50"/>
+              <w:right w:type="dxa" w:w="80"/>
+            </w:tcMar>
+            <w:vAlign w:val="center"/>
+          </w:tcPr>
+          <w:p>
+            <w:pPr>
+              <w:spacing w:line="240"/>
+              <w:jc w:val="left"/>
+            </w:pPr>
+            <w:r>
+              <w:rPr>
+                <w:rFonts w:ascii="Times New Roman" w:cs="Times New Roman" w:eastAsia="Times New Roman" w:hAnsi="Times New Roman"/>
+                <w:b w:val="false"/>
+                <w:bCs w:val="false"/>
+                <w:sz w:val="19"/>
+                <w:szCs w:val="19"/>
+              </w:rPr>
+              <w:t xml:space="preserve">Par A–B</w:t>
+            </w:r>
+          </w:p>
+        </w:tc>
+        <w:tc>
+          <w:tcPr>
+            <w:tcW w:type="dxa" w:w="2300"/>
+            <w:tcBorders>
+              <w:top w:val="none" w:color="FFFFFF" w:sz="0"/>
+              <w:left w:val="none" w:color="FFFFFF" w:sz="0"/>
+              <w:bottom w:val="none" w:color="FFFFFF" w:sz="0"/>
+              <w:right w:val="none" w:color="FFFFFF" w:sz="0"/>
+            </w:tcBorders>
+            <w:tcMar>
+              <w:top w:type="dxa" w:w="50"/>
+              <w:left w:type="dxa" w:w="80"/>
+              <w:bottom w:type="dxa" w:w="50"/>
+              <w:right w:type="dxa" w:w="80"/>
+            </w:tcMar>
+            <w:vAlign w:val="center"/>
+          </w:tcPr>
+          <w:p>
+            <w:pPr>
+              <w:spacing w:line="240"/>
+              <w:jc w:val="left"/>
+            </w:pPr>
+            <w:r>
+              <w:rPr>
+                <w:rFonts w:ascii="Times New Roman" w:cs="Times New Roman" w:eastAsia="Times New Roman" w:hAnsi="Times New Roman"/>
+                <w:b w:val="false"/>
+                <w:bCs w:val="false"/>
+                <w:sz w:val="19"/>
+                <w:szCs w:val="19"/>
+              </w:rPr>
+              <w:t xml:space="preserve">κ de Cohen</w:t>
+            </w:r>
+          </w:p>
+        </w:tc>
+        <w:tc>
+          <w:tcPr>
+            <w:tcW w:type="dxa" w:w="2320"/>
+            <w:tcBorders>
+              <w:top w:val="none" w:color="FFFFFF" w:sz="0"/>
+              <w:left w:val="none" w:color="FFFFFF" w:sz="0"/>
+              <w:bottom w:val="none" w:color="FFFFFF" w:sz="0"/>
+              <w:right w:val="none" w:color="FFFFFF" w:sz="0"/>
+            </w:tcBorders>
+            <w:tcMar>
+              <w:top w:type="dxa" w:w="50"/>
+              <w:left w:type="dxa" w:w="80"/>
+              <w:bottom w:type="dxa" w:w="50"/>
+              <w:right w:type="dxa" w:w="80"/>
+            </w:tcMar>
+            <w:vAlign w:val="center"/>
+          </w:tcPr>
+          <w:p>
+            <w:pPr>
+              <w:spacing w:line="240"/>
+              <w:jc w:val="center"/>
+            </w:pPr>
+            <w:r>
+              <w:rPr>
+                <w:rFonts w:ascii="Times New Roman" w:cs="Times New Roman" w:eastAsia="Times New Roman" w:hAnsi="Times New Roman"/>
+                <w:b w:val="false"/>
+                <w:bCs w:val="false"/>
+                <w:sz w:val="19"/>
+                <w:szCs w:val="19"/>
+              </w:rPr>
+              <w:t xml:space="preserve">0,700</w:t>
+            </w:r>
+          </w:p>
+        </w:tc>
+      </w:tr>
+      <w:tr>
+        <w:trPr>
+          <w:cantSplit/>
+          <w:tblHeader w:val="false"/>
+        </w:trPr>
+        <w:tc>
+          <w:tcPr>
+            <w:tcW w:type="dxa" w:w="3600"/>
+            <w:tcBorders>
+              <w:top w:val="none" w:color="FFFFFF" w:sz="0"/>
+              <w:left w:val="none" w:color="FFFFFF" w:sz="0"/>
+              <w:bottom w:val="none" w:color="FFFFFF" w:sz="0"/>
+              <w:right w:val="none" w:color="FFFFFF" w:sz="0"/>
+            </w:tcBorders>
+            <w:tcMar>
+              <w:top w:type="dxa" w:w="50"/>
+              <w:left w:type="dxa" w:w="80"/>
+              <w:bottom w:type="dxa" w:w="50"/>
+              <w:right w:type="dxa" w:w="80"/>
+            </w:tcMar>
+            <w:vAlign w:val="center"/>
+          </w:tcPr>
+          <w:p>
+            <w:pPr>
+              <w:spacing w:line="240"/>
+              <w:jc w:val="left"/>
+            </w:pPr>
+            <w:r>
+              <w:rPr>
+                <w:rFonts w:ascii="Times New Roman" w:cs="Times New Roman" w:eastAsia="Times New Roman" w:hAnsi="Times New Roman"/>
+                <w:b w:val="false"/>
+                <w:bCs w:val="false"/>
+                <w:sz w:val="19"/>
+                <w:szCs w:val="19"/>
+              </w:rPr>
+              <w:t xml:space="preserve">Par A–C</w:t>
+            </w:r>
+          </w:p>
+        </w:tc>
+        <w:tc>
+          <w:tcPr>
+            <w:tcW w:type="dxa" w:w="2300"/>
+            <w:tcBorders>
+              <w:top w:val="none" w:color="FFFFFF" w:sz="0"/>
+              <w:left w:val="none" w:color="FFFFFF" w:sz="0"/>
+              <w:bottom w:val="none" w:color="FFFFFF" w:sz="0"/>
+              <w:right w:val="none" w:color="FFFFFF" w:sz="0"/>
+            </w:tcBorders>
+            <w:tcMar>
+              <w:top w:type="dxa" w:w="50"/>
+              <w:left w:type="dxa" w:w="80"/>
+              <w:bottom w:type="dxa" w:w="50"/>
+              <w:right w:type="dxa" w:w="80"/>
+            </w:tcMar>
+            <w:vAlign w:val="center"/>
+          </w:tcPr>
+          <w:p>
+            <w:pPr>
+              <w:spacing w:line="240"/>
+              <w:jc w:val="left"/>
+            </w:pPr>
+            <w:r>
+              <w:rPr>
+                <w:rFonts w:ascii="Times New Roman" w:cs="Times New Roman" w:eastAsia="Times New Roman" w:hAnsi="Times New Roman"/>
+                <w:b w:val="false"/>
+                <w:bCs w:val="false"/>
+                <w:sz w:val="19"/>
+                <w:szCs w:val="19"/>
+              </w:rPr>
+              <w:t xml:space="preserve">κ de Cohen</w:t>
+            </w:r>
+          </w:p>
+        </w:tc>
+        <w:tc>
+          <w:tcPr>
+            <w:tcW w:type="dxa" w:w="2320"/>
+            <w:tcBorders>
+              <w:top w:val="none" w:color="FFFFFF" w:sz="0"/>
+              <w:left w:val="none" w:color="FFFFFF" w:sz="0"/>
+              <w:bottom w:val="none" w:color="FFFFFF" w:sz="0"/>
+              <w:right w:val="none" w:color="FFFFFF" w:sz="0"/>
+            </w:tcBorders>
+            <w:tcMar>
+              <w:top w:type="dxa" w:w="50"/>
+              <w:left w:type="dxa" w:w="80"/>
+              <w:bottom w:type="dxa" w:w="50"/>
+              <w:right w:type="dxa" w:w="80"/>
+            </w:tcMar>
+            <w:vAlign w:val="center"/>
+          </w:tcPr>
+          <w:p>
+            <w:pPr>
+              <w:spacing w:line="240"/>
+              <w:jc w:val="center"/>
+            </w:pPr>
+            <w:r>
+              <w:rPr>
+                <w:rFonts w:ascii="Times New Roman" w:cs="Times New Roman" w:eastAsia="Times New Roman" w:hAnsi="Times New Roman"/>
+                <w:b w:val="false"/>
+                <w:bCs w:val="false"/>
+                <w:sz w:val="19"/>
+                <w:szCs w:val="19"/>
+              </w:rPr>
+              <w:t xml:space="preserve">0,684</w:t>
+            </w:r>
+          </w:p>
+        </w:tc>
+      </w:tr>
+      <w:tr>
+        <w:trPr>
+          <w:cantSplit/>
+          <w:tblHeader w:val="false"/>
+        </w:trPr>
+        <w:tc>
+          <w:tcPr>
+            <w:tcW w:type="dxa" w:w="3600"/>
+            <w:tcBorders>
+              <w:top w:val="none" w:color="FFFFFF" w:sz="0"/>
+              <w:left w:val="none" w:color="FFFFFF" w:sz="0"/>
+              <w:bottom w:val="none" w:color="FFFFFF" w:sz="0"/>
+              <w:right w:val="none" w:color="FFFFFF" w:sz="0"/>
+            </w:tcBorders>
+            <w:tcMar>
+              <w:top w:type="dxa" w:w="50"/>
+              <w:left w:type="dxa" w:w="80"/>
+              <w:bottom w:type="dxa" w:w="50"/>
+              <w:right w:type="dxa" w:w="80"/>
+            </w:tcMar>
+            <w:vAlign w:val="center"/>
+          </w:tcPr>
+          <w:p>
+            <w:pPr>
+              <w:spacing w:line="240"/>
+              <w:jc w:val="left"/>
+            </w:pPr>
+            <w:r>
+              <w:rPr>
+                <w:rFonts w:ascii="Times New Roman" w:cs="Times New Roman" w:eastAsia="Times New Roman" w:hAnsi="Times New Roman"/>
+                <w:b w:val="false"/>
+                <w:bCs w:val="false"/>
+                <w:sz w:val="19"/>
+                <w:szCs w:val="19"/>
+              </w:rPr>
+              <w:t xml:space="preserve">Par B–C</w:t>
+            </w:r>
+          </w:p>
+        </w:tc>
+        <w:tc>
+          <w:tcPr>
+            <w:tcW w:type="dxa" w:w="2300"/>
+            <w:tcBorders>
+              <w:top w:val="none" w:color="FFFFFF" w:sz="0"/>
+              <w:left w:val="none" w:color="FFFFFF" w:sz="0"/>
+              <w:bottom w:val="none" w:color="FFFFFF" w:sz="0"/>
+              <w:right w:val="none" w:color="FFFFFF" w:sz="0"/>
+            </w:tcBorders>
+            <w:tcMar>
+              <w:top w:type="dxa" w:w="50"/>
+              <w:left w:type="dxa" w:w="80"/>
+              <w:bottom w:type="dxa" w:w="50"/>
+              <w:right w:type="dxa" w:w="80"/>
+            </w:tcMar>
+            <w:vAlign w:val="center"/>
+          </w:tcPr>
+          <w:p>
+            <w:pPr>
+              <w:spacing w:line="240"/>
+              <w:jc w:val="left"/>
+            </w:pPr>
+            <w:r>
+              <w:rPr>
+                <w:rFonts w:ascii="Times New Roman" w:cs="Times New Roman" w:eastAsia="Times New Roman" w:hAnsi="Times New Roman"/>
+                <w:b w:val="false"/>
+                <w:bCs w:val="false"/>
+                <w:sz w:val="19"/>
+                <w:szCs w:val="19"/>
+              </w:rPr>
+              <w:t xml:space="preserve">κ de Cohen</w:t>
+            </w:r>
+          </w:p>
+        </w:tc>
+        <w:tc>
+          <w:tcPr>
+            <w:tcW w:type="dxa" w:w="2320"/>
+            <w:tcBorders>
+              <w:top w:val="none" w:color="FFFFFF" w:sz="0"/>
+              <w:left w:val="none" w:color="FFFFFF" w:sz="0"/>
+              <w:bottom w:val="none" w:color="FFFFFF" w:sz="0"/>
+              <w:right w:val="none" w:color="FFFFFF" w:sz="0"/>
+            </w:tcBorders>
+            <w:tcMar>
+              <w:top w:type="dxa" w:w="50"/>
+              <w:left w:type="dxa" w:w="80"/>
+              <w:bottom w:type="dxa" w:w="50"/>
+              <w:right w:type="dxa" w:w="80"/>
+            </w:tcMar>
+            <w:vAlign w:val="center"/>
+          </w:tcPr>
+          <w:p>
+            <w:pPr>
+              <w:spacing w:line="240"/>
+              <w:jc w:val="center"/>
+            </w:pPr>
+            <w:r>
+              <w:rPr>
+                <w:rFonts w:ascii="Times New Roman" w:cs="Times New Roman" w:eastAsia="Times New Roman" w:hAnsi="Times New Roman"/>
+                <w:b w:val="false"/>
+                <w:bCs w:val="false"/>
+                <w:sz w:val="19"/>
+                <w:szCs w:val="19"/>
+              </w:rPr>
+              <w:t xml:space="preserve">0,772</w:t>
+            </w:r>
+          </w:p>
+        </w:tc>
+      </w:tr>
+      <w:tr>
+        <w:trPr>
+          <w:cantSplit/>
+          <w:tblHeader w:val="false"/>
+        </w:trPr>
+        <w:tc>
+          <w:tcPr>
+            <w:tcW w:type="dxa" w:w="3600"/>
+            <w:tcBorders>
+              <w:top w:val="none" w:color="FFFFFF" w:sz="0"/>
+              <w:left w:val="none" w:color="FFFFFF" w:sz="0"/>
+              <w:bottom w:val="none" w:color="FFFFFF" w:sz="0"/>
+              <w:right w:val="none" w:color="FFFFFF" w:sz="0"/>
+            </w:tcBorders>
+            <w:tcMar>
+              <w:top w:type="dxa" w:w="50"/>
+              <w:left w:type="dxa" w:w="80"/>
+              <w:bottom w:type="dxa" w:w="50"/>
+              <w:right w:type="dxa" w:w="80"/>
+            </w:tcMar>
+            <w:vAlign w:val="center"/>
+          </w:tcPr>
+          <w:p>
+            <w:pPr>
+              <w:spacing w:line="240"/>
+              <w:jc w:val="left"/>
+            </w:pPr>
+            <w:r>
+              <w:rPr>
+                <w:rFonts w:ascii="Times New Roman" w:cs="Times New Roman" w:eastAsia="Times New Roman" w:hAnsi="Times New Roman"/>
+                <w:b w:val="false"/>
+                <w:bCs w:val="false"/>
+                <w:sz w:val="19"/>
+                <w:szCs w:val="19"/>
+              </w:rPr>
+              <w:t xml:space="preserve">Média dos pares [IC 95%]</w:t>
+            </w:r>
+          </w:p>
+        </w:tc>
+        <w:tc>
+          <w:tcPr>
+            <w:tcW w:type="dxa" w:w="2300"/>
+            <w:tcBorders>
+              <w:top w:val="none" w:color="FFFFFF" w:sz="0"/>
+              <w:left w:val="none" w:color="FFFFFF" w:sz="0"/>
+              <w:bottom w:val="none" w:color="FFFFFF" w:sz="0"/>
+              <w:right w:val="none" w:color="FFFFFF" w:sz="0"/>
+            </w:tcBorders>
+            <w:tcMar>
+              <w:top w:type="dxa" w:w="50"/>
+              <w:left w:type="dxa" w:w="80"/>
+              <w:bottom w:type="dxa" w:w="50"/>
+              <w:right w:type="dxa" w:w="80"/>
+            </w:tcMar>
+            <w:vAlign w:val="center"/>
+          </w:tcPr>
+          <w:p>
+            <w:pPr>
+              <w:spacing w:line="240"/>
+              <w:jc w:val="left"/>
+            </w:pPr>
+            <w:r>
+              <w:rPr>
+                <w:rFonts w:ascii="Times New Roman" w:cs="Times New Roman" w:eastAsia="Times New Roman" w:hAnsi="Times New Roman"/>
+                <w:b w:val="false"/>
+                <w:bCs w:val="false"/>
+                <w:sz w:val="19"/>
+                <w:szCs w:val="19"/>
+              </w:rPr>
+              <w:t xml:space="preserve">κ de Cohen</w:t>
+            </w:r>
+          </w:p>
+        </w:tc>
+        <w:tc>
+          <w:tcPr>
+            <w:tcW w:type="dxa" w:w="2320"/>
+            <w:tcBorders>
+              <w:top w:val="none" w:color="FFFFFF" w:sz="0"/>
+              <w:left w:val="none" w:color="FFFFFF" w:sz="0"/>
+              <w:bottom w:val="none" w:color="FFFFFF" w:sz="0"/>
+              <w:right w:val="none" w:color="FFFFFF" w:sz="0"/>
+            </w:tcBorders>
+            <w:tcMar>
+              <w:top w:type="dxa" w:w="50"/>
+              <w:left w:type="dxa" w:w="80"/>
+              <w:bottom w:type="dxa" w:w="50"/>
+              <w:right w:type="dxa" w:w="80"/>
+            </w:tcMar>
+            <w:vAlign w:val="center"/>
+          </w:tcPr>
+          <w:p>
+            <w:pPr>
+              <w:spacing w:line="240"/>
+              <w:jc w:val="center"/>
+            </w:pPr>
+            <w:r>
+              <w:rPr>
+                <w:rFonts w:ascii="Times New Roman" w:cs="Times New Roman" w:eastAsia="Times New Roman" w:hAnsi="Times New Roman"/>
+                <w:b w:val="false"/>
+                <w:bCs w:val="false"/>
+                <w:sz w:val="19"/>
+                <w:szCs w:val="19"/>
+              </w:rPr>
+              <w:t xml:space="preserve">0,719 [0,696; 0,741]</w:t>
+            </w:r>
+          </w:p>
+        </w:tc>
+      </w:tr>
+      <w:tr>
+        <w:trPr>
+          <w:cantSplit/>
+          <w:tblHeader w:val="false"/>
+        </w:trPr>
+        <w:tc>
+          <w:tcPr>
+            <w:tcW w:type="dxa" w:w="3600"/>
+            <w:tcBorders>
+              <w:top w:val="none" w:color="FFFFFF" w:sz="0"/>
+              <w:left w:val="none" w:color="FFFFFF" w:sz="0"/>
+              <w:bottom w:val="none" w:color="FFFFFF" w:sz="0"/>
+              <w:right w:val="none" w:color="FFFFFF" w:sz="0"/>
+            </w:tcBorders>
+            <w:tcMar>
+              <w:top w:type="dxa" w:w="50"/>
+              <w:left w:type="dxa" w:w="80"/>
+              <w:bottom w:type="dxa" w:w="50"/>
+              <w:right w:type="dxa" w:w="80"/>
+            </w:tcMar>
+            <w:vAlign w:val="center"/>
+          </w:tcPr>
+          <w:p>
+            <w:pPr>
+              <w:spacing w:line="240"/>
+              <w:jc w:val="left"/>
+            </w:pPr>
+            <w:r>
+              <w:rPr>
+                <w:rFonts w:ascii="Times New Roman" w:cs="Times New Roman" w:eastAsia="Times New Roman" w:hAnsi="Times New Roman"/>
+                <w:b w:val="false"/>
+                <w:bCs w:val="false"/>
+                <w:sz w:val="19"/>
+                <w:szCs w:val="19"/>
+              </w:rPr>
+              <w:t xml:space="preserve">Normal</w:t>
+            </w:r>
+          </w:p>
+        </w:tc>
+        <w:tc>
+          <w:tcPr>
+            <w:tcW w:type="dxa" w:w="2300"/>
+            <w:tcBorders>
+              <w:top w:val="none" w:color="FFFFFF" w:sz="0"/>
+              <w:left w:val="none" w:color="FFFFFF" w:sz="0"/>
+              <w:bottom w:val="none" w:color="FFFFFF" w:sz="0"/>
+              <w:right w:val="none" w:color="FFFFFF" w:sz="0"/>
+            </w:tcBorders>
+            <w:tcMar>
+              <w:top w:type="dxa" w:w="50"/>
+              <w:left w:type="dxa" w:w="80"/>
+              <w:bottom w:type="dxa" w:w="50"/>
+              <w:right w:type="dxa" w:w="80"/>
+            </w:tcMar>
+            <w:vAlign w:val="center"/>
+          </w:tcPr>
+          <w:p>
+            <w:pPr>
+              <w:spacing w:line="240"/>
+              <w:jc w:val="left"/>
+            </w:pPr>
+            <w:r>
+              <w:rPr>
+                <w:rFonts w:ascii="Times New Roman" w:cs="Times New Roman" w:eastAsia="Times New Roman" w:hAnsi="Times New Roman"/>
+                <w:b w:val="false"/>
+                <w:bCs w:val="false"/>
+                <w:sz w:val="19"/>
+                <w:szCs w:val="19"/>
+              </w:rPr>
+              <w:t xml:space="preserve">κ de Fleiss</w:t>
+            </w:r>
+          </w:p>
+        </w:tc>
+        <w:tc>
+          <w:tcPr>
+            <w:tcW w:type="dxa" w:w="2320"/>
+            <w:tcBorders>
+              <w:top w:val="none" w:color="FFFFFF" w:sz="0"/>
+              <w:left w:val="none" w:color="FFFFFF" w:sz="0"/>
+              <w:bottom w:val="none" w:color="FFFFFF" w:sz="0"/>
+              <w:right w:val="none" w:color="FFFFFF" w:sz="0"/>
+            </w:tcBorders>
+            <w:tcMar>
+              <w:top w:type="dxa" w:w="50"/>
+              <w:left w:type="dxa" w:w="80"/>
+              <w:bottom w:type="dxa" w:w="50"/>
+              <w:right w:type="dxa" w:w="80"/>
+            </w:tcMar>
+            <w:vAlign w:val="center"/>
+          </w:tcPr>
+          <w:p>
+            <w:pPr>
+              <w:spacing w:line="240"/>
+              <w:jc w:val="center"/>
+            </w:pPr>
+            <w:r>
+              <w:rPr>
+                <w:rFonts w:ascii="Times New Roman" w:cs="Times New Roman" w:eastAsia="Times New Roman" w:hAnsi="Times New Roman"/>
+                <w:b w:val="false"/>
+                <w:bCs w:val="false"/>
+                <w:sz w:val="19"/>
+                <w:szCs w:val="19"/>
+              </w:rPr>
+              <w:t xml:space="preserve">0,738</w:t>
+            </w:r>
+          </w:p>
+        </w:tc>
+      </w:tr>
+      <w:tr>
+        <w:trPr>
+          <w:cantSplit/>
+          <w:tblHeader w:val="false"/>
+        </w:trPr>
+        <w:tc>
+          <w:tcPr>
+            <w:tcW w:type="dxa" w:w="3600"/>
+            <w:tcBorders>
+              <w:top w:val="none" w:color="FFFFFF" w:sz="0"/>
+              <w:left w:val="none" w:color="FFFFFF" w:sz="0"/>
+              <w:bottom w:val="none" w:color="FFFFFF" w:sz="0"/>
+              <w:right w:val="none" w:color="FFFFFF" w:sz="0"/>
+            </w:tcBorders>
+            <w:tcMar>
+              <w:top w:type="dxa" w:w="50"/>
+              <w:left w:type="dxa" w:w="80"/>
+              <w:bottom w:type="dxa" w:w="50"/>
+              <w:right w:type="dxa" w:w="80"/>
+            </w:tcMar>
+            <w:vAlign w:val="center"/>
+          </w:tcPr>
+          <w:p>
+            <w:pPr>
+              <w:spacing w:line="240"/>
+              <w:jc w:val="left"/>
+            </w:pPr>
+            <w:r>
+              <w:rPr>
+                <w:rFonts w:ascii="Times New Roman" w:cs="Times New Roman" w:eastAsia="Times New Roman" w:hAnsi="Times New Roman"/>
+                <w:b w:val="false"/>
+                <w:bCs w:val="false"/>
+                <w:sz w:val="19"/>
+                <w:szCs w:val="19"/>
+              </w:rPr>
+              <w:t xml:space="preserve">Desinformação</w:t>
+            </w:r>
+          </w:p>
+        </w:tc>
+        <w:tc>
+          <w:tcPr>
+            <w:tcW w:type="dxa" w:w="2300"/>
+            <w:tcBorders>
+              <w:top w:val="none" w:color="FFFFFF" w:sz="0"/>
+              <w:left w:val="none" w:color="FFFFFF" w:sz="0"/>
+              <w:bottom w:val="none" w:color="FFFFFF" w:sz="0"/>
+              <w:right w:val="none" w:color="FFFFFF" w:sz="0"/>
+            </w:tcBorders>
+            <w:tcMar>
+              <w:top w:type="dxa" w:w="50"/>
+              <w:left w:type="dxa" w:w="80"/>
+              <w:bottom w:type="dxa" w:w="50"/>
+              <w:right w:type="dxa" w:w="80"/>
+            </w:tcMar>
+            <w:vAlign w:val="center"/>
+          </w:tcPr>
+          <w:p>
+            <w:pPr>
+              <w:spacing w:line="240"/>
+              <w:jc w:val="left"/>
+            </w:pPr>
+            <w:r>
+              <w:rPr>
+                <w:rFonts w:ascii="Times New Roman" w:cs="Times New Roman" w:eastAsia="Times New Roman" w:hAnsi="Times New Roman"/>
+                <w:b w:val="false"/>
+                <w:bCs w:val="false"/>
+                <w:sz w:val="19"/>
+                <w:szCs w:val="19"/>
+              </w:rPr>
+              <w:t xml:space="preserve">κ de Fleiss</w:t>
+            </w:r>
+          </w:p>
+        </w:tc>
+        <w:tc>
+          <w:tcPr>
+            <w:tcW w:type="dxa" w:w="2320"/>
+            <w:tcBorders>
+              <w:top w:val="none" w:color="FFFFFF" w:sz="0"/>
+              <w:left w:val="none" w:color="FFFFFF" w:sz="0"/>
+              <w:bottom w:val="none" w:color="FFFFFF" w:sz="0"/>
+              <w:right w:val="none" w:color="FFFFFF" w:sz="0"/>
+            </w:tcBorders>
+            <w:tcMar>
+              <w:top w:type="dxa" w:w="50"/>
+              <w:left w:type="dxa" w:w="80"/>
+              <w:bottom w:type="dxa" w:w="50"/>
+              <w:right w:type="dxa" w:w="80"/>
+            </w:tcMar>
+            <w:vAlign w:val="center"/>
+          </w:tcPr>
+          <w:p>
+            <w:pPr>
+              <w:spacing w:line="240"/>
+              <w:jc w:val="center"/>
+            </w:pPr>
+            <w:r>
+              <w:rPr>
+                <w:rFonts w:ascii="Times New Roman" w:cs="Times New Roman" w:eastAsia="Times New Roman" w:hAnsi="Times New Roman"/>
+                <w:b w:val="false"/>
+                <w:bCs w:val="false"/>
+                <w:sz w:val="19"/>
+                <w:szCs w:val="19"/>
+              </w:rPr>
+              <w:t xml:space="preserve">0,625</w:t>
+            </w:r>
+          </w:p>
+        </w:tc>
+      </w:tr>
+      <w:tr>
+        <w:trPr>
+          <w:cantSplit/>
+          <w:tblHeader w:val="false"/>
+        </w:trPr>
+        <w:tc>
+          <w:tcPr>
+            <w:tcW w:type="dxa" w:w="3600"/>
+            <w:tcBorders>
+              <w:top w:val="none" w:color="FFFFFF" w:sz="0"/>
+              <w:left w:val="none" w:color="FFFFFF" w:sz="0"/>
+              <w:bottom w:val="none" w:color="FFFFFF" w:sz="0"/>
+              <w:right w:val="none" w:color="FFFFFF" w:sz="0"/>
+            </w:tcBorders>
+            <w:tcMar>
+              <w:top w:type="dxa" w:w="50"/>
+              <w:left w:type="dxa" w:w="80"/>
+              <w:bottom w:type="dxa" w:w="50"/>
+              <w:right w:type="dxa" w:w="80"/>
+            </w:tcMar>
+            <w:vAlign w:val="center"/>
+          </w:tcPr>
+          <w:p>
+            <w:pPr>
+              <w:spacing w:line="240"/>
+              <w:jc w:val="left"/>
+            </w:pPr>
+            <w:r>
+              <w:rPr>
+                <w:rFonts w:ascii="Times New Roman" w:cs="Times New Roman" w:eastAsia="Times New Roman" w:hAnsi="Times New Roman"/>
+                <w:b w:val="false"/>
+                <w:bCs w:val="false"/>
+                <w:sz w:val="19"/>
+                <w:szCs w:val="19"/>
+              </w:rPr>
+              <w:t xml:space="preserve">Discurso de Ódio</w:t>
+            </w:r>
+          </w:p>
+        </w:tc>
+        <w:tc>
+          <w:tcPr>
+            <w:tcW w:type="dxa" w:w="2300"/>
+            <w:tcBorders>
+              <w:top w:val="none" w:color="FFFFFF" w:sz="0"/>
+              <w:left w:val="none" w:color="FFFFFF" w:sz="0"/>
+              <w:bottom w:val="none" w:color="FFFFFF" w:sz="0"/>
+              <w:right w:val="none" w:color="FFFFFF" w:sz="0"/>
+            </w:tcBorders>
+            <w:tcMar>
+              <w:top w:type="dxa" w:w="50"/>
+              <w:left w:type="dxa" w:w="80"/>
+              <w:bottom w:type="dxa" w:w="50"/>
+              <w:right w:type="dxa" w:w="80"/>
+            </w:tcMar>
+            <w:vAlign w:val="center"/>
+          </w:tcPr>
+          <w:p>
+            <w:pPr>
+              <w:spacing w:line="240"/>
+              <w:jc w:val="left"/>
+            </w:pPr>
+            <w:r>
+              <w:rPr>
+                <w:rFonts w:ascii="Times New Roman" w:cs="Times New Roman" w:eastAsia="Times New Roman" w:hAnsi="Times New Roman"/>
+                <w:b w:val="false"/>
+                <w:bCs w:val="false"/>
+                <w:sz w:val="19"/>
+                <w:szCs w:val="19"/>
+              </w:rPr>
+              <w:t xml:space="preserve">κ de Fleiss</w:t>
+            </w:r>
+          </w:p>
+        </w:tc>
+        <w:tc>
+          <w:tcPr>
+            <w:tcW w:type="dxa" w:w="2320"/>
+            <w:tcBorders>
+              <w:top w:val="none" w:color="FFFFFF" w:sz="0"/>
+              <w:left w:val="none" w:color="FFFFFF" w:sz="0"/>
+              <w:bottom w:val="none" w:color="FFFFFF" w:sz="0"/>
+              <w:right w:val="none" w:color="FFFFFF" w:sz="0"/>
+            </w:tcBorders>
+            <w:tcMar>
+              <w:top w:type="dxa" w:w="50"/>
+              <w:left w:type="dxa" w:w="80"/>
+              <w:bottom w:type="dxa" w:w="50"/>
+              <w:right w:type="dxa" w:w="80"/>
+            </w:tcMar>
+            <w:vAlign w:val="center"/>
+          </w:tcPr>
+          <w:p>
+            <w:pPr>
+              <w:spacing w:line="240"/>
+              <w:jc w:val="center"/>
+            </w:pPr>
+            <w:r>
+              <w:rPr>
+                <w:rFonts w:ascii="Times New Roman" w:cs="Times New Roman" w:eastAsia="Times New Roman" w:hAnsi="Times New Roman"/>
+                <w:b w:val="false"/>
+                <w:bCs w:val="false"/>
+                <w:sz w:val="19"/>
+                <w:szCs w:val="19"/>
+              </w:rPr>
+              <w:t xml:space="preserve">0,753</w:t>
+            </w:r>
+          </w:p>
+        </w:tc>
+      </w:tr>
+      <w:tr>
+        <w:trPr>
+          <w:cantSplit/>
+          <w:tblHeader w:val="false"/>
+        </w:trPr>
+        <w:tc>
+          <w:tcPr>
+            <w:tcW w:type="dxa" w:w="3600"/>
+            <w:tcBorders>
+              <w:top w:val="none" w:color="FFFFFF" w:sz="0"/>
+              <w:left w:val="none" w:color="FFFFFF" w:sz="0"/>
+              <w:bottom w:val="none" w:color="FFFFFF" w:sz="0"/>
+              <w:right w:val="none" w:color="FFFFFF" w:sz="0"/>
+            </w:tcBorders>
+            <w:tcMar>
+              <w:top w:type="dxa" w:w="50"/>
+              <w:left w:type="dxa" w:w="80"/>
+              <w:bottom w:type="dxa" w:w="50"/>
+              <w:right w:type="dxa" w:w="80"/>
+            </w:tcMar>
+            <w:vAlign w:val="center"/>
+          </w:tcPr>
+          <w:p>
+            <w:pPr>
+              <w:spacing w:line="240"/>
+              <w:jc w:val="left"/>
+            </w:pPr>
+            <w:r>
+              <w:rPr>
+                <w:rFonts w:ascii="Times New Roman" w:cs="Times New Roman" w:eastAsia="Times New Roman" w:hAnsi="Times New Roman"/>
+                <w:b w:val="false"/>
+                <w:bCs w:val="false"/>
+                <w:sz w:val="19"/>
+                <w:szCs w:val="19"/>
+              </w:rPr>
+              <w:t xml:space="preserve">Mobilização Hostil</w:t>
+            </w:r>
+          </w:p>
+        </w:tc>
+        <w:tc>
+          <w:tcPr>
+            <w:tcW w:type="dxa" w:w="2300"/>
+            <w:tcBorders>
+              <w:top w:val="none" w:color="FFFFFF" w:sz="0"/>
+              <w:left w:val="none" w:color="FFFFFF" w:sz="0"/>
+              <w:bottom w:val="none" w:color="FFFFFF" w:sz="0"/>
+              <w:right w:val="none" w:color="FFFFFF" w:sz="0"/>
+            </w:tcBorders>
+            <w:tcMar>
+              <w:top w:type="dxa" w:w="50"/>
+              <w:left w:type="dxa" w:w="80"/>
+              <w:bottom w:type="dxa" w:w="50"/>
+              <w:right w:type="dxa" w:w="80"/>
+            </w:tcMar>
+            <w:vAlign w:val="center"/>
+          </w:tcPr>
+          <w:p>
+            <w:pPr>
+              <w:spacing w:line="240"/>
+              <w:jc w:val="left"/>
+            </w:pPr>
+            <w:r>
+              <w:rPr>
+                <w:rFonts w:ascii="Times New Roman" w:cs="Times New Roman" w:eastAsia="Times New Roman" w:hAnsi="Times New Roman"/>
+                <w:b w:val="false"/>
+                <w:bCs w:val="false"/>
+                <w:sz w:val="19"/>
+                <w:szCs w:val="19"/>
+              </w:rPr>
+              <w:t xml:space="preserve">κ de Fleiss</w:t>
+            </w:r>
+          </w:p>
+        </w:tc>
+        <w:tc>
+          <w:tcPr>
+            <w:tcW w:type="dxa" w:w="2320"/>
+            <w:tcBorders>
+              <w:top w:val="none" w:color="FFFFFF" w:sz="0"/>
+              <w:left w:val="none" w:color="FFFFFF" w:sz="0"/>
+              <w:bottom w:val="none" w:color="FFFFFF" w:sz="0"/>
+              <w:right w:val="none" w:color="FFFFFF" w:sz="0"/>
+            </w:tcBorders>
+            <w:tcMar>
+              <w:top w:type="dxa" w:w="50"/>
+              <w:left w:type="dxa" w:w="80"/>
+              <w:bottom w:type="dxa" w:w="50"/>
+              <w:right w:type="dxa" w:w="80"/>
+            </w:tcMar>
+            <w:vAlign w:val="center"/>
+          </w:tcPr>
+          <w:p>
+            <w:pPr>
+              <w:spacing w:line="240"/>
+              <w:jc w:val="center"/>
+            </w:pPr>
+            <w:r>
+              <w:rPr>
+                <w:rFonts w:ascii="Times New Roman" w:cs="Times New Roman" w:eastAsia="Times New Roman" w:hAnsi="Times New Roman"/>
+                <w:b w:val="false"/>
+                <w:bCs w:val="false"/>
+                <w:sz w:val="19"/>
+                <w:szCs w:val="19"/>
+              </w:rPr>
+              <w:t xml:space="preserve">0,731</w:t>
+            </w:r>
+          </w:p>
+        </w:tc>
+      </w:tr>
+      <w:tr>
+        <w:trPr>
+          <w:cantSplit/>
+          <w:tblHeader w:val="false"/>
+        </w:trPr>
+        <w:tc>
+          <w:tcPr>
+            <w:tcW w:type="dxa" w:w="3600"/>
+            <w:tcBorders>
+              <w:top w:val="none" w:color="FFFFFF" w:sz="0"/>
+              <w:left w:val="none" w:color="FFFFFF" w:sz="0"/>
+              <w:bottom w:val="none" w:color="FFFFFF" w:sz="0"/>
+              <w:right w:val="none" w:color="FFFFFF" w:sz="0"/>
+            </w:tcBorders>
+            <w:tcMar>
+              <w:top w:type="dxa" w:w="50"/>
+              <w:left w:type="dxa" w:w="80"/>
+              <w:bottom w:type="dxa" w:w="50"/>
+              <w:right w:type="dxa" w:w="80"/>
+            </w:tcMar>
+            <w:vAlign w:val="center"/>
+          </w:tcPr>
+          <w:p>
+            <w:pPr>
+              <w:spacing w:line="240"/>
+              <w:jc w:val="left"/>
+            </w:pPr>
+            <w:r>
+              <w:rPr>
+                <w:rFonts w:ascii="Times New Roman" w:cs="Times New Roman" w:eastAsia="Times New Roman" w:hAnsi="Times New Roman"/>
+                <w:b w:val="false"/>
+                <w:bCs w:val="false"/>
+                <w:sz w:val="19"/>
+                <w:szCs w:val="19"/>
+              </w:rPr>
+              <w:t xml:space="preserve">Itens até à versão 11 (n = 2.352)</w:t>
+            </w:r>
+          </w:p>
+        </w:tc>
+        <w:tc>
+          <w:tcPr>
+            <w:tcW w:type="dxa" w:w="2300"/>
+            <w:tcBorders>
+              <w:top w:val="none" w:color="FFFFFF" w:sz="0"/>
+              <w:left w:val="none" w:color="FFFFFF" w:sz="0"/>
+              <w:bottom w:val="none" w:color="FFFFFF" w:sz="0"/>
+              <w:right w:val="none" w:color="FFFFFF" w:sz="0"/>
+            </w:tcBorders>
+            <w:tcMar>
+              <w:top w:type="dxa" w:w="50"/>
+              <w:left w:type="dxa" w:w="80"/>
+              <w:bottom w:type="dxa" w:w="50"/>
+              <w:right w:type="dxa" w:w="80"/>
+            </w:tcMar>
+            <w:vAlign w:val="center"/>
+          </w:tcPr>
+          <w:p>
+            <w:pPr>
+              <w:spacing w:line="240"/>
+              <w:jc w:val="left"/>
+            </w:pPr>
+            <w:r>
+              <w:rPr>
+                <w:rFonts w:ascii="Times New Roman" w:cs="Times New Roman" w:eastAsia="Times New Roman" w:hAnsi="Times New Roman"/>
+                <w:b w:val="false"/>
+                <w:bCs w:val="false"/>
+                <w:sz w:val="19"/>
+                <w:szCs w:val="19"/>
+              </w:rPr>
+              <w:t xml:space="preserve">κ de Fleiss</w:t>
+            </w:r>
+          </w:p>
+        </w:tc>
+        <w:tc>
+          <w:tcPr>
+            <w:tcW w:type="dxa" w:w="2320"/>
+            <w:tcBorders>
+              <w:top w:val="none" w:color="FFFFFF" w:sz="0"/>
+              <w:left w:val="none" w:color="FFFFFF" w:sz="0"/>
+              <w:bottom w:val="none" w:color="FFFFFF" w:sz="0"/>
+              <w:right w:val="none" w:color="FFFFFF" w:sz="0"/>
+            </w:tcBorders>
+            <w:tcMar>
+              <w:top w:type="dxa" w:w="50"/>
+              <w:left w:type="dxa" w:w="80"/>
+              <w:bottom w:type="dxa" w:w="50"/>
+              <w:right w:type="dxa" w:w="80"/>
+            </w:tcMar>
+            <w:vAlign w:val="center"/>
+          </w:tcPr>
+          <w:p>
+            <w:pPr>
+              <w:spacing w:line="240"/>
+              <w:jc w:val="center"/>
+            </w:pPr>
+            <w:r>
+              <w:rPr>
+                <w:rFonts w:ascii="Times New Roman" w:cs="Times New Roman" w:eastAsia="Times New Roman" w:hAnsi="Times New Roman"/>
+                <w:b w:val="false"/>
+                <w:bCs w:val="false"/>
+                <w:sz w:val="19"/>
+                <w:szCs w:val="19"/>
+              </w:rPr>
+              <w:t xml:space="preserve">0,717</w:t>
+            </w:r>
+          </w:p>
+        </w:tc>
+      </w:tr>
+      <w:tr>
+        <w:trPr>
+          <w:cantSplit/>
+          <w:tblHeader w:val="false"/>
+        </w:trPr>
+        <w:tc>
+          <w:tcPr>
+            <w:tcW w:type="dxa" w:w="3600"/>
+            <w:tcBorders>
+              <w:top w:val="none" w:color="FFFFFF" w:sz="0"/>
+              <w:left w:val="none" w:color="FFFFFF" w:sz="0"/>
+              <w:bottom w:val="single" w:color="000000" w:sz="4"/>
+              <w:right w:val="none" w:color="FFFFFF" w:sz="0"/>
+            </w:tcBorders>
+            <w:tcMar>
+              <w:top w:type="dxa" w:w="50"/>
+              <w:left w:type="dxa" w:w="80"/>
+              <w:bottom w:type="dxa" w:w="50"/>
+              <w:right w:type="dxa" w:w="80"/>
+            </w:tcMar>
+            <w:vAlign w:val="center"/>
+          </w:tcPr>
+          <w:p>
+            <w:pPr>
+              <w:spacing w:line="240"/>
+              <w:jc w:val="left"/>
+            </w:pPr>
+            <w:r>
+              <w:rPr>
+                <w:rFonts w:ascii="Times New Roman" w:cs="Times New Roman" w:eastAsia="Times New Roman" w:hAnsi="Times New Roman"/>
+                <w:b w:val="false"/>
+                <w:bCs w:val="false"/>
+                <w:sz w:val="19"/>
+                <w:szCs w:val="19"/>
+              </w:rPr>
+              <w:t xml:space="preserve">Lote enriquecido por léxico (n = 91)</w:t>
+            </w:r>
+          </w:p>
+        </w:tc>
+        <w:tc>
+          <w:tcPr>
+            <w:tcW w:type="dxa" w:w="2300"/>
+            <w:tcBorders>
+              <w:top w:val="none" w:color="FFFFFF" w:sz="0"/>
+              <w:left w:val="none" w:color="FFFFFF" w:sz="0"/>
+              <w:bottom w:val="single" w:color="000000" w:sz="4"/>
+              <w:right w:val="none" w:color="FFFFFF" w:sz="0"/>
+            </w:tcBorders>
+            <w:tcMar>
+              <w:top w:type="dxa" w:w="50"/>
+              <w:left w:type="dxa" w:w="80"/>
+              <w:bottom w:type="dxa" w:w="50"/>
+              <w:right w:type="dxa" w:w="80"/>
+            </w:tcMar>
+            <w:vAlign w:val="center"/>
+          </w:tcPr>
+          <w:p>
+            <w:pPr>
+              <w:spacing w:line="240"/>
+              <w:jc w:val="left"/>
+            </w:pPr>
+            <w:r>
+              <w:rPr>
+                <w:rFonts w:ascii="Times New Roman" w:cs="Times New Roman" w:eastAsia="Times New Roman" w:hAnsi="Times New Roman"/>
+                <w:b w:val="false"/>
+                <w:bCs w:val="false"/>
+                <w:sz w:val="19"/>
+                <w:szCs w:val="19"/>
+              </w:rPr>
+              <w:t xml:space="preserve">κ de Fleiss</w:t>
+            </w:r>
+          </w:p>
+        </w:tc>
+        <w:tc>
+          <w:tcPr>
+            <w:tcW w:type="dxa" w:w="2320"/>
+            <w:tcBorders>
+              <w:top w:val="none" w:color="FFFFFF" w:sz="0"/>
+              <w:left w:val="none" w:color="FFFFFF" w:sz="0"/>
+              <w:bottom w:val="single" w:color="000000" w:sz="4"/>
+              <w:right w:val="none" w:color="FFFFFF" w:sz="0"/>
+            </w:tcBorders>
+            <w:tcMar>
+              <w:top w:type="dxa" w:w="50"/>
+              <w:left w:type="dxa" w:w="80"/>
+              <w:bottom w:type="dxa" w:w="50"/>
+              <w:right w:type="dxa" w:w="80"/>
+            </w:tcMar>
+            <w:vAlign w:val="center"/>
+          </w:tcPr>
+          <w:p>
+            <w:pPr>
+              <w:spacing w:line="240"/>
+              <w:jc w:val="center"/>
+            </w:pPr>
+            <w:r>
+              <w:rPr>
+                <w:rFonts w:ascii="Times New Roman" w:cs="Times New Roman" w:eastAsia="Times New Roman" w:hAnsi="Times New Roman"/>
+                <w:b w:val="false"/>
+                <w:bCs w:val="false"/>
+                <w:sz w:val="19"/>
+                <w:szCs w:val="19"/>
+              </w:rPr>
+              <w:t xml:space="preserve">0,697</w:t>
+            </w:r>
+          </w:p>
+        </w:tc>
+      </w:tr>
+    </w:tbl>
+    <w:p>
+      <w:pPr>
+        <w:spacing w:after="240" w:before="60" w:line="240"/>
+        <w:jc w:val="both"/>
+      </w:pPr>
+      <w:r>
+        <w:rPr>
+          <w:rFonts w:ascii="Times New Roman" w:cs="Times New Roman" w:eastAsia="Times New Roman" w:hAnsi="Times New Roman"/>
+          <w:i/>
+          <w:iCs/>
           <w:sz w:val="18"/>
           <w:szCs w:val="18"/>
-          <w:highlight w:val="yellow"/>
-        </w:rPr>
-        <w:t xml:space="preserve">[Acrescentar o κ de Cohen de cada par e o número de itens das amostras aleatórias, a partir da saída do script compute_pilot_kappa.py.]</w:t>
+        </w:rPr>
+        <w:t xml:space="preserve">Nota.</w:t>
+      </w:r>
+      <w:r>
+        <w:rPr>
+          <w:rFonts w:ascii="Times New Roman" w:cs="Times New Roman" w:eastAsia="Times New Roman" w:hAnsi="Times New Roman"/>
+          <w:sz w:val="18"/>
+          <w:szCs w:val="18"/>
+        </w:rPr>
+        <w:t xml:space="preserve"> O κ de Fleiss por categoria trata cada categoria contra as restantes. Valores calculados pelo script compute_pilot_kappa.py (ficheiro kappa_piloto.json).</w:t>
       </w:r>
     </w:p>
     <w:p>
@@ -32476,7 +33734,7 @@
           <w:sz w:val="20"/>
           <w:szCs w:val="20"/>
         </w:rPr>
-        <w:t xml:space="preserve">Tabela C.3 – Distribuição das etiquetas finais do corpus angolano</w:t>
+        <w:t xml:space="preserve">Tabela C.4 – Distribuição das etiquetas finais do corpus angolano</w:t>
       </w:r>
     </w:p>
     <w:tbl>
@@ -33479,23 +34737,7 @@
           <w:sz w:val="24"/>
           <w:szCs w:val="24"/>
         </w:rPr>
-        <w:t xml:space="preserve">Este apêndice apresenta uma amostra de comentários do corpus angolano com as anotações individuais e a etiqueta final. Os comentários são seleccionados aleatoriamente das amostras aleatórias do piloto, estratificados por categoria, e reproduzidos sem identificação dos autores; nomes de pessoas privadas são substituídos por descritores.</w:t>
-      </w:r>
-    </w:p>
-    <w:p>
-      <w:pPr>
-        <w:spacing w:after="120" w:before="0" w:line="360"/>
-        <w:ind w:firstLine="567"/>
-        <w:jc w:val="both"/>
-      </w:pPr>
-      <w:r>
-        <w:rPr>
-          <w:rFonts w:ascii="Times New Roman" w:cs="Times New Roman" w:eastAsia="Times New Roman" w:hAnsi="Times New Roman"/>
-          <w:sz w:val="24"/>
-          <w:szCs w:val="24"/>
-          <w:highlight w:val="yellow"/>
-        </w:rPr>
-        <w:t xml:space="preserve">[Inserir 20 comentários reais do ficheiro corpus_ground_truth_com_texto_v13.csv (5 por categoria), com as colunas: n.º, excerto anonimizado, anotador A, anotador B, anotador C, etiqueta final e unanimidade. Não usar exemplos inventados.]</w:t>
+        <w:t xml:space="preserve">Este apêndice apresenta 20 comentários reais do corpus angolano, com as anotações individuais e a etiqueta final. A amostra foi extraída do ficheiro corpus_ground_truth_com_texto_v13.csv por sorteio com semente fixa (42), cinco comentários por categoria, entre os comentários de YouTube das amostras aleatórias cuja etiqueta final coincide com a maioria dos anotadores. Ficaram de fora as publicações de imprensa e de organizações e os lotes enriquecidos. Os textos mantêm a grafia original. Os nomes de pessoas foram substituídos por descritores entre parênteses rectos, e os comentários longos foram reduzidos ao trecho relevante, assinalado com (…).</w:t>
       </w:r>
     </w:p>
     <w:p>
@@ -33531,12 +34773,12 @@
       </w:tblPr>
       <w:tblGrid>
         <w:gridCol w:w="500"/>
-        <w:gridCol w:w="3720"/>
-        <w:gridCol w:w="600"/>
-        <w:gridCol w:w="600"/>
-        <w:gridCol w:w="600"/>
-        <w:gridCol w:w="1300"/>
+        <w:gridCol w:w="4120"/>
+        <w:gridCol w:w="520"/>
+        <w:gridCol w:w="520"/>
+        <w:gridCol w:w="520"/>
         <w:gridCol w:w="900"/>
+        <w:gridCol w:w="1140"/>
       </w:tblGrid>
       <w:tr>
         <w:trPr>
@@ -33580,7 +34822,7 @@
         </w:tc>
         <w:tc>
           <w:tcPr>
-            <w:tcW w:type="dxa" w:w="3720"/>
+            <w:tcW w:type="dxa" w:w="4120"/>
             <w:tcBorders>
               <w:top w:val="single" w:color="000000" w:sz="4"/>
               <w:left w:val="none" w:color="FFFFFF" w:sz="0"/>
@@ -33615,7 +34857,7 @@
         </w:tc>
         <w:tc>
           <w:tcPr>
-            <w:tcW w:type="dxa" w:w="600"/>
+            <w:tcW w:type="dxa" w:w="520"/>
             <w:tcBorders>
               <w:top w:val="single" w:color="000000" w:sz="4"/>
               <w:left w:val="none" w:color="FFFFFF" w:sz="0"/>
@@ -33650,7 +34892,7 @@
         </w:tc>
         <w:tc>
           <w:tcPr>
-            <w:tcW w:type="dxa" w:w="600"/>
+            <w:tcW w:type="dxa" w:w="520"/>
             <w:tcBorders>
               <w:top w:val="single" w:color="000000" w:sz="4"/>
               <w:left w:val="none" w:color="FFFFFF" w:sz="0"/>
@@ -33685,7 +34927,7 @@
         </w:tc>
         <w:tc>
           <w:tcPr>
-            <w:tcW w:type="dxa" w:w="600"/>
+            <w:tcW w:type="dxa" w:w="520"/>
             <w:tcBorders>
               <w:top w:val="single" w:color="000000" w:sz="4"/>
               <w:left w:val="none" w:color="FFFFFF" w:sz="0"/>
@@ -33720,7 +34962,7 @@
         </w:tc>
         <w:tc>
           <w:tcPr>
-            <w:tcW w:type="dxa" w:w="1300"/>
+            <w:tcW w:type="dxa" w:w="900"/>
             <w:tcBorders>
               <w:top w:val="single" w:color="000000" w:sz="4"/>
               <w:left w:val="none" w:color="FFFFFF" w:sz="0"/>
@@ -33749,13 +34991,13 @@
                 <w:sz w:val="18"/>
                 <w:szCs w:val="18"/>
               </w:rPr>
-              <w:t xml:space="preserve">Etiqueta final</w:t>
-            </w:r>
-          </w:p>
-        </w:tc>
-        <w:tc>
-          <w:tcPr>
-            <w:tcW w:type="dxa" w:w="900"/>
+              <w:t xml:space="preserve">Final</w:t>
+            </w:r>
+          </w:p>
+        </w:tc>
+        <w:tc>
+          <w:tcPr>
+            <w:tcW w:type="dxa" w:w="1140"/>
             <w:tcBorders>
               <w:top w:val="single" w:color="000000" w:sz="4"/>
               <w:left w:val="none" w:color="FFFFFF" w:sz="0"/>
@@ -33830,7 +35072,7 @@
         </w:tc>
         <w:tc>
           <w:tcPr>
-            <w:tcW w:type="dxa" w:w="3720"/>
+            <w:tcW w:type="dxa" w:w="4120"/>
             <w:tcBorders>
               <w:top w:val="none" w:color="FFFFFF" w:sz="0"/>
               <w:left w:val="none" w:color="FFFFFF" w:sz="0"/>
@@ -33850,11 +35092,21 @@
               <w:spacing w:line="240"/>
               <w:jc w:val="left"/>
             </w:pPr>
-          </w:p>
-        </w:tc>
-        <w:tc>
-          <w:tcPr>
-            <w:tcW w:type="dxa" w:w="600"/>
+            <w:r>
+              <w:rPr>
+                <w:rFonts w:ascii="Times New Roman" w:cs="Times New Roman" w:eastAsia="Times New Roman" w:hAnsi="Times New Roman"/>
+                <w:b w:val="false"/>
+                <w:bCs w:val="false"/>
+                <w:sz w:val="18"/>
+                <w:szCs w:val="18"/>
+              </w:rPr>
+              <w:t xml:space="preserve">Mesmo no Brasil 🇧🇷 creio que são piores</w:t>
+            </w:r>
+          </w:p>
+        </w:tc>
+        <w:tc>
+          <w:tcPr>
+            <w:tcW w:type="dxa" w:w="520"/>
             <w:tcBorders>
               <w:top w:val="none" w:color="FFFFFF" w:sz="0"/>
               <w:left w:val="none" w:color="FFFFFF" w:sz="0"/>
@@ -33874,11 +35126,21 @@
               <w:spacing w:line="240"/>
               <w:jc w:val="center"/>
             </w:pPr>
-          </w:p>
-        </w:tc>
-        <w:tc>
-          <w:tcPr>
-            <w:tcW w:type="dxa" w:w="600"/>
+            <w:r>
+              <w:rPr>
+                <w:rFonts w:ascii="Times New Roman" w:cs="Times New Roman" w:eastAsia="Times New Roman" w:hAnsi="Times New Roman"/>
+                <w:b w:val="false"/>
+                <w:bCs w:val="false"/>
+                <w:sz w:val="18"/>
+                <w:szCs w:val="18"/>
+              </w:rPr>
+              <w:t xml:space="preserve">N</w:t>
+            </w:r>
+          </w:p>
+        </w:tc>
+        <w:tc>
+          <w:tcPr>
+            <w:tcW w:type="dxa" w:w="520"/>
             <w:tcBorders>
               <w:top w:val="none" w:color="FFFFFF" w:sz="0"/>
               <w:left w:val="none" w:color="FFFFFF" w:sz="0"/>
@@ -33898,11 +35160,21 @@
               <w:spacing w:line="240"/>
               <w:jc w:val="center"/>
             </w:pPr>
-          </w:p>
-        </w:tc>
-        <w:tc>
-          <w:tcPr>
-            <w:tcW w:type="dxa" w:w="600"/>
+            <w:r>
+              <w:rPr>
+                <w:rFonts w:ascii="Times New Roman" w:cs="Times New Roman" w:eastAsia="Times New Roman" w:hAnsi="Times New Roman"/>
+                <w:b w:val="false"/>
+                <w:bCs w:val="false"/>
+                <w:sz w:val="18"/>
+                <w:szCs w:val="18"/>
+              </w:rPr>
+              <w:t xml:space="preserve">N</w:t>
+            </w:r>
+          </w:p>
+        </w:tc>
+        <w:tc>
+          <w:tcPr>
+            <w:tcW w:type="dxa" w:w="520"/>
             <w:tcBorders>
               <w:top w:val="none" w:color="FFFFFF" w:sz="0"/>
               <w:left w:val="none" w:color="FFFFFF" w:sz="0"/>
@@ -33922,11 +35194,21 @@
               <w:spacing w:line="240"/>
               <w:jc w:val="center"/>
             </w:pPr>
-          </w:p>
-        </w:tc>
-        <w:tc>
-          <w:tcPr>
-            <w:tcW w:type="dxa" w:w="1300"/>
+            <w:r>
+              <w:rPr>
+                <w:rFonts w:ascii="Times New Roman" w:cs="Times New Roman" w:eastAsia="Times New Roman" w:hAnsi="Times New Roman"/>
+                <w:b w:val="false"/>
+                <w:bCs w:val="false"/>
+                <w:sz w:val="18"/>
+                <w:szCs w:val="18"/>
+              </w:rPr>
+              <w:t xml:space="preserve">N</w:t>
+            </w:r>
+          </w:p>
+        </w:tc>
+        <w:tc>
+          <w:tcPr>
+            <w:tcW w:type="dxa" w:w="900"/>
             <w:tcBorders>
               <w:top w:val="none" w:color="FFFFFF" w:sz="0"/>
               <w:left w:val="none" w:color="FFFFFF" w:sz="0"/>
@@ -33946,11 +35228,21 @@
               <w:spacing w:line="240"/>
               <w:jc w:val="center"/>
             </w:pPr>
-          </w:p>
-        </w:tc>
-        <w:tc>
-          <w:tcPr>
-            <w:tcW w:type="dxa" w:w="900"/>
+            <w:r>
+              <w:rPr>
+                <w:rFonts w:ascii="Times New Roman" w:cs="Times New Roman" w:eastAsia="Times New Roman" w:hAnsi="Times New Roman"/>
+                <w:b w:val="false"/>
+                <w:bCs w:val="false"/>
+                <w:sz w:val="18"/>
+                <w:szCs w:val="18"/>
+              </w:rPr>
+              <w:t xml:space="preserve">N</w:t>
+            </w:r>
+          </w:p>
+        </w:tc>
+        <w:tc>
+          <w:tcPr>
+            <w:tcW w:type="dxa" w:w="1140"/>
             <w:tcBorders>
               <w:top w:val="none" w:color="FFFFFF" w:sz="0"/>
               <w:left w:val="none" w:color="FFFFFF" w:sz="0"/>
@@ -33970,6 +35262,16 @@
               <w:spacing w:line="240"/>
               <w:jc w:val="center"/>
             </w:pPr>
+            <w:r>
+              <w:rPr>
+                <w:rFonts w:ascii="Times New Roman" w:cs="Times New Roman" w:eastAsia="Times New Roman" w:hAnsi="Times New Roman"/>
+                <w:b w:val="false"/>
+                <w:bCs w:val="false"/>
+                <w:sz w:val="18"/>
+                <w:szCs w:val="18"/>
+              </w:rPr>
+              <w:t xml:space="preserve">Sim</w:t>
+            </w:r>
           </w:p>
         </w:tc>
       </w:tr>
@@ -34014,7 +35316,7 @@
         </w:tc>
         <w:tc>
           <w:tcPr>
-            <w:tcW w:type="dxa" w:w="3720"/>
+            <w:tcW w:type="dxa" w:w="4120"/>
             <w:tcBorders>
               <w:top w:val="none" w:color="FFFFFF" w:sz="0"/>
               <w:left w:val="none" w:color="FFFFFF" w:sz="0"/>
@@ -34034,11 +35336,21 @@
               <w:spacing w:line="240"/>
               <w:jc w:val="left"/>
             </w:pPr>
-          </w:p>
-        </w:tc>
-        <w:tc>
-          <w:tcPr>
-            <w:tcW w:type="dxa" w:w="600"/>
+            <w:r>
+              <w:rPr>
+                <w:rFonts w:ascii="Times New Roman" w:cs="Times New Roman" w:eastAsia="Times New Roman" w:hAnsi="Times New Roman"/>
+                <w:b w:val="false"/>
+                <w:bCs w:val="false"/>
+                <w:sz w:val="18"/>
+                <w:szCs w:val="18"/>
+              </w:rPr>
+              <w:t xml:space="preserve">Minha Angola 😔😔</w:t>
+            </w:r>
+          </w:p>
+        </w:tc>
+        <w:tc>
+          <w:tcPr>
+            <w:tcW w:type="dxa" w:w="520"/>
             <w:tcBorders>
               <w:top w:val="none" w:color="FFFFFF" w:sz="0"/>
               <w:left w:val="none" w:color="FFFFFF" w:sz="0"/>
@@ -34058,11 +35370,21 @@
               <w:spacing w:line="240"/>
               <w:jc w:val="center"/>
             </w:pPr>
-          </w:p>
-        </w:tc>
-        <w:tc>
-          <w:tcPr>
-            <w:tcW w:type="dxa" w:w="600"/>
+            <w:r>
+              <w:rPr>
+                <w:rFonts w:ascii="Times New Roman" w:cs="Times New Roman" w:eastAsia="Times New Roman" w:hAnsi="Times New Roman"/>
+                <w:b w:val="false"/>
+                <w:bCs w:val="false"/>
+                <w:sz w:val="18"/>
+                <w:szCs w:val="18"/>
+              </w:rPr>
+              <w:t xml:space="preserve">N</w:t>
+            </w:r>
+          </w:p>
+        </w:tc>
+        <w:tc>
+          <w:tcPr>
+            <w:tcW w:type="dxa" w:w="520"/>
             <w:tcBorders>
               <w:top w:val="none" w:color="FFFFFF" w:sz="0"/>
               <w:left w:val="none" w:color="FFFFFF" w:sz="0"/>
@@ -34082,11 +35404,21 @@
               <w:spacing w:line="240"/>
               <w:jc w:val="center"/>
             </w:pPr>
-          </w:p>
-        </w:tc>
-        <w:tc>
-          <w:tcPr>
-            <w:tcW w:type="dxa" w:w="600"/>
+            <w:r>
+              <w:rPr>
+                <w:rFonts w:ascii="Times New Roman" w:cs="Times New Roman" w:eastAsia="Times New Roman" w:hAnsi="Times New Roman"/>
+                <w:b w:val="false"/>
+                <w:bCs w:val="false"/>
+                <w:sz w:val="18"/>
+                <w:szCs w:val="18"/>
+              </w:rPr>
+              <w:t xml:space="preserve">N</w:t>
+            </w:r>
+          </w:p>
+        </w:tc>
+        <w:tc>
+          <w:tcPr>
+            <w:tcW w:type="dxa" w:w="520"/>
             <w:tcBorders>
               <w:top w:val="none" w:color="FFFFFF" w:sz="0"/>
               <w:left w:val="none" w:color="FFFFFF" w:sz="0"/>
@@ -34106,11 +35438,21 @@
               <w:spacing w:line="240"/>
               <w:jc w:val="center"/>
             </w:pPr>
-          </w:p>
-        </w:tc>
-        <w:tc>
-          <w:tcPr>
-            <w:tcW w:type="dxa" w:w="1300"/>
+            <w:r>
+              <w:rPr>
+                <w:rFonts w:ascii="Times New Roman" w:cs="Times New Roman" w:eastAsia="Times New Roman" w:hAnsi="Times New Roman"/>
+                <w:b w:val="false"/>
+                <w:bCs w:val="false"/>
+                <w:sz w:val="18"/>
+                <w:szCs w:val="18"/>
+              </w:rPr>
+              <w:t xml:space="preserve">N</w:t>
+            </w:r>
+          </w:p>
+        </w:tc>
+        <w:tc>
+          <w:tcPr>
+            <w:tcW w:type="dxa" w:w="900"/>
             <w:tcBorders>
               <w:top w:val="none" w:color="FFFFFF" w:sz="0"/>
               <w:left w:val="none" w:color="FFFFFF" w:sz="0"/>
@@ -34130,11 +35472,21 @@
               <w:spacing w:line="240"/>
               <w:jc w:val="center"/>
             </w:pPr>
-          </w:p>
-        </w:tc>
-        <w:tc>
-          <w:tcPr>
-            <w:tcW w:type="dxa" w:w="900"/>
+            <w:r>
+              <w:rPr>
+                <w:rFonts w:ascii="Times New Roman" w:cs="Times New Roman" w:eastAsia="Times New Roman" w:hAnsi="Times New Roman"/>
+                <w:b w:val="false"/>
+                <w:bCs w:val="false"/>
+                <w:sz w:val="18"/>
+                <w:szCs w:val="18"/>
+              </w:rPr>
+              <w:t xml:space="preserve">N</w:t>
+            </w:r>
+          </w:p>
+        </w:tc>
+        <w:tc>
+          <w:tcPr>
+            <w:tcW w:type="dxa" w:w="1140"/>
             <w:tcBorders>
               <w:top w:val="none" w:color="FFFFFF" w:sz="0"/>
               <w:left w:val="none" w:color="FFFFFF" w:sz="0"/>
@@ -34154,6 +35506,16 @@
               <w:spacing w:line="240"/>
               <w:jc w:val="center"/>
             </w:pPr>
+            <w:r>
+              <w:rPr>
+                <w:rFonts w:ascii="Times New Roman" w:cs="Times New Roman" w:eastAsia="Times New Roman" w:hAnsi="Times New Roman"/>
+                <w:b w:val="false"/>
+                <w:bCs w:val="false"/>
+                <w:sz w:val="18"/>
+                <w:szCs w:val="18"/>
+              </w:rPr>
+              <w:t xml:space="preserve">Sim</w:t>
+            </w:r>
           </w:p>
         </w:tc>
       </w:tr>
@@ -34168,7 +35530,7 @@
             <w:tcBorders>
               <w:top w:val="none" w:color="FFFFFF" w:sz="0"/>
               <w:left w:val="none" w:color="FFFFFF" w:sz="0"/>
-              <w:bottom w:val="single" w:color="000000" w:sz="4"/>
+              <w:bottom w:val="none" w:color="FFFFFF" w:sz="0"/>
               <w:right w:val="none" w:color="FFFFFF" w:sz="0"/>
             </w:tcBorders>
             <w:tcMar>
@@ -34192,13 +35554,4127 @@
                 <w:sz w:val="18"/>
                 <w:szCs w:val="18"/>
               </w:rPr>
-              <w:t xml:space="preserve">…</w:t>
-            </w:r>
-          </w:p>
-        </w:tc>
-        <w:tc>
-          <w:tcPr>
-            <w:tcW w:type="dxa" w:w="3720"/>
+              <w:t xml:space="preserve">3</w:t>
+            </w:r>
+          </w:p>
+        </w:tc>
+        <w:tc>
+          <w:tcPr>
+            <w:tcW w:type="dxa" w:w="4120"/>
+            <w:tcBorders>
+              <w:top w:val="none" w:color="FFFFFF" w:sz="0"/>
+              <w:left w:val="none" w:color="FFFFFF" w:sz="0"/>
+              <w:bottom w:val="none" w:color="FFFFFF" w:sz="0"/>
+              <w:right w:val="none" w:color="FFFFFF" w:sz="0"/>
+            </w:tcBorders>
+            <w:tcMar>
+              <w:top w:type="dxa" w:w="50"/>
+              <w:left w:type="dxa" w:w="80"/>
+              <w:bottom w:type="dxa" w:w="50"/>
+              <w:right w:type="dxa" w:w="80"/>
+            </w:tcMar>
+            <w:vAlign w:val="center"/>
+          </w:tcPr>
+          <w:p>
+            <w:pPr>
+              <w:spacing w:line="240"/>
+              <w:jc w:val="left"/>
+            </w:pPr>
+            <w:r>
+              <w:rPr>
+                <w:rFonts w:ascii="Times New Roman" w:cs="Times New Roman" w:eastAsia="Times New Roman" w:hAnsi="Times New Roman"/>
+                <w:b w:val="false"/>
+                <w:bCs w:val="false"/>
+                <w:sz w:val="18"/>
+                <w:szCs w:val="18"/>
+              </w:rPr>
+              <w:t xml:space="preserve">Meu Deus do céu como pode uma pessoa se aproveitar da pobreza dos outros</w:t>
+            </w:r>
+          </w:p>
+        </w:tc>
+        <w:tc>
+          <w:tcPr>
+            <w:tcW w:type="dxa" w:w="520"/>
+            <w:tcBorders>
+              <w:top w:val="none" w:color="FFFFFF" w:sz="0"/>
+              <w:left w:val="none" w:color="FFFFFF" w:sz="0"/>
+              <w:bottom w:val="none" w:color="FFFFFF" w:sz="0"/>
+              <w:right w:val="none" w:color="FFFFFF" w:sz="0"/>
+            </w:tcBorders>
+            <w:tcMar>
+              <w:top w:type="dxa" w:w="50"/>
+              <w:left w:type="dxa" w:w="80"/>
+              <w:bottom w:type="dxa" w:w="50"/>
+              <w:right w:type="dxa" w:w="80"/>
+            </w:tcMar>
+            <w:vAlign w:val="center"/>
+          </w:tcPr>
+          <w:p>
+            <w:pPr>
+              <w:spacing w:line="240"/>
+              <w:jc w:val="center"/>
+            </w:pPr>
+            <w:r>
+              <w:rPr>
+                <w:rFonts w:ascii="Times New Roman" w:cs="Times New Roman" w:eastAsia="Times New Roman" w:hAnsi="Times New Roman"/>
+                <w:b w:val="false"/>
+                <w:bCs w:val="false"/>
+                <w:sz w:val="18"/>
+                <w:szCs w:val="18"/>
+              </w:rPr>
+              <w:t xml:space="preserve">N</w:t>
+            </w:r>
+          </w:p>
+        </w:tc>
+        <w:tc>
+          <w:tcPr>
+            <w:tcW w:type="dxa" w:w="520"/>
+            <w:tcBorders>
+              <w:top w:val="none" w:color="FFFFFF" w:sz="0"/>
+              <w:left w:val="none" w:color="FFFFFF" w:sz="0"/>
+              <w:bottom w:val="none" w:color="FFFFFF" w:sz="0"/>
+              <w:right w:val="none" w:color="FFFFFF" w:sz="0"/>
+            </w:tcBorders>
+            <w:tcMar>
+              <w:top w:type="dxa" w:w="50"/>
+              <w:left w:type="dxa" w:w="80"/>
+              <w:bottom w:type="dxa" w:w="50"/>
+              <w:right w:type="dxa" w:w="80"/>
+            </w:tcMar>
+            <w:vAlign w:val="center"/>
+          </w:tcPr>
+          <w:p>
+            <w:pPr>
+              <w:spacing w:line="240"/>
+              <w:jc w:val="center"/>
+            </w:pPr>
+            <w:r>
+              <w:rPr>
+                <w:rFonts w:ascii="Times New Roman" w:cs="Times New Roman" w:eastAsia="Times New Roman" w:hAnsi="Times New Roman"/>
+                <w:b w:val="false"/>
+                <w:bCs w:val="false"/>
+                <w:sz w:val="18"/>
+                <w:szCs w:val="18"/>
+              </w:rPr>
+              <w:t xml:space="preserve">N</w:t>
+            </w:r>
+          </w:p>
+        </w:tc>
+        <w:tc>
+          <w:tcPr>
+            <w:tcW w:type="dxa" w:w="520"/>
+            <w:tcBorders>
+              <w:top w:val="none" w:color="FFFFFF" w:sz="0"/>
+              <w:left w:val="none" w:color="FFFFFF" w:sz="0"/>
+              <w:bottom w:val="none" w:color="FFFFFF" w:sz="0"/>
+              <w:right w:val="none" w:color="FFFFFF" w:sz="0"/>
+            </w:tcBorders>
+            <w:tcMar>
+              <w:top w:type="dxa" w:w="50"/>
+              <w:left w:type="dxa" w:w="80"/>
+              <w:bottom w:type="dxa" w:w="50"/>
+              <w:right w:type="dxa" w:w="80"/>
+            </w:tcMar>
+            <w:vAlign w:val="center"/>
+          </w:tcPr>
+          <w:p>
+            <w:pPr>
+              <w:spacing w:line="240"/>
+              <w:jc w:val="center"/>
+            </w:pPr>
+            <w:r>
+              <w:rPr>
+                <w:rFonts w:ascii="Times New Roman" w:cs="Times New Roman" w:eastAsia="Times New Roman" w:hAnsi="Times New Roman"/>
+                <w:b w:val="false"/>
+                <w:bCs w:val="false"/>
+                <w:sz w:val="18"/>
+                <w:szCs w:val="18"/>
+              </w:rPr>
+              <w:t xml:space="preserve">N</w:t>
+            </w:r>
+          </w:p>
+        </w:tc>
+        <w:tc>
+          <w:tcPr>
+            <w:tcW w:type="dxa" w:w="900"/>
+            <w:tcBorders>
+              <w:top w:val="none" w:color="FFFFFF" w:sz="0"/>
+              <w:left w:val="none" w:color="FFFFFF" w:sz="0"/>
+              <w:bottom w:val="none" w:color="FFFFFF" w:sz="0"/>
+              <w:right w:val="none" w:color="FFFFFF" w:sz="0"/>
+            </w:tcBorders>
+            <w:tcMar>
+              <w:top w:type="dxa" w:w="50"/>
+              <w:left w:type="dxa" w:w="80"/>
+              <w:bottom w:type="dxa" w:w="50"/>
+              <w:right w:type="dxa" w:w="80"/>
+            </w:tcMar>
+            <w:vAlign w:val="center"/>
+          </w:tcPr>
+          <w:p>
+            <w:pPr>
+              <w:spacing w:line="240"/>
+              <w:jc w:val="center"/>
+            </w:pPr>
+            <w:r>
+              <w:rPr>
+                <w:rFonts w:ascii="Times New Roman" w:cs="Times New Roman" w:eastAsia="Times New Roman" w:hAnsi="Times New Roman"/>
+                <w:b w:val="false"/>
+                <w:bCs w:val="false"/>
+                <w:sz w:val="18"/>
+                <w:szCs w:val="18"/>
+              </w:rPr>
+              <w:t xml:space="preserve">N</w:t>
+            </w:r>
+          </w:p>
+        </w:tc>
+        <w:tc>
+          <w:tcPr>
+            <w:tcW w:type="dxa" w:w="1140"/>
+            <w:tcBorders>
+              <w:top w:val="none" w:color="FFFFFF" w:sz="0"/>
+              <w:left w:val="none" w:color="FFFFFF" w:sz="0"/>
+              <w:bottom w:val="none" w:color="FFFFFF" w:sz="0"/>
+              <w:right w:val="none" w:color="FFFFFF" w:sz="0"/>
+            </w:tcBorders>
+            <w:tcMar>
+              <w:top w:type="dxa" w:w="50"/>
+              <w:left w:type="dxa" w:w="80"/>
+              <w:bottom w:type="dxa" w:w="50"/>
+              <w:right w:type="dxa" w:w="80"/>
+            </w:tcMar>
+            <w:vAlign w:val="center"/>
+          </w:tcPr>
+          <w:p>
+            <w:pPr>
+              <w:spacing w:line="240"/>
+              <w:jc w:val="center"/>
+            </w:pPr>
+            <w:r>
+              <w:rPr>
+                <w:rFonts w:ascii="Times New Roman" w:cs="Times New Roman" w:eastAsia="Times New Roman" w:hAnsi="Times New Roman"/>
+                <w:b w:val="false"/>
+                <w:bCs w:val="false"/>
+                <w:sz w:val="18"/>
+                <w:szCs w:val="18"/>
+              </w:rPr>
+              <w:t xml:space="preserve">Sim</w:t>
+            </w:r>
+          </w:p>
+        </w:tc>
+      </w:tr>
+      <w:tr>
+        <w:trPr>
+          <w:cantSplit/>
+          <w:tblHeader w:val="false"/>
+        </w:trPr>
+        <w:tc>
+          <w:tcPr>
+            <w:tcW w:type="dxa" w:w="500"/>
+            <w:tcBorders>
+              <w:top w:val="none" w:color="FFFFFF" w:sz="0"/>
+              <w:left w:val="none" w:color="FFFFFF" w:sz="0"/>
+              <w:bottom w:val="none" w:color="FFFFFF" w:sz="0"/>
+              <w:right w:val="none" w:color="FFFFFF" w:sz="0"/>
+            </w:tcBorders>
+            <w:tcMar>
+              <w:top w:type="dxa" w:w="50"/>
+              <w:left w:type="dxa" w:w="80"/>
+              <w:bottom w:type="dxa" w:w="50"/>
+              <w:right w:type="dxa" w:w="80"/>
+            </w:tcMar>
+            <w:vAlign w:val="center"/>
+          </w:tcPr>
+          <w:p>
+            <w:pPr>
+              <w:spacing w:line="240"/>
+              <w:jc w:val="center"/>
+            </w:pPr>
+            <w:r>
+              <w:rPr>
+                <w:rFonts w:ascii="Times New Roman" w:cs="Times New Roman" w:eastAsia="Times New Roman" w:hAnsi="Times New Roman"/>
+                <w:b w:val="false"/>
+                <w:bCs w:val="false"/>
+                <w:sz w:val="18"/>
+                <w:szCs w:val="18"/>
+              </w:rPr>
+              <w:t xml:space="preserve">4</w:t>
+            </w:r>
+          </w:p>
+        </w:tc>
+        <w:tc>
+          <w:tcPr>
+            <w:tcW w:type="dxa" w:w="4120"/>
+            <w:tcBorders>
+              <w:top w:val="none" w:color="FFFFFF" w:sz="0"/>
+              <w:left w:val="none" w:color="FFFFFF" w:sz="0"/>
+              <w:bottom w:val="none" w:color="FFFFFF" w:sz="0"/>
+              <w:right w:val="none" w:color="FFFFFF" w:sz="0"/>
+            </w:tcBorders>
+            <w:tcMar>
+              <w:top w:type="dxa" w:w="50"/>
+              <w:left w:type="dxa" w:w="80"/>
+              <w:bottom w:type="dxa" w:w="50"/>
+              <w:right w:type="dxa" w:w="80"/>
+            </w:tcMar>
+            <w:vAlign w:val="center"/>
+          </w:tcPr>
+          <w:p>
+            <w:pPr>
+              <w:spacing w:line="240"/>
+              <w:jc w:val="left"/>
+            </w:pPr>
+            <w:r>
+              <w:rPr>
+                <w:rFonts w:ascii="Times New Roman" w:cs="Times New Roman" w:eastAsia="Times New Roman" w:hAnsi="Times New Roman"/>
+                <w:b w:val="false"/>
+                <w:bCs w:val="false"/>
+                <w:sz w:val="18"/>
+                <w:szCs w:val="18"/>
+              </w:rPr>
+              <w:t xml:space="preserve">Máximo respeito Gangster.</w:t>
+            </w:r>
+          </w:p>
+        </w:tc>
+        <w:tc>
+          <w:tcPr>
+            <w:tcW w:type="dxa" w:w="520"/>
+            <w:tcBorders>
+              <w:top w:val="none" w:color="FFFFFF" w:sz="0"/>
+              <w:left w:val="none" w:color="FFFFFF" w:sz="0"/>
+              <w:bottom w:val="none" w:color="FFFFFF" w:sz="0"/>
+              <w:right w:val="none" w:color="FFFFFF" w:sz="0"/>
+            </w:tcBorders>
+            <w:tcMar>
+              <w:top w:type="dxa" w:w="50"/>
+              <w:left w:type="dxa" w:w="80"/>
+              <w:bottom w:type="dxa" w:w="50"/>
+              <w:right w:type="dxa" w:w="80"/>
+            </w:tcMar>
+            <w:vAlign w:val="center"/>
+          </w:tcPr>
+          <w:p>
+            <w:pPr>
+              <w:spacing w:line="240"/>
+              <w:jc w:val="center"/>
+            </w:pPr>
+            <w:r>
+              <w:rPr>
+                <w:rFonts w:ascii="Times New Roman" w:cs="Times New Roman" w:eastAsia="Times New Roman" w:hAnsi="Times New Roman"/>
+                <w:b w:val="false"/>
+                <w:bCs w:val="false"/>
+                <w:sz w:val="18"/>
+                <w:szCs w:val="18"/>
+              </w:rPr>
+              <w:t xml:space="preserve">N</w:t>
+            </w:r>
+          </w:p>
+        </w:tc>
+        <w:tc>
+          <w:tcPr>
+            <w:tcW w:type="dxa" w:w="520"/>
+            <w:tcBorders>
+              <w:top w:val="none" w:color="FFFFFF" w:sz="0"/>
+              <w:left w:val="none" w:color="FFFFFF" w:sz="0"/>
+              <w:bottom w:val="none" w:color="FFFFFF" w:sz="0"/>
+              <w:right w:val="none" w:color="FFFFFF" w:sz="0"/>
+            </w:tcBorders>
+            <w:tcMar>
+              <w:top w:type="dxa" w:w="50"/>
+              <w:left w:type="dxa" w:w="80"/>
+              <w:bottom w:type="dxa" w:w="50"/>
+              <w:right w:type="dxa" w:w="80"/>
+            </w:tcMar>
+            <w:vAlign w:val="center"/>
+          </w:tcPr>
+          <w:p>
+            <w:pPr>
+              <w:spacing w:line="240"/>
+              <w:jc w:val="center"/>
+            </w:pPr>
+            <w:r>
+              <w:rPr>
+                <w:rFonts w:ascii="Times New Roman" w:cs="Times New Roman" w:eastAsia="Times New Roman" w:hAnsi="Times New Roman"/>
+                <w:b w:val="false"/>
+                <w:bCs w:val="false"/>
+                <w:sz w:val="18"/>
+                <w:szCs w:val="18"/>
+              </w:rPr>
+              <w:t xml:space="preserve">N</w:t>
+            </w:r>
+          </w:p>
+        </w:tc>
+        <w:tc>
+          <w:tcPr>
+            <w:tcW w:type="dxa" w:w="520"/>
+            <w:tcBorders>
+              <w:top w:val="none" w:color="FFFFFF" w:sz="0"/>
+              <w:left w:val="none" w:color="FFFFFF" w:sz="0"/>
+              <w:bottom w:val="none" w:color="FFFFFF" w:sz="0"/>
+              <w:right w:val="none" w:color="FFFFFF" w:sz="0"/>
+            </w:tcBorders>
+            <w:tcMar>
+              <w:top w:type="dxa" w:w="50"/>
+              <w:left w:type="dxa" w:w="80"/>
+              <w:bottom w:type="dxa" w:w="50"/>
+              <w:right w:type="dxa" w:w="80"/>
+            </w:tcMar>
+            <w:vAlign w:val="center"/>
+          </w:tcPr>
+          <w:p>
+            <w:pPr>
+              <w:spacing w:line="240"/>
+              <w:jc w:val="center"/>
+            </w:pPr>
+            <w:r>
+              <w:rPr>
+                <w:rFonts w:ascii="Times New Roman" w:cs="Times New Roman" w:eastAsia="Times New Roman" w:hAnsi="Times New Roman"/>
+                <w:b w:val="false"/>
+                <w:bCs w:val="false"/>
+                <w:sz w:val="18"/>
+                <w:szCs w:val="18"/>
+              </w:rPr>
+              <w:t xml:space="preserve">N</w:t>
+            </w:r>
+          </w:p>
+        </w:tc>
+        <w:tc>
+          <w:tcPr>
+            <w:tcW w:type="dxa" w:w="900"/>
+            <w:tcBorders>
+              <w:top w:val="none" w:color="FFFFFF" w:sz="0"/>
+              <w:left w:val="none" w:color="FFFFFF" w:sz="0"/>
+              <w:bottom w:val="none" w:color="FFFFFF" w:sz="0"/>
+              <w:right w:val="none" w:color="FFFFFF" w:sz="0"/>
+            </w:tcBorders>
+            <w:tcMar>
+              <w:top w:type="dxa" w:w="50"/>
+              <w:left w:type="dxa" w:w="80"/>
+              <w:bottom w:type="dxa" w:w="50"/>
+              <w:right w:type="dxa" w:w="80"/>
+            </w:tcMar>
+            <w:vAlign w:val="center"/>
+          </w:tcPr>
+          <w:p>
+            <w:pPr>
+              <w:spacing w:line="240"/>
+              <w:jc w:val="center"/>
+            </w:pPr>
+            <w:r>
+              <w:rPr>
+                <w:rFonts w:ascii="Times New Roman" w:cs="Times New Roman" w:eastAsia="Times New Roman" w:hAnsi="Times New Roman"/>
+                <w:b w:val="false"/>
+                <w:bCs w:val="false"/>
+                <w:sz w:val="18"/>
+                <w:szCs w:val="18"/>
+              </w:rPr>
+              <w:t xml:space="preserve">N</w:t>
+            </w:r>
+          </w:p>
+        </w:tc>
+        <w:tc>
+          <w:tcPr>
+            <w:tcW w:type="dxa" w:w="1140"/>
+            <w:tcBorders>
+              <w:top w:val="none" w:color="FFFFFF" w:sz="0"/>
+              <w:left w:val="none" w:color="FFFFFF" w:sz="0"/>
+              <w:bottom w:val="none" w:color="FFFFFF" w:sz="0"/>
+              <w:right w:val="none" w:color="FFFFFF" w:sz="0"/>
+            </w:tcBorders>
+            <w:tcMar>
+              <w:top w:type="dxa" w:w="50"/>
+              <w:left w:type="dxa" w:w="80"/>
+              <w:bottom w:type="dxa" w:w="50"/>
+              <w:right w:type="dxa" w:w="80"/>
+            </w:tcMar>
+            <w:vAlign w:val="center"/>
+          </w:tcPr>
+          <w:p>
+            <w:pPr>
+              <w:spacing w:line="240"/>
+              <w:jc w:val="center"/>
+            </w:pPr>
+            <w:r>
+              <w:rPr>
+                <w:rFonts w:ascii="Times New Roman" w:cs="Times New Roman" w:eastAsia="Times New Roman" w:hAnsi="Times New Roman"/>
+                <w:b w:val="false"/>
+                <w:bCs w:val="false"/>
+                <w:sz w:val="18"/>
+                <w:szCs w:val="18"/>
+              </w:rPr>
+              <w:t xml:space="preserve">Sim</w:t>
+            </w:r>
+          </w:p>
+        </w:tc>
+      </w:tr>
+      <w:tr>
+        <w:trPr>
+          <w:cantSplit/>
+          <w:tblHeader w:val="false"/>
+        </w:trPr>
+        <w:tc>
+          <w:tcPr>
+            <w:tcW w:type="dxa" w:w="500"/>
+            <w:tcBorders>
+              <w:top w:val="none" w:color="FFFFFF" w:sz="0"/>
+              <w:left w:val="none" w:color="FFFFFF" w:sz="0"/>
+              <w:bottom w:val="none" w:color="FFFFFF" w:sz="0"/>
+              <w:right w:val="none" w:color="FFFFFF" w:sz="0"/>
+            </w:tcBorders>
+            <w:tcMar>
+              <w:top w:type="dxa" w:w="50"/>
+              <w:left w:type="dxa" w:w="80"/>
+              <w:bottom w:type="dxa" w:w="50"/>
+              <w:right w:type="dxa" w:w="80"/>
+            </w:tcMar>
+            <w:vAlign w:val="center"/>
+          </w:tcPr>
+          <w:p>
+            <w:pPr>
+              <w:spacing w:line="240"/>
+              <w:jc w:val="center"/>
+            </w:pPr>
+            <w:r>
+              <w:rPr>
+                <w:rFonts w:ascii="Times New Roman" w:cs="Times New Roman" w:eastAsia="Times New Roman" w:hAnsi="Times New Roman"/>
+                <w:b w:val="false"/>
+                <w:bCs w:val="false"/>
+                <w:sz w:val="18"/>
+                <w:szCs w:val="18"/>
+              </w:rPr>
+              <w:t xml:space="preserve">5</w:t>
+            </w:r>
+          </w:p>
+        </w:tc>
+        <w:tc>
+          <w:tcPr>
+            <w:tcW w:type="dxa" w:w="4120"/>
+            <w:tcBorders>
+              <w:top w:val="none" w:color="FFFFFF" w:sz="0"/>
+              <w:left w:val="none" w:color="FFFFFF" w:sz="0"/>
+              <w:bottom w:val="none" w:color="FFFFFF" w:sz="0"/>
+              <w:right w:val="none" w:color="FFFFFF" w:sz="0"/>
+            </w:tcBorders>
+            <w:tcMar>
+              <w:top w:type="dxa" w:w="50"/>
+              <w:left w:type="dxa" w:w="80"/>
+              <w:bottom w:type="dxa" w:w="50"/>
+              <w:right w:type="dxa" w:w="80"/>
+            </w:tcMar>
+            <w:vAlign w:val="center"/>
+          </w:tcPr>
+          <w:p>
+            <w:pPr>
+              <w:spacing w:line="240"/>
+              <w:jc w:val="left"/>
+            </w:pPr>
+            <w:r>
+              <w:rPr>
+                <w:rFonts w:ascii="Times New Roman" w:cs="Times New Roman" w:eastAsia="Times New Roman" w:hAnsi="Times New Roman"/>
+                <w:b w:val="false"/>
+                <w:bCs w:val="false"/>
+                <w:sz w:val="18"/>
+                <w:szCs w:val="18"/>
+              </w:rPr>
+              <w:t xml:space="preserve">Axo muito bem força mano deus esta com nosco, nao tenha medo</w:t>
+            </w:r>
+          </w:p>
+        </w:tc>
+        <w:tc>
+          <w:tcPr>
+            <w:tcW w:type="dxa" w:w="520"/>
+            <w:tcBorders>
+              <w:top w:val="none" w:color="FFFFFF" w:sz="0"/>
+              <w:left w:val="none" w:color="FFFFFF" w:sz="0"/>
+              <w:bottom w:val="none" w:color="FFFFFF" w:sz="0"/>
+              <w:right w:val="none" w:color="FFFFFF" w:sz="0"/>
+            </w:tcBorders>
+            <w:tcMar>
+              <w:top w:type="dxa" w:w="50"/>
+              <w:left w:type="dxa" w:w="80"/>
+              <w:bottom w:type="dxa" w:w="50"/>
+              <w:right w:type="dxa" w:w="80"/>
+            </w:tcMar>
+            <w:vAlign w:val="center"/>
+          </w:tcPr>
+          <w:p>
+            <w:pPr>
+              <w:spacing w:line="240"/>
+              <w:jc w:val="center"/>
+            </w:pPr>
+            <w:r>
+              <w:rPr>
+                <w:rFonts w:ascii="Times New Roman" w:cs="Times New Roman" w:eastAsia="Times New Roman" w:hAnsi="Times New Roman"/>
+                <w:b w:val="false"/>
+                <w:bCs w:val="false"/>
+                <w:sz w:val="18"/>
+                <w:szCs w:val="18"/>
+              </w:rPr>
+              <w:t xml:space="preserve">N</w:t>
+            </w:r>
+          </w:p>
+        </w:tc>
+        <w:tc>
+          <w:tcPr>
+            <w:tcW w:type="dxa" w:w="520"/>
+            <w:tcBorders>
+              <w:top w:val="none" w:color="FFFFFF" w:sz="0"/>
+              <w:left w:val="none" w:color="FFFFFF" w:sz="0"/>
+              <w:bottom w:val="none" w:color="FFFFFF" w:sz="0"/>
+              <w:right w:val="none" w:color="FFFFFF" w:sz="0"/>
+            </w:tcBorders>
+            <w:tcMar>
+              <w:top w:type="dxa" w:w="50"/>
+              <w:left w:type="dxa" w:w="80"/>
+              <w:bottom w:type="dxa" w:w="50"/>
+              <w:right w:type="dxa" w:w="80"/>
+            </w:tcMar>
+            <w:vAlign w:val="center"/>
+          </w:tcPr>
+          <w:p>
+            <w:pPr>
+              <w:spacing w:line="240"/>
+              <w:jc w:val="center"/>
+            </w:pPr>
+            <w:r>
+              <w:rPr>
+                <w:rFonts w:ascii="Times New Roman" w:cs="Times New Roman" w:eastAsia="Times New Roman" w:hAnsi="Times New Roman"/>
+                <w:b w:val="false"/>
+                <w:bCs w:val="false"/>
+                <w:sz w:val="18"/>
+                <w:szCs w:val="18"/>
+              </w:rPr>
+              <w:t xml:space="preserve">N</w:t>
+            </w:r>
+          </w:p>
+        </w:tc>
+        <w:tc>
+          <w:tcPr>
+            <w:tcW w:type="dxa" w:w="520"/>
+            <w:tcBorders>
+              <w:top w:val="none" w:color="FFFFFF" w:sz="0"/>
+              <w:left w:val="none" w:color="FFFFFF" w:sz="0"/>
+              <w:bottom w:val="none" w:color="FFFFFF" w:sz="0"/>
+              <w:right w:val="none" w:color="FFFFFF" w:sz="0"/>
+            </w:tcBorders>
+            <w:tcMar>
+              <w:top w:type="dxa" w:w="50"/>
+              <w:left w:type="dxa" w:w="80"/>
+              <w:bottom w:type="dxa" w:w="50"/>
+              <w:right w:type="dxa" w:w="80"/>
+            </w:tcMar>
+            <w:vAlign w:val="center"/>
+          </w:tcPr>
+          <w:p>
+            <w:pPr>
+              <w:spacing w:line="240"/>
+              <w:jc w:val="center"/>
+            </w:pPr>
+            <w:r>
+              <w:rPr>
+                <w:rFonts w:ascii="Times New Roman" w:cs="Times New Roman" w:eastAsia="Times New Roman" w:hAnsi="Times New Roman"/>
+                <w:b w:val="false"/>
+                <w:bCs w:val="false"/>
+                <w:sz w:val="18"/>
+                <w:szCs w:val="18"/>
+              </w:rPr>
+              <w:t xml:space="preserve">N</w:t>
+            </w:r>
+          </w:p>
+        </w:tc>
+        <w:tc>
+          <w:tcPr>
+            <w:tcW w:type="dxa" w:w="900"/>
+            <w:tcBorders>
+              <w:top w:val="none" w:color="FFFFFF" w:sz="0"/>
+              <w:left w:val="none" w:color="FFFFFF" w:sz="0"/>
+              <w:bottom w:val="none" w:color="FFFFFF" w:sz="0"/>
+              <w:right w:val="none" w:color="FFFFFF" w:sz="0"/>
+            </w:tcBorders>
+            <w:tcMar>
+              <w:top w:type="dxa" w:w="50"/>
+              <w:left w:type="dxa" w:w="80"/>
+              <w:bottom w:type="dxa" w:w="50"/>
+              <w:right w:type="dxa" w:w="80"/>
+            </w:tcMar>
+            <w:vAlign w:val="center"/>
+          </w:tcPr>
+          <w:p>
+            <w:pPr>
+              <w:spacing w:line="240"/>
+              <w:jc w:val="center"/>
+            </w:pPr>
+            <w:r>
+              <w:rPr>
+                <w:rFonts w:ascii="Times New Roman" w:cs="Times New Roman" w:eastAsia="Times New Roman" w:hAnsi="Times New Roman"/>
+                <w:b w:val="false"/>
+                <w:bCs w:val="false"/>
+                <w:sz w:val="18"/>
+                <w:szCs w:val="18"/>
+              </w:rPr>
+              <w:t xml:space="preserve">N</w:t>
+            </w:r>
+          </w:p>
+        </w:tc>
+        <w:tc>
+          <w:tcPr>
+            <w:tcW w:type="dxa" w:w="1140"/>
+            <w:tcBorders>
+              <w:top w:val="none" w:color="FFFFFF" w:sz="0"/>
+              <w:left w:val="none" w:color="FFFFFF" w:sz="0"/>
+              <w:bottom w:val="none" w:color="FFFFFF" w:sz="0"/>
+              <w:right w:val="none" w:color="FFFFFF" w:sz="0"/>
+            </w:tcBorders>
+            <w:tcMar>
+              <w:top w:type="dxa" w:w="50"/>
+              <w:left w:type="dxa" w:w="80"/>
+              <w:bottom w:type="dxa" w:w="50"/>
+              <w:right w:type="dxa" w:w="80"/>
+            </w:tcMar>
+            <w:vAlign w:val="center"/>
+          </w:tcPr>
+          <w:p>
+            <w:pPr>
+              <w:spacing w:line="240"/>
+              <w:jc w:val="center"/>
+            </w:pPr>
+            <w:r>
+              <w:rPr>
+                <w:rFonts w:ascii="Times New Roman" w:cs="Times New Roman" w:eastAsia="Times New Roman" w:hAnsi="Times New Roman"/>
+                <w:b w:val="false"/>
+                <w:bCs w:val="false"/>
+                <w:sz w:val="18"/>
+                <w:szCs w:val="18"/>
+              </w:rPr>
+              <w:t xml:space="preserve">Sim</w:t>
+            </w:r>
+          </w:p>
+        </w:tc>
+      </w:tr>
+      <w:tr>
+        <w:trPr>
+          <w:cantSplit/>
+          <w:tblHeader w:val="false"/>
+        </w:trPr>
+        <w:tc>
+          <w:tcPr>
+            <w:tcW w:type="dxa" w:w="500"/>
+            <w:tcBorders>
+              <w:top w:val="none" w:color="FFFFFF" w:sz="0"/>
+              <w:left w:val="none" w:color="FFFFFF" w:sz="0"/>
+              <w:bottom w:val="none" w:color="FFFFFF" w:sz="0"/>
+              <w:right w:val="none" w:color="FFFFFF" w:sz="0"/>
+            </w:tcBorders>
+            <w:tcMar>
+              <w:top w:type="dxa" w:w="50"/>
+              <w:left w:type="dxa" w:w="80"/>
+              <w:bottom w:type="dxa" w:w="50"/>
+              <w:right w:type="dxa" w:w="80"/>
+            </w:tcMar>
+            <w:vAlign w:val="center"/>
+          </w:tcPr>
+          <w:p>
+            <w:pPr>
+              <w:spacing w:line="240"/>
+              <w:jc w:val="center"/>
+            </w:pPr>
+            <w:r>
+              <w:rPr>
+                <w:rFonts w:ascii="Times New Roman" w:cs="Times New Roman" w:eastAsia="Times New Roman" w:hAnsi="Times New Roman"/>
+                <w:b w:val="false"/>
+                <w:bCs w:val="false"/>
+                <w:sz w:val="18"/>
+                <w:szCs w:val="18"/>
+              </w:rPr>
+              <w:t xml:space="preserve">6</w:t>
+            </w:r>
+          </w:p>
+        </w:tc>
+        <w:tc>
+          <w:tcPr>
+            <w:tcW w:type="dxa" w:w="4120"/>
+            <w:tcBorders>
+              <w:top w:val="none" w:color="FFFFFF" w:sz="0"/>
+              <w:left w:val="none" w:color="FFFFFF" w:sz="0"/>
+              <w:bottom w:val="none" w:color="FFFFFF" w:sz="0"/>
+              <w:right w:val="none" w:color="FFFFFF" w:sz="0"/>
+            </w:tcBorders>
+            <w:tcMar>
+              <w:top w:type="dxa" w:w="50"/>
+              <w:left w:type="dxa" w:w="80"/>
+              <w:bottom w:type="dxa" w:w="50"/>
+              <w:right w:type="dxa" w:w="80"/>
+            </w:tcMar>
+            <w:vAlign w:val="center"/>
+          </w:tcPr>
+          <w:p>
+            <w:pPr>
+              <w:spacing w:line="240"/>
+              <w:jc w:val="left"/>
+            </w:pPr>
+            <w:r>
+              <w:rPr>
+                <w:rFonts w:ascii="Times New Roman" w:cs="Times New Roman" w:eastAsia="Times New Roman" w:hAnsi="Times New Roman"/>
+                <w:b w:val="false"/>
+                <w:bCs w:val="false"/>
+                <w:sz w:val="18"/>
+                <w:szCs w:val="18"/>
+              </w:rPr>
+              <w:t xml:space="preserve">E [pessoa referida]? Laranjas e chocolates, e uma mansão de 6 milhões comprada em plena pandemia.</w:t>
+            </w:r>
+          </w:p>
+        </w:tc>
+        <w:tc>
+          <w:tcPr>
+            <w:tcW w:type="dxa" w:w="520"/>
+            <w:tcBorders>
+              <w:top w:val="none" w:color="FFFFFF" w:sz="0"/>
+              <w:left w:val="none" w:color="FFFFFF" w:sz="0"/>
+              <w:bottom w:val="none" w:color="FFFFFF" w:sz="0"/>
+              <w:right w:val="none" w:color="FFFFFF" w:sz="0"/>
+            </w:tcBorders>
+            <w:tcMar>
+              <w:top w:type="dxa" w:w="50"/>
+              <w:left w:type="dxa" w:w="80"/>
+              <w:bottom w:type="dxa" w:w="50"/>
+              <w:right w:type="dxa" w:w="80"/>
+            </w:tcMar>
+            <w:vAlign w:val="center"/>
+          </w:tcPr>
+          <w:p>
+            <w:pPr>
+              <w:spacing w:line="240"/>
+              <w:jc w:val="center"/>
+            </w:pPr>
+            <w:r>
+              <w:rPr>
+                <w:rFonts w:ascii="Times New Roman" w:cs="Times New Roman" w:eastAsia="Times New Roman" w:hAnsi="Times New Roman"/>
+                <w:b w:val="false"/>
+                <w:bCs w:val="false"/>
+                <w:sz w:val="18"/>
+                <w:szCs w:val="18"/>
+              </w:rPr>
+              <w:t xml:space="preserve">D</w:t>
+            </w:r>
+          </w:p>
+        </w:tc>
+        <w:tc>
+          <w:tcPr>
+            <w:tcW w:type="dxa" w:w="520"/>
+            <w:tcBorders>
+              <w:top w:val="none" w:color="FFFFFF" w:sz="0"/>
+              <w:left w:val="none" w:color="FFFFFF" w:sz="0"/>
+              <w:bottom w:val="none" w:color="FFFFFF" w:sz="0"/>
+              <w:right w:val="none" w:color="FFFFFF" w:sz="0"/>
+            </w:tcBorders>
+            <w:tcMar>
+              <w:top w:type="dxa" w:w="50"/>
+              <w:left w:type="dxa" w:w="80"/>
+              <w:bottom w:type="dxa" w:w="50"/>
+              <w:right w:type="dxa" w:w="80"/>
+            </w:tcMar>
+            <w:vAlign w:val="center"/>
+          </w:tcPr>
+          <w:p>
+            <w:pPr>
+              <w:spacing w:line="240"/>
+              <w:jc w:val="center"/>
+            </w:pPr>
+            <w:r>
+              <w:rPr>
+                <w:rFonts w:ascii="Times New Roman" w:cs="Times New Roman" w:eastAsia="Times New Roman" w:hAnsi="Times New Roman"/>
+                <w:b w:val="false"/>
+                <w:bCs w:val="false"/>
+                <w:sz w:val="18"/>
+                <w:szCs w:val="18"/>
+              </w:rPr>
+              <w:t xml:space="preserve">D</w:t>
+            </w:r>
+          </w:p>
+        </w:tc>
+        <w:tc>
+          <w:tcPr>
+            <w:tcW w:type="dxa" w:w="520"/>
+            <w:tcBorders>
+              <w:top w:val="none" w:color="FFFFFF" w:sz="0"/>
+              <w:left w:val="none" w:color="FFFFFF" w:sz="0"/>
+              <w:bottom w:val="none" w:color="FFFFFF" w:sz="0"/>
+              <w:right w:val="none" w:color="FFFFFF" w:sz="0"/>
+            </w:tcBorders>
+            <w:tcMar>
+              <w:top w:type="dxa" w:w="50"/>
+              <w:left w:type="dxa" w:w="80"/>
+              <w:bottom w:type="dxa" w:w="50"/>
+              <w:right w:type="dxa" w:w="80"/>
+            </w:tcMar>
+            <w:vAlign w:val="center"/>
+          </w:tcPr>
+          <w:p>
+            <w:pPr>
+              <w:spacing w:line="240"/>
+              <w:jc w:val="center"/>
+            </w:pPr>
+            <w:r>
+              <w:rPr>
+                <w:rFonts w:ascii="Times New Roman" w:cs="Times New Roman" w:eastAsia="Times New Roman" w:hAnsi="Times New Roman"/>
+                <w:b w:val="false"/>
+                <w:bCs w:val="false"/>
+                <w:sz w:val="18"/>
+                <w:szCs w:val="18"/>
+              </w:rPr>
+              <w:t xml:space="preserve">D</w:t>
+            </w:r>
+          </w:p>
+        </w:tc>
+        <w:tc>
+          <w:tcPr>
+            <w:tcW w:type="dxa" w:w="900"/>
+            <w:tcBorders>
+              <w:top w:val="none" w:color="FFFFFF" w:sz="0"/>
+              <w:left w:val="none" w:color="FFFFFF" w:sz="0"/>
+              <w:bottom w:val="none" w:color="FFFFFF" w:sz="0"/>
+              <w:right w:val="none" w:color="FFFFFF" w:sz="0"/>
+            </w:tcBorders>
+            <w:tcMar>
+              <w:top w:type="dxa" w:w="50"/>
+              <w:left w:type="dxa" w:w="80"/>
+              <w:bottom w:type="dxa" w:w="50"/>
+              <w:right w:type="dxa" w:w="80"/>
+            </w:tcMar>
+            <w:vAlign w:val="center"/>
+          </w:tcPr>
+          <w:p>
+            <w:pPr>
+              <w:spacing w:line="240"/>
+              <w:jc w:val="center"/>
+            </w:pPr>
+            <w:r>
+              <w:rPr>
+                <w:rFonts w:ascii="Times New Roman" w:cs="Times New Roman" w:eastAsia="Times New Roman" w:hAnsi="Times New Roman"/>
+                <w:b w:val="false"/>
+                <w:bCs w:val="false"/>
+                <w:sz w:val="18"/>
+                <w:szCs w:val="18"/>
+              </w:rPr>
+              <w:t xml:space="preserve">D</w:t>
+            </w:r>
+          </w:p>
+        </w:tc>
+        <w:tc>
+          <w:tcPr>
+            <w:tcW w:type="dxa" w:w="1140"/>
+            <w:tcBorders>
+              <w:top w:val="none" w:color="FFFFFF" w:sz="0"/>
+              <w:left w:val="none" w:color="FFFFFF" w:sz="0"/>
+              <w:bottom w:val="none" w:color="FFFFFF" w:sz="0"/>
+              <w:right w:val="none" w:color="FFFFFF" w:sz="0"/>
+            </w:tcBorders>
+            <w:tcMar>
+              <w:top w:type="dxa" w:w="50"/>
+              <w:left w:type="dxa" w:w="80"/>
+              <w:bottom w:type="dxa" w:w="50"/>
+              <w:right w:type="dxa" w:w="80"/>
+            </w:tcMar>
+            <w:vAlign w:val="center"/>
+          </w:tcPr>
+          <w:p>
+            <w:pPr>
+              <w:spacing w:line="240"/>
+              <w:jc w:val="center"/>
+            </w:pPr>
+            <w:r>
+              <w:rPr>
+                <w:rFonts w:ascii="Times New Roman" w:cs="Times New Roman" w:eastAsia="Times New Roman" w:hAnsi="Times New Roman"/>
+                <w:b w:val="false"/>
+                <w:bCs w:val="false"/>
+                <w:sz w:val="18"/>
+                <w:szCs w:val="18"/>
+              </w:rPr>
+              <w:t xml:space="preserve">Sim</w:t>
+            </w:r>
+          </w:p>
+        </w:tc>
+      </w:tr>
+      <w:tr>
+        <w:trPr>
+          <w:cantSplit/>
+          <w:tblHeader w:val="false"/>
+        </w:trPr>
+        <w:tc>
+          <w:tcPr>
+            <w:tcW w:type="dxa" w:w="500"/>
+            <w:tcBorders>
+              <w:top w:val="none" w:color="FFFFFF" w:sz="0"/>
+              <w:left w:val="none" w:color="FFFFFF" w:sz="0"/>
+              <w:bottom w:val="none" w:color="FFFFFF" w:sz="0"/>
+              <w:right w:val="none" w:color="FFFFFF" w:sz="0"/>
+            </w:tcBorders>
+            <w:tcMar>
+              <w:top w:type="dxa" w:w="50"/>
+              <w:left w:type="dxa" w:w="80"/>
+              <w:bottom w:type="dxa" w:w="50"/>
+              <w:right w:type="dxa" w:w="80"/>
+            </w:tcMar>
+            <w:vAlign w:val="center"/>
+          </w:tcPr>
+          <w:p>
+            <w:pPr>
+              <w:spacing w:line="240"/>
+              <w:jc w:val="center"/>
+            </w:pPr>
+            <w:r>
+              <w:rPr>
+                <w:rFonts w:ascii="Times New Roman" w:cs="Times New Roman" w:eastAsia="Times New Roman" w:hAnsi="Times New Roman"/>
+                <w:b w:val="false"/>
+                <w:bCs w:val="false"/>
+                <w:sz w:val="18"/>
+                <w:szCs w:val="18"/>
+              </w:rPr>
+              <w:t xml:space="preserve">7</w:t>
+            </w:r>
+          </w:p>
+        </w:tc>
+        <w:tc>
+          <w:tcPr>
+            <w:tcW w:type="dxa" w:w="4120"/>
+            <w:tcBorders>
+              <w:top w:val="none" w:color="FFFFFF" w:sz="0"/>
+              <w:left w:val="none" w:color="FFFFFF" w:sz="0"/>
+              <w:bottom w:val="none" w:color="FFFFFF" w:sz="0"/>
+              <w:right w:val="none" w:color="FFFFFF" w:sz="0"/>
+            </w:tcBorders>
+            <w:tcMar>
+              <w:top w:type="dxa" w:w="50"/>
+              <w:left w:type="dxa" w:w="80"/>
+              <w:bottom w:type="dxa" w:w="50"/>
+              <w:right w:type="dxa" w:w="80"/>
+            </w:tcMar>
+            <w:vAlign w:val="center"/>
+          </w:tcPr>
+          <w:p>
+            <w:pPr>
+              <w:spacing w:line="240"/>
+              <w:jc w:val="left"/>
+            </w:pPr>
+            <w:r>
+              <w:rPr>
+                <w:rFonts w:ascii="Times New Roman" w:cs="Times New Roman" w:eastAsia="Times New Roman" w:hAnsi="Times New Roman"/>
+                <w:b w:val="false"/>
+                <w:bCs w:val="false"/>
+                <w:sz w:val="18"/>
+                <w:szCs w:val="18"/>
+              </w:rPr>
+              <w:t xml:space="preserve">Só Deus para nós livrar das garras desses senhores que se intitulam donos de Angola e de todos os recursos que existe neste País. Verdade bem dita.</w:t>
+            </w:r>
+          </w:p>
+        </w:tc>
+        <w:tc>
+          <w:tcPr>
+            <w:tcW w:type="dxa" w:w="520"/>
+            <w:tcBorders>
+              <w:top w:val="none" w:color="FFFFFF" w:sz="0"/>
+              <w:left w:val="none" w:color="FFFFFF" w:sz="0"/>
+              <w:bottom w:val="none" w:color="FFFFFF" w:sz="0"/>
+              <w:right w:val="none" w:color="FFFFFF" w:sz="0"/>
+            </w:tcBorders>
+            <w:tcMar>
+              <w:top w:type="dxa" w:w="50"/>
+              <w:left w:type="dxa" w:w="80"/>
+              <w:bottom w:type="dxa" w:w="50"/>
+              <w:right w:type="dxa" w:w="80"/>
+            </w:tcMar>
+            <w:vAlign w:val="center"/>
+          </w:tcPr>
+          <w:p>
+            <w:pPr>
+              <w:spacing w:line="240"/>
+              <w:jc w:val="center"/>
+            </w:pPr>
+            <w:r>
+              <w:rPr>
+                <w:rFonts w:ascii="Times New Roman" w:cs="Times New Roman" w:eastAsia="Times New Roman" w:hAnsi="Times New Roman"/>
+                <w:b w:val="false"/>
+                <w:bCs w:val="false"/>
+                <w:sz w:val="18"/>
+                <w:szCs w:val="18"/>
+              </w:rPr>
+              <w:t xml:space="preserve">D</w:t>
+            </w:r>
+          </w:p>
+        </w:tc>
+        <w:tc>
+          <w:tcPr>
+            <w:tcW w:type="dxa" w:w="520"/>
+            <w:tcBorders>
+              <w:top w:val="none" w:color="FFFFFF" w:sz="0"/>
+              <w:left w:val="none" w:color="FFFFFF" w:sz="0"/>
+              <w:bottom w:val="none" w:color="FFFFFF" w:sz="0"/>
+              <w:right w:val="none" w:color="FFFFFF" w:sz="0"/>
+            </w:tcBorders>
+            <w:tcMar>
+              <w:top w:type="dxa" w:w="50"/>
+              <w:left w:type="dxa" w:w="80"/>
+              <w:bottom w:type="dxa" w:w="50"/>
+              <w:right w:type="dxa" w:w="80"/>
+            </w:tcMar>
+            <w:vAlign w:val="center"/>
+          </w:tcPr>
+          <w:p>
+            <w:pPr>
+              <w:spacing w:line="240"/>
+              <w:jc w:val="center"/>
+            </w:pPr>
+            <w:r>
+              <w:rPr>
+                <w:rFonts w:ascii="Times New Roman" w:cs="Times New Roman" w:eastAsia="Times New Roman" w:hAnsi="Times New Roman"/>
+                <w:b w:val="false"/>
+                <w:bCs w:val="false"/>
+                <w:sz w:val="18"/>
+                <w:szCs w:val="18"/>
+              </w:rPr>
+              <w:t xml:space="preserve">D</w:t>
+            </w:r>
+          </w:p>
+        </w:tc>
+        <w:tc>
+          <w:tcPr>
+            <w:tcW w:type="dxa" w:w="520"/>
+            <w:tcBorders>
+              <w:top w:val="none" w:color="FFFFFF" w:sz="0"/>
+              <w:left w:val="none" w:color="FFFFFF" w:sz="0"/>
+              <w:bottom w:val="none" w:color="FFFFFF" w:sz="0"/>
+              <w:right w:val="none" w:color="FFFFFF" w:sz="0"/>
+            </w:tcBorders>
+            <w:tcMar>
+              <w:top w:type="dxa" w:w="50"/>
+              <w:left w:type="dxa" w:w="80"/>
+              <w:bottom w:type="dxa" w:w="50"/>
+              <w:right w:type="dxa" w:w="80"/>
+            </w:tcMar>
+            <w:vAlign w:val="center"/>
+          </w:tcPr>
+          <w:p>
+            <w:pPr>
+              <w:spacing w:line="240"/>
+              <w:jc w:val="center"/>
+            </w:pPr>
+            <w:r>
+              <w:rPr>
+                <w:rFonts w:ascii="Times New Roman" w:cs="Times New Roman" w:eastAsia="Times New Roman" w:hAnsi="Times New Roman"/>
+                <w:b w:val="false"/>
+                <w:bCs w:val="false"/>
+                <w:sz w:val="18"/>
+                <w:szCs w:val="18"/>
+              </w:rPr>
+              <w:t xml:space="preserve">N</w:t>
+            </w:r>
+          </w:p>
+        </w:tc>
+        <w:tc>
+          <w:tcPr>
+            <w:tcW w:type="dxa" w:w="900"/>
+            <w:tcBorders>
+              <w:top w:val="none" w:color="FFFFFF" w:sz="0"/>
+              <w:left w:val="none" w:color="FFFFFF" w:sz="0"/>
+              <w:bottom w:val="none" w:color="FFFFFF" w:sz="0"/>
+              <w:right w:val="none" w:color="FFFFFF" w:sz="0"/>
+            </w:tcBorders>
+            <w:tcMar>
+              <w:top w:type="dxa" w:w="50"/>
+              <w:left w:type="dxa" w:w="80"/>
+              <w:bottom w:type="dxa" w:w="50"/>
+              <w:right w:type="dxa" w:w="80"/>
+            </w:tcMar>
+            <w:vAlign w:val="center"/>
+          </w:tcPr>
+          <w:p>
+            <w:pPr>
+              <w:spacing w:line="240"/>
+              <w:jc w:val="center"/>
+            </w:pPr>
+            <w:r>
+              <w:rPr>
+                <w:rFonts w:ascii="Times New Roman" w:cs="Times New Roman" w:eastAsia="Times New Roman" w:hAnsi="Times New Roman"/>
+                <w:b w:val="false"/>
+                <w:bCs w:val="false"/>
+                <w:sz w:val="18"/>
+                <w:szCs w:val="18"/>
+              </w:rPr>
+              <w:t xml:space="preserve">D</w:t>
+            </w:r>
+          </w:p>
+        </w:tc>
+        <w:tc>
+          <w:tcPr>
+            <w:tcW w:type="dxa" w:w="1140"/>
+            <w:tcBorders>
+              <w:top w:val="none" w:color="FFFFFF" w:sz="0"/>
+              <w:left w:val="none" w:color="FFFFFF" w:sz="0"/>
+              <w:bottom w:val="none" w:color="FFFFFF" w:sz="0"/>
+              <w:right w:val="none" w:color="FFFFFF" w:sz="0"/>
+            </w:tcBorders>
+            <w:tcMar>
+              <w:top w:type="dxa" w:w="50"/>
+              <w:left w:type="dxa" w:w="80"/>
+              <w:bottom w:type="dxa" w:w="50"/>
+              <w:right w:type="dxa" w:w="80"/>
+            </w:tcMar>
+            <w:vAlign w:val="center"/>
+          </w:tcPr>
+          <w:p>
+            <w:pPr>
+              <w:spacing w:line="240"/>
+              <w:jc w:val="center"/>
+            </w:pPr>
+            <w:r>
+              <w:rPr>
+                <w:rFonts w:ascii="Times New Roman" w:cs="Times New Roman" w:eastAsia="Times New Roman" w:hAnsi="Times New Roman"/>
+                <w:b w:val="false"/>
+                <w:bCs w:val="false"/>
+                <w:sz w:val="18"/>
+                <w:szCs w:val="18"/>
+              </w:rPr>
+              <w:t xml:space="preserve">Não</w:t>
+            </w:r>
+          </w:p>
+        </w:tc>
+      </w:tr>
+      <w:tr>
+        <w:trPr>
+          <w:cantSplit/>
+          <w:tblHeader w:val="false"/>
+        </w:trPr>
+        <w:tc>
+          <w:tcPr>
+            <w:tcW w:type="dxa" w:w="500"/>
+            <w:tcBorders>
+              <w:top w:val="none" w:color="FFFFFF" w:sz="0"/>
+              <w:left w:val="none" w:color="FFFFFF" w:sz="0"/>
+              <w:bottom w:val="none" w:color="FFFFFF" w:sz="0"/>
+              <w:right w:val="none" w:color="FFFFFF" w:sz="0"/>
+            </w:tcBorders>
+            <w:tcMar>
+              <w:top w:type="dxa" w:w="50"/>
+              <w:left w:type="dxa" w:w="80"/>
+              <w:bottom w:type="dxa" w:w="50"/>
+              <w:right w:type="dxa" w:w="80"/>
+            </w:tcMar>
+            <w:vAlign w:val="center"/>
+          </w:tcPr>
+          <w:p>
+            <w:pPr>
+              <w:spacing w:line="240"/>
+              <w:jc w:val="center"/>
+            </w:pPr>
+            <w:r>
+              <w:rPr>
+                <w:rFonts w:ascii="Times New Roman" w:cs="Times New Roman" w:eastAsia="Times New Roman" w:hAnsi="Times New Roman"/>
+                <w:b w:val="false"/>
+                <w:bCs w:val="false"/>
+                <w:sz w:val="18"/>
+                <w:szCs w:val="18"/>
+              </w:rPr>
+              <w:t xml:space="preserve">8</w:t>
+            </w:r>
+          </w:p>
+        </w:tc>
+        <w:tc>
+          <w:tcPr>
+            <w:tcW w:type="dxa" w:w="4120"/>
+            <w:tcBorders>
+              <w:top w:val="none" w:color="FFFFFF" w:sz="0"/>
+              <w:left w:val="none" w:color="FFFFFF" w:sz="0"/>
+              <w:bottom w:val="none" w:color="FFFFFF" w:sz="0"/>
+              <w:right w:val="none" w:color="FFFFFF" w:sz="0"/>
+            </w:tcBorders>
+            <w:tcMar>
+              <w:top w:type="dxa" w:w="50"/>
+              <w:left w:type="dxa" w:w="80"/>
+              <w:bottom w:type="dxa" w:w="50"/>
+              <w:right w:type="dxa" w:w="80"/>
+            </w:tcMar>
+            <w:vAlign w:val="center"/>
+          </w:tcPr>
+          <w:p>
+            <w:pPr>
+              <w:spacing w:line="240"/>
+              <w:jc w:val="left"/>
+            </w:pPr>
+            <w:r>
+              <w:rPr>
+                <w:rFonts w:ascii="Times New Roman" w:cs="Times New Roman" w:eastAsia="Times New Roman" w:hAnsi="Times New Roman"/>
+                <w:b w:val="false"/>
+                <w:bCs w:val="false"/>
+                <w:sz w:val="18"/>
+                <w:szCs w:val="18"/>
+              </w:rPr>
+              <w:t xml:space="preserve">(…) isso cá no meu país é proibido passar em órgãos públicos! Eu garanto que o Mplá é a máfia mais perigosa do mundo (…)</w:t>
+            </w:r>
+          </w:p>
+        </w:tc>
+        <w:tc>
+          <w:tcPr>
+            <w:tcW w:type="dxa" w:w="520"/>
+            <w:tcBorders>
+              <w:top w:val="none" w:color="FFFFFF" w:sz="0"/>
+              <w:left w:val="none" w:color="FFFFFF" w:sz="0"/>
+              <w:bottom w:val="none" w:color="FFFFFF" w:sz="0"/>
+              <w:right w:val="none" w:color="FFFFFF" w:sz="0"/>
+            </w:tcBorders>
+            <w:tcMar>
+              <w:top w:type="dxa" w:w="50"/>
+              <w:left w:type="dxa" w:w="80"/>
+              <w:bottom w:type="dxa" w:w="50"/>
+              <w:right w:type="dxa" w:w="80"/>
+            </w:tcMar>
+            <w:vAlign w:val="center"/>
+          </w:tcPr>
+          <w:p>
+            <w:pPr>
+              <w:spacing w:line="240"/>
+              <w:jc w:val="center"/>
+            </w:pPr>
+            <w:r>
+              <w:rPr>
+                <w:rFonts w:ascii="Times New Roman" w:cs="Times New Roman" w:eastAsia="Times New Roman" w:hAnsi="Times New Roman"/>
+                <w:b w:val="false"/>
+                <w:bCs w:val="false"/>
+                <w:sz w:val="18"/>
+                <w:szCs w:val="18"/>
+              </w:rPr>
+              <w:t xml:space="preserve">N</w:t>
+            </w:r>
+          </w:p>
+        </w:tc>
+        <w:tc>
+          <w:tcPr>
+            <w:tcW w:type="dxa" w:w="520"/>
+            <w:tcBorders>
+              <w:top w:val="none" w:color="FFFFFF" w:sz="0"/>
+              <w:left w:val="none" w:color="FFFFFF" w:sz="0"/>
+              <w:bottom w:val="none" w:color="FFFFFF" w:sz="0"/>
+              <w:right w:val="none" w:color="FFFFFF" w:sz="0"/>
+            </w:tcBorders>
+            <w:tcMar>
+              <w:top w:type="dxa" w:w="50"/>
+              <w:left w:type="dxa" w:w="80"/>
+              <w:bottom w:type="dxa" w:w="50"/>
+              <w:right w:type="dxa" w:w="80"/>
+            </w:tcMar>
+            <w:vAlign w:val="center"/>
+          </w:tcPr>
+          <w:p>
+            <w:pPr>
+              <w:spacing w:line="240"/>
+              <w:jc w:val="center"/>
+            </w:pPr>
+            <w:r>
+              <w:rPr>
+                <w:rFonts w:ascii="Times New Roman" w:cs="Times New Roman" w:eastAsia="Times New Roman" w:hAnsi="Times New Roman"/>
+                <w:b w:val="false"/>
+                <w:bCs w:val="false"/>
+                <w:sz w:val="18"/>
+                <w:szCs w:val="18"/>
+              </w:rPr>
+              <w:t xml:space="preserve">D</w:t>
+            </w:r>
+          </w:p>
+        </w:tc>
+        <w:tc>
+          <w:tcPr>
+            <w:tcW w:type="dxa" w:w="520"/>
+            <w:tcBorders>
+              <w:top w:val="none" w:color="FFFFFF" w:sz="0"/>
+              <w:left w:val="none" w:color="FFFFFF" w:sz="0"/>
+              <w:bottom w:val="none" w:color="FFFFFF" w:sz="0"/>
+              <w:right w:val="none" w:color="FFFFFF" w:sz="0"/>
+            </w:tcBorders>
+            <w:tcMar>
+              <w:top w:type="dxa" w:w="50"/>
+              <w:left w:type="dxa" w:w="80"/>
+              <w:bottom w:type="dxa" w:w="50"/>
+              <w:right w:type="dxa" w:w="80"/>
+            </w:tcMar>
+            <w:vAlign w:val="center"/>
+          </w:tcPr>
+          <w:p>
+            <w:pPr>
+              <w:spacing w:line="240"/>
+              <w:jc w:val="center"/>
+            </w:pPr>
+            <w:r>
+              <w:rPr>
+                <w:rFonts w:ascii="Times New Roman" w:cs="Times New Roman" w:eastAsia="Times New Roman" w:hAnsi="Times New Roman"/>
+                <w:b w:val="false"/>
+                <w:bCs w:val="false"/>
+                <w:sz w:val="18"/>
+                <w:szCs w:val="18"/>
+              </w:rPr>
+              <w:t xml:space="preserve">D</w:t>
+            </w:r>
+          </w:p>
+        </w:tc>
+        <w:tc>
+          <w:tcPr>
+            <w:tcW w:type="dxa" w:w="900"/>
+            <w:tcBorders>
+              <w:top w:val="none" w:color="FFFFFF" w:sz="0"/>
+              <w:left w:val="none" w:color="FFFFFF" w:sz="0"/>
+              <w:bottom w:val="none" w:color="FFFFFF" w:sz="0"/>
+              <w:right w:val="none" w:color="FFFFFF" w:sz="0"/>
+            </w:tcBorders>
+            <w:tcMar>
+              <w:top w:type="dxa" w:w="50"/>
+              <w:left w:type="dxa" w:w="80"/>
+              <w:bottom w:type="dxa" w:w="50"/>
+              <w:right w:type="dxa" w:w="80"/>
+            </w:tcMar>
+            <w:vAlign w:val="center"/>
+          </w:tcPr>
+          <w:p>
+            <w:pPr>
+              <w:spacing w:line="240"/>
+              <w:jc w:val="center"/>
+            </w:pPr>
+            <w:r>
+              <w:rPr>
+                <w:rFonts w:ascii="Times New Roman" w:cs="Times New Roman" w:eastAsia="Times New Roman" w:hAnsi="Times New Roman"/>
+                <w:b w:val="false"/>
+                <w:bCs w:val="false"/>
+                <w:sz w:val="18"/>
+                <w:szCs w:val="18"/>
+              </w:rPr>
+              <w:t xml:space="preserve">D</w:t>
+            </w:r>
+          </w:p>
+        </w:tc>
+        <w:tc>
+          <w:tcPr>
+            <w:tcW w:type="dxa" w:w="1140"/>
+            <w:tcBorders>
+              <w:top w:val="none" w:color="FFFFFF" w:sz="0"/>
+              <w:left w:val="none" w:color="FFFFFF" w:sz="0"/>
+              <w:bottom w:val="none" w:color="FFFFFF" w:sz="0"/>
+              <w:right w:val="none" w:color="FFFFFF" w:sz="0"/>
+            </w:tcBorders>
+            <w:tcMar>
+              <w:top w:type="dxa" w:w="50"/>
+              <w:left w:type="dxa" w:w="80"/>
+              <w:bottom w:type="dxa" w:w="50"/>
+              <w:right w:type="dxa" w:w="80"/>
+            </w:tcMar>
+            <w:vAlign w:val="center"/>
+          </w:tcPr>
+          <w:p>
+            <w:pPr>
+              <w:spacing w:line="240"/>
+              <w:jc w:val="center"/>
+            </w:pPr>
+            <w:r>
+              <w:rPr>
+                <w:rFonts w:ascii="Times New Roman" w:cs="Times New Roman" w:eastAsia="Times New Roman" w:hAnsi="Times New Roman"/>
+                <w:b w:val="false"/>
+                <w:bCs w:val="false"/>
+                <w:sz w:val="18"/>
+                <w:szCs w:val="18"/>
+              </w:rPr>
+              <w:t xml:space="preserve">Não</w:t>
+            </w:r>
+          </w:p>
+        </w:tc>
+      </w:tr>
+      <w:tr>
+        <w:trPr>
+          <w:cantSplit/>
+          <w:tblHeader w:val="false"/>
+        </w:trPr>
+        <w:tc>
+          <w:tcPr>
+            <w:tcW w:type="dxa" w:w="500"/>
+            <w:tcBorders>
+              <w:top w:val="none" w:color="FFFFFF" w:sz="0"/>
+              <w:left w:val="none" w:color="FFFFFF" w:sz="0"/>
+              <w:bottom w:val="none" w:color="FFFFFF" w:sz="0"/>
+              <w:right w:val="none" w:color="FFFFFF" w:sz="0"/>
+            </w:tcBorders>
+            <w:tcMar>
+              <w:top w:type="dxa" w:w="50"/>
+              <w:left w:type="dxa" w:w="80"/>
+              <w:bottom w:type="dxa" w:w="50"/>
+              <w:right w:type="dxa" w:w="80"/>
+            </w:tcMar>
+            <w:vAlign w:val="center"/>
+          </w:tcPr>
+          <w:p>
+            <w:pPr>
+              <w:spacing w:line="240"/>
+              <w:jc w:val="center"/>
+            </w:pPr>
+            <w:r>
+              <w:rPr>
+                <w:rFonts w:ascii="Times New Roman" w:cs="Times New Roman" w:eastAsia="Times New Roman" w:hAnsi="Times New Roman"/>
+                <w:b w:val="false"/>
+                <w:bCs w:val="false"/>
+                <w:sz w:val="18"/>
+                <w:szCs w:val="18"/>
+              </w:rPr>
+              <w:t xml:space="preserve">9</w:t>
+            </w:r>
+          </w:p>
+        </w:tc>
+        <w:tc>
+          <w:tcPr>
+            <w:tcW w:type="dxa" w:w="4120"/>
+            <w:tcBorders>
+              <w:top w:val="none" w:color="FFFFFF" w:sz="0"/>
+              <w:left w:val="none" w:color="FFFFFF" w:sz="0"/>
+              <w:bottom w:val="none" w:color="FFFFFF" w:sz="0"/>
+              <w:right w:val="none" w:color="FFFFFF" w:sz="0"/>
+            </w:tcBorders>
+            <w:tcMar>
+              <w:top w:type="dxa" w:w="50"/>
+              <w:left w:type="dxa" w:w="80"/>
+              <w:bottom w:type="dxa" w:w="50"/>
+              <w:right w:type="dxa" w:w="80"/>
+            </w:tcMar>
+            <w:vAlign w:val="center"/>
+          </w:tcPr>
+          <w:p>
+            <w:pPr>
+              <w:spacing w:line="240"/>
+              <w:jc w:val="left"/>
+            </w:pPr>
+            <w:r>
+              <w:rPr>
+                <w:rFonts w:ascii="Times New Roman" w:cs="Times New Roman" w:eastAsia="Times New Roman" w:hAnsi="Times New Roman"/>
+                <w:b w:val="false"/>
+                <w:bCs w:val="false"/>
+                <w:sz w:val="18"/>
+                <w:szCs w:val="18"/>
+              </w:rPr>
+              <w:t xml:space="preserve">[político brasileiro] deu palestra e ganhou meio milhão. Seu sobrinho faturou legal tb.</w:t>
+            </w:r>
+          </w:p>
+        </w:tc>
+        <w:tc>
+          <w:tcPr>
+            <w:tcW w:type="dxa" w:w="520"/>
+            <w:tcBorders>
+              <w:top w:val="none" w:color="FFFFFF" w:sz="0"/>
+              <w:left w:val="none" w:color="FFFFFF" w:sz="0"/>
+              <w:bottom w:val="none" w:color="FFFFFF" w:sz="0"/>
+              <w:right w:val="none" w:color="FFFFFF" w:sz="0"/>
+            </w:tcBorders>
+            <w:tcMar>
+              <w:top w:type="dxa" w:w="50"/>
+              <w:left w:type="dxa" w:w="80"/>
+              <w:bottom w:type="dxa" w:w="50"/>
+              <w:right w:type="dxa" w:w="80"/>
+            </w:tcMar>
+            <w:vAlign w:val="center"/>
+          </w:tcPr>
+          <w:p>
+            <w:pPr>
+              <w:spacing w:line="240"/>
+              <w:jc w:val="center"/>
+            </w:pPr>
+            <w:r>
+              <w:rPr>
+                <w:rFonts w:ascii="Times New Roman" w:cs="Times New Roman" w:eastAsia="Times New Roman" w:hAnsi="Times New Roman"/>
+                <w:b w:val="false"/>
+                <w:bCs w:val="false"/>
+                <w:sz w:val="18"/>
+                <w:szCs w:val="18"/>
+              </w:rPr>
+              <w:t xml:space="preserve">D</w:t>
+            </w:r>
+          </w:p>
+        </w:tc>
+        <w:tc>
+          <w:tcPr>
+            <w:tcW w:type="dxa" w:w="520"/>
+            <w:tcBorders>
+              <w:top w:val="none" w:color="FFFFFF" w:sz="0"/>
+              <w:left w:val="none" w:color="FFFFFF" w:sz="0"/>
+              <w:bottom w:val="none" w:color="FFFFFF" w:sz="0"/>
+              <w:right w:val="none" w:color="FFFFFF" w:sz="0"/>
+            </w:tcBorders>
+            <w:tcMar>
+              <w:top w:type="dxa" w:w="50"/>
+              <w:left w:type="dxa" w:w="80"/>
+              <w:bottom w:type="dxa" w:w="50"/>
+              <w:right w:type="dxa" w:w="80"/>
+            </w:tcMar>
+            <w:vAlign w:val="center"/>
+          </w:tcPr>
+          <w:p>
+            <w:pPr>
+              <w:spacing w:line="240"/>
+              <w:jc w:val="center"/>
+            </w:pPr>
+            <w:r>
+              <w:rPr>
+                <w:rFonts w:ascii="Times New Roman" w:cs="Times New Roman" w:eastAsia="Times New Roman" w:hAnsi="Times New Roman"/>
+                <w:b w:val="false"/>
+                <w:bCs w:val="false"/>
+                <w:sz w:val="18"/>
+                <w:szCs w:val="18"/>
+              </w:rPr>
+              <w:t xml:space="preserve">D</w:t>
+            </w:r>
+          </w:p>
+        </w:tc>
+        <w:tc>
+          <w:tcPr>
+            <w:tcW w:type="dxa" w:w="520"/>
+            <w:tcBorders>
+              <w:top w:val="none" w:color="FFFFFF" w:sz="0"/>
+              <w:left w:val="none" w:color="FFFFFF" w:sz="0"/>
+              <w:bottom w:val="none" w:color="FFFFFF" w:sz="0"/>
+              <w:right w:val="none" w:color="FFFFFF" w:sz="0"/>
+            </w:tcBorders>
+            <w:tcMar>
+              <w:top w:type="dxa" w:w="50"/>
+              <w:left w:type="dxa" w:w="80"/>
+              <w:bottom w:type="dxa" w:w="50"/>
+              <w:right w:type="dxa" w:w="80"/>
+            </w:tcMar>
+            <w:vAlign w:val="center"/>
+          </w:tcPr>
+          <w:p>
+            <w:pPr>
+              <w:spacing w:line="240"/>
+              <w:jc w:val="center"/>
+            </w:pPr>
+            <w:r>
+              <w:rPr>
+                <w:rFonts w:ascii="Times New Roman" w:cs="Times New Roman" w:eastAsia="Times New Roman" w:hAnsi="Times New Roman"/>
+                <w:b w:val="false"/>
+                <w:bCs w:val="false"/>
+                <w:sz w:val="18"/>
+                <w:szCs w:val="18"/>
+              </w:rPr>
+              <w:t xml:space="preserve">D</w:t>
+            </w:r>
+          </w:p>
+        </w:tc>
+        <w:tc>
+          <w:tcPr>
+            <w:tcW w:type="dxa" w:w="900"/>
+            <w:tcBorders>
+              <w:top w:val="none" w:color="FFFFFF" w:sz="0"/>
+              <w:left w:val="none" w:color="FFFFFF" w:sz="0"/>
+              <w:bottom w:val="none" w:color="FFFFFF" w:sz="0"/>
+              <w:right w:val="none" w:color="FFFFFF" w:sz="0"/>
+            </w:tcBorders>
+            <w:tcMar>
+              <w:top w:type="dxa" w:w="50"/>
+              <w:left w:type="dxa" w:w="80"/>
+              <w:bottom w:type="dxa" w:w="50"/>
+              <w:right w:type="dxa" w:w="80"/>
+            </w:tcMar>
+            <w:vAlign w:val="center"/>
+          </w:tcPr>
+          <w:p>
+            <w:pPr>
+              <w:spacing w:line="240"/>
+              <w:jc w:val="center"/>
+            </w:pPr>
+            <w:r>
+              <w:rPr>
+                <w:rFonts w:ascii="Times New Roman" w:cs="Times New Roman" w:eastAsia="Times New Roman" w:hAnsi="Times New Roman"/>
+                <w:b w:val="false"/>
+                <w:bCs w:val="false"/>
+                <w:sz w:val="18"/>
+                <w:szCs w:val="18"/>
+              </w:rPr>
+              <w:t xml:space="preserve">D</w:t>
+            </w:r>
+          </w:p>
+        </w:tc>
+        <w:tc>
+          <w:tcPr>
+            <w:tcW w:type="dxa" w:w="1140"/>
+            <w:tcBorders>
+              <w:top w:val="none" w:color="FFFFFF" w:sz="0"/>
+              <w:left w:val="none" w:color="FFFFFF" w:sz="0"/>
+              <w:bottom w:val="none" w:color="FFFFFF" w:sz="0"/>
+              <w:right w:val="none" w:color="FFFFFF" w:sz="0"/>
+            </w:tcBorders>
+            <w:tcMar>
+              <w:top w:type="dxa" w:w="50"/>
+              <w:left w:type="dxa" w:w="80"/>
+              <w:bottom w:type="dxa" w:w="50"/>
+              <w:right w:type="dxa" w:w="80"/>
+            </w:tcMar>
+            <w:vAlign w:val="center"/>
+          </w:tcPr>
+          <w:p>
+            <w:pPr>
+              <w:spacing w:line="240"/>
+              <w:jc w:val="center"/>
+            </w:pPr>
+            <w:r>
+              <w:rPr>
+                <w:rFonts w:ascii="Times New Roman" w:cs="Times New Roman" w:eastAsia="Times New Roman" w:hAnsi="Times New Roman"/>
+                <w:b w:val="false"/>
+                <w:bCs w:val="false"/>
+                <w:sz w:val="18"/>
+                <w:szCs w:val="18"/>
+              </w:rPr>
+              <w:t xml:space="preserve">Sim</w:t>
+            </w:r>
+          </w:p>
+        </w:tc>
+      </w:tr>
+      <w:tr>
+        <w:trPr>
+          <w:cantSplit/>
+          <w:tblHeader w:val="false"/>
+        </w:trPr>
+        <w:tc>
+          <w:tcPr>
+            <w:tcW w:type="dxa" w:w="500"/>
+            <w:tcBorders>
+              <w:top w:val="none" w:color="FFFFFF" w:sz="0"/>
+              <w:left w:val="none" w:color="FFFFFF" w:sz="0"/>
+              <w:bottom w:val="none" w:color="FFFFFF" w:sz="0"/>
+              <w:right w:val="none" w:color="FFFFFF" w:sz="0"/>
+            </w:tcBorders>
+            <w:tcMar>
+              <w:top w:type="dxa" w:w="50"/>
+              <w:left w:type="dxa" w:w="80"/>
+              <w:bottom w:type="dxa" w:w="50"/>
+              <w:right w:type="dxa" w:w="80"/>
+            </w:tcMar>
+            <w:vAlign w:val="center"/>
+          </w:tcPr>
+          <w:p>
+            <w:pPr>
+              <w:spacing w:line="240"/>
+              <w:jc w:val="center"/>
+            </w:pPr>
+            <w:r>
+              <w:rPr>
+                <w:rFonts w:ascii="Times New Roman" w:cs="Times New Roman" w:eastAsia="Times New Roman" w:hAnsi="Times New Roman"/>
+                <w:b w:val="false"/>
+                <w:bCs w:val="false"/>
+                <w:sz w:val="18"/>
+                <w:szCs w:val="18"/>
+              </w:rPr>
+              <w:t xml:space="preserve">10</w:t>
+            </w:r>
+          </w:p>
+        </w:tc>
+        <w:tc>
+          <w:tcPr>
+            <w:tcW w:type="dxa" w:w="4120"/>
+            <w:tcBorders>
+              <w:top w:val="none" w:color="FFFFFF" w:sz="0"/>
+              <w:left w:val="none" w:color="FFFFFF" w:sz="0"/>
+              <w:bottom w:val="none" w:color="FFFFFF" w:sz="0"/>
+              <w:right w:val="none" w:color="FFFFFF" w:sz="0"/>
+            </w:tcBorders>
+            <w:tcMar>
+              <w:top w:type="dxa" w:w="50"/>
+              <w:left w:type="dxa" w:w="80"/>
+              <w:bottom w:type="dxa" w:w="50"/>
+              <w:right w:type="dxa" w:w="80"/>
+            </w:tcMar>
+            <w:vAlign w:val="center"/>
+          </w:tcPr>
+          <w:p>
+            <w:pPr>
+              <w:spacing w:line="240"/>
+              <w:jc w:val="left"/>
+            </w:pPr>
+            <w:r>
+              <w:rPr>
+                <w:rFonts w:ascii="Times New Roman" w:cs="Times New Roman" w:eastAsia="Times New Roman" w:hAnsi="Times New Roman"/>
+                <w:b w:val="false"/>
+                <w:bCs w:val="false"/>
+                <w:sz w:val="18"/>
+                <w:szCs w:val="18"/>
+              </w:rPr>
+              <w:t xml:space="preserve">Essa reportagem é encomendada por [líder religioso] e a Universal. A Universal está nesse momento sendo expulsa de Angola, por conta de crimes cometidos e por conta (…)</w:t>
+            </w:r>
+          </w:p>
+        </w:tc>
+        <w:tc>
+          <w:tcPr>
+            <w:tcW w:type="dxa" w:w="520"/>
+            <w:tcBorders>
+              <w:top w:val="none" w:color="FFFFFF" w:sz="0"/>
+              <w:left w:val="none" w:color="FFFFFF" w:sz="0"/>
+              <w:bottom w:val="none" w:color="FFFFFF" w:sz="0"/>
+              <w:right w:val="none" w:color="FFFFFF" w:sz="0"/>
+            </w:tcBorders>
+            <w:tcMar>
+              <w:top w:type="dxa" w:w="50"/>
+              <w:left w:type="dxa" w:w="80"/>
+              <w:bottom w:type="dxa" w:w="50"/>
+              <w:right w:type="dxa" w:w="80"/>
+            </w:tcMar>
+            <w:vAlign w:val="center"/>
+          </w:tcPr>
+          <w:p>
+            <w:pPr>
+              <w:spacing w:line="240"/>
+              <w:jc w:val="center"/>
+            </w:pPr>
+            <w:r>
+              <w:rPr>
+                <w:rFonts w:ascii="Times New Roman" w:cs="Times New Roman" w:eastAsia="Times New Roman" w:hAnsi="Times New Roman"/>
+                <w:b w:val="false"/>
+                <w:bCs w:val="false"/>
+                <w:sz w:val="18"/>
+                <w:szCs w:val="18"/>
+              </w:rPr>
+              <w:t xml:space="preserve">D</w:t>
+            </w:r>
+          </w:p>
+        </w:tc>
+        <w:tc>
+          <w:tcPr>
+            <w:tcW w:type="dxa" w:w="520"/>
+            <w:tcBorders>
+              <w:top w:val="none" w:color="FFFFFF" w:sz="0"/>
+              <w:left w:val="none" w:color="FFFFFF" w:sz="0"/>
+              <w:bottom w:val="none" w:color="FFFFFF" w:sz="0"/>
+              <w:right w:val="none" w:color="FFFFFF" w:sz="0"/>
+            </w:tcBorders>
+            <w:tcMar>
+              <w:top w:type="dxa" w:w="50"/>
+              <w:left w:type="dxa" w:w="80"/>
+              <w:bottom w:type="dxa" w:w="50"/>
+              <w:right w:type="dxa" w:w="80"/>
+            </w:tcMar>
+            <w:vAlign w:val="center"/>
+          </w:tcPr>
+          <w:p>
+            <w:pPr>
+              <w:spacing w:line="240"/>
+              <w:jc w:val="center"/>
+            </w:pPr>
+            <w:r>
+              <w:rPr>
+                <w:rFonts w:ascii="Times New Roman" w:cs="Times New Roman" w:eastAsia="Times New Roman" w:hAnsi="Times New Roman"/>
+                <w:b w:val="false"/>
+                <w:bCs w:val="false"/>
+                <w:sz w:val="18"/>
+                <w:szCs w:val="18"/>
+              </w:rPr>
+              <w:t xml:space="preserve">D</w:t>
+            </w:r>
+          </w:p>
+        </w:tc>
+        <w:tc>
+          <w:tcPr>
+            <w:tcW w:type="dxa" w:w="520"/>
+            <w:tcBorders>
+              <w:top w:val="none" w:color="FFFFFF" w:sz="0"/>
+              <w:left w:val="none" w:color="FFFFFF" w:sz="0"/>
+              <w:bottom w:val="none" w:color="FFFFFF" w:sz="0"/>
+              <w:right w:val="none" w:color="FFFFFF" w:sz="0"/>
+            </w:tcBorders>
+            <w:tcMar>
+              <w:top w:type="dxa" w:w="50"/>
+              <w:left w:type="dxa" w:w="80"/>
+              <w:bottom w:type="dxa" w:w="50"/>
+              <w:right w:type="dxa" w:w="80"/>
+            </w:tcMar>
+            <w:vAlign w:val="center"/>
+          </w:tcPr>
+          <w:p>
+            <w:pPr>
+              <w:spacing w:line="240"/>
+              <w:jc w:val="center"/>
+            </w:pPr>
+            <w:r>
+              <w:rPr>
+                <w:rFonts w:ascii="Times New Roman" w:cs="Times New Roman" w:eastAsia="Times New Roman" w:hAnsi="Times New Roman"/>
+                <w:b w:val="false"/>
+                <w:bCs w:val="false"/>
+                <w:sz w:val="18"/>
+                <w:szCs w:val="18"/>
+              </w:rPr>
+              <w:t xml:space="preserve">N</w:t>
+            </w:r>
+          </w:p>
+        </w:tc>
+        <w:tc>
+          <w:tcPr>
+            <w:tcW w:type="dxa" w:w="900"/>
+            <w:tcBorders>
+              <w:top w:val="none" w:color="FFFFFF" w:sz="0"/>
+              <w:left w:val="none" w:color="FFFFFF" w:sz="0"/>
+              <w:bottom w:val="none" w:color="FFFFFF" w:sz="0"/>
+              <w:right w:val="none" w:color="FFFFFF" w:sz="0"/>
+            </w:tcBorders>
+            <w:tcMar>
+              <w:top w:type="dxa" w:w="50"/>
+              <w:left w:type="dxa" w:w="80"/>
+              <w:bottom w:type="dxa" w:w="50"/>
+              <w:right w:type="dxa" w:w="80"/>
+            </w:tcMar>
+            <w:vAlign w:val="center"/>
+          </w:tcPr>
+          <w:p>
+            <w:pPr>
+              <w:spacing w:line="240"/>
+              <w:jc w:val="center"/>
+            </w:pPr>
+            <w:r>
+              <w:rPr>
+                <w:rFonts w:ascii="Times New Roman" w:cs="Times New Roman" w:eastAsia="Times New Roman" w:hAnsi="Times New Roman"/>
+                <w:b w:val="false"/>
+                <w:bCs w:val="false"/>
+                <w:sz w:val="18"/>
+                <w:szCs w:val="18"/>
+              </w:rPr>
+              <w:t xml:space="preserve">D</w:t>
+            </w:r>
+          </w:p>
+        </w:tc>
+        <w:tc>
+          <w:tcPr>
+            <w:tcW w:type="dxa" w:w="1140"/>
+            <w:tcBorders>
+              <w:top w:val="none" w:color="FFFFFF" w:sz="0"/>
+              <w:left w:val="none" w:color="FFFFFF" w:sz="0"/>
+              <w:bottom w:val="none" w:color="FFFFFF" w:sz="0"/>
+              <w:right w:val="none" w:color="FFFFFF" w:sz="0"/>
+            </w:tcBorders>
+            <w:tcMar>
+              <w:top w:type="dxa" w:w="50"/>
+              <w:left w:type="dxa" w:w="80"/>
+              <w:bottom w:type="dxa" w:w="50"/>
+              <w:right w:type="dxa" w:w="80"/>
+            </w:tcMar>
+            <w:vAlign w:val="center"/>
+          </w:tcPr>
+          <w:p>
+            <w:pPr>
+              <w:spacing w:line="240"/>
+              <w:jc w:val="center"/>
+            </w:pPr>
+            <w:r>
+              <w:rPr>
+                <w:rFonts w:ascii="Times New Roman" w:cs="Times New Roman" w:eastAsia="Times New Roman" w:hAnsi="Times New Roman"/>
+                <w:b w:val="false"/>
+                <w:bCs w:val="false"/>
+                <w:sz w:val="18"/>
+                <w:szCs w:val="18"/>
+              </w:rPr>
+              <w:t xml:space="preserve">Não</w:t>
+            </w:r>
+          </w:p>
+        </w:tc>
+      </w:tr>
+      <w:tr>
+        <w:trPr>
+          <w:cantSplit/>
+          <w:tblHeader w:val="false"/>
+        </w:trPr>
+        <w:tc>
+          <w:tcPr>
+            <w:tcW w:type="dxa" w:w="500"/>
+            <w:tcBorders>
+              <w:top w:val="none" w:color="FFFFFF" w:sz="0"/>
+              <w:left w:val="none" w:color="FFFFFF" w:sz="0"/>
+              <w:bottom w:val="none" w:color="FFFFFF" w:sz="0"/>
+              <w:right w:val="none" w:color="FFFFFF" w:sz="0"/>
+            </w:tcBorders>
+            <w:tcMar>
+              <w:top w:type="dxa" w:w="50"/>
+              <w:left w:type="dxa" w:w="80"/>
+              <w:bottom w:type="dxa" w:w="50"/>
+              <w:right w:type="dxa" w:w="80"/>
+            </w:tcMar>
+            <w:vAlign w:val="center"/>
+          </w:tcPr>
+          <w:p>
+            <w:pPr>
+              <w:spacing w:line="240"/>
+              <w:jc w:val="center"/>
+            </w:pPr>
+            <w:r>
+              <w:rPr>
+                <w:rFonts w:ascii="Times New Roman" w:cs="Times New Roman" w:eastAsia="Times New Roman" w:hAnsi="Times New Roman"/>
+                <w:b w:val="false"/>
+                <w:bCs w:val="false"/>
+                <w:sz w:val="18"/>
+                <w:szCs w:val="18"/>
+              </w:rPr>
+              <w:t xml:space="preserve">11</w:t>
+            </w:r>
+          </w:p>
+        </w:tc>
+        <w:tc>
+          <w:tcPr>
+            <w:tcW w:type="dxa" w:w="4120"/>
+            <w:tcBorders>
+              <w:top w:val="none" w:color="FFFFFF" w:sz="0"/>
+              <w:left w:val="none" w:color="FFFFFF" w:sz="0"/>
+              <w:bottom w:val="none" w:color="FFFFFF" w:sz="0"/>
+              <w:right w:val="none" w:color="FFFFFF" w:sz="0"/>
+            </w:tcBorders>
+            <w:tcMar>
+              <w:top w:type="dxa" w:w="50"/>
+              <w:left w:type="dxa" w:w="80"/>
+              <w:bottom w:type="dxa" w:w="50"/>
+              <w:right w:type="dxa" w:w="80"/>
+            </w:tcMar>
+            <w:vAlign w:val="center"/>
+          </w:tcPr>
+          <w:p>
+            <w:pPr>
+              <w:spacing w:line="240"/>
+              <w:jc w:val="left"/>
+            </w:pPr>
+            <w:r>
+              <w:rPr>
+                <w:rFonts w:ascii="Times New Roman" w:cs="Times New Roman" w:eastAsia="Times New Roman" w:hAnsi="Times New Roman"/>
+                <w:b w:val="false"/>
+                <w:bCs w:val="false"/>
+                <w:sz w:val="18"/>
+                <w:szCs w:val="18"/>
+              </w:rPr>
+              <w:t xml:space="preserve">GOVERNO DE ESQUERDA É MARAVILHOSO QUE O DIGA O DIGA O POVO VENEZUELANO E NORTE COREANO!!!!!🤣🤣🤣🤣🤣🤣🤣🤣🤣🤣🤣🤣</w:t>
+            </w:r>
+          </w:p>
+        </w:tc>
+        <w:tc>
+          <w:tcPr>
+            <w:tcW w:type="dxa" w:w="520"/>
+            <w:tcBorders>
+              <w:top w:val="none" w:color="FFFFFF" w:sz="0"/>
+              <w:left w:val="none" w:color="FFFFFF" w:sz="0"/>
+              <w:bottom w:val="none" w:color="FFFFFF" w:sz="0"/>
+              <w:right w:val="none" w:color="FFFFFF" w:sz="0"/>
+            </w:tcBorders>
+            <w:tcMar>
+              <w:top w:type="dxa" w:w="50"/>
+              <w:left w:type="dxa" w:w="80"/>
+              <w:bottom w:type="dxa" w:w="50"/>
+              <w:right w:type="dxa" w:w="80"/>
+            </w:tcMar>
+            <w:vAlign w:val="center"/>
+          </w:tcPr>
+          <w:p>
+            <w:pPr>
+              <w:spacing w:line="240"/>
+              <w:jc w:val="center"/>
+            </w:pPr>
+            <w:r>
+              <w:rPr>
+                <w:rFonts w:ascii="Times New Roman" w:cs="Times New Roman" w:eastAsia="Times New Roman" w:hAnsi="Times New Roman"/>
+                <w:b w:val="false"/>
+                <w:bCs w:val="false"/>
+                <w:sz w:val="18"/>
+                <w:szCs w:val="18"/>
+              </w:rPr>
+              <w:t xml:space="preserve">O</w:t>
+            </w:r>
+          </w:p>
+        </w:tc>
+        <w:tc>
+          <w:tcPr>
+            <w:tcW w:type="dxa" w:w="520"/>
+            <w:tcBorders>
+              <w:top w:val="none" w:color="FFFFFF" w:sz="0"/>
+              <w:left w:val="none" w:color="FFFFFF" w:sz="0"/>
+              <w:bottom w:val="none" w:color="FFFFFF" w:sz="0"/>
+              <w:right w:val="none" w:color="FFFFFF" w:sz="0"/>
+            </w:tcBorders>
+            <w:tcMar>
+              <w:top w:type="dxa" w:w="50"/>
+              <w:left w:type="dxa" w:w="80"/>
+              <w:bottom w:type="dxa" w:w="50"/>
+              <w:right w:type="dxa" w:w="80"/>
+            </w:tcMar>
+            <w:vAlign w:val="center"/>
+          </w:tcPr>
+          <w:p>
+            <w:pPr>
+              <w:spacing w:line="240"/>
+              <w:jc w:val="center"/>
+            </w:pPr>
+            <w:r>
+              <w:rPr>
+                <w:rFonts w:ascii="Times New Roman" w:cs="Times New Roman" w:eastAsia="Times New Roman" w:hAnsi="Times New Roman"/>
+                <w:b w:val="false"/>
+                <w:bCs w:val="false"/>
+                <w:sz w:val="18"/>
+                <w:szCs w:val="18"/>
+              </w:rPr>
+              <w:t xml:space="preserve">O</w:t>
+            </w:r>
+          </w:p>
+        </w:tc>
+        <w:tc>
+          <w:tcPr>
+            <w:tcW w:type="dxa" w:w="520"/>
+            <w:tcBorders>
+              <w:top w:val="none" w:color="FFFFFF" w:sz="0"/>
+              <w:left w:val="none" w:color="FFFFFF" w:sz="0"/>
+              <w:bottom w:val="none" w:color="FFFFFF" w:sz="0"/>
+              <w:right w:val="none" w:color="FFFFFF" w:sz="0"/>
+            </w:tcBorders>
+            <w:tcMar>
+              <w:top w:type="dxa" w:w="50"/>
+              <w:left w:type="dxa" w:w="80"/>
+              <w:bottom w:type="dxa" w:w="50"/>
+              <w:right w:type="dxa" w:w="80"/>
+            </w:tcMar>
+            <w:vAlign w:val="center"/>
+          </w:tcPr>
+          <w:p>
+            <w:pPr>
+              <w:spacing w:line="240"/>
+              <w:jc w:val="center"/>
+            </w:pPr>
+            <w:r>
+              <w:rPr>
+                <w:rFonts w:ascii="Times New Roman" w:cs="Times New Roman" w:eastAsia="Times New Roman" w:hAnsi="Times New Roman"/>
+                <w:b w:val="false"/>
+                <w:bCs w:val="false"/>
+                <w:sz w:val="18"/>
+                <w:szCs w:val="18"/>
+              </w:rPr>
+              <w:t xml:space="preserve">O</w:t>
+            </w:r>
+          </w:p>
+        </w:tc>
+        <w:tc>
+          <w:tcPr>
+            <w:tcW w:type="dxa" w:w="900"/>
+            <w:tcBorders>
+              <w:top w:val="none" w:color="FFFFFF" w:sz="0"/>
+              <w:left w:val="none" w:color="FFFFFF" w:sz="0"/>
+              <w:bottom w:val="none" w:color="FFFFFF" w:sz="0"/>
+              <w:right w:val="none" w:color="FFFFFF" w:sz="0"/>
+            </w:tcBorders>
+            <w:tcMar>
+              <w:top w:type="dxa" w:w="50"/>
+              <w:left w:type="dxa" w:w="80"/>
+              <w:bottom w:type="dxa" w:w="50"/>
+              <w:right w:type="dxa" w:w="80"/>
+            </w:tcMar>
+            <w:vAlign w:val="center"/>
+          </w:tcPr>
+          <w:p>
+            <w:pPr>
+              <w:spacing w:line="240"/>
+              <w:jc w:val="center"/>
+            </w:pPr>
+            <w:r>
+              <w:rPr>
+                <w:rFonts w:ascii="Times New Roman" w:cs="Times New Roman" w:eastAsia="Times New Roman" w:hAnsi="Times New Roman"/>
+                <w:b w:val="false"/>
+                <w:bCs w:val="false"/>
+                <w:sz w:val="18"/>
+                <w:szCs w:val="18"/>
+              </w:rPr>
+              <w:t xml:space="preserve">O</w:t>
+            </w:r>
+          </w:p>
+        </w:tc>
+        <w:tc>
+          <w:tcPr>
+            <w:tcW w:type="dxa" w:w="1140"/>
+            <w:tcBorders>
+              <w:top w:val="none" w:color="FFFFFF" w:sz="0"/>
+              <w:left w:val="none" w:color="FFFFFF" w:sz="0"/>
+              <w:bottom w:val="none" w:color="FFFFFF" w:sz="0"/>
+              <w:right w:val="none" w:color="FFFFFF" w:sz="0"/>
+            </w:tcBorders>
+            <w:tcMar>
+              <w:top w:type="dxa" w:w="50"/>
+              <w:left w:type="dxa" w:w="80"/>
+              <w:bottom w:type="dxa" w:w="50"/>
+              <w:right w:type="dxa" w:w="80"/>
+            </w:tcMar>
+            <w:vAlign w:val="center"/>
+          </w:tcPr>
+          <w:p>
+            <w:pPr>
+              <w:spacing w:line="240"/>
+              <w:jc w:val="center"/>
+            </w:pPr>
+            <w:r>
+              <w:rPr>
+                <w:rFonts w:ascii="Times New Roman" w:cs="Times New Roman" w:eastAsia="Times New Roman" w:hAnsi="Times New Roman"/>
+                <w:b w:val="false"/>
+                <w:bCs w:val="false"/>
+                <w:sz w:val="18"/>
+                <w:szCs w:val="18"/>
+              </w:rPr>
+              <w:t xml:space="preserve">Sim</w:t>
+            </w:r>
+          </w:p>
+        </w:tc>
+      </w:tr>
+      <w:tr>
+        <w:trPr>
+          <w:cantSplit/>
+          <w:tblHeader w:val="false"/>
+        </w:trPr>
+        <w:tc>
+          <w:tcPr>
+            <w:tcW w:type="dxa" w:w="500"/>
+            <w:tcBorders>
+              <w:top w:val="none" w:color="FFFFFF" w:sz="0"/>
+              <w:left w:val="none" w:color="FFFFFF" w:sz="0"/>
+              <w:bottom w:val="none" w:color="FFFFFF" w:sz="0"/>
+              <w:right w:val="none" w:color="FFFFFF" w:sz="0"/>
+            </w:tcBorders>
+            <w:tcMar>
+              <w:top w:type="dxa" w:w="50"/>
+              <w:left w:type="dxa" w:w="80"/>
+              <w:bottom w:type="dxa" w:w="50"/>
+              <w:right w:type="dxa" w:w="80"/>
+            </w:tcMar>
+            <w:vAlign w:val="center"/>
+          </w:tcPr>
+          <w:p>
+            <w:pPr>
+              <w:spacing w:line="240"/>
+              <w:jc w:val="center"/>
+            </w:pPr>
+            <w:r>
+              <w:rPr>
+                <w:rFonts w:ascii="Times New Roman" w:cs="Times New Roman" w:eastAsia="Times New Roman" w:hAnsi="Times New Roman"/>
+                <w:b w:val="false"/>
+                <w:bCs w:val="false"/>
+                <w:sz w:val="18"/>
+                <w:szCs w:val="18"/>
+              </w:rPr>
+              <w:t xml:space="preserve">12</w:t>
+            </w:r>
+          </w:p>
+        </w:tc>
+        <w:tc>
+          <w:tcPr>
+            <w:tcW w:type="dxa" w:w="4120"/>
+            <w:tcBorders>
+              <w:top w:val="none" w:color="FFFFFF" w:sz="0"/>
+              <w:left w:val="none" w:color="FFFFFF" w:sz="0"/>
+              <w:bottom w:val="none" w:color="FFFFFF" w:sz="0"/>
+              <w:right w:val="none" w:color="FFFFFF" w:sz="0"/>
+            </w:tcBorders>
+            <w:tcMar>
+              <w:top w:type="dxa" w:w="50"/>
+              <w:left w:type="dxa" w:w="80"/>
+              <w:bottom w:type="dxa" w:w="50"/>
+              <w:right w:type="dxa" w:w="80"/>
+            </w:tcMar>
+            <w:vAlign w:val="center"/>
+          </w:tcPr>
+          <w:p>
+            <w:pPr>
+              <w:spacing w:line="240"/>
+              <w:jc w:val="left"/>
+            </w:pPr>
+            <w:r>
+              <w:rPr>
+                <w:rFonts w:ascii="Times New Roman" w:cs="Times New Roman" w:eastAsia="Times New Roman" w:hAnsi="Times New Roman"/>
+                <w:b w:val="false"/>
+                <w:bCs w:val="false"/>
+                <w:sz w:val="18"/>
+                <w:szCs w:val="18"/>
+              </w:rPr>
+              <w:t xml:space="preserve">😢😢😢😢😢</w:t>
+            </w:r>
+          </w:p>
+        </w:tc>
+        <w:tc>
+          <w:tcPr>
+            <w:tcW w:type="dxa" w:w="520"/>
+            <w:tcBorders>
+              <w:top w:val="none" w:color="FFFFFF" w:sz="0"/>
+              <w:left w:val="none" w:color="FFFFFF" w:sz="0"/>
+              <w:bottom w:val="none" w:color="FFFFFF" w:sz="0"/>
+              <w:right w:val="none" w:color="FFFFFF" w:sz="0"/>
+            </w:tcBorders>
+            <w:tcMar>
+              <w:top w:type="dxa" w:w="50"/>
+              <w:left w:type="dxa" w:w="80"/>
+              <w:bottom w:type="dxa" w:w="50"/>
+              <w:right w:type="dxa" w:w="80"/>
+            </w:tcMar>
+            <w:vAlign w:val="center"/>
+          </w:tcPr>
+          <w:p>
+            <w:pPr>
+              <w:spacing w:line="240"/>
+              <w:jc w:val="center"/>
+            </w:pPr>
+            <w:r>
+              <w:rPr>
+                <w:rFonts w:ascii="Times New Roman" w:cs="Times New Roman" w:eastAsia="Times New Roman" w:hAnsi="Times New Roman"/>
+                <w:b w:val="false"/>
+                <w:bCs w:val="false"/>
+                <w:sz w:val="18"/>
+                <w:szCs w:val="18"/>
+              </w:rPr>
+              <w:t xml:space="preserve">O</w:t>
+            </w:r>
+          </w:p>
+        </w:tc>
+        <w:tc>
+          <w:tcPr>
+            <w:tcW w:type="dxa" w:w="520"/>
+            <w:tcBorders>
+              <w:top w:val="none" w:color="FFFFFF" w:sz="0"/>
+              <w:left w:val="none" w:color="FFFFFF" w:sz="0"/>
+              <w:bottom w:val="none" w:color="FFFFFF" w:sz="0"/>
+              <w:right w:val="none" w:color="FFFFFF" w:sz="0"/>
+            </w:tcBorders>
+            <w:tcMar>
+              <w:top w:type="dxa" w:w="50"/>
+              <w:left w:type="dxa" w:w="80"/>
+              <w:bottom w:type="dxa" w:w="50"/>
+              <w:right w:type="dxa" w:w="80"/>
+            </w:tcMar>
+            <w:vAlign w:val="center"/>
+          </w:tcPr>
+          <w:p>
+            <w:pPr>
+              <w:spacing w:line="240"/>
+              <w:jc w:val="center"/>
+            </w:pPr>
+            <w:r>
+              <w:rPr>
+                <w:rFonts w:ascii="Times New Roman" w:cs="Times New Roman" w:eastAsia="Times New Roman" w:hAnsi="Times New Roman"/>
+                <w:b w:val="false"/>
+                <w:bCs w:val="false"/>
+                <w:sz w:val="18"/>
+                <w:szCs w:val="18"/>
+              </w:rPr>
+              <w:t xml:space="preserve">O</w:t>
+            </w:r>
+          </w:p>
+        </w:tc>
+        <w:tc>
+          <w:tcPr>
+            <w:tcW w:type="dxa" w:w="520"/>
+            <w:tcBorders>
+              <w:top w:val="none" w:color="FFFFFF" w:sz="0"/>
+              <w:left w:val="none" w:color="FFFFFF" w:sz="0"/>
+              <w:bottom w:val="none" w:color="FFFFFF" w:sz="0"/>
+              <w:right w:val="none" w:color="FFFFFF" w:sz="0"/>
+            </w:tcBorders>
+            <w:tcMar>
+              <w:top w:type="dxa" w:w="50"/>
+              <w:left w:type="dxa" w:w="80"/>
+              <w:bottom w:type="dxa" w:w="50"/>
+              <w:right w:type="dxa" w:w="80"/>
+            </w:tcMar>
+            <w:vAlign w:val="center"/>
+          </w:tcPr>
+          <w:p>
+            <w:pPr>
+              <w:spacing w:line="240"/>
+              <w:jc w:val="center"/>
+            </w:pPr>
+            <w:r>
+              <w:rPr>
+                <w:rFonts w:ascii="Times New Roman" w:cs="Times New Roman" w:eastAsia="Times New Roman" w:hAnsi="Times New Roman"/>
+                <w:b w:val="false"/>
+                <w:bCs w:val="false"/>
+                <w:sz w:val="18"/>
+                <w:szCs w:val="18"/>
+              </w:rPr>
+              <w:t xml:space="preserve">N</w:t>
+            </w:r>
+          </w:p>
+        </w:tc>
+        <w:tc>
+          <w:tcPr>
+            <w:tcW w:type="dxa" w:w="900"/>
+            <w:tcBorders>
+              <w:top w:val="none" w:color="FFFFFF" w:sz="0"/>
+              <w:left w:val="none" w:color="FFFFFF" w:sz="0"/>
+              <w:bottom w:val="none" w:color="FFFFFF" w:sz="0"/>
+              <w:right w:val="none" w:color="FFFFFF" w:sz="0"/>
+            </w:tcBorders>
+            <w:tcMar>
+              <w:top w:type="dxa" w:w="50"/>
+              <w:left w:type="dxa" w:w="80"/>
+              <w:bottom w:type="dxa" w:w="50"/>
+              <w:right w:type="dxa" w:w="80"/>
+            </w:tcMar>
+            <w:vAlign w:val="center"/>
+          </w:tcPr>
+          <w:p>
+            <w:pPr>
+              <w:spacing w:line="240"/>
+              <w:jc w:val="center"/>
+            </w:pPr>
+            <w:r>
+              <w:rPr>
+                <w:rFonts w:ascii="Times New Roman" w:cs="Times New Roman" w:eastAsia="Times New Roman" w:hAnsi="Times New Roman"/>
+                <w:b w:val="false"/>
+                <w:bCs w:val="false"/>
+                <w:sz w:val="18"/>
+                <w:szCs w:val="18"/>
+              </w:rPr>
+              <w:t xml:space="preserve">O</w:t>
+            </w:r>
+          </w:p>
+        </w:tc>
+        <w:tc>
+          <w:tcPr>
+            <w:tcW w:type="dxa" w:w="1140"/>
+            <w:tcBorders>
+              <w:top w:val="none" w:color="FFFFFF" w:sz="0"/>
+              <w:left w:val="none" w:color="FFFFFF" w:sz="0"/>
+              <w:bottom w:val="none" w:color="FFFFFF" w:sz="0"/>
+              <w:right w:val="none" w:color="FFFFFF" w:sz="0"/>
+            </w:tcBorders>
+            <w:tcMar>
+              <w:top w:type="dxa" w:w="50"/>
+              <w:left w:type="dxa" w:w="80"/>
+              <w:bottom w:type="dxa" w:w="50"/>
+              <w:right w:type="dxa" w:w="80"/>
+            </w:tcMar>
+            <w:vAlign w:val="center"/>
+          </w:tcPr>
+          <w:p>
+            <w:pPr>
+              <w:spacing w:line="240"/>
+              <w:jc w:val="center"/>
+            </w:pPr>
+            <w:r>
+              <w:rPr>
+                <w:rFonts w:ascii="Times New Roman" w:cs="Times New Roman" w:eastAsia="Times New Roman" w:hAnsi="Times New Roman"/>
+                <w:b w:val="false"/>
+                <w:bCs w:val="false"/>
+                <w:sz w:val="18"/>
+                <w:szCs w:val="18"/>
+              </w:rPr>
+              <w:t xml:space="preserve">Não</w:t>
+            </w:r>
+          </w:p>
+        </w:tc>
+      </w:tr>
+      <w:tr>
+        <w:trPr>
+          <w:cantSplit/>
+          <w:tblHeader w:val="false"/>
+        </w:trPr>
+        <w:tc>
+          <w:tcPr>
+            <w:tcW w:type="dxa" w:w="500"/>
+            <w:tcBorders>
+              <w:top w:val="none" w:color="FFFFFF" w:sz="0"/>
+              <w:left w:val="none" w:color="FFFFFF" w:sz="0"/>
+              <w:bottom w:val="none" w:color="FFFFFF" w:sz="0"/>
+              <w:right w:val="none" w:color="FFFFFF" w:sz="0"/>
+            </w:tcBorders>
+            <w:tcMar>
+              <w:top w:type="dxa" w:w="50"/>
+              <w:left w:type="dxa" w:w="80"/>
+              <w:bottom w:type="dxa" w:w="50"/>
+              <w:right w:type="dxa" w:w="80"/>
+            </w:tcMar>
+            <w:vAlign w:val="center"/>
+          </w:tcPr>
+          <w:p>
+            <w:pPr>
+              <w:spacing w:line="240"/>
+              <w:jc w:val="center"/>
+            </w:pPr>
+            <w:r>
+              <w:rPr>
+                <w:rFonts w:ascii="Times New Roman" w:cs="Times New Roman" w:eastAsia="Times New Roman" w:hAnsi="Times New Roman"/>
+                <w:b w:val="false"/>
+                <w:bCs w:val="false"/>
+                <w:sz w:val="18"/>
+                <w:szCs w:val="18"/>
+              </w:rPr>
+              <w:t xml:space="preserve">13</w:t>
+            </w:r>
+          </w:p>
+        </w:tc>
+        <w:tc>
+          <w:tcPr>
+            <w:tcW w:type="dxa" w:w="4120"/>
+            <w:tcBorders>
+              <w:top w:val="none" w:color="FFFFFF" w:sz="0"/>
+              <w:left w:val="none" w:color="FFFFFF" w:sz="0"/>
+              <w:bottom w:val="none" w:color="FFFFFF" w:sz="0"/>
+              <w:right w:val="none" w:color="FFFFFF" w:sz="0"/>
+            </w:tcBorders>
+            <w:tcMar>
+              <w:top w:type="dxa" w:w="50"/>
+              <w:left w:type="dxa" w:w="80"/>
+              <w:bottom w:type="dxa" w:w="50"/>
+              <w:right w:type="dxa" w:w="80"/>
+            </w:tcMar>
+            <w:vAlign w:val="center"/>
+          </w:tcPr>
+          <w:p>
+            <w:pPr>
+              <w:spacing w:line="240"/>
+              <w:jc w:val="left"/>
+            </w:pPr>
+            <w:r>
+              <w:rPr>
+                <w:rFonts w:ascii="Times New Roman" w:cs="Times New Roman" w:eastAsia="Times New Roman" w:hAnsi="Times New Roman"/>
+                <w:b w:val="false"/>
+                <w:bCs w:val="false"/>
+                <w:sz w:val="18"/>
+                <w:szCs w:val="18"/>
+              </w:rPr>
+              <w:t xml:space="preserve">(…) o povo angolano anda muito atrasado pois mesmo se apercebendo duq tem acontecido ñ faz nada contra a causa' apenas obcerva a sua própria destruição por parte dos dirigentes pa p#t@ do país. (…)</w:t>
+            </w:r>
+          </w:p>
+        </w:tc>
+        <w:tc>
+          <w:tcPr>
+            <w:tcW w:type="dxa" w:w="520"/>
+            <w:tcBorders>
+              <w:top w:val="none" w:color="FFFFFF" w:sz="0"/>
+              <w:left w:val="none" w:color="FFFFFF" w:sz="0"/>
+              <w:bottom w:val="none" w:color="FFFFFF" w:sz="0"/>
+              <w:right w:val="none" w:color="FFFFFF" w:sz="0"/>
+            </w:tcBorders>
+            <w:tcMar>
+              <w:top w:type="dxa" w:w="50"/>
+              <w:left w:type="dxa" w:w="80"/>
+              <w:bottom w:type="dxa" w:w="50"/>
+              <w:right w:type="dxa" w:w="80"/>
+            </w:tcMar>
+            <w:vAlign w:val="center"/>
+          </w:tcPr>
+          <w:p>
+            <w:pPr>
+              <w:spacing w:line="240"/>
+              <w:jc w:val="center"/>
+            </w:pPr>
+            <w:r>
+              <w:rPr>
+                <w:rFonts w:ascii="Times New Roman" w:cs="Times New Roman" w:eastAsia="Times New Roman" w:hAnsi="Times New Roman"/>
+                <w:b w:val="false"/>
+                <w:bCs w:val="false"/>
+                <w:sz w:val="18"/>
+                <w:szCs w:val="18"/>
+              </w:rPr>
+              <w:t xml:space="preserve">O</w:t>
+            </w:r>
+          </w:p>
+        </w:tc>
+        <w:tc>
+          <w:tcPr>
+            <w:tcW w:type="dxa" w:w="520"/>
+            <w:tcBorders>
+              <w:top w:val="none" w:color="FFFFFF" w:sz="0"/>
+              <w:left w:val="none" w:color="FFFFFF" w:sz="0"/>
+              <w:bottom w:val="none" w:color="FFFFFF" w:sz="0"/>
+              <w:right w:val="none" w:color="FFFFFF" w:sz="0"/>
+            </w:tcBorders>
+            <w:tcMar>
+              <w:top w:type="dxa" w:w="50"/>
+              <w:left w:type="dxa" w:w="80"/>
+              <w:bottom w:type="dxa" w:w="50"/>
+              <w:right w:type="dxa" w:w="80"/>
+            </w:tcMar>
+            <w:vAlign w:val="center"/>
+          </w:tcPr>
+          <w:p>
+            <w:pPr>
+              <w:spacing w:line="240"/>
+              <w:jc w:val="center"/>
+            </w:pPr>
+            <w:r>
+              <w:rPr>
+                <w:rFonts w:ascii="Times New Roman" w:cs="Times New Roman" w:eastAsia="Times New Roman" w:hAnsi="Times New Roman"/>
+                <w:b w:val="false"/>
+                <w:bCs w:val="false"/>
+                <w:sz w:val="18"/>
+                <w:szCs w:val="18"/>
+              </w:rPr>
+              <w:t xml:space="preserve">O</w:t>
+            </w:r>
+          </w:p>
+        </w:tc>
+        <w:tc>
+          <w:tcPr>
+            <w:tcW w:type="dxa" w:w="520"/>
+            <w:tcBorders>
+              <w:top w:val="none" w:color="FFFFFF" w:sz="0"/>
+              <w:left w:val="none" w:color="FFFFFF" w:sz="0"/>
+              <w:bottom w:val="none" w:color="FFFFFF" w:sz="0"/>
+              <w:right w:val="none" w:color="FFFFFF" w:sz="0"/>
+            </w:tcBorders>
+            <w:tcMar>
+              <w:top w:type="dxa" w:w="50"/>
+              <w:left w:type="dxa" w:w="80"/>
+              <w:bottom w:type="dxa" w:w="50"/>
+              <w:right w:type="dxa" w:w="80"/>
+            </w:tcMar>
+            <w:vAlign w:val="center"/>
+          </w:tcPr>
+          <w:p>
+            <w:pPr>
+              <w:spacing w:line="240"/>
+              <w:jc w:val="center"/>
+            </w:pPr>
+            <w:r>
+              <w:rPr>
+                <w:rFonts w:ascii="Times New Roman" w:cs="Times New Roman" w:eastAsia="Times New Roman" w:hAnsi="Times New Roman"/>
+                <w:b w:val="false"/>
+                <w:bCs w:val="false"/>
+                <w:sz w:val="18"/>
+                <w:szCs w:val="18"/>
+              </w:rPr>
+              <w:t xml:space="preserve">O</w:t>
+            </w:r>
+          </w:p>
+        </w:tc>
+        <w:tc>
+          <w:tcPr>
+            <w:tcW w:type="dxa" w:w="900"/>
+            <w:tcBorders>
+              <w:top w:val="none" w:color="FFFFFF" w:sz="0"/>
+              <w:left w:val="none" w:color="FFFFFF" w:sz="0"/>
+              <w:bottom w:val="none" w:color="FFFFFF" w:sz="0"/>
+              <w:right w:val="none" w:color="FFFFFF" w:sz="0"/>
+            </w:tcBorders>
+            <w:tcMar>
+              <w:top w:type="dxa" w:w="50"/>
+              <w:left w:type="dxa" w:w="80"/>
+              <w:bottom w:type="dxa" w:w="50"/>
+              <w:right w:type="dxa" w:w="80"/>
+            </w:tcMar>
+            <w:vAlign w:val="center"/>
+          </w:tcPr>
+          <w:p>
+            <w:pPr>
+              <w:spacing w:line="240"/>
+              <w:jc w:val="center"/>
+            </w:pPr>
+            <w:r>
+              <w:rPr>
+                <w:rFonts w:ascii="Times New Roman" w:cs="Times New Roman" w:eastAsia="Times New Roman" w:hAnsi="Times New Roman"/>
+                <w:b w:val="false"/>
+                <w:bCs w:val="false"/>
+                <w:sz w:val="18"/>
+                <w:szCs w:val="18"/>
+              </w:rPr>
+              <w:t xml:space="preserve">O</w:t>
+            </w:r>
+          </w:p>
+        </w:tc>
+        <w:tc>
+          <w:tcPr>
+            <w:tcW w:type="dxa" w:w="1140"/>
+            <w:tcBorders>
+              <w:top w:val="none" w:color="FFFFFF" w:sz="0"/>
+              <w:left w:val="none" w:color="FFFFFF" w:sz="0"/>
+              <w:bottom w:val="none" w:color="FFFFFF" w:sz="0"/>
+              <w:right w:val="none" w:color="FFFFFF" w:sz="0"/>
+            </w:tcBorders>
+            <w:tcMar>
+              <w:top w:type="dxa" w:w="50"/>
+              <w:left w:type="dxa" w:w="80"/>
+              <w:bottom w:type="dxa" w:w="50"/>
+              <w:right w:type="dxa" w:w="80"/>
+            </w:tcMar>
+            <w:vAlign w:val="center"/>
+          </w:tcPr>
+          <w:p>
+            <w:pPr>
+              <w:spacing w:line="240"/>
+              <w:jc w:val="center"/>
+            </w:pPr>
+            <w:r>
+              <w:rPr>
+                <w:rFonts w:ascii="Times New Roman" w:cs="Times New Roman" w:eastAsia="Times New Roman" w:hAnsi="Times New Roman"/>
+                <w:b w:val="false"/>
+                <w:bCs w:val="false"/>
+                <w:sz w:val="18"/>
+                <w:szCs w:val="18"/>
+              </w:rPr>
+              <w:t xml:space="preserve">Sim</w:t>
+            </w:r>
+          </w:p>
+        </w:tc>
+      </w:tr>
+      <w:tr>
+        <w:trPr>
+          <w:cantSplit/>
+          <w:tblHeader w:val="false"/>
+        </w:trPr>
+        <w:tc>
+          <w:tcPr>
+            <w:tcW w:type="dxa" w:w="500"/>
+            <w:tcBorders>
+              <w:top w:val="none" w:color="FFFFFF" w:sz="0"/>
+              <w:left w:val="none" w:color="FFFFFF" w:sz="0"/>
+              <w:bottom w:val="none" w:color="FFFFFF" w:sz="0"/>
+              <w:right w:val="none" w:color="FFFFFF" w:sz="0"/>
+            </w:tcBorders>
+            <w:tcMar>
+              <w:top w:type="dxa" w:w="50"/>
+              <w:left w:type="dxa" w:w="80"/>
+              <w:bottom w:type="dxa" w:w="50"/>
+              <w:right w:type="dxa" w:w="80"/>
+            </w:tcMar>
+            <w:vAlign w:val="center"/>
+          </w:tcPr>
+          <w:p>
+            <w:pPr>
+              <w:spacing w:line="240"/>
+              <w:jc w:val="center"/>
+            </w:pPr>
+            <w:r>
+              <w:rPr>
+                <w:rFonts w:ascii="Times New Roman" w:cs="Times New Roman" w:eastAsia="Times New Roman" w:hAnsi="Times New Roman"/>
+                <w:b w:val="false"/>
+                <w:bCs w:val="false"/>
+                <w:sz w:val="18"/>
+                <w:szCs w:val="18"/>
+              </w:rPr>
+              <w:t xml:space="preserve">14</w:t>
+            </w:r>
+          </w:p>
+        </w:tc>
+        <w:tc>
+          <w:tcPr>
+            <w:tcW w:type="dxa" w:w="4120"/>
+            <w:tcBorders>
+              <w:top w:val="none" w:color="FFFFFF" w:sz="0"/>
+              <w:left w:val="none" w:color="FFFFFF" w:sz="0"/>
+              <w:bottom w:val="none" w:color="FFFFFF" w:sz="0"/>
+              <w:right w:val="none" w:color="FFFFFF" w:sz="0"/>
+            </w:tcBorders>
+            <w:tcMar>
+              <w:top w:type="dxa" w:w="50"/>
+              <w:left w:type="dxa" w:w="80"/>
+              <w:bottom w:type="dxa" w:w="50"/>
+              <w:right w:type="dxa" w:w="80"/>
+            </w:tcMar>
+            <w:vAlign w:val="center"/>
+          </w:tcPr>
+          <w:p>
+            <w:pPr>
+              <w:spacing w:line="240"/>
+              <w:jc w:val="left"/>
+            </w:pPr>
+            <w:r>
+              <w:rPr>
+                <w:rFonts w:ascii="Times New Roman" w:cs="Times New Roman" w:eastAsia="Times New Roman" w:hAnsi="Times New Roman"/>
+                <w:b w:val="false"/>
+                <w:bCs w:val="false"/>
+                <w:sz w:val="18"/>
+                <w:szCs w:val="18"/>
+              </w:rPr>
+              <w:t xml:space="preserve">Nada justifica o que??? É medo que você tem de apoiar o povo. Tem sim uma justificativa 💔 deixa disso homem do MPLA</w:t>
+            </w:r>
+          </w:p>
+        </w:tc>
+        <w:tc>
+          <w:tcPr>
+            <w:tcW w:type="dxa" w:w="520"/>
+            <w:tcBorders>
+              <w:top w:val="none" w:color="FFFFFF" w:sz="0"/>
+              <w:left w:val="none" w:color="FFFFFF" w:sz="0"/>
+              <w:bottom w:val="none" w:color="FFFFFF" w:sz="0"/>
+              <w:right w:val="none" w:color="FFFFFF" w:sz="0"/>
+            </w:tcBorders>
+            <w:tcMar>
+              <w:top w:type="dxa" w:w="50"/>
+              <w:left w:type="dxa" w:w="80"/>
+              <w:bottom w:type="dxa" w:w="50"/>
+              <w:right w:type="dxa" w:w="80"/>
+            </w:tcMar>
+            <w:vAlign w:val="center"/>
+          </w:tcPr>
+          <w:p>
+            <w:pPr>
+              <w:spacing w:line="240"/>
+              <w:jc w:val="center"/>
+            </w:pPr>
+            <w:r>
+              <w:rPr>
+                <w:rFonts w:ascii="Times New Roman" w:cs="Times New Roman" w:eastAsia="Times New Roman" w:hAnsi="Times New Roman"/>
+                <w:b w:val="false"/>
+                <w:bCs w:val="false"/>
+                <w:sz w:val="18"/>
+                <w:szCs w:val="18"/>
+              </w:rPr>
+              <w:t xml:space="preserve">N</w:t>
+            </w:r>
+          </w:p>
+        </w:tc>
+        <w:tc>
+          <w:tcPr>
+            <w:tcW w:type="dxa" w:w="520"/>
+            <w:tcBorders>
+              <w:top w:val="none" w:color="FFFFFF" w:sz="0"/>
+              <w:left w:val="none" w:color="FFFFFF" w:sz="0"/>
+              <w:bottom w:val="none" w:color="FFFFFF" w:sz="0"/>
+              <w:right w:val="none" w:color="FFFFFF" w:sz="0"/>
+            </w:tcBorders>
+            <w:tcMar>
+              <w:top w:type="dxa" w:w="50"/>
+              <w:left w:type="dxa" w:w="80"/>
+              <w:bottom w:type="dxa" w:w="50"/>
+              <w:right w:type="dxa" w:w="80"/>
+            </w:tcMar>
+            <w:vAlign w:val="center"/>
+          </w:tcPr>
+          <w:p>
+            <w:pPr>
+              <w:spacing w:line="240"/>
+              <w:jc w:val="center"/>
+            </w:pPr>
+            <w:r>
+              <w:rPr>
+                <w:rFonts w:ascii="Times New Roman" w:cs="Times New Roman" w:eastAsia="Times New Roman" w:hAnsi="Times New Roman"/>
+                <w:b w:val="false"/>
+                <w:bCs w:val="false"/>
+                <w:sz w:val="18"/>
+                <w:szCs w:val="18"/>
+              </w:rPr>
+              <w:t xml:space="preserve">O</w:t>
+            </w:r>
+          </w:p>
+        </w:tc>
+        <w:tc>
+          <w:tcPr>
+            <w:tcW w:type="dxa" w:w="520"/>
+            <w:tcBorders>
+              <w:top w:val="none" w:color="FFFFFF" w:sz="0"/>
+              <w:left w:val="none" w:color="FFFFFF" w:sz="0"/>
+              <w:bottom w:val="none" w:color="FFFFFF" w:sz="0"/>
+              <w:right w:val="none" w:color="FFFFFF" w:sz="0"/>
+            </w:tcBorders>
+            <w:tcMar>
+              <w:top w:type="dxa" w:w="50"/>
+              <w:left w:type="dxa" w:w="80"/>
+              <w:bottom w:type="dxa" w:w="50"/>
+              <w:right w:type="dxa" w:w="80"/>
+            </w:tcMar>
+            <w:vAlign w:val="center"/>
+          </w:tcPr>
+          <w:p>
+            <w:pPr>
+              <w:spacing w:line="240"/>
+              <w:jc w:val="center"/>
+            </w:pPr>
+            <w:r>
+              <w:rPr>
+                <w:rFonts w:ascii="Times New Roman" w:cs="Times New Roman" w:eastAsia="Times New Roman" w:hAnsi="Times New Roman"/>
+                <w:b w:val="false"/>
+                <w:bCs w:val="false"/>
+                <w:sz w:val="18"/>
+                <w:szCs w:val="18"/>
+              </w:rPr>
+              <w:t xml:space="preserve">O</w:t>
+            </w:r>
+          </w:p>
+        </w:tc>
+        <w:tc>
+          <w:tcPr>
+            <w:tcW w:type="dxa" w:w="900"/>
+            <w:tcBorders>
+              <w:top w:val="none" w:color="FFFFFF" w:sz="0"/>
+              <w:left w:val="none" w:color="FFFFFF" w:sz="0"/>
+              <w:bottom w:val="none" w:color="FFFFFF" w:sz="0"/>
+              <w:right w:val="none" w:color="FFFFFF" w:sz="0"/>
+            </w:tcBorders>
+            <w:tcMar>
+              <w:top w:type="dxa" w:w="50"/>
+              <w:left w:type="dxa" w:w="80"/>
+              <w:bottom w:type="dxa" w:w="50"/>
+              <w:right w:type="dxa" w:w="80"/>
+            </w:tcMar>
+            <w:vAlign w:val="center"/>
+          </w:tcPr>
+          <w:p>
+            <w:pPr>
+              <w:spacing w:line="240"/>
+              <w:jc w:val="center"/>
+            </w:pPr>
+            <w:r>
+              <w:rPr>
+                <w:rFonts w:ascii="Times New Roman" w:cs="Times New Roman" w:eastAsia="Times New Roman" w:hAnsi="Times New Roman"/>
+                <w:b w:val="false"/>
+                <w:bCs w:val="false"/>
+                <w:sz w:val="18"/>
+                <w:szCs w:val="18"/>
+              </w:rPr>
+              <w:t xml:space="preserve">O</w:t>
+            </w:r>
+          </w:p>
+        </w:tc>
+        <w:tc>
+          <w:tcPr>
+            <w:tcW w:type="dxa" w:w="1140"/>
+            <w:tcBorders>
+              <w:top w:val="none" w:color="FFFFFF" w:sz="0"/>
+              <w:left w:val="none" w:color="FFFFFF" w:sz="0"/>
+              <w:bottom w:val="none" w:color="FFFFFF" w:sz="0"/>
+              <w:right w:val="none" w:color="FFFFFF" w:sz="0"/>
+            </w:tcBorders>
+            <w:tcMar>
+              <w:top w:type="dxa" w:w="50"/>
+              <w:left w:type="dxa" w:w="80"/>
+              <w:bottom w:type="dxa" w:w="50"/>
+              <w:right w:type="dxa" w:w="80"/>
+            </w:tcMar>
+            <w:vAlign w:val="center"/>
+          </w:tcPr>
+          <w:p>
+            <w:pPr>
+              <w:spacing w:line="240"/>
+              <w:jc w:val="center"/>
+            </w:pPr>
+            <w:r>
+              <w:rPr>
+                <w:rFonts w:ascii="Times New Roman" w:cs="Times New Roman" w:eastAsia="Times New Roman" w:hAnsi="Times New Roman"/>
+                <w:b w:val="false"/>
+                <w:bCs w:val="false"/>
+                <w:sz w:val="18"/>
+                <w:szCs w:val="18"/>
+              </w:rPr>
+              <w:t xml:space="preserve">Não</w:t>
+            </w:r>
+          </w:p>
+        </w:tc>
+      </w:tr>
+      <w:tr>
+        <w:trPr>
+          <w:cantSplit/>
+          <w:tblHeader w:val="false"/>
+        </w:trPr>
+        <w:tc>
+          <w:tcPr>
+            <w:tcW w:type="dxa" w:w="500"/>
+            <w:tcBorders>
+              <w:top w:val="none" w:color="FFFFFF" w:sz="0"/>
+              <w:left w:val="none" w:color="FFFFFF" w:sz="0"/>
+              <w:bottom w:val="none" w:color="FFFFFF" w:sz="0"/>
+              <w:right w:val="none" w:color="FFFFFF" w:sz="0"/>
+            </w:tcBorders>
+            <w:tcMar>
+              <w:top w:type="dxa" w:w="50"/>
+              <w:left w:type="dxa" w:w="80"/>
+              <w:bottom w:type="dxa" w:w="50"/>
+              <w:right w:type="dxa" w:w="80"/>
+            </w:tcMar>
+            <w:vAlign w:val="center"/>
+          </w:tcPr>
+          <w:p>
+            <w:pPr>
+              <w:spacing w:line="240"/>
+              <w:jc w:val="center"/>
+            </w:pPr>
+            <w:r>
+              <w:rPr>
+                <w:rFonts w:ascii="Times New Roman" w:cs="Times New Roman" w:eastAsia="Times New Roman" w:hAnsi="Times New Roman"/>
+                <w:b w:val="false"/>
+                <w:bCs w:val="false"/>
+                <w:sz w:val="18"/>
+                <w:szCs w:val="18"/>
+              </w:rPr>
+              <w:t xml:space="preserve">15</w:t>
+            </w:r>
+          </w:p>
+        </w:tc>
+        <w:tc>
+          <w:tcPr>
+            <w:tcW w:type="dxa" w:w="4120"/>
+            <w:tcBorders>
+              <w:top w:val="none" w:color="FFFFFF" w:sz="0"/>
+              <w:left w:val="none" w:color="FFFFFF" w:sz="0"/>
+              <w:bottom w:val="none" w:color="FFFFFF" w:sz="0"/>
+              <w:right w:val="none" w:color="FFFFFF" w:sz="0"/>
+            </w:tcBorders>
+            <w:tcMar>
+              <w:top w:type="dxa" w:w="50"/>
+              <w:left w:type="dxa" w:w="80"/>
+              <w:bottom w:type="dxa" w:w="50"/>
+              <w:right w:type="dxa" w:w="80"/>
+            </w:tcMar>
+            <w:vAlign w:val="center"/>
+          </w:tcPr>
+          <w:p>
+            <w:pPr>
+              <w:spacing w:line="240"/>
+              <w:jc w:val="left"/>
+            </w:pPr>
+            <w:r>
+              <w:rPr>
+                <w:rFonts w:ascii="Times New Roman" w:cs="Times New Roman" w:eastAsia="Times New Roman" w:hAnsi="Times New Roman"/>
+                <w:b w:val="false"/>
+                <w:bCs w:val="false"/>
+                <w:sz w:val="18"/>
+                <w:szCs w:val="18"/>
+              </w:rPr>
+              <w:t xml:space="preserve">Mano essa currupcao será difícil acaba cm MPLA n poder</w:t>
+            </w:r>
+          </w:p>
+        </w:tc>
+        <w:tc>
+          <w:tcPr>
+            <w:tcW w:type="dxa" w:w="520"/>
+            <w:tcBorders>
+              <w:top w:val="none" w:color="FFFFFF" w:sz="0"/>
+              <w:left w:val="none" w:color="FFFFFF" w:sz="0"/>
+              <w:bottom w:val="none" w:color="FFFFFF" w:sz="0"/>
+              <w:right w:val="none" w:color="FFFFFF" w:sz="0"/>
+            </w:tcBorders>
+            <w:tcMar>
+              <w:top w:type="dxa" w:w="50"/>
+              <w:left w:type="dxa" w:w="80"/>
+              <w:bottom w:type="dxa" w:w="50"/>
+              <w:right w:type="dxa" w:w="80"/>
+            </w:tcMar>
+            <w:vAlign w:val="center"/>
+          </w:tcPr>
+          <w:p>
+            <w:pPr>
+              <w:spacing w:line="240"/>
+              <w:jc w:val="center"/>
+            </w:pPr>
+            <w:r>
+              <w:rPr>
+                <w:rFonts w:ascii="Times New Roman" w:cs="Times New Roman" w:eastAsia="Times New Roman" w:hAnsi="Times New Roman"/>
+                <w:b w:val="false"/>
+                <w:bCs w:val="false"/>
+                <w:sz w:val="18"/>
+                <w:szCs w:val="18"/>
+              </w:rPr>
+              <w:t xml:space="preserve">O</w:t>
+            </w:r>
+          </w:p>
+        </w:tc>
+        <w:tc>
+          <w:tcPr>
+            <w:tcW w:type="dxa" w:w="520"/>
+            <w:tcBorders>
+              <w:top w:val="none" w:color="FFFFFF" w:sz="0"/>
+              <w:left w:val="none" w:color="FFFFFF" w:sz="0"/>
+              <w:bottom w:val="none" w:color="FFFFFF" w:sz="0"/>
+              <w:right w:val="none" w:color="FFFFFF" w:sz="0"/>
+            </w:tcBorders>
+            <w:tcMar>
+              <w:top w:type="dxa" w:w="50"/>
+              <w:left w:type="dxa" w:w="80"/>
+              <w:bottom w:type="dxa" w:w="50"/>
+              <w:right w:type="dxa" w:w="80"/>
+            </w:tcMar>
+            <w:vAlign w:val="center"/>
+          </w:tcPr>
+          <w:p>
+            <w:pPr>
+              <w:spacing w:line="240"/>
+              <w:jc w:val="center"/>
+            </w:pPr>
+            <w:r>
+              <w:rPr>
+                <w:rFonts w:ascii="Times New Roman" w:cs="Times New Roman" w:eastAsia="Times New Roman" w:hAnsi="Times New Roman"/>
+                <w:b w:val="false"/>
+                <w:bCs w:val="false"/>
+                <w:sz w:val="18"/>
+                <w:szCs w:val="18"/>
+              </w:rPr>
+              <w:t xml:space="preserve">O</w:t>
+            </w:r>
+          </w:p>
+        </w:tc>
+        <w:tc>
+          <w:tcPr>
+            <w:tcW w:type="dxa" w:w="520"/>
+            <w:tcBorders>
+              <w:top w:val="none" w:color="FFFFFF" w:sz="0"/>
+              <w:left w:val="none" w:color="FFFFFF" w:sz="0"/>
+              <w:bottom w:val="none" w:color="FFFFFF" w:sz="0"/>
+              <w:right w:val="none" w:color="FFFFFF" w:sz="0"/>
+            </w:tcBorders>
+            <w:tcMar>
+              <w:top w:type="dxa" w:w="50"/>
+              <w:left w:type="dxa" w:w="80"/>
+              <w:bottom w:type="dxa" w:w="50"/>
+              <w:right w:type="dxa" w:w="80"/>
+            </w:tcMar>
+            <w:vAlign w:val="center"/>
+          </w:tcPr>
+          <w:p>
+            <w:pPr>
+              <w:spacing w:line="240"/>
+              <w:jc w:val="center"/>
+            </w:pPr>
+            <w:r>
+              <w:rPr>
+                <w:rFonts w:ascii="Times New Roman" w:cs="Times New Roman" w:eastAsia="Times New Roman" w:hAnsi="Times New Roman"/>
+                <w:b w:val="false"/>
+                <w:bCs w:val="false"/>
+                <w:sz w:val="18"/>
+                <w:szCs w:val="18"/>
+              </w:rPr>
+              <w:t xml:space="preserve">D</w:t>
+            </w:r>
+          </w:p>
+        </w:tc>
+        <w:tc>
+          <w:tcPr>
+            <w:tcW w:type="dxa" w:w="900"/>
+            <w:tcBorders>
+              <w:top w:val="none" w:color="FFFFFF" w:sz="0"/>
+              <w:left w:val="none" w:color="FFFFFF" w:sz="0"/>
+              <w:bottom w:val="none" w:color="FFFFFF" w:sz="0"/>
+              <w:right w:val="none" w:color="FFFFFF" w:sz="0"/>
+            </w:tcBorders>
+            <w:tcMar>
+              <w:top w:type="dxa" w:w="50"/>
+              <w:left w:type="dxa" w:w="80"/>
+              <w:bottom w:type="dxa" w:w="50"/>
+              <w:right w:type="dxa" w:w="80"/>
+            </w:tcMar>
+            <w:vAlign w:val="center"/>
+          </w:tcPr>
+          <w:p>
+            <w:pPr>
+              <w:spacing w:line="240"/>
+              <w:jc w:val="center"/>
+            </w:pPr>
+            <w:r>
+              <w:rPr>
+                <w:rFonts w:ascii="Times New Roman" w:cs="Times New Roman" w:eastAsia="Times New Roman" w:hAnsi="Times New Roman"/>
+                <w:b w:val="false"/>
+                <w:bCs w:val="false"/>
+                <w:sz w:val="18"/>
+                <w:szCs w:val="18"/>
+              </w:rPr>
+              <w:t xml:space="preserve">O</w:t>
+            </w:r>
+          </w:p>
+        </w:tc>
+        <w:tc>
+          <w:tcPr>
+            <w:tcW w:type="dxa" w:w="1140"/>
+            <w:tcBorders>
+              <w:top w:val="none" w:color="FFFFFF" w:sz="0"/>
+              <w:left w:val="none" w:color="FFFFFF" w:sz="0"/>
+              <w:bottom w:val="none" w:color="FFFFFF" w:sz="0"/>
+              <w:right w:val="none" w:color="FFFFFF" w:sz="0"/>
+            </w:tcBorders>
+            <w:tcMar>
+              <w:top w:type="dxa" w:w="50"/>
+              <w:left w:type="dxa" w:w="80"/>
+              <w:bottom w:type="dxa" w:w="50"/>
+              <w:right w:type="dxa" w:w="80"/>
+            </w:tcMar>
+            <w:vAlign w:val="center"/>
+          </w:tcPr>
+          <w:p>
+            <w:pPr>
+              <w:spacing w:line="240"/>
+              <w:jc w:val="center"/>
+            </w:pPr>
+            <w:r>
+              <w:rPr>
+                <w:rFonts w:ascii="Times New Roman" w:cs="Times New Roman" w:eastAsia="Times New Roman" w:hAnsi="Times New Roman"/>
+                <w:b w:val="false"/>
+                <w:bCs w:val="false"/>
+                <w:sz w:val="18"/>
+                <w:szCs w:val="18"/>
+              </w:rPr>
+              <w:t xml:space="preserve">Não</w:t>
+            </w:r>
+          </w:p>
+        </w:tc>
+      </w:tr>
+      <w:tr>
+        <w:trPr>
+          <w:cantSplit/>
+          <w:tblHeader w:val="false"/>
+        </w:trPr>
+        <w:tc>
+          <w:tcPr>
+            <w:tcW w:type="dxa" w:w="500"/>
+            <w:tcBorders>
+              <w:top w:val="none" w:color="FFFFFF" w:sz="0"/>
+              <w:left w:val="none" w:color="FFFFFF" w:sz="0"/>
+              <w:bottom w:val="none" w:color="FFFFFF" w:sz="0"/>
+              <w:right w:val="none" w:color="FFFFFF" w:sz="0"/>
+            </w:tcBorders>
+            <w:tcMar>
+              <w:top w:type="dxa" w:w="50"/>
+              <w:left w:type="dxa" w:w="80"/>
+              <w:bottom w:type="dxa" w:w="50"/>
+              <w:right w:type="dxa" w:w="80"/>
+            </w:tcMar>
+            <w:vAlign w:val="center"/>
+          </w:tcPr>
+          <w:p>
+            <w:pPr>
+              <w:spacing w:line="240"/>
+              <w:jc w:val="center"/>
+            </w:pPr>
+            <w:r>
+              <w:rPr>
+                <w:rFonts w:ascii="Times New Roman" w:cs="Times New Roman" w:eastAsia="Times New Roman" w:hAnsi="Times New Roman"/>
+                <w:b w:val="false"/>
+                <w:bCs w:val="false"/>
+                <w:sz w:val="18"/>
+                <w:szCs w:val="18"/>
+              </w:rPr>
+              <w:t xml:space="preserve">16</w:t>
+            </w:r>
+          </w:p>
+        </w:tc>
+        <w:tc>
+          <w:tcPr>
+            <w:tcW w:type="dxa" w:w="4120"/>
+            <w:tcBorders>
+              <w:top w:val="none" w:color="FFFFFF" w:sz="0"/>
+              <w:left w:val="none" w:color="FFFFFF" w:sz="0"/>
+              <w:bottom w:val="none" w:color="FFFFFF" w:sz="0"/>
+              <w:right w:val="none" w:color="FFFFFF" w:sz="0"/>
+            </w:tcBorders>
+            <w:tcMar>
+              <w:top w:type="dxa" w:w="50"/>
+              <w:left w:type="dxa" w:w="80"/>
+              <w:bottom w:type="dxa" w:w="50"/>
+              <w:right w:type="dxa" w:w="80"/>
+            </w:tcMar>
+            <w:vAlign w:val="center"/>
+          </w:tcPr>
+          <w:p>
+            <w:pPr>
+              <w:spacing w:line="240"/>
+              <w:jc w:val="left"/>
+            </w:pPr>
+            <w:r>
+              <w:rPr>
+                <w:rFonts w:ascii="Times New Roman" w:cs="Times New Roman" w:eastAsia="Times New Roman" w:hAnsi="Times New Roman"/>
+                <w:b w:val="false"/>
+                <w:bCs w:val="false"/>
+                <w:sz w:val="18"/>
+                <w:szCs w:val="18"/>
+              </w:rPr>
+              <w:t xml:space="preserve">Força vamos libertar o país</w:t>
+            </w:r>
+          </w:p>
+        </w:tc>
+        <w:tc>
+          <w:tcPr>
+            <w:tcW w:type="dxa" w:w="520"/>
+            <w:tcBorders>
+              <w:top w:val="none" w:color="FFFFFF" w:sz="0"/>
+              <w:left w:val="none" w:color="FFFFFF" w:sz="0"/>
+              <w:bottom w:val="none" w:color="FFFFFF" w:sz="0"/>
+              <w:right w:val="none" w:color="FFFFFF" w:sz="0"/>
+            </w:tcBorders>
+            <w:tcMar>
+              <w:top w:type="dxa" w:w="50"/>
+              <w:left w:type="dxa" w:w="80"/>
+              <w:bottom w:type="dxa" w:w="50"/>
+              <w:right w:type="dxa" w:w="80"/>
+            </w:tcMar>
+            <w:vAlign w:val="center"/>
+          </w:tcPr>
+          <w:p>
+            <w:pPr>
+              <w:spacing w:line="240"/>
+              <w:jc w:val="center"/>
+            </w:pPr>
+            <w:r>
+              <w:rPr>
+                <w:rFonts w:ascii="Times New Roman" w:cs="Times New Roman" w:eastAsia="Times New Roman" w:hAnsi="Times New Roman"/>
+                <w:b w:val="false"/>
+                <w:bCs w:val="false"/>
+                <w:sz w:val="18"/>
+                <w:szCs w:val="18"/>
+              </w:rPr>
+              <w:t xml:space="preserve">M</w:t>
+            </w:r>
+          </w:p>
+        </w:tc>
+        <w:tc>
+          <w:tcPr>
+            <w:tcW w:type="dxa" w:w="520"/>
+            <w:tcBorders>
+              <w:top w:val="none" w:color="FFFFFF" w:sz="0"/>
+              <w:left w:val="none" w:color="FFFFFF" w:sz="0"/>
+              <w:bottom w:val="none" w:color="FFFFFF" w:sz="0"/>
+              <w:right w:val="none" w:color="FFFFFF" w:sz="0"/>
+            </w:tcBorders>
+            <w:tcMar>
+              <w:top w:type="dxa" w:w="50"/>
+              <w:left w:type="dxa" w:w="80"/>
+              <w:bottom w:type="dxa" w:w="50"/>
+              <w:right w:type="dxa" w:w="80"/>
+            </w:tcMar>
+            <w:vAlign w:val="center"/>
+          </w:tcPr>
+          <w:p>
+            <w:pPr>
+              <w:spacing w:line="240"/>
+              <w:jc w:val="center"/>
+            </w:pPr>
+            <w:r>
+              <w:rPr>
+                <w:rFonts w:ascii="Times New Roman" w:cs="Times New Roman" w:eastAsia="Times New Roman" w:hAnsi="Times New Roman"/>
+                <w:b w:val="false"/>
+                <w:bCs w:val="false"/>
+                <w:sz w:val="18"/>
+                <w:szCs w:val="18"/>
+              </w:rPr>
+              <w:t xml:space="preserve">M</w:t>
+            </w:r>
+          </w:p>
+        </w:tc>
+        <w:tc>
+          <w:tcPr>
+            <w:tcW w:type="dxa" w:w="520"/>
+            <w:tcBorders>
+              <w:top w:val="none" w:color="FFFFFF" w:sz="0"/>
+              <w:left w:val="none" w:color="FFFFFF" w:sz="0"/>
+              <w:bottom w:val="none" w:color="FFFFFF" w:sz="0"/>
+              <w:right w:val="none" w:color="FFFFFF" w:sz="0"/>
+            </w:tcBorders>
+            <w:tcMar>
+              <w:top w:type="dxa" w:w="50"/>
+              <w:left w:type="dxa" w:w="80"/>
+              <w:bottom w:type="dxa" w:w="50"/>
+              <w:right w:type="dxa" w:w="80"/>
+            </w:tcMar>
+            <w:vAlign w:val="center"/>
+          </w:tcPr>
+          <w:p>
+            <w:pPr>
+              <w:spacing w:line="240"/>
+              <w:jc w:val="center"/>
+            </w:pPr>
+            <w:r>
+              <w:rPr>
+                <w:rFonts w:ascii="Times New Roman" w:cs="Times New Roman" w:eastAsia="Times New Roman" w:hAnsi="Times New Roman"/>
+                <w:b w:val="false"/>
+                <w:bCs w:val="false"/>
+                <w:sz w:val="18"/>
+                <w:szCs w:val="18"/>
+              </w:rPr>
+              <w:t xml:space="preserve">M</w:t>
+            </w:r>
+          </w:p>
+        </w:tc>
+        <w:tc>
+          <w:tcPr>
+            <w:tcW w:type="dxa" w:w="900"/>
+            <w:tcBorders>
+              <w:top w:val="none" w:color="FFFFFF" w:sz="0"/>
+              <w:left w:val="none" w:color="FFFFFF" w:sz="0"/>
+              <w:bottom w:val="none" w:color="FFFFFF" w:sz="0"/>
+              <w:right w:val="none" w:color="FFFFFF" w:sz="0"/>
+            </w:tcBorders>
+            <w:tcMar>
+              <w:top w:type="dxa" w:w="50"/>
+              <w:left w:type="dxa" w:w="80"/>
+              <w:bottom w:type="dxa" w:w="50"/>
+              <w:right w:type="dxa" w:w="80"/>
+            </w:tcMar>
+            <w:vAlign w:val="center"/>
+          </w:tcPr>
+          <w:p>
+            <w:pPr>
+              <w:spacing w:line="240"/>
+              <w:jc w:val="center"/>
+            </w:pPr>
+            <w:r>
+              <w:rPr>
+                <w:rFonts w:ascii="Times New Roman" w:cs="Times New Roman" w:eastAsia="Times New Roman" w:hAnsi="Times New Roman"/>
+                <w:b w:val="false"/>
+                <w:bCs w:val="false"/>
+                <w:sz w:val="18"/>
+                <w:szCs w:val="18"/>
+              </w:rPr>
+              <w:t xml:space="preserve">M</w:t>
+            </w:r>
+          </w:p>
+        </w:tc>
+        <w:tc>
+          <w:tcPr>
+            <w:tcW w:type="dxa" w:w="1140"/>
+            <w:tcBorders>
+              <w:top w:val="none" w:color="FFFFFF" w:sz="0"/>
+              <w:left w:val="none" w:color="FFFFFF" w:sz="0"/>
+              <w:bottom w:val="none" w:color="FFFFFF" w:sz="0"/>
+              <w:right w:val="none" w:color="FFFFFF" w:sz="0"/>
+            </w:tcBorders>
+            <w:tcMar>
+              <w:top w:type="dxa" w:w="50"/>
+              <w:left w:type="dxa" w:w="80"/>
+              <w:bottom w:type="dxa" w:w="50"/>
+              <w:right w:type="dxa" w:w="80"/>
+            </w:tcMar>
+            <w:vAlign w:val="center"/>
+          </w:tcPr>
+          <w:p>
+            <w:pPr>
+              <w:spacing w:line="240"/>
+              <w:jc w:val="center"/>
+            </w:pPr>
+            <w:r>
+              <w:rPr>
+                <w:rFonts w:ascii="Times New Roman" w:cs="Times New Roman" w:eastAsia="Times New Roman" w:hAnsi="Times New Roman"/>
+                <w:b w:val="false"/>
+                <w:bCs w:val="false"/>
+                <w:sz w:val="18"/>
+                <w:szCs w:val="18"/>
+              </w:rPr>
+              <w:t xml:space="preserve">Sim</w:t>
+            </w:r>
+          </w:p>
+        </w:tc>
+      </w:tr>
+      <w:tr>
+        <w:trPr>
+          <w:cantSplit/>
+          <w:tblHeader w:val="false"/>
+        </w:trPr>
+        <w:tc>
+          <w:tcPr>
+            <w:tcW w:type="dxa" w:w="500"/>
+            <w:tcBorders>
+              <w:top w:val="none" w:color="FFFFFF" w:sz="0"/>
+              <w:left w:val="none" w:color="FFFFFF" w:sz="0"/>
+              <w:bottom w:val="none" w:color="FFFFFF" w:sz="0"/>
+              <w:right w:val="none" w:color="FFFFFF" w:sz="0"/>
+            </w:tcBorders>
+            <w:tcMar>
+              <w:top w:type="dxa" w:w="50"/>
+              <w:left w:type="dxa" w:w="80"/>
+              <w:bottom w:type="dxa" w:w="50"/>
+              <w:right w:type="dxa" w:w="80"/>
+            </w:tcMar>
+            <w:vAlign w:val="center"/>
+          </w:tcPr>
+          <w:p>
+            <w:pPr>
+              <w:spacing w:line="240"/>
+              <w:jc w:val="center"/>
+            </w:pPr>
+            <w:r>
+              <w:rPr>
+                <w:rFonts w:ascii="Times New Roman" w:cs="Times New Roman" w:eastAsia="Times New Roman" w:hAnsi="Times New Roman"/>
+                <w:b w:val="false"/>
+                <w:bCs w:val="false"/>
+                <w:sz w:val="18"/>
+                <w:szCs w:val="18"/>
+              </w:rPr>
+              <w:t xml:space="preserve">17</w:t>
+            </w:r>
+          </w:p>
+        </w:tc>
+        <w:tc>
+          <w:tcPr>
+            <w:tcW w:type="dxa" w:w="4120"/>
+            <w:tcBorders>
+              <w:top w:val="none" w:color="FFFFFF" w:sz="0"/>
+              <w:left w:val="none" w:color="FFFFFF" w:sz="0"/>
+              <w:bottom w:val="none" w:color="FFFFFF" w:sz="0"/>
+              <w:right w:val="none" w:color="FFFFFF" w:sz="0"/>
+            </w:tcBorders>
+            <w:tcMar>
+              <w:top w:type="dxa" w:w="50"/>
+              <w:left w:type="dxa" w:w="80"/>
+              <w:bottom w:type="dxa" w:w="50"/>
+              <w:right w:type="dxa" w:w="80"/>
+            </w:tcMar>
+            <w:vAlign w:val="center"/>
+          </w:tcPr>
+          <w:p>
+            <w:pPr>
+              <w:spacing w:line="240"/>
+              <w:jc w:val="left"/>
+            </w:pPr>
+            <w:r>
+              <w:rPr>
+                <w:rFonts w:ascii="Times New Roman" w:cs="Times New Roman" w:eastAsia="Times New Roman" w:hAnsi="Times New Roman"/>
+                <w:b w:val="false"/>
+                <w:bCs w:val="false"/>
+                <w:sz w:val="18"/>
+                <w:szCs w:val="18"/>
+              </w:rPr>
+              <w:t xml:space="preserve">O povo no puder. Viva povo de Angola. 😂😂😂</w:t>
+            </w:r>
+          </w:p>
+        </w:tc>
+        <w:tc>
+          <w:tcPr>
+            <w:tcW w:type="dxa" w:w="520"/>
+            <w:tcBorders>
+              <w:top w:val="none" w:color="FFFFFF" w:sz="0"/>
+              <w:left w:val="none" w:color="FFFFFF" w:sz="0"/>
+              <w:bottom w:val="none" w:color="FFFFFF" w:sz="0"/>
+              <w:right w:val="none" w:color="FFFFFF" w:sz="0"/>
+            </w:tcBorders>
+            <w:tcMar>
+              <w:top w:type="dxa" w:w="50"/>
+              <w:left w:type="dxa" w:w="80"/>
+              <w:bottom w:type="dxa" w:w="50"/>
+              <w:right w:type="dxa" w:w="80"/>
+            </w:tcMar>
+            <w:vAlign w:val="center"/>
+          </w:tcPr>
+          <w:p>
+            <w:pPr>
+              <w:spacing w:line="240"/>
+              <w:jc w:val="center"/>
+            </w:pPr>
+            <w:r>
+              <w:rPr>
+                <w:rFonts w:ascii="Times New Roman" w:cs="Times New Roman" w:eastAsia="Times New Roman" w:hAnsi="Times New Roman"/>
+                <w:b w:val="false"/>
+                <w:bCs w:val="false"/>
+                <w:sz w:val="18"/>
+                <w:szCs w:val="18"/>
+              </w:rPr>
+              <w:t xml:space="preserve">M</w:t>
+            </w:r>
+          </w:p>
+        </w:tc>
+        <w:tc>
+          <w:tcPr>
+            <w:tcW w:type="dxa" w:w="520"/>
+            <w:tcBorders>
+              <w:top w:val="none" w:color="FFFFFF" w:sz="0"/>
+              <w:left w:val="none" w:color="FFFFFF" w:sz="0"/>
+              <w:bottom w:val="none" w:color="FFFFFF" w:sz="0"/>
+              <w:right w:val="none" w:color="FFFFFF" w:sz="0"/>
+            </w:tcBorders>
+            <w:tcMar>
+              <w:top w:type="dxa" w:w="50"/>
+              <w:left w:type="dxa" w:w="80"/>
+              <w:bottom w:type="dxa" w:w="50"/>
+              <w:right w:type="dxa" w:w="80"/>
+            </w:tcMar>
+            <w:vAlign w:val="center"/>
+          </w:tcPr>
+          <w:p>
+            <w:pPr>
+              <w:spacing w:line="240"/>
+              <w:jc w:val="center"/>
+            </w:pPr>
+            <w:r>
+              <w:rPr>
+                <w:rFonts w:ascii="Times New Roman" w:cs="Times New Roman" w:eastAsia="Times New Roman" w:hAnsi="Times New Roman"/>
+                <w:b w:val="false"/>
+                <w:bCs w:val="false"/>
+                <w:sz w:val="18"/>
+                <w:szCs w:val="18"/>
+              </w:rPr>
+              <w:t xml:space="preserve">M</w:t>
+            </w:r>
+          </w:p>
+        </w:tc>
+        <w:tc>
+          <w:tcPr>
+            <w:tcW w:type="dxa" w:w="520"/>
+            <w:tcBorders>
+              <w:top w:val="none" w:color="FFFFFF" w:sz="0"/>
+              <w:left w:val="none" w:color="FFFFFF" w:sz="0"/>
+              <w:bottom w:val="none" w:color="FFFFFF" w:sz="0"/>
+              <w:right w:val="none" w:color="FFFFFF" w:sz="0"/>
+            </w:tcBorders>
+            <w:tcMar>
+              <w:top w:type="dxa" w:w="50"/>
+              <w:left w:type="dxa" w:w="80"/>
+              <w:bottom w:type="dxa" w:w="50"/>
+              <w:right w:type="dxa" w:w="80"/>
+            </w:tcMar>
+            <w:vAlign w:val="center"/>
+          </w:tcPr>
+          <w:p>
+            <w:pPr>
+              <w:spacing w:line="240"/>
+              <w:jc w:val="center"/>
+            </w:pPr>
+            <w:r>
+              <w:rPr>
+                <w:rFonts w:ascii="Times New Roman" w:cs="Times New Roman" w:eastAsia="Times New Roman" w:hAnsi="Times New Roman"/>
+                <w:b w:val="false"/>
+                <w:bCs w:val="false"/>
+                <w:sz w:val="18"/>
+                <w:szCs w:val="18"/>
+              </w:rPr>
+              <w:t xml:space="preserve">M</w:t>
+            </w:r>
+          </w:p>
+        </w:tc>
+        <w:tc>
+          <w:tcPr>
+            <w:tcW w:type="dxa" w:w="900"/>
+            <w:tcBorders>
+              <w:top w:val="none" w:color="FFFFFF" w:sz="0"/>
+              <w:left w:val="none" w:color="FFFFFF" w:sz="0"/>
+              <w:bottom w:val="none" w:color="FFFFFF" w:sz="0"/>
+              <w:right w:val="none" w:color="FFFFFF" w:sz="0"/>
+            </w:tcBorders>
+            <w:tcMar>
+              <w:top w:type="dxa" w:w="50"/>
+              <w:left w:type="dxa" w:w="80"/>
+              <w:bottom w:type="dxa" w:w="50"/>
+              <w:right w:type="dxa" w:w="80"/>
+            </w:tcMar>
+            <w:vAlign w:val="center"/>
+          </w:tcPr>
+          <w:p>
+            <w:pPr>
+              <w:spacing w:line="240"/>
+              <w:jc w:val="center"/>
+            </w:pPr>
+            <w:r>
+              <w:rPr>
+                <w:rFonts w:ascii="Times New Roman" w:cs="Times New Roman" w:eastAsia="Times New Roman" w:hAnsi="Times New Roman"/>
+                <w:b w:val="false"/>
+                <w:bCs w:val="false"/>
+                <w:sz w:val="18"/>
+                <w:szCs w:val="18"/>
+              </w:rPr>
+              <w:t xml:space="preserve">M</w:t>
+            </w:r>
+          </w:p>
+        </w:tc>
+        <w:tc>
+          <w:tcPr>
+            <w:tcW w:type="dxa" w:w="1140"/>
+            <w:tcBorders>
+              <w:top w:val="none" w:color="FFFFFF" w:sz="0"/>
+              <w:left w:val="none" w:color="FFFFFF" w:sz="0"/>
+              <w:bottom w:val="none" w:color="FFFFFF" w:sz="0"/>
+              <w:right w:val="none" w:color="FFFFFF" w:sz="0"/>
+            </w:tcBorders>
+            <w:tcMar>
+              <w:top w:type="dxa" w:w="50"/>
+              <w:left w:type="dxa" w:w="80"/>
+              <w:bottom w:type="dxa" w:w="50"/>
+              <w:right w:type="dxa" w:w="80"/>
+            </w:tcMar>
+            <w:vAlign w:val="center"/>
+          </w:tcPr>
+          <w:p>
+            <w:pPr>
+              <w:spacing w:line="240"/>
+              <w:jc w:val="center"/>
+            </w:pPr>
+            <w:r>
+              <w:rPr>
+                <w:rFonts w:ascii="Times New Roman" w:cs="Times New Roman" w:eastAsia="Times New Roman" w:hAnsi="Times New Roman"/>
+                <w:b w:val="false"/>
+                <w:bCs w:val="false"/>
+                <w:sz w:val="18"/>
+                <w:szCs w:val="18"/>
+              </w:rPr>
+              <w:t xml:space="preserve">Sim</w:t>
+            </w:r>
+          </w:p>
+        </w:tc>
+      </w:tr>
+      <w:tr>
+        <w:trPr>
+          <w:cantSplit/>
+          <w:tblHeader w:val="false"/>
+        </w:trPr>
+        <w:tc>
+          <w:tcPr>
+            <w:tcW w:type="dxa" w:w="500"/>
+            <w:tcBorders>
+              <w:top w:val="none" w:color="FFFFFF" w:sz="0"/>
+              <w:left w:val="none" w:color="FFFFFF" w:sz="0"/>
+              <w:bottom w:val="none" w:color="FFFFFF" w:sz="0"/>
+              <w:right w:val="none" w:color="FFFFFF" w:sz="0"/>
+            </w:tcBorders>
+            <w:tcMar>
+              <w:top w:type="dxa" w:w="50"/>
+              <w:left w:type="dxa" w:w="80"/>
+              <w:bottom w:type="dxa" w:w="50"/>
+              <w:right w:type="dxa" w:w="80"/>
+            </w:tcMar>
+            <w:vAlign w:val="center"/>
+          </w:tcPr>
+          <w:p>
+            <w:pPr>
+              <w:spacing w:line="240"/>
+              <w:jc w:val="center"/>
+            </w:pPr>
+            <w:r>
+              <w:rPr>
+                <w:rFonts w:ascii="Times New Roman" w:cs="Times New Roman" w:eastAsia="Times New Roman" w:hAnsi="Times New Roman"/>
+                <w:b w:val="false"/>
+                <w:bCs w:val="false"/>
+                <w:sz w:val="18"/>
+                <w:szCs w:val="18"/>
+              </w:rPr>
+              <w:t xml:space="preserve">18</w:t>
+            </w:r>
+          </w:p>
+        </w:tc>
+        <w:tc>
+          <w:tcPr>
+            <w:tcW w:type="dxa" w:w="4120"/>
+            <w:tcBorders>
+              <w:top w:val="none" w:color="FFFFFF" w:sz="0"/>
+              <w:left w:val="none" w:color="FFFFFF" w:sz="0"/>
+              <w:bottom w:val="none" w:color="FFFFFF" w:sz="0"/>
+              <w:right w:val="none" w:color="FFFFFF" w:sz="0"/>
+            </w:tcBorders>
+            <w:tcMar>
+              <w:top w:type="dxa" w:w="50"/>
+              <w:left w:type="dxa" w:w="80"/>
+              <w:bottom w:type="dxa" w:w="50"/>
+              <w:right w:type="dxa" w:w="80"/>
+            </w:tcMar>
+            <w:vAlign w:val="center"/>
+          </w:tcPr>
+          <w:p>
+            <w:pPr>
+              <w:spacing w:line="240"/>
+              <w:jc w:val="left"/>
+            </w:pPr>
+            <w:r>
+              <w:rPr>
+                <w:rFonts w:ascii="Times New Roman" w:cs="Times New Roman" w:eastAsia="Times New Roman" w:hAnsi="Times New Roman"/>
+                <w:b w:val="false"/>
+                <w:bCs w:val="false"/>
+                <w:sz w:val="18"/>
+                <w:szCs w:val="18"/>
+              </w:rPr>
+              <w:t xml:space="preserve">Os fins justificam os meios... Estou orgulhoso de vocês 👌🏾</w:t>
+            </w:r>
+          </w:p>
+        </w:tc>
+        <w:tc>
+          <w:tcPr>
+            <w:tcW w:type="dxa" w:w="520"/>
+            <w:tcBorders>
+              <w:top w:val="none" w:color="FFFFFF" w:sz="0"/>
+              <w:left w:val="none" w:color="FFFFFF" w:sz="0"/>
+              <w:bottom w:val="none" w:color="FFFFFF" w:sz="0"/>
+              <w:right w:val="none" w:color="FFFFFF" w:sz="0"/>
+            </w:tcBorders>
+            <w:tcMar>
+              <w:top w:type="dxa" w:w="50"/>
+              <w:left w:type="dxa" w:w="80"/>
+              <w:bottom w:type="dxa" w:w="50"/>
+              <w:right w:type="dxa" w:w="80"/>
+            </w:tcMar>
+            <w:vAlign w:val="center"/>
+          </w:tcPr>
+          <w:p>
+            <w:pPr>
+              <w:spacing w:line="240"/>
+              <w:jc w:val="center"/>
+            </w:pPr>
+            <w:r>
+              <w:rPr>
+                <w:rFonts w:ascii="Times New Roman" w:cs="Times New Roman" w:eastAsia="Times New Roman" w:hAnsi="Times New Roman"/>
+                <w:b w:val="false"/>
+                <w:bCs w:val="false"/>
+                <w:sz w:val="18"/>
+                <w:szCs w:val="18"/>
+              </w:rPr>
+              <w:t xml:space="preserve">M</w:t>
+            </w:r>
+          </w:p>
+        </w:tc>
+        <w:tc>
+          <w:tcPr>
+            <w:tcW w:type="dxa" w:w="520"/>
+            <w:tcBorders>
+              <w:top w:val="none" w:color="FFFFFF" w:sz="0"/>
+              <w:left w:val="none" w:color="FFFFFF" w:sz="0"/>
+              <w:bottom w:val="none" w:color="FFFFFF" w:sz="0"/>
+              <w:right w:val="none" w:color="FFFFFF" w:sz="0"/>
+            </w:tcBorders>
+            <w:tcMar>
+              <w:top w:type="dxa" w:w="50"/>
+              <w:left w:type="dxa" w:w="80"/>
+              <w:bottom w:type="dxa" w:w="50"/>
+              <w:right w:type="dxa" w:w="80"/>
+            </w:tcMar>
+            <w:vAlign w:val="center"/>
+          </w:tcPr>
+          <w:p>
+            <w:pPr>
+              <w:spacing w:line="240"/>
+              <w:jc w:val="center"/>
+            </w:pPr>
+            <w:r>
+              <w:rPr>
+                <w:rFonts w:ascii="Times New Roman" w:cs="Times New Roman" w:eastAsia="Times New Roman" w:hAnsi="Times New Roman"/>
+                <w:b w:val="false"/>
+                <w:bCs w:val="false"/>
+                <w:sz w:val="18"/>
+                <w:szCs w:val="18"/>
+              </w:rPr>
+              <w:t xml:space="preserve">M</w:t>
+            </w:r>
+          </w:p>
+        </w:tc>
+        <w:tc>
+          <w:tcPr>
+            <w:tcW w:type="dxa" w:w="520"/>
+            <w:tcBorders>
+              <w:top w:val="none" w:color="FFFFFF" w:sz="0"/>
+              <w:left w:val="none" w:color="FFFFFF" w:sz="0"/>
+              <w:bottom w:val="none" w:color="FFFFFF" w:sz="0"/>
+              <w:right w:val="none" w:color="FFFFFF" w:sz="0"/>
+            </w:tcBorders>
+            <w:tcMar>
+              <w:top w:type="dxa" w:w="50"/>
+              <w:left w:type="dxa" w:w="80"/>
+              <w:bottom w:type="dxa" w:w="50"/>
+              <w:right w:type="dxa" w:w="80"/>
+            </w:tcMar>
+            <w:vAlign w:val="center"/>
+          </w:tcPr>
+          <w:p>
+            <w:pPr>
+              <w:spacing w:line="240"/>
+              <w:jc w:val="center"/>
+            </w:pPr>
+            <w:r>
+              <w:rPr>
+                <w:rFonts w:ascii="Times New Roman" w:cs="Times New Roman" w:eastAsia="Times New Roman" w:hAnsi="Times New Roman"/>
+                <w:b w:val="false"/>
+                <w:bCs w:val="false"/>
+                <w:sz w:val="18"/>
+                <w:szCs w:val="18"/>
+              </w:rPr>
+              <w:t xml:space="preserve">D</w:t>
+            </w:r>
+          </w:p>
+        </w:tc>
+        <w:tc>
+          <w:tcPr>
+            <w:tcW w:type="dxa" w:w="900"/>
+            <w:tcBorders>
+              <w:top w:val="none" w:color="FFFFFF" w:sz="0"/>
+              <w:left w:val="none" w:color="FFFFFF" w:sz="0"/>
+              <w:bottom w:val="none" w:color="FFFFFF" w:sz="0"/>
+              <w:right w:val="none" w:color="FFFFFF" w:sz="0"/>
+            </w:tcBorders>
+            <w:tcMar>
+              <w:top w:type="dxa" w:w="50"/>
+              <w:left w:type="dxa" w:w="80"/>
+              <w:bottom w:type="dxa" w:w="50"/>
+              <w:right w:type="dxa" w:w="80"/>
+            </w:tcMar>
+            <w:vAlign w:val="center"/>
+          </w:tcPr>
+          <w:p>
+            <w:pPr>
+              <w:spacing w:line="240"/>
+              <w:jc w:val="center"/>
+            </w:pPr>
+            <w:r>
+              <w:rPr>
+                <w:rFonts w:ascii="Times New Roman" w:cs="Times New Roman" w:eastAsia="Times New Roman" w:hAnsi="Times New Roman"/>
+                <w:b w:val="false"/>
+                <w:bCs w:val="false"/>
+                <w:sz w:val="18"/>
+                <w:szCs w:val="18"/>
+              </w:rPr>
+              <w:t xml:space="preserve">M</w:t>
+            </w:r>
+          </w:p>
+        </w:tc>
+        <w:tc>
+          <w:tcPr>
+            <w:tcW w:type="dxa" w:w="1140"/>
+            <w:tcBorders>
+              <w:top w:val="none" w:color="FFFFFF" w:sz="0"/>
+              <w:left w:val="none" w:color="FFFFFF" w:sz="0"/>
+              <w:bottom w:val="none" w:color="FFFFFF" w:sz="0"/>
+              <w:right w:val="none" w:color="FFFFFF" w:sz="0"/>
+            </w:tcBorders>
+            <w:tcMar>
+              <w:top w:type="dxa" w:w="50"/>
+              <w:left w:type="dxa" w:w="80"/>
+              <w:bottom w:type="dxa" w:w="50"/>
+              <w:right w:type="dxa" w:w="80"/>
+            </w:tcMar>
+            <w:vAlign w:val="center"/>
+          </w:tcPr>
+          <w:p>
+            <w:pPr>
+              <w:spacing w:line="240"/>
+              <w:jc w:val="center"/>
+            </w:pPr>
+            <w:r>
+              <w:rPr>
+                <w:rFonts w:ascii="Times New Roman" w:cs="Times New Roman" w:eastAsia="Times New Roman" w:hAnsi="Times New Roman"/>
+                <w:b w:val="false"/>
+                <w:bCs w:val="false"/>
+                <w:sz w:val="18"/>
+                <w:szCs w:val="18"/>
+              </w:rPr>
+              <w:t xml:space="preserve">Não</w:t>
+            </w:r>
+          </w:p>
+        </w:tc>
+      </w:tr>
+      <w:tr>
+        <w:trPr>
+          <w:cantSplit/>
+          <w:tblHeader w:val="false"/>
+        </w:trPr>
+        <w:tc>
+          <w:tcPr>
+            <w:tcW w:type="dxa" w:w="500"/>
+            <w:tcBorders>
+              <w:top w:val="none" w:color="FFFFFF" w:sz="0"/>
+              <w:left w:val="none" w:color="FFFFFF" w:sz="0"/>
+              <w:bottom w:val="none" w:color="FFFFFF" w:sz="0"/>
+              <w:right w:val="none" w:color="FFFFFF" w:sz="0"/>
+            </w:tcBorders>
+            <w:tcMar>
+              <w:top w:type="dxa" w:w="50"/>
+              <w:left w:type="dxa" w:w="80"/>
+              <w:bottom w:type="dxa" w:w="50"/>
+              <w:right w:type="dxa" w:w="80"/>
+            </w:tcMar>
+            <w:vAlign w:val="center"/>
+          </w:tcPr>
+          <w:p>
+            <w:pPr>
+              <w:spacing w:line="240"/>
+              <w:jc w:val="center"/>
+            </w:pPr>
+            <w:r>
+              <w:rPr>
+                <w:rFonts w:ascii="Times New Roman" w:cs="Times New Roman" w:eastAsia="Times New Roman" w:hAnsi="Times New Roman"/>
+                <w:b w:val="false"/>
+                <w:bCs w:val="false"/>
+                <w:sz w:val="18"/>
+                <w:szCs w:val="18"/>
+              </w:rPr>
+              <w:t xml:space="preserve">19</w:t>
+            </w:r>
+          </w:p>
+        </w:tc>
+        <w:tc>
+          <w:tcPr>
+            <w:tcW w:type="dxa" w:w="4120"/>
+            <w:tcBorders>
+              <w:top w:val="none" w:color="FFFFFF" w:sz="0"/>
+              <w:left w:val="none" w:color="FFFFFF" w:sz="0"/>
+              <w:bottom w:val="none" w:color="FFFFFF" w:sz="0"/>
+              <w:right w:val="none" w:color="FFFFFF" w:sz="0"/>
+            </w:tcBorders>
+            <w:tcMar>
+              <w:top w:type="dxa" w:w="50"/>
+              <w:left w:type="dxa" w:w="80"/>
+              <w:bottom w:type="dxa" w:w="50"/>
+              <w:right w:type="dxa" w:w="80"/>
+            </w:tcMar>
+            <w:vAlign w:val="center"/>
+          </w:tcPr>
+          <w:p>
+            <w:pPr>
+              <w:spacing w:line="240"/>
+              <w:jc w:val="left"/>
+            </w:pPr>
+            <w:r>
+              <w:rPr>
+                <w:rFonts w:ascii="Times New Roman" w:cs="Times New Roman" w:eastAsia="Times New Roman" w:hAnsi="Times New Roman"/>
+                <w:b w:val="false"/>
+                <w:bCs w:val="false"/>
+                <w:sz w:val="18"/>
+                <w:szCs w:val="18"/>
+              </w:rPr>
+              <w:t xml:space="preserve">Está faltar chegarmos até aos condomínios 👌 eles moram lá 👆🤔😏🙄</w:t>
+            </w:r>
+          </w:p>
+        </w:tc>
+        <w:tc>
+          <w:tcPr>
+            <w:tcW w:type="dxa" w:w="520"/>
+            <w:tcBorders>
+              <w:top w:val="none" w:color="FFFFFF" w:sz="0"/>
+              <w:left w:val="none" w:color="FFFFFF" w:sz="0"/>
+              <w:bottom w:val="none" w:color="FFFFFF" w:sz="0"/>
+              <w:right w:val="none" w:color="FFFFFF" w:sz="0"/>
+            </w:tcBorders>
+            <w:tcMar>
+              <w:top w:type="dxa" w:w="50"/>
+              <w:left w:type="dxa" w:w="80"/>
+              <w:bottom w:type="dxa" w:w="50"/>
+              <w:right w:type="dxa" w:w="80"/>
+            </w:tcMar>
+            <w:vAlign w:val="center"/>
+          </w:tcPr>
+          <w:p>
+            <w:pPr>
+              <w:spacing w:line="240"/>
+              <w:jc w:val="center"/>
+            </w:pPr>
+            <w:r>
+              <w:rPr>
+                <w:rFonts w:ascii="Times New Roman" w:cs="Times New Roman" w:eastAsia="Times New Roman" w:hAnsi="Times New Roman"/>
+                <w:b w:val="false"/>
+                <w:bCs w:val="false"/>
+                <w:sz w:val="18"/>
+                <w:szCs w:val="18"/>
+              </w:rPr>
+              <w:t xml:space="preserve">M</w:t>
+            </w:r>
+          </w:p>
+        </w:tc>
+        <w:tc>
+          <w:tcPr>
+            <w:tcW w:type="dxa" w:w="520"/>
+            <w:tcBorders>
+              <w:top w:val="none" w:color="FFFFFF" w:sz="0"/>
+              <w:left w:val="none" w:color="FFFFFF" w:sz="0"/>
+              <w:bottom w:val="none" w:color="FFFFFF" w:sz="0"/>
+              <w:right w:val="none" w:color="FFFFFF" w:sz="0"/>
+            </w:tcBorders>
+            <w:tcMar>
+              <w:top w:type="dxa" w:w="50"/>
+              <w:left w:type="dxa" w:w="80"/>
+              <w:bottom w:type="dxa" w:w="50"/>
+              <w:right w:type="dxa" w:w="80"/>
+            </w:tcMar>
+            <w:vAlign w:val="center"/>
+          </w:tcPr>
+          <w:p>
+            <w:pPr>
+              <w:spacing w:line="240"/>
+              <w:jc w:val="center"/>
+            </w:pPr>
+            <w:r>
+              <w:rPr>
+                <w:rFonts w:ascii="Times New Roman" w:cs="Times New Roman" w:eastAsia="Times New Roman" w:hAnsi="Times New Roman"/>
+                <w:b w:val="false"/>
+                <w:bCs w:val="false"/>
+                <w:sz w:val="18"/>
+                <w:szCs w:val="18"/>
+              </w:rPr>
+              <w:t xml:space="preserve">M</w:t>
+            </w:r>
+          </w:p>
+        </w:tc>
+        <w:tc>
+          <w:tcPr>
+            <w:tcW w:type="dxa" w:w="520"/>
+            <w:tcBorders>
+              <w:top w:val="none" w:color="FFFFFF" w:sz="0"/>
+              <w:left w:val="none" w:color="FFFFFF" w:sz="0"/>
+              <w:bottom w:val="none" w:color="FFFFFF" w:sz="0"/>
+              <w:right w:val="none" w:color="FFFFFF" w:sz="0"/>
+            </w:tcBorders>
+            <w:tcMar>
+              <w:top w:type="dxa" w:w="50"/>
+              <w:left w:type="dxa" w:w="80"/>
+              <w:bottom w:type="dxa" w:w="50"/>
+              <w:right w:type="dxa" w:w="80"/>
+            </w:tcMar>
+            <w:vAlign w:val="center"/>
+          </w:tcPr>
+          <w:p>
+            <w:pPr>
+              <w:spacing w:line="240"/>
+              <w:jc w:val="center"/>
+            </w:pPr>
+            <w:r>
+              <w:rPr>
+                <w:rFonts w:ascii="Times New Roman" w:cs="Times New Roman" w:eastAsia="Times New Roman" w:hAnsi="Times New Roman"/>
+                <w:b w:val="false"/>
+                <w:bCs w:val="false"/>
+                <w:sz w:val="18"/>
+                <w:szCs w:val="18"/>
+              </w:rPr>
+              <w:t xml:space="preserve">M</w:t>
+            </w:r>
+          </w:p>
+        </w:tc>
+        <w:tc>
+          <w:tcPr>
+            <w:tcW w:type="dxa" w:w="900"/>
+            <w:tcBorders>
+              <w:top w:val="none" w:color="FFFFFF" w:sz="0"/>
+              <w:left w:val="none" w:color="FFFFFF" w:sz="0"/>
+              <w:bottom w:val="none" w:color="FFFFFF" w:sz="0"/>
+              <w:right w:val="none" w:color="FFFFFF" w:sz="0"/>
+            </w:tcBorders>
+            <w:tcMar>
+              <w:top w:type="dxa" w:w="50"/>
+              <w:left w:type="dxa" w:w="80"/>
+              <w:bottom w:type="dxa" w:w="50"/>
+              <w:right w:type="dxa" w:w="80"/>
+            </w:tcMar>
+            <w:vAlign w:val="center"/>
+          </w:tcPr>
+          <w:p>
+            <w:pPr>
+              <w:spacing w:line="240"/>
+              <w:jc w:val="center"/>
+            </w:pPr>
+            <w:r>
+              <w:rPr>
+                <w:rFonts w:ascii="Times New Roman" w:cs="Times New Roman" w:eastAsia="Times New Roman" w:hAnsi="Times New Roman"/>
+                <w:b w:val="false"/>
+                <w:bCs w:val="false"/>
+                <w:sz w:val="18"/>
+                <w:szCs w:val="18"/>
+              </w:rPr>
+              <w:t xml:space="preserve">M</w:t>
+            </w:r>
+          </w:p>
+        </w:tc>
+        <w:tc>
+          <w:tcPr>
+            <w:tcW w:type="dxa" w:w="1140"/>
+            <w:tcBorders>
+              <w:top w:val="none" w:color="FFFFFF" w:sz="0"/>
+              <w:left w:val="none" w:color="FFFFFF" w:sz="0"/>
+              <w:bottom w:val="none" w:color="FFFFFF" w:sz="0"/>
+              <w:right w:val="none" w:color="FFFFFF" w:sz="0"/>
+            </w:tcBorders>
+            <w:tcMar>
+              <w:top w:type="dxa" w:w="50"/>
+              <w:left w:type="dxa" w:w="80"/>
+              <w:bottom w:type="dxa" w:w="50"/>
+              <w:right w:type="dxa" w:w="80"/>
+            </w:tcMar>
+            <w:vAlign w:val="center"/>
+          </w:tcPr>
+          <w:p>
+            <w:pPr>
+              <w:spacing w:line="240"/>
+              <w:jc w:val="center"/>
+            </w:pPr>
+            <w:r>
+              <w:rPr>
+                <w:rFonts w:ascii="Times New Roman" w:cs="Times New Roman" w:eastAsia="Times New Roman" w:hAnsi="Times New Roman"/>
+                <w:b w:val="false"/>
+                <w:bCs w:val="false"/>
+                <w:sz w:val="18"/>
+                <w:szCs w:val="18"/>
+              </w:rPr>
+              <w:t xml:space="preserve">Sim</w:t>
+            </w:r>
+          </w:p>
+        </w:tc>
+      </w:tr>
+      <w:tr>
+        <w:trPr>
+          <w:cantSplit/>
+          <w:tblHeader w:val="false"/>
+        </w:trPr>
+        <w:tc>
+          <w:tcPr>
+            <w:tcW w:type="dxa" w:w="500"/>
             <w:tcBorders>
               <w:top w:val="none" w:color="FFFFFF" w:sz="0"/>
               <w:left w:val="none" w:color="FFFFFF" w:sz="0"/>
@@ -34216,13 +39692,57 @@
           <w:p>
             <w:pPr>
               <w:spacing w:line="240"/>
+              <w:jc w:val="center"/>
+            </w:pPr>
+            <w:r>
+              <w:rPr>
+                <w:rFonts w:ascii="Times New Roman" w:cs="Times New Roman" w:eastAsia="Times New Roman" w:hAnsi="Times New Roman"/>
+                <w:b w:val="false"/>
+                <w:bCs w:val="false"/>
+                <w:sz w:val="18"/>
+                <w:szCs w:val="18"/>
+              </w:rPr>
+              <w:t xml:space="preserve">20</w:t>
+            </w:r>
+          </w:p>
+        </w:tc>
+        <w:tc>
+          <w:tcPr>
+            <w:tcW w:type="dxa" w:w="4120"/>
+            <w:tcBorders>
+              <w:top w:val="none" w:color="FFFFFF" w:sz="0"/>
+              <w:left w:val="none" w:color="FFFFFF" w:sz="0"/>
+              <w:bottom w:val="single" w:color="000000" w:sz="4"/>
+              <w:right w:val="none" w:color="FFFFFF" w:sz="0"/>
+            </w:tcBorders>
+            <w:tcMar>
+              <w:top w:type="dxa" w:w="50"/>
+              <w:left w:type="dxa" w:w="80"/>
+              <w:bottom w:type="dxa" w:w="50"/>
+              <w:right w:type="dxa" w:w="80"/>
+            </w:tcMar>
+            <w:vAlign w:val="center"/>
+          </w:tcPr>
+          <w:p>
+            <w:pPr>
+              <w:spacing w:line="240"/>
               <w:jc w:val="left"/>
             </w:pPr>
-          </w:p>
-        </w:tc>
-        <w:tc>
-          <w:tcPr>
-            <w:tcW w:type="dxa" w:w="600"/>
+            <w:r>
+              <w:rPr>
+                <w:rFonts w:ascii="Times New Roman" w:cs="Times New Roman" w:eastAsia="Times New Roman" w:hAnsi="Times New Roman"/>
+                <w:b w:val="false"/>
+                <w:bCs w:val="false"/>
+                <w:sz w:val="18"/>
+                <w:szCs w:val="18"/>
+              </w:rPr>
+              <w:t xml:space="preserve">O POVO É QUE SE UNEM E VÃO NO PALÁCIO..E NÃO CULPO ESTE POVO SOFREDOR E ABANDONADO 😢</w:t>
+            </w:r>
+          </w:p>
+        </w:tc>
+        <w:tc>
+          <w:tcPr>
+            <w:tcW w:type="dxa" w:w="520"/>
             <w:tcBorders>
               <w:top w:val="none" w:color="FFFFFF" w:sz="0"/>
               <w:left w:val="none" w:color="FFFFFF" w:sz="0"/>
@@ -34242,11 +39762,21 @@
               <w:spacing w:line="240"/>
               <w:jc w:val="center"/>
             </w:pPr>
-          </w:p>
-        </w:tc>
-        <w:tc>
-          <w:tcPr>
-            <w:tcW w:type="dxa" w:w="600"/>
+            <w:r>
+              <w:rPr>
+                <w:rFonts w:ascii="Times New Roman" w:cs="Times New Roman" w:eastAsia="Times New Roman" w:hAnsi="Times New Roman"/>
+                <w:b w:val="false"/>
+                <w:bCs w:val="false"/>
+                <w:sz w:val="18"/>
+                <w:szCs w:val="18"/>
+              </w:rPr>
+              <w:t xml:space="preserve">M</w:t>
+            </w:r>
+          </w:p>
+        </w:tc>
+        <w:tc>
+          <w:tcPr>
+            <w:tcW w:type="dxa" w:w="520"/>
             <w:tcBorders>
               <w:top w:val="none" w:color="FFFFFF" w:sz="0"/>
               <w:left w:val="none" w:color="FFFFFF" w:sz="0"/>
@@ -34266,11 +39796,21 @@
               <w:spacing w:line="240"/>
               <w:jc w:val="center"/>
             </w:pPr>
-          </w:p>
-        </w:tc>
-        <w:tc>
-          <w:tcPr>
-            <w:tcW w:type="dxa" w:w="600"/>
+            <w:r>
+              <w:rPr>
+                <w:rFonts w:ascii="Times New Roman" w:cs="Times New Roman" w:eastAsia="Times New Roman" w:hAnsi="Times New Roman"/>
+                <w:b w:val="false"/>
+                <w:bCs w:val="false"/>
+                <w:sz w:val="18"/>
+                <w:szCs w:val="18"/>
+              </w:rPr>
+              <w:t xml:space="preserve">M</w:t>
+            </w:r>
+          </w:p>
+        </w:tc>
+        <w:tc>
+          <w:tcPr>
+            <w:tcW w:type="dxa" w:w="520"/>
             <w:tcBorders>
               <w:top w:val="none" w:color="FFFFFF" w:sz="0"/>
               <w:left w:val="none" w:color="FFFFFF" w:sz="0"/>
@@ -34290,11 +39830,21 @@
               <w:spacing w:line="240"/>
               <w:jc w:val="center"/>
             </w:pPr>
-          </w:p>
-        </w:tc>
-        <w:tc>
-          <w:tcPr>
-            <w:tcW w:type="dxa" w:w="1300"/>
+            <w:r>
+              <w:rPr>
+                <w:rFonts w:ascii="Times New Roman" w:cs="Times New Roman" w:eastAsia="Times New Roman" w:hAnsi="Times New Roman"/>
+                <w:b w:val="false"/>
+                <w:bCs w:val="false"/>
+                <w:sz w:val="18"/>
+                <w:szCs w:val="18"/>
+              </w:rPr>
+              <w:t xml:space="preserve">M</w:t>
+            </w:r>
+          </w:p>
+        </w:tc>
+        <w:tc>
+          <w:tcPr>
+            <w:tcW w:type="dxa" w:w="900"/>
             <w:tcBorders>
               <w:top w:val="none" w:color="FFFFFF" w:sz="0"/>
               <w:left w:val="none" w:color="FFFFFF" w:sz="0"/>
@@ -34314,11 +39864,21 @@
               <w:spacing w:line="240"/>
               <w:jc w:val="center"/>
             </w:pPr>
-          </w:p>
-        </w:tc>
-        <w:tc>
-          <w:tcPr>
-            <w:tcW w:type="dxa" w:w="900"/>
+            <w:r>
+              <w:rPr>
+                <w:rFonts w:ascii="Times New Roman" w:cs="Times New Roman" w:eastAsia="Times New Roman" w:hAnsi="Times New Roman"/>
+                <w:b w:val="false"/>
+                <w:bCs w:val="false"/>
+                <w:sz w:val="18"/>
+                <w:szCs w:val="18"/>
+              </w:rPr>
+              <w:t xml:space="preserve">M</w:t>
+            </w:r>
+          </w:p>
+        </w:tc>
+        <w:tc>
+          <w:tcPr>
+            <w:tcW w:type="dxa" w:w="1140"/>
             <w:tcBorders>
               <w:top w:val="none" w:color="FFFFFF" w:sz="0"/>
               <w:left w:val="none" w:color="FFFFFF" w:sz="0"/>
@@ -34338,6 +39898,16 @@
               <w:spacing w:line="240"/>
               <w:jc w:val="center"/>
             </w:pPr>
+            <w:r>
+              <w:rPr>
+                <w:rFonts w:ascii="Times New Roman" w:cs="Times New Roman" w:eastAsia="Times New Roman" w:hAnsi="Times New Roman"/>
+                <w:b w:val="false"/>
+                <w:bCs w:val="false"/>
+                <w:sz w:val="18"/>
+                <w:szCs w:val="18"/>
+              </w:rPr>
+              <w:t xml:space="preserve">Sim</w:t>
+            </w:r>
           </w:p>
         </w:tc>
       </w:tr>
@@ -34363,7 +39933,7 @@
           <w:sz w:val="18"/>
           <w:szCs w:val="18"/>
         </w:rPr>
-        <w:t xml:space="preserve"> N = Normal; D = Desinformação; O = Discurso de Ódio; M = Mobilização Hostil.</w:t>
+        <w:t xml:space="preserve"> N = Normal; D = Desinformação; O = Discurso de Ódio; M = Mobilização Hostil. A amostra não foi escolhida para ilustrar casos claros, e mostra também o ruído da anotação: o comentário 12, composto apenas por emojis, recebeu a etiqueta Discurso de Ódio de dois anotadores, e o 11 é sarcasmo político, de fronteira discutível com a categoria Normal. Casos como estes ajudam a explicar o κ substancial, mas não quase perfeito, do Apêndice C.</w:t>
       </w:r>
     </w:p>
     <w:p>

--- a/docs/Dissertacao_UAN_v13.docx
+++ b/docs/Dissertacao_UAN_v13.docx
@@ -30681,9 +30681,8 @@
                 <w:bCs w:val="false"/>
                 <w:sz w:val="19"/>
                 <w:szCs w:val="19"/>
-                <w:highlight w:val="yellow"/>
-              </w:rPr>
-              <w:t xml:space="preserve">[indicar datas de início e de conclusão]</w:t>
+              </w:rPr>
+              <w:t xml:space="preserve">Junho a Outubro de 2026</w:t>
             </w:r>
           </w:p>
         </w:tc>

--- a/docs/Dissertacao_UAN_v13.docx
+++ b/docs/Dissertacao_UAN_v13.docx
@@ -7596,24 +7596,7 @@
           <w:sz w:val="24"/>
           <w:szCs w:val="24"/>
         </w:rPr>
-        <w:t xml:space="preserve"> Os nomes dos autores são substituídos por pseudónimos irreversíveis e os identificadores directos no texto (endereços web, correio electrónico, números de telefone e menções a utilizadores) são mascarados. Para nomes de pessoas privadas referidos no texto, a regra adoptada é a sua substituição por descritores do papel ou da instituição; nomes de instituições e de figuras políticas são mantidos, por serem relevantes para a classificação. No lote temático de vídeos, essa revisão </w:t>
-      </w:r>
-      <w:r>
-        <w:rPr>
-          <w:rFonts w:ascii="Times New Roman" w:cs="Times New Roman" w:eastAsia="Times New Roman" w:hAnsi="Times New Roman"/>
-          <w:sz w:val="24"/>
-          <w:szCs w:val="24"/>
-          <w:highlight w:val="yellow"/>
-        </w:rPr>
-        <w:t xml:space="preserve">[ainda está por concluir]</w:t>
-      </w:r>
-      <w:r>
-        <w:rPr>
-          <w:rFonts w:ascii="Times New Roman" w:cs="Times New Roman" w:eastAsia="Times New Roman" w:hAnsi="Times New Roman"/>
-          <w:sz w:val="24"/>
-          <w:szCs w:val="24"/>
-        </w:rPr>
-        <w:t xml:space="preserve">.</w:t>
+        <w:t xml:space="preserve"> Os nomes dos autores são substituídos por pseudónimos irreversíveis e os identificadores directos no texto (endereços web, correio electrónico, números de telefone e menções a utilizadores) são mascarados. Para nomes de pessoas privadas referidos no texto, a regra adoptada é a sua substituição por descritores do papel ou da instituição; nomes de instituições e de figuras políticas são mantidos, por serem relevantes para a classificação. No lote temático de vídeos, a revisão foi feita depois do treino, com o script mascarar_nomes_lote_tema.py: em 24 dos 194 comentários, os nomes de comentadores de programas televisivos, de um activista e de uma outra pessoa foram substituídos por descritores (31 substituições), e mantiveram-se os de figuras políticas e históricas. O modelo foi treinado com o texto anterior a esta revisão. Como o lote só entra no treino, as métricas de teste não são afectadas.</w:t>
       </w:r>
     </w:p>
     <w:p>

--- a/docs/Dissertacao_UAN_v13.docx
+++ b/docs/Dissertacao_UAN_v13.docx
@@ -1627,7 +1627,7 @@
           <w:sz w:val="24"/>
           <w:szCs w:val="24"/>
         </w:rPr>
-        <w:t xml:space="preserve">Com base nestes resultados, desenvolveu-se um protótipo de sistema com anonimização à entrada, em conformidade com a Lei n.º 22/11, base de dados com registo de proveniência, serviço de inferência e painel com fila de revisão ordenada por prioridade, sem qualquer decisão automática. Com o modelo do sistema, o protótipo processou cada publicação em cerca de 0,63 segundos num computador sem GPU, o que confirma a hipótese de tempo de processamento para lotes até cerca de 90 publicações; a antecedência de detecção não foi testada. Os contributos principais são o corpus angolano anotado, a quantificação da lacuna de domínio e uma arquitectura reprodutível e de baixo custo para triagem com revisão humana.</w:t>
+        <w:t xml:space="preserve">Com base nestes resultados, desenvolveu-se um protótipo de sistema com anonimização à entrada, em conformidade com a Lei n.º 22/11, base de dados com registo de proveniência, serviço de inferência e aplicação web com contas individuais e fila de revisão ordenada por prioridade, sem qualquer decisão automática. Com o modelo do sistema, o protótipo processou cada publicação em cerca de 0,63 segundos num computador sem GPU, o que confirma a hipótese de tempo de processamento para lotes até cerca de 90 publicações; a antecedência de detecção não foi testada. Os contributos principais são o corpus angolano anotado, a quantificação da lacuna de domínio e uma arquitectura reprodutível e de baixo custo para triagem com revisão humana.</w:t>
       </w:r>
     </w:p>
     <w:p>
@@ -1731,7 +1731,7 @@
           <w:sz w:val="24"/>
           <w:szCs w:val="24"/>
         </w:rPr>
-        <w:t xml:space="preserve">Building on these results, a prototype was developed with anonymisation at ingestion, in line with Angolan Law No. 22/11, a database that records data provenance, an inference service and a dashboard with a review queue ordered by priority, with no automatic decisions. With the system's model, the prototype processed each post in about 0.63 seconds on a computer without a GPU, which supports the processing-time hypothesis for batches of up to about 90 posts; early warning was not tested. The main contributions are the annotated Angolan corpus, the quantification of the domain gap and a reproducible, low-cost architecture for human-in-the-loop triage.</w:t>
+        <w:t xml:space="preserve">Building on these results, a prototype was developed with anonymisation at ingestion, in line with Angolan Law No. 22/11, a database that records data provenance, an inference service and a web application with individual accounts and a review queue ordered by priority, with no automatic decisions. With the system's model, the prototype processed each post in about 0.63 seconds on a computer without a GPU, which supports the processing-time hypothesis for batches of up to about 90 posts; early warning was not tested. The main contributions are the annotated Angolan corpus, the quantification of the domain gap and a reproducible, low-cost architecture for human-in-the-loop triage.</w:t>
       </w:r>
     </w:p>
     <w:p>
@@ -9564,7 +9564,7 @@
                 <w:sz w:val="19"/>
                 <w:szCs w:val="19"/>
               </w:rPr>
-              <w:t xml:space="preserve">FastAPI, Streamlit, SQLite, pandas</w:t>
+              <w:t xml:space="preserve">FastAPI, Jinja2, Uvicorn, SQLite (aplicação web sem dependências de compilação)</w:t>
             </w:r>
           </w:p>
         </w:tc>
@@ -10526,7 +10526,155 @@
                 <w:sz w:val="19"/>
                 <w:szCs w:val="19"/>
               </w:rPr>
-              <w:t xml:space="preserve">Calcular métricas operacionais: precisão nos primeiros K, concordância e κ analista–sistema, latência</w:t>
+              <w:t xml:space="preserve">Calcular métricas operacionais: precisão nos primeiros K, κ analista–sistema e entre analistas, sensibilidade estimada, latência</w:t>
+            </w:r>
+          </w:p>
+        </w:tc>
+      </w:tr>
+      <w:tr>
+        <w:trPr>
+          <w:cantSplit/>
+          <w:tblHeader w:val="false"/>
+        </w:trPr>
+        <w:tc>
+          <w:tcPr>
+            <w:tcW w:type="dxa" w:w="1100"/>
+            <w:tcBorders>
+              <w:top w:val="none" w:color="FFFFFF" w:sz="0"/>
+              <w:left w:val="none" w:color="FFFFFF" w:sz="0"/>
+              <w:bottom w:val="none" w:color="FFFFFF" w:sz="0"/>
+              <w:right w:val="none" w:color="FFFFFF" w:sz="0"/>
+            </w:tcBorders>
+            <w:tcMar>
+              <w:top w:type="dxa" w:w="50"/>
+              <w:left w:type="dxa" w:w="80"/>
+              <w:bottom w:type="dxa" w:w="50"/>
+              <w:right w:type="dxa" w:w="80"/>
+            </w:tcMar>
+            <w:vAlign w:val="center"/>
+          </w:tcPr>
+          <w:p>
+            <w:pPr>
+              <w:spacing w:line="240"/>
+              <w:jc w:val="left"/>
+            </w:pPr>
+            <w:r>
+              <w:rPr>
+                <w:rFonts w:ascii="Times New Roman" w:cs="Times New Roman" w:eastAsia="Times New Roman" w:hAnsi="Times New Roman"/>
+                <w:b w:val="false"/>
+                <w:bCs w:val="false"/>
+                <w:sz w:val="19"/>
+                <w:szCs w:val="19"/>
+              </w:rPr>
+              <w:t xml:space="preserve">RF7</w:t>
+            </w:r>
+          </w:p>
+        </w:tc>
+        <w:tc>
+          <w:tcPr>
+            <w:tcW w:type="dxa" w:w="7120"/>
+            <w:tcBorders>
+              <w:top w:val="none" w:color="FFFFFF" w:sz="0"/>
+              <w:left w:val="none" w:color="FFFFFF" w:sz="0"/>
+              <w:bottom w:val="none" w:color="FFFFFF" w:sz="0"/>
+              <w:right w:val="none" w:color="FFFFFF" w:sz="0"/>
+            </w:tcBorders>
+            <w:tcMar>
+              <w:top w:type="dxa" w:w="50"/>
+              <w:left w:type="dxa" w:w="80"/>
+              <w:bottom w:type="dxa" w:w="50"/>
+              <w:right w:type="dxa" w:w="80"/>
+            </w:tcMar>
+            <w:vAlign w:val="center"/>
+          </w:tcPr>
+          <w:p>
+            <w:pPr>
+              <w:spacing w:line="240"/>
+              <w:jc w:val="left"/>
+            </w:pPr>
+            <w:r>
+              <w:rPr>
+                <w:rFonts w:ascii="Times New Roman" w:cs="Times New Roman" w:eastAsia="Times New Roman" w:hAnsi="Times New Roman"/>
+                <w:b w:val="false"/>
+                <w:bCs w:val="false"/>
+                <w:sz w:val="19"/>
+                <w:szCs w:val="19"/>
+              </w:rPr>
+              <w:t xml:space="preserve">Controlar o acesso por contas individuais com dois papéis (analista e supervisor)</w:t>
+            </w:r>
+          </w:p>
+        </w:tc>
+      </w:tr>
+      <w:tr>
+        <w:trPr>
+          <w:cantSplit/>
+          <w:tblHeader w:val="false"/>
+        </w:trPr>
+        <w:tc>
+          <w:tcPr>
+            <w:tcW w:type="dxa" w:w="1100"/>
+            <w:tcBorders>
+              <w:top w:val="none" w:color="FFFFFF" w:sz="0"/>
+              <w:left w:val="none" w:color="FFFFFF" w:sz="0"/>
+              <w:bottom w:val="none" w:color="FFFFFF" w:sz="0"/>
+              <w:right w:val="none" w:color="FFFFFF" w:sz="0"/>
+            </w:tcBorders>
+            <w:tcMar>
+              <w:top w:type="dxa" w:w="50"/>
+              <w:left w:type="dxa" w:w="80"/>
+              <w:bottom w:type="dxa" w:w="50"/>
+              <w:right w:type="dxa" w:w="80"/>
+            </w:tcMar>
+            <w:vAlign w:val="center"/>
+          </w:tcPr>
+          <w:p>
+            <w:pPr>
+              <w:spacing w:line="240"/>
+              <w:jc w:val="left"/>
+            </w:pPr>
+            <w:r>
+              <w:rPr>
+                <w:rFonts w:ascii="Times New Roman" w:cs="Times New Roman" w:eastAsia="Times New Roman" w:hAnsi="Times New Roman"/>
+                <w:b w:val="false"/>
+                <w:bCs w:val="false"/>
+                <w:sz w:val="19"/>
+                <w:szCs w:val="19"/>
+              </w:rPr>
+              <w:t xml:space="preserve">RF8</w:t>
+            </w:r>
+          </w:p>
+        </w:tc>
+        <w:tc>
+          <w:tcPr>
+            <w:tcW w:type="dxa" w:w="7120"/>
+            <w:tcBorders>
+              <w:top w:val="none" w:color="FFFFFF" w:sz="0"/>
+              <w:left w:val="none" w:color="FFFFFF" w:sz="0"/>
+              <w:bottom w:val="none" w:color="FFFFFF" w:sz="0"/>
+              <w:right w:val="none" w:color="FFFFFF" w:sz="0"/>
+            </w:tcBorders>
+            <w:tcMar>
+              <w:top w:type="dxa" w:w="50"/>
+              <w:left w:type="dxa" w:w="80"/>
+              <w:bottom w:type="dxa" w:w="50"/>
+              <w:right w:type="dxa" w:w="80"/>
+            </w:tcMar>
+            <w:vAlign w:val="center"/>
+          </w:tcPr>
+          <w:p>
+            <w:pPr>
+              <w:spacing w:line="240"/>
+              <w:jc w:val="left"/>
+            </w:pPr>
+            <w:r>
+              <w:rPr>
+                <w:rFonts w:ascii="Times New Roman" w:cs="Times New Roman" w:eastAsia="Times New Roman" w:hAnsi="Times New Roman"/>
+                <w:b w:val="false"/>
+                <w:bCs w:val="false"/>
+                <w:sz w:val="19"/>
+                <w:szCs w:val="19"/>
+              </w:rPr>
+              <w:t xml:space="preserve">Permitir a avaliação independente por vários analistas, com revisão cega e amostra de controlo</w:t>
             </w:r>
           </w:p>
         </w:tc>
@@ -12025,7 +12173,7 @@
           <w:sz w:val="24"/>
           <w:szCs w:val="24"/>
         </w:rPr>
-        <w:t xml:space="preserve"> Uma base de dados relacional guarda os lotes, as publicações, as classificações, as revisões e o registo de auditoria (Figura 3.4).</w:t>
+        <w:t xml:space="preserve"> Uma base de dados relacional guarda os lotes, as publicações, as classificações, as revisões (uma por analista e publicação), a amostra de controlo, os utilizadores e as sessões, as definições e o registo de auditoria (Figura 3.4).</w:t>
       </w:r>
     </w:p>
     <w:p>
@@ -12054,7 +12202,7 @@
           <w:sz w:val="24"/>
           <w:szCs w:val="24"/>
         </w:rPr>
-        <w:t xml:space="preserve"> O serviço carrega o BERTimbau afinado uma única vez e classifica as publicações pendentes em lote. A prioridade de cada publicação é a probabilidade de não ser Normal, 1 − P(Normal). Esta escolha faz subir na fila uma publicação com 45% de probabilidade de Mobilização Hostil, mesmo que a categoria mais provável seja Normal.</w:t>
+        <w:t xml:space="preserve"> O serviço carrega o BERTimbau afinado uma única vez e classifica as publicações pendentes em segundo plano, gravando os resultados por sublotes de 32, para que as primeiras publicações cheguem à fila sem esperar pelo lote inteiro. A prioridade de cada publicação é a probabilidade de não ser Normal, 1 − P(Normal). Esta escolha faz subir na fila uma publicação com 45% de probabilidade de Mobilização Hostil, mesmo que a categoria mais provável seja Normal.</w:t>
       </w:r>
     </w:p>
     <w:p>
@@ -12083,7 +12231,7 @@
           <w:sz w:val="24"/>
           <w:szCs w:val="24"/>
         </w:rPr>
-        <w:t xml:space="preserve"> O painel do analista mostra a fila, o panorama agregado, as métricas e os lotes; os agregados podem ser exportados para relatórios, incluindo ferramentas como o Power BI, sem que estas tenham acesso aos textos.</w:t>
+        <w:t xml:space="preserve"> Uma aplicação web, acedida pelo navegador, mostra a fila de revisão, a amostra de controlo, o panorama agregado, os lotes e, para o supervisor, as métricas, as contas e a auditoria. As métricas podem ser exportadas para relatórios, incluindo ferramentas como o Power BI, sem que estas tenham acesso aos textos.</w:t>
       </w:r>
     </w:p>
     <w:p>
@@ -12126,7 +12274,7 @@
       <w:r>
         <w:drawing>
           <wp:inline distT="0" distB="0" distL="0" distR="0">
-            <wp:extent cx="5400675" cy="3086100"/>
+            <wp:extent cx="5400675" cy="3514725"/>
             <wp:effectExtent t="0" r="0" b="0" l="0"/>
             <wp:docPr id="1" name="fig3_4_dados.png" descr="fig3_4_dados.png" title="fig3_4_dados.png"/>
             <wp:cNvGraphicFramePr>
@@ -12151,7 +12299,7 @@
                   <pic:spPr bwMode="auto">
                     <a:xfrm>
                       <a:off x="0" y="0"/>
-                      <a:ext cx="5400675" cy="3086100"/>
+                      <a:ext cx="5400675" cy="3514725"/>
                     </a:xfrm>
                     <a:prstGeom prst="rect">
                       <a:avLst/>
@@ -12210,7 +12358,7 @@
           <w:sz w:val="24"/>
           <w:szCs w:val="24"/>
         </w:rPr>
-        <w:t xml:space="preserve">O sistema tem quatro actores (Figura 3.5). O analista importa lotes, revê a fila e consulta o panorama. O supervisor consulta métricas e auditoria e aplica o prazo de conservação. O serviço de recolha importa e classifica lotes de forma agendada. O investigador exporta as revisões e treina novas versões do modelo.</w:t>
+        <w:t xml:space="preserve">O sistema tem quatro actores (Figura 3.5). O analista revê a sua fila e a amostra de controlo e consulta o panorama. O supervisor, que também pode rever, importa lotes, sorteia a amostra de controlo, gere as contas, consulta métricas e auditoria, activa a revisão cega e aplica o prazo de conservação. O serviço de inferência classifica em segundo plano cada lote importado. O investigador exporta as revisões e treina novas versões do modelo.</w:t>
       </w:r>
     </w:p>
     <w:p>
@@ -12222,7 +12370,7 @@
       <w:r>
         <w:drawing>
           <wp:inline distT="0" distB="0" distL="0" distR="0">
-            <wp:extent cx="5038725" cy="3076575"/>
+            <wp:extent cx="5038725" cy="3438525"/>
             <wp:effectExtent t="0" r="0" b="0" l="0"/>
             <wp:docPr id="1" name="fig3_5_casos_uso.png" descr="fig3_5_casos_uso.png" title="fig3_5_casos_uso.png"/>
             <wp:cNvGraphicFramePr>
@@ -12247,7 +12395,7 @@
                   <pic:spPr bwMode="auto">
                     <a:xfrm>
                       <a:off x="0" y="0"/>
-                      <a:ext cx="5038725" cy="3076575"/>
+                      <a:ext cx="5038725" cy="3438525"/>
                     </a:xfrm>
                     <a:prstGeom prst="rect">
                       <a:avLst/>
@@ -12385,7 +12533,22 @@
           <w:sz w:val="24"/>
           <w:szCs w:val="24"/>
         </w:rPr>
-        <w:t xml:space="preserve">O painel foi desenvolvido em Streamlit e tem quatro separadores: fila de revisão, panorama, métricas e dados. Na fila, cada publicação aparece com a categoria prevista, a confiança, as probabilidades das quatro categorias e um campo para a decisão do analista, que fica gravada com a posição que o item ocupava na fila. A barra lateral lembra permanentemente que as classificações servem apenas para ordenar a revisão e que a convocatória pacífica é exercício de direitos. A Figura 3.7 mostra a fila com dados de demonstração.</w:t>
+        <w:t xml:space="preserve">A interface é uma aplicação web servida pelo próprio sistema (FastAPI com modelos Jinja2), acedida pelo navegador, sem instalação nos postos dos analistas nem dependências de compilação. Cada pessoa entra com uma conta individual. As palavras-passe são guardadas com PBKDF2-SHA-256, a conta é bloqueada temporariamente após cinco tentativas falhadas, as sessões são mantidas no servidor e todos os formulários estão protegidos contra pedidos forjados (CSRF). Há dois papéis: o analista revê; o supervisor importa lotes, gere contas, consulta métricas e auditoria e define as opções de avaliação.</w:t>
+      </w:r>
+    </w:p>
+    <w:p>
+      <w:pPr>
+        <w:spacing w:after="120" w:before="0" w:line="360"/>
+        <w:ind w:firstLine="567"/>
+        <w:jc w:val="both"/>
+      </w:pPr>
+      <w:r>
+        <w:rPr>
+          <w:rFonts w:ascii="Times New Roman" w:cs="Times New Roman" w:eastAsia="Times New Roman" w:hAnsi="Times New Roman"/>
+          <w:sz w:val="24"/>
+          <w:szCs w:val="24"/>
+        </w:rPr>
+        <w:t xml:space="preserve">Na fila, cada publicação aparece com a categoria prevista, as probabilidades das quatro categorias e quatro botões de decisão, que também respondem às teclas 1 a 4. A decisão fica gravada com a posição que o item ocupava na fila. Cada analista tem a sua própria fila: um item revisto por um analista continua na fila dos outros, o que permite medir o acordo entre analistas de forma independente. Duas funções servem directamente a avaliação da Secção 3.9. A revisão cega, activada pelo supervisor, esconde a sugestão do modelo, para que a concordância entre analista e sistema não seja inflacionada pela própria sugestão. A amostra de controlo sorteia, com semente registada, publicações classificadas como Normal, que os analistas revêem sem sugestão; a fracção que considerem ameaça estima o que a fila deixa passar. O ecrã de entrada lembra que as classificações servem apenas para ordenar a revisão, e a fila lembra que a convocatória pacífica é exercício de direitos. A Figura 3.7 mostra a fila.</w:t>
       </w:r>
     </w:p>
     <w:p>
@@ -12397,7 +12560,7 @@
       <w:r>
         <w:drawing>
           <wp:inline distT="0" distB="0" distL="0" distR="0">
-            <wp:extent cx="5400675" cy="3933825"/>
+            <wp:extent cx="5581650" cy="3486150"/>
             <wp:effectExtent t="0" r="0" b="0" l="0"/>
             <wp:docPr id="1" name="fig3_7_painel.png" descr="fig3_7_painel.png" title="fig3_7_painel.png"/>
             <wp:cNvGraphicFramePr>
@@ -12422,7 +12585,7 @@
                   <pic:spPr bwMode="auto">
                     <a:xfrm>
                       <a:off x="0" y="0"/>
-                      <a:ext cx="5400675" cy="3933825"/>
+                      <a:ext cx="5581650" cy="3486150"/>
                     </a:xfrm>
                     <a:prstGeom prst="rect">
                       <a:avLst/>
@@ -12449,7 +12612,7 @@
           <w:sz w:val="20"/>
           <w:szCs w:val="20"/>
         </w:rPr>
-        <w:t xml:space="preserve">Figura 3.7 – Fila de revisão no painel do analista</w:t>
+        <w:t xml:space="preserve">Figura 3.7 – Fila de revisão na aplicação web</w:t>
       </w:r>
     </w:p>
     <w:p>
@@ -12465,7 +12628,7 @@
           <w:sz w:val="18"/>
           <w:szCs w:val="18"/>
         </w:rPr>
-        <w:t xml:space="preserve">Nota: textos fictícios e classificador de demonstração por palavras-chave, usados apenas para ilustrar a interface.</w:t>
+        <w:t xml:space="preserve">Nota: textos fictícios e classificador de demonstração por palavras-chave, assinalado no topo da página, usados apenas para ilustrar a interface.</w:t>
       </w:r>
     </w:p>
     <w:p>
@@ -12480,7 +12643,7 @@
           <w:sz w:val="24"/>
           <w:szCs w:val="24"/>
         </w:rPr>
-        <w:t xml:space="preserve">O mesmo conjunto de funções está disponível numa interface de programação (FastAPI), para integração com outros componentes, e numa linha de comandos, para tarefas agendadas como a importação e a limpeza. O manual de instalação e utilização consta do Apêndice F.</w:t>
+        <w:t xml:space="preserve">As principais funções estão também disponíveis numa interface de programação JSON, protegida por chave, para integração com outros componentes, e numa linha de comandos, para tarefas agendadas como a importação, a limpeza e as cópias de segurança. O manual de instalação e utilização consta do Apêndice F.</w:t>
       </w:r>
     </w:p>
     <w:p>
@@ -12513,7 +12676,7 @@
           <w:sz w:val="24"/>
           <w:szCs w:val="24"/>
         </w:rPr>
-        <w:t xml:space="preserve">O protótipo tem 13 testes automáticos que cobrem a anonimização (máscaras e pseudónimos), a importação (deduplicação e rejeição de vias não previstas), o fluxo completo de importação, classificação, revisão, métricas e exportação, o prazo de conservação, o carregamento de um modelo BERT guardado em disco e a interface de programação. Os testes são executados com o comando </w:t>
+        <w:t xml:space="preserve">O sistema tem 31 testes automáticos. Cobrem a anonimização (máscaras e pseudónimos), a importação (deduplicação e rejeição de vias não previstas), o fluxo completo de importação, classificação, revisão, métricas e exportação, a gravação por sublotes, o prazo de conservação e as cópias de segurança, o carregamento de um modelo BERT guardado em disco e a interface de programação. Do lado da aplicação web, testam o controlo de acesso por papel, o bloqueio após tentativas falhadas, a protecção CSRF, o escape de texto malicioso, a revisão independente por dois analistas, a revisão cega, a amostra de controlo reprodutível e a actualização automática de bases de dados da versão anterior. Os testes são executados com o comando </w:t>
       </w:r>
       <w:r>
         <w:rPr>
@@ -12618,7 +12781,7 @@
           <w:sz w:val="24"/>
           <w:szCs w:val="24"/>
         </w:rPr>
-        <w:t xml:space="preserve"> Num lote novo, nunca usado no treino, o analista revê a fila por ordem. Calcula-se a precisão nos primeiros K itens (K = 10, 25, 50, 100), a concordância e o κ entre analista e sistema. Para estimar a sensibilidade, revê-se também uma amostra aleatória dos itens classificados como Normal.</w:t>
+        <w:t xml:space="preserve"> Num lote novo, nunca usado no treino, e com a revisão cega activa, pelo menos dois analistas revêem a fila por ordem, de forma independente. Calcula-se a precisão nos primeiros K itens (K = 10, 25, 50, 100), a concordância e o κ entre cada analista e o sistema, e o κ entre analistas. Para estimar a sensibilidade, os analistas revêem também a amostra de controlo de itens classificados como Normal; a fracção considerada ameaça é reportada com IC 95% de Wilson.</w:t>
       </w:r>
     </w:p>
     <w:p>
@@ -23675,6 +23838,37 @@
     </w:p>
     <w:p>
       <w:pPr>
+        <w:spacing w:after="120" w:before="0" w:line="360"/>
+        <w:ind w:firstLine="567"/>
+        <w:jc w:val="both"/>
+      </w:pPr>
+      <w:r>
+        <w:rPr>
+          <w:rFonts w:ascii="Times New Roman" w:cs="Times New Roman" w:eastAsia="Times New Roman" w:hAnsi="Times New Roman"/>
+          <w:sz w:val="24"/>
+          <w:szCs w:val="24"/>
+        </w:rPr>
+        <w:t xml:space="preserve">Depois desta medição, o sistema passou a gravar as classificações por sublotes de 32 publicações, como a Secção 3.8.3 descreve. Com o mesmo custo por publicação, as primeiras publicações de qualquer lote deverão chegar à fila em cerca de 20 segundos, independentemente da dimensão do lote. Este valor é uma estimativa a partir da medição anterior e só substitui a condição acima depois de a medição ser repetida com a versão actual (o comando </w:t>
+      </w:r>
+      <w:r>
+        <w:rPr>
+          <w:rFonts w:ascii="Courier New" w:cs="Courier New" w:eastAsia="Courier New" w:hAnsi="Courier New"/>
+          <w:sz w:val="21"/>
+          <w:szCs w:val="21"/>
+        </w:rPr>
+        <w:t xml:space="preserve">medir-latencia</w:t>
+      </w:r>
+      <w:r>
+        <w:rPr>
+          <w:rFonts w:ascii="Times New Roman" w:cs="Times New Roman" w:eastAsia="Times New Roman" w:hAnsi="Times New Roman"/>
+          <w:sz w:val="24"/>
+          <w:szCs w:val="24"/>
+        </w:rPr>
+        <w:t xml:space="preserve"> passou a reportar também o tempo até ao primeiro sublote).</w:t>
+      </w:r>
+    </w:p>
+    <w:p>
+      <w:pPr>
         <w:pStyle w:val="Heading3"/>
         <w:keepNext/>
         <w:spacing w:after="120" w:before="240"/>
@@ -25194,7 +25388,7 @@
                 <w:sz w:val="18"/>
                 <w:szCs w:val="18"/>
               </w:rPr>
-              <w:t xml:space="preserve">Ingestão anonimizada, base de dados auditada, serviço de inferência, painel com fila de revisão, 13 testes; tempo de processamento medido (0,63 s por publicação em CPU); avaliação com analistas por fazer</w:t>
+              <w:t xml:space="preserve">Aplicação web com contas e papéis, ingestão anonimizada, base de dados auditada, classificação em segundo plano, fila por analista, revisão cega e amostra de controlo; 31 testes; tempo de processamento medido (0,63 s por publicação em CPU); avaliação com analistas por fazer</w:t>
             </w:r>
           </w:p>
         </w:tc>
@@ -25840,7 +26034,7 @@
           <w:sz w:val="24"/>
           <w:szCs w:val="24"/>
         </w:rPr>
-        <w:t xml:space="preserve"> Aplicar o protocolo da Secção 3.9 a um lote novo, com analistas: precisão nos primeiros K itens, κ analista–sistema e sensibilidade estimada numa amostra aleatória dos itens classificados como Normal. Em paralelo, passar a gravar as classificações por sublote, para que o tempo até à fila deixe de depender da dimensão do lote, e repetir a medição da H2 em equipamento de produção.</w:t>
+        <w:t xml:space="preserve"> Aplicar o protocolo da Secção 3.9 a um lote novo, com analistas: precisão nos primeiros K itens, κ analista–sistema e sensibilidade estimada numa amostra aleatória dos itens classificados como Normal. O sistema já tem as funções necessárias (revisão cega, fila independente por analista e amostra de controlo). Em paralelo, repetir a medição da H2 com a gravação por sublotes, já implementada, e em equipamento de produção.</w:t>
       </w:r>
     </w:p>
     <w:p>
@@ -39945,7 +40139,7 @@
           <w:sz w:val="28"/>
           <w:szCs w:val="28"/>
         </w:rPr>
-        <w:t xml:space="preserve">APÊNDICE F – MANUAL DE INSTALAÇÃO E UTILIZAÇÃO DO PROTÓTIPO</w:t>
+        <w:t xml:space="preserve">APÊNDICE F – MANUAL DE INSTALAÇÃO E UTILIZAÇÃO DO SISTEMA</w:t>
       </w:r>
     </w:p>
     <w:p>
@@ -39960,7 +40154,7 @@
           <w:sz w:val="24"/>
           <w:szCs w:val="24"/>
         </w:rPr>
-        <w:t xml:space="preserve">O protótipo está na pasta sistema_uan do repositório do projecto. Os comandos seguintes destinam-se à linha de comandos do Windows (cmd), executados nessa pasta.</w:t>
+        <w:t xml:space="preserve">O sistema está na pasta sistema_uan do repositório do projecto. Os comandos seguintes destinam-se à linha de comandos do Windows (cmd), executados nessa pasta.</w:t>
       </w:r>
     </w:p>
     <w:p>
@@ -40041,7 +40235,7 @@
           <w:sz w:val="24"/>
           <w:szCs w:val="24"/>
         </w:rPr>
-        <w:t xml:space="preserve">O sistema é configurado por variáveis de ambiente. As duas essenciais são a pasta do modelo e o segredo dos pseudónimos, que nunca deve ser guardado no repositório:</w:t>
+        <w:t xml:space="preserve">O sistema lê a configuração do ficheiro uan.env, na pasta do sistema, que se cria a partir de uan.env.exemplo e nunca é guardado no repositório. As duas variáveis essenciais são a pasta do modelo e o segredo dos pseudónimos:</w:t>
       </w:r>
     </w:p>
     <w:p>
@@ -40056,7 +40250,7 @@
           <w:sz w:val="17"/>
           <w:szCs w:val="17"/>
         </w:rPr>
-        <w:t xml:space="preserve">set UAN_MODELO=C:\modelos\bertimbau_uan_v13</w:t>
+        <w:t xml:space="preserve">UAN_MODELO=C:\modelos\bertimbau_uan_v13_s42</w:t>
       </w:r>
     </w:p>
     <w:p>
@@ -40071,7 +40265,7 @@
           <w:sz w:val="17"/>
           <w:szCs w:val="17"/>
         </w:rPr>
-        <w:t xml:space="preserve">set UAN_SEGREDO_HASH=frase-secreta-longa</w:t>
+        <w:t xml:space="preserve">UAN_SEGREDO_HASH=frase-secreta-longa</w:t>
       </w:r>
     </w:p>
     <w:p>
@@ -40472,7 +40666,7 @@
                 <w:sz w:val="18"/>
                 <w:szCs w:val="18"/>
               </w:rPr>
-              <w:t xml:space="preserve">UAN_BD</w:t>
+              <w:t xml:space="preserve">UAN_CHAVE_API</w:t>
             </w:r>
           </w:p>
         </w:tc>
@@ -40506,7 +40700,7 @@
                 <w:sz w:val="18"/>
                 <w:szCs w:val="18"/>
               </w:rPr>
-              <w:t xml:space="preserve">dados\sistema.db</w:t>
+              <w:t xml:space="preserve">(vazio)</w:t>
             </w:r>
           </w:p>
         </w:tc>
@@ -40540,7 +40734,7 @@
                 <w:sz w:val="18"/>
                 <w:szCs w:val="18"/>
               </w:rPr>
-              <w:t xml:space="preserve">Ficheiro da base de dados</w:t>
+              <w:t xml:space="preserve">Chave da interface de programação em /api; vazio desactiva-a</w:t>
             </w:r>
           </w:p>
         </w:tc>
@@ -40580,7 +40774,7 @@
                 <w:sz w:val="18"/>
                 <w:szCs w:val="18"/>
               </w:rPr>
-              <w:t xml:space="preserve">UAN_MAX_LENGTH</w:t>
+              <w:t xml:space="preserve">UAN_BD</w:t>
             </w:r>
           </w:p>
         </w:tc>
@@ -40614,7 +40808,7 @@
                 <w:sz w:val="18"/>
                 <w:szCs w:val="18"/>
               </w:rPr>
-              <w:t xml:space="preserve">256</w:t>
+              <w:t xml:space="preserve">dados\sistema.db</w:t>
             </w:r>
           </w:p>
         </w:tc>
@@ -40648,7 +40842,7 @@
                 <w:sz w:val="18"/>
                 <w:szCs w:val="18"/>
               </w:rPr>
-              <w:t xml:space="preserve">Comprimento máximo em subpalavras (igual ao do treino)</w:t>
+              <w:t xml:space="preserve">Ficheiro da base de dados</w:t>
             </w:r>
           </w:p>
         </w:tc>
@@ -40688,7 +40882,7 @@
                 <w:sz w:val="18"/>
                 <w:szCs w:val="18"/>
               </w:rPr>
-              <w:t xml:space="preserve">UAN_LOTE</w:t>
+              <w:t xml:space="preserve">UAN_MAX_LENGTH</w:t>
             </w:r>
           </w:p>
         </w:tc>
@@ -40722,7 +40916,7 @@
                 <w:sz w:val="18"/>
                 <w:szCs w:val="18"/>
               </w:rPr>
-              <w:t xml:space="preserve">32</w:t>
+              <w:t xml:space="preserve">256</w:t>
             </w:r>
           </w:p>
         </w:tc>
@@ -40756,7 +40950,7 @@
                 <w:sz w:val="18"/>
                 <w:szCs w:val="18"/>
               </w:rPr>
-              <w:t xml:space="preserve">Tamanho do lote de inferência</w:t>
+              <w:t xml:space="preserve">Comprimento máximo em subpalavras (igual ao do treino)</w:t>
             </w:r>
           </w:p>
         </w:tc>
@@ -40796,7 +40990,7 @@
                 <w:sz w:val="18"/>
                 <w:szCs w:val="18"/>
               </w:rPr>
-              <w:t xml:space="preserve">UAN_DISPOSITIVO</w:t>
+              <w:t xml:space="preserve">UAN_LOTE</w:t>
             </w:r>
           </w:p>
         </w:tc>
@@ -40830,7 +41024,7 @@
                 <w:sz w:val="18"/>
                 <w:szCs w:val="18"/>
               </w:rPr>
-              <w:t xml:space="preserve">auto</w:t>
+              <w:t xml:space="preserve">32</w:t>
             </w:r>
           </w:p>
         </w:tc>
@@ -40864,7 +41058,7 @@
                 <w:sz w:val="18"/>
                 <w:szCs w:val="18"/>
               </w:rPr>
-              <w:t xml:space="preserve">cpu, cuda ou auto</w:t>
+              <w:t xml:space="preserve">Lote de inferência e sublote de gravação</w:t>
             </w:r>
           </w:p>
         </w:tc>
@@ -40880,7 +41074,7 @@
             <w:tcBorders>
               <w:top w:val="none" w:color="FFFFFF" w:sz="0"/>
               <w:left w:val="none" w:color="FFFFFF" w:sz="0"/>
-              <w:bottom w:val="single" w:color="000000" w:sz="4"/>
+              <w:bottom w:val="none" w:color="FFFFFF" w:sz="0"/>
               <w:right w:val="none" w:color="FFFFFF" w:sz="0"/>
             </w:tcBorders>
             <w:tcMar>
@@ -40904,7 +41098,7 @@
                 <w:sz w:val="18"/>
                 <w:szCs w:val="18"/>
               </w:rPr>
-              <w:t xml:space="preserve">UAN_DIAS_CONSERVACAO</w:t>
+              <w:t xml:space="preserve">UAN_DISPOSITIVO</w:t>
             </w:r>
           </w:p>
         </w:tc>
@@ -40914,7 +41108,7 @@
             <w:tcBorders>
               <w:top w:val="none" w:color="FFFFFF" w:sz="0"/>
               <w:left w:val="none" w:color="FFFFFF" w:sz="0"/>
-              <w:bottom w:val="single" w:color="000000" w:sz="4"/>
+              <w:bottom w:val="none" w:color="FFFFFF" w:sz="0"/>
               <w:right w:val="none" w:color="FFFFFF" w:sz="0"/>
             </w:tcBorders>
             <w:tcMar>
@@ -40938,7 +41132,7 @@
                 <w:sz w:val="18"/>
                 <w:szCs w:val="18"/>
               </w:rPr>
-              <w:t xml:space="preserve">180</w:t>
+              <w:t xml:space="preserve">auto</w:t>
             </w:r>
           </w:p>
         </w:tc>
@@ -40948,7 +41142,7 @@
             <w:tcBorders>
               <w:top w:val="none" w:color="FFFFFF" w:sz="0"/>
               <w:left w:val="none" w:color="FFFFFF" w:sz="0"/>
-              <w:bottom w:val="single" w:color="000000" w:sz="4"/>
+              <w:bottom w:val="none" w:color="FFFFFF" w:sz="0"/>
               <w:right w:val="none" w:color="FFFFFF" w:sz="0"/>
             </w:tcBorders>
             <w:tcMar>
@@ -40972,7 +41166,331 @@
                 <w:sz w:val="18"/>
                 <w:szCs w:val="18"/>
               </w:rPr>
+              <w:t xml:space="preserve">cpu, cuda ou auto</w:t>
+            </w:r>
+          </w:p>
+        </w:tc>
+      </w:tr>
+      <w:tr>
+        <w:trPr>
+          <w:cantSplit/>
+          <w:tblHeader w:val="false"/>
+        </w:trPr>
+        <w:tc>
+          <w:tcPr>
+            <w:tcW w:type="dxa" w:w="2400"/>
+            <w:tcBorders>
+              <w:top w:val="none" w:color="FFFFFF" w:sz="0"/>
+              <w:left w:val="none" w:color="FFFFFF" w:sz="0"/>
+              <w:bottom w:val="none" w:color="FFFFFF" w:sz="0"/>
+              <w:right w:val="none" w:color="FFFFFF" w:sz="0"/>
+            </w:tcBorders>
+            <w:tcMar>
+              <w:top w:type="dxa" w:w="50"/>
+              <w:left w:type="dxa" w:w="80"/>
+              <w:bottom w:type="dxa" w:w="50"/>
+              <w:right w:type="dxa" w:w="80"/>
+            </w:tcMar>
+            <w:vAlign w:val="center"/>
+          </w:tcPr>
+          <w:p>
+            <w:pPr>
+              <w:spacing w:line="240"/>
+              <w:jc w:val="left"/>
+            </w:pPr>
+            <w:r>
+              <w:rPr>
+                <w:rFonts w:ascii="Times New Roman" w:cs="Times New Roman" w:eastAsia="Times New Roman" w:hAnsi="Times New Roman"/>
+                <w:b w:val="false"/>
+                <w:bCs w:val="false"/>
+                <w:sz w:val="18"/>
+                <w:szCs w:val="18"/>
+              </w:rPr>
+              <w:t xml:space="preserve">UAN_DIAS_CONSERVACAO</w:t>
+            </w:r>
+          </w:p>
+        </w:tc>
+        <w:tc>
+          <w:tcPr>
+            <w:tcW w:type="dxa" w:w="1900"/>
+            <w:tcBorders>
+              <w:top w:val="none" w:color="FFFFFF" w:sz="0"/>
+              <w:left w:val="none" w:color="FFFFFF" w:sz="0"/>
+              <w:bottom w:val="none" w:color="FFFFFF" w:sz="0"/>
+              <w:right w:val="none" w:color="FFFFFF" w:sz="0"/>
+            </w:tcBorders>
+            <w:tcMar>
+              <w:top w:type="dxa" w:w="50"/>
+              <w:left w:type="dxa" w:w="80"/>
+              <w:bottom w:type="dxa" w:w="50"/>
+              <w:right w:type="dxa" w:w="80"/>
+            </w:tcMar>
+            <w:vAlign w:val="center"/>
+          </w:tcPr>
+          <w:p>
+            <w:pPr>
+              <w:spacing w:line="240"/>
+              <w:jc w:val="center"/>
+            </w:pPr>
+            <w:r>
+              <w:rPr>
+                <w:rFonts w:ascii="Times New Roman" w:cs="Times New Roman" w:eastAsia="Times New Roman" w:hAnsi="Times New Roman"/>
+                <w:b w:val="false"/>
+                <w:bCs w:val="false"/>
+                <w:sz w:val="18"/>
+                <w:szCs w:val="18"/>
+              </w:rPr>
+              <w:t xml:space="preserve">180</w:t>
+            </w:r>
+          </w:p>
+        </w:tc>
+        <w:tc>
+          <w:tcPr>
+            <w:tcW w:type="dxa" w:w="3920"/>
+            <w:tcBorders>
+              <w:top w:val="none" w:color="FFFFFF" w:sz="0"/>
+              <w:left w:val="none" w:color="FFFFFF" w:sz="0"/>
+              <w:bottom w:val="none" w:color="FFFFFF" w:sz="0"/>
+              <w:right w:val="none" w:color="FFFFFF" w:sz="0"/>
+            </w:tcBorders>
+            <w:tcMar>
+              <w:top w:type="dxa" w:w="50"/>
+              <w:left w:type="dxa" w:w="80"/>
+              <w:bottom w:type="dxa" w:w="50"/>
+              <w:right w:type="dxa" w:w="80"/>
+            </w:tcMar>
+            <w:vAlign w:val="center"/>
+          </w:tcPr>
+          <w:p>
+            <w:pPr>
+              <w:spacing w:line="240"/>
+              <w:jc w:val="left"/>
+            </w:pPr>
+            <w:r>
+              <w:rPr>
+                <w:rFonts w:ascii="Times New Roman" w:cs="Times New Roman" w:eastAsia="Times New Roman" w:hAnsi="Times New Roman"/>
+                <w:b w:val="false"/>
+                <w:bCs w:val="false"/>
+                <w:sz w:val="18"/>
+                <w:szCs w:val="18"/>
+              </w:rPr>
               <w:t xml:space="preserve">Prazo de conservação das publicações não revistas</w:t>
+            </w:r>
+          </w:p>
+        </w:tc>
+      </w:tr>
+      <w:tr>
+        <w:trPr>
+          <w:cantSplit/>
+          <w:tblHeader w:val="false"/>
+        </w:trPr>
+        <w:tc>
+          <w:tcPr>
+            <w:tcW w:type="dxa" w:w="2400"/>
+            <w:tcBorders>
+              <w:top w:val="none" w:color="FFFFFF" w:sz="0"/>
+              <w:left w:val="none" w:color="FFFFFF" w:sz="0"/>
+              <w:bottom w:val="none" w:color="FFFFFF" w:sz="0"/>
+              <w:right w:val="none" w:color="FFFFFF" w:sz="0"/>
+            </w:tcBorders>
+            <w:tcMar>
+              <w:top w:type="dxa" w:w="50"/>
+              <w:left w:type="dxa" w:w="80"/>
+              <w:bottom w:type="dxa" w:w="50"/>
+              <w:right w:type="dxa" w:w="80"/>
+            </w:tcMar>
+            <w:vAlign w:val="center"/>
+          </w:tcPr>
+          <w:p>
+            <w:pPr>
+              <w:spacing w:line="240"/>
+              <w:jc w:val="left"/>
+            </w:pPr>
+            <w:r>
+              <w:rPr>
+                <w:rFonts w:ascii="Times New Roman" w:cs="Times New Roman" w:eastAsia="Times New Roman" w:hAnsi="Times New Roman"/>
+                <w:b w:val="false"/>
+                <w:bCs w:val="false"/>
+                <w:sz w:val="18"/>
+                <w:szCs w:val="18"/>
+              </w:rPr>
+              <w:t xml:space="preserve">UAN_HORAS_SESSAO</w:t>
+            </w:r>
+          </w:p>
+        </w:tc>
+        <w:tc>
+          <w:tcPr>
+            <w:tcW w:type="dxa" w:w="1900"/>
+            <w:tcBorders>
+              <w:top w:val="none" w:color="FFFFFF" w:sz="0"/>
+              <w:left w:val="none" w:color="FFFFFF" w:sz="0"/>
+              <w:bottom w:val="none" w:color="FFFFFF" w:sz="0"/>
+              <w:right w:val="none" w:color="FFFFFF" w:sz="0"/>
+            </w:tcBorders>
+            <w:tcMar>
+              <w:top w:type="dxa" w:w="50"/>
+              <w:left w:type="dxa" w:w="80"/>
+              <w:bottom w:type="dxa" w:w="50"/>
+              <w:right w:type="dxa" w:w="80"/>
+            </w:tcMar>
+            <w:vAlign w:val="center"/>
+          </w:tcPr>
+          <w:p>
+            <w:pPr>
+              <w:spacing w:line="240"/>
+              <w:jc w:val="center"/>
+            </w:pPr>
+            <w:r>
+              <w:rPr>
+                <w:rFonts w:ascii="Times New Roman" w:cs="Times New Roman" w:eastAsia="Times New Roman" w:hAnsi="Times New Roman"/>
+                <w:b w:val="false"/>
+                <w:bCs w:val="false"/>
+                <w:sz w:val="18"/>
+                <w:szCs w:val="18"/>
+              </w:rPr>
+              <w:t xml:space="preserve">8</w:t>
+            </w:r>
+          </w:p>
+        </w:tc>
+        <w:tc>
+          <w:tcPr>
+            <w:tcW w:type="dxa" w:w="3920"/>
+            <w:tcBorders>
+              <w:top w:val="none" w:color="FFFFFF" w:sz="0"/>
+              <w:left w:val="none" w:color="FFFFFF" w:sz="0"/>
+              <w:bottom w:val="none" w:color="FFFFFF" w:sz="0"/>
+              <w:right w:val="none" w:color="FFFFFF" w:sz="0"/>
+            </w:tcBorders>
+            <w:tcMar>
+              <w:top w:type="dxa" w:w="50"/>
+              <w:left w:type="dxa" w:w="80"/>
+              <w:bottom w:type="dxa" w:w="50"/>
+              <w:right w:type="dxa" w:w="80"/>
+            </w:tcMar>
+            <w:vAlign w:val="center"/>
+          </w:tcPr>
+          <w:p>
+            <w:pPr>
+              <w:spacing w:line="240"/>
+              <w:jc w:val="left"/>
+            </w:pPr>
+            <w:r>
+              <w:rPr>
+                <w:rFonts w:ascii="Times New Roman" w:cs="Times New Roman" w:eastAsia="Times New Roman" w:hAnsi="Times New Roman"/>
+                <w:b w:val="false"/>
+                <w:bCs w:val="false"/>
+                <w:sz w:val="18"/>
+                <w:szCs w:val="18"/>
+              </w:rPr>
+              <w:t xml:space="preserve">Duração da sessão na aplicação web</w:t>
+            </w:r>
+          </w:p>
+        </w:tc>
+      </w:tr>
+      <w:tr>
+        <w:trPr>
+          <w:cantSplit/>
+          <w:tblHeader w:val="false"/>
+        </w:trPr>
+        <w:tc>
+          <w:tcPr>
+            <w:tcW w:type="dxa" w:w="2400"/>
+            <w:tcBorders>
+              <w:top w:val="none" w:color="FFFFFF" w:sz="0"/>
+              <w:left w:val="none" w:color="FFFFFF" w:sz="0"/>
+              <w:bottom w:val="single" w:color="000000" w:sz="4"/>
+              <w:right w:val="none" w:color="FFFFFF" w:sz="0"/>
+            </w:tcBorders>
+            <w:tcMar>
+              <w:top w:type="dxa" w:w="50"/>
+              <w:left w:type="dxa" w:w="80"/>
+              <w:bottom w:type="dxa" w:w="50"/>
+              <w:right w:type="dxa" w:w="80"/>
+            </w:tcMar>
+            <w:vAlign w:val="center"/>
+          </w:tcPr>
+          <w:p>
+            <w:pPr>
+              <w:spacing w:line="240"/>
+              <w:jc w:val="left"/>
+            </w:pPr>
+            <w:r>
+              <w:rPr>
+                <w:rFonts w:ascii="Times New Roman" w:cs="Times New Roman" w:eastAsia="Times New Roman" w:hAnsi="Times New Roman"/>
+                <w:b w:val="false"/>
+                <w:bCs w:val="false"/>
+                <w:sz w:val="18"/>
+                <w:szCs w:val="18"/>
+              </w:rPr>
+              <w:t xml:space="preserve">UAN_COOKIE_SEGURO</w:t>
+            </w:r>
+          </w:p>
+        </w:tc>
+        <w:tc>
+          <w:tcPr>
+            <w:tcW w:type="dxa" w:w="1900"/>
+            <w:tcBorders>
+              <w:top w:val="none" w:color="FFFFFF" w:sz="0"/>
+              <w:left w:val="none" w:color="FFFFFF" w:sz="0"/>
+              <w:bottom w:val="single" w:color="000000" w:sz="4"/>
+              <w:right w:val="none" w:color="FFFFFF" w:sz="0"/>
+            </w:tcBorders>
+            <w:tcMar>
+              <w:top w:type="dxa" w:w="50"/>
+              <w:left w:type="dxa" w:w="80"/>
+              <w:bottom w:type="dxa" w:w="50"/>
+              <w:right w:type="dxa" w:w="80"/>
+            </w:tcMar>
+            <w:vAlign w:val="center"/>
+          </w:tcPr>
+          <w:p>
+            <w:pPr>
+              <w:spacing w:line="240"/>
+              <w:jc w:val="center"/>
+            </w:pPr>
+            <w:r>
+              <w:rPr>
+                <w:rFonts w:ascii="Times New Roman" w:cs="Times New Roman" w:eastAsia="Times New Roman" w:hAnsi="Times New Roman"/>
+                <w:b w:val="false"/>
+                <w:bCs w:val="false"/>
+                <w:sz w:val="18"/>
+                <w:szCs w:val="18"/>
+              </w:rPr>
+              <w:t xml:space="preserve">0</w:t>
+            </w:r>
+          </w:p>
+        </w:tc>
+        <w:tc>
+          <w:tcPr>
+            <w:tcW w:type="dxa" w:w="3920"/>
+            <w:tcBorders>
+              <w:top w:val="none" w:color="FFFFFF" w:sz="0"/>
+              <w:left w:val="none" w:color="FFFFFF" w:sz="0"/>
+              <w:bottom w:val="single" w:color="000000" w:sz="4"/>
+              <w:right w:val="none" w:color="FFFFFF" w:sz="0"/>
+            </w:tcBorders>
+            <w:tcMar>
+              <w:top w:type="dxa" w:w="50"/>
+              <w:left w:type="dxa" w:w="80"/>
+              <w:bottom w:type="dxa" w:w="50"/>
+              <w:right w:type="dxa" w:w="80"/>
+            </w:tcMar>
+            <w:vAlign w:val="center"/>
+          </w:tcPr>
+          <w:p>
+            <w:pPr>
+              <w:spacing w:line="240"/>
+              <w:jc w:val="left"/>
+            </w:pPr>
+            <w:r>
+              <w:rPr>
+                <w:rFonts w:ascii="Times New Roman" w:cs="Times New Roman" w:eastAsia="Times New Roman" w:hAnsi="Times New Roman"/>
+                <w:b w:val="false"/>
+                <w:bCs w:val="false"/>
+                <w:sz w:val="18"/>
+                <w:szCs w:val="18"/>
+              </w:rPr>
+              <w:t xml:space="preserve">1 quando o sistema for servido por HTTPS</w:t>
             </w:r>
           </w:p>
         </w:tc>
@@ -40999,7 +41517,37 @@
           <w:sz w:val="26"/>
           <w:szCs w:val="26"/>
         </w:rPr>
-        <w:t xml:space="preserve">F.3 Comandos principais</w:t>
+        <w:t xml:space="preserve">F.3 Arranque e primeira utilização</w:t>
+      </w:r>
+    </w:p>
+    <w:p>
+      <w:pPr>
+        <w:shd w:fill="F4F3EF" w:color="auto" w:val="clear"/>
+        <w:spacing w:after="200" w:before="120" w:line="220"/>
+        <w:ind w:left="113" w:right="113"/>
+      </w:pPr>
+      <w:r>
+        <w:rPr>
+          <w:rFonts w:ascii="Courier New" w:cs="Courier New" w:eastAsia="Courier New" w:hAnsi="Courier New"/>
+          <w:sz w:val="17"/>
+          <w:szCs w:val="17"/>
+        </w:rPr>
+        <w:t xml:space="preserve">python uan.py servir</w:t>
+      </w:r>
+    </w:p>
+    <w:p>
+      <w:pPr>
+        <w:spacing w:after="120" w:before="0" w:line="360"/>
+        <w:ind w:firstLine="567"/>
+        <w:jc w:val="both"/>
+      </w:pPr>
+      <w:r>
+        <w:rPr>
+          <w:rFonts w:ascii="Times New Roman" w:cs="Times New Roman" w:eastAsia="Times New Roman" w:hAnsi="Times New Roman"/>
+          <w:sz w:val="24"/>
+          <w:szCs w:val="24"/>
+        </w:rPr>
+        <w:t xml:space="preserve">Depois de arrancar, abre-se o endereço http://127.0.0.1:8000 no navegador. Na primeira utilização, a aplicação pede a criação da conta do supervisor, que depois cria as contas dos analistas na página Utilizadores. Por omissão, o servidor só aceita ligações do próprio computador; para o abrir à rede interna usa-se a opção --anfitriao 0.0.0.0, com a porta protegida pela firewall e, fora de ensaios, atrás de HTTPS.</w:t>
       </w:r>
     </w:p>
     <w:p>
@@ -41017,7 +41565,1043 @@
           <w:sz w:val="20"/>
           <w:szCs w:val="20"/>
         </w:rPr>
-        <w:t xml:space="preserve">Tabela F.2 – Comandos do protótipo</w:t>
+        <w:t xml:space="preserve">Tabela F.2 – Páginas da aplicação web</w:t>
+      </w:r>
+    </w:p>
+    <w:tbl>
+      <w:tblPr>
+        <w:tblW w:type="dxa" w:w="8220"/>
+        <w:jc w:val="center"/>
+        <w:tblBorders>
+          <w:top w:val="single" w:color="auto" w:sz="4"/>
+          <w:left w:val="single" w:color="auto" w:sz="4"/>
+          <w:bottom w:val="single" w:color="auto" w:sz="4"/>
+          <w:right w:val="single" w:color="auto" w:sz="4"/>
+          <w:insideH w:val="single" w:color="auto" w:sz="4"/>
+          <w:insideV w:val="single" w:color="auto" w:sz="4"/>
+        </w:tblBorders>
+      </w:tblPr>
+      <w:tblGrid>
+        <w:gridCol w:w="2000"/>
+        <w:gridCol w:w="2100"/>
+        <w:gridCol w:w="4120"/>
+      </w:tblGrid>
+      <w:tr>
+        <w:trPr>
+          <w:cantSplit/>
+          <w:tblHeader/>
+        </w:trPr>
+        <w:tc>
+          <w:tcPr>
+            <w:tcW w:type="dxa" w:w="2000"/>
+            <w:tcBorders>
+              <w:top w:val="single" w:color="000000" w:sz="4"/>
+              <w:left w:val="none" w:color="FFFFFF" w:sz="0"/>
+              <w:bottom w:val="single" w:color="000000" w:sz="4"/>
+              <w:right w:val="none" w:color="FFFFFF" w:sz="0"/>
+            </w:tcBorders>
+            <w:shd w:fill="E7E6E1" w:color="auto" w:val="clear"/>
+            <w:tcMar>
+              <w:top w:type="dxa" w:w="50"/>
+              <w:left w:type="dxa" w:w="80"/>
+              <w:bottom w:type="dxa" w:w="50"/>
+              <w:right w:type="dxa" w:w="80"/>
+            </w:tcMar>
+            <w:vAlign w:val="center"/>
+          </w:tcPr>
+          <w:p>
+            <w:pPr>
+              <w:spacing w:line="240"/>
+              <w:jc w:val="left"/>
+            </w:pPr>
+            <w:r>
+              <w:rPr>
+                <w:rFonts w:ascii="Times New Roman" w:cs="Times New Roman" w:eastAsia="Times New Roman" w:hAnsi="Times New Roman"/>
+                <w:b/>
+                <w:bCs/>
+                <w:sz w:val="18"/>
+                <w:szCs w:val="18"/>
+              </w:rPr>
+              <w:t xml:space="preserve">Página</w:t>
+            </w:r>
+          </w:p>
+        </w:tc>
+        <w:tc>
+          <w:tcPr>
+            <w:tcW w:type="dxa" w:w="2100"/>
+            <w:tcBorders>
+              <w:top w:val="single" w:color="000000" w:sz="4"/>
+              <w:left w:val="none" w:color="FFFFFF" w:sz="0"/>
+              <w:bottom w:val="single" w:color="000000" w:sz="4"/>
+              <w:right w:val="none" w:color="FFFFFF" w:sz="0"/>
+            </w:tcBorders>
+            <w:shd w:fill="E7E6E1" w:color="auto" w:val="clear"/>
+            <w:tcMar>
+              <w:top w:type="dxa" w:w="50"/>
+              <w:left w:type="dxa" w:w="80"/>
+              <w:bottom w:type="dxa" w:w="50"/>
+              <w:right w:type="dxa" w:w="80"/>
+            </w:tcMar>
+            <w:vAlign w:val="center"/>
+          </w:tcPr>
+          <w:p>
+            <w:pPr>
+              <w:spacing w:line="240"/>
+              <w:jc w:val="left"/>
+            </w:pPr>
+            <w:r>
+              <w:rPr>
+                <w:rFonts w:ascii="Times New Roman" w:cs="Times New Roman" w:eastAsia="Times New Roman" w:hAnsi="Times New Roman"/>
+                <w:b/>
+                <w:bCs/>
+                <w:sz w:val="18"/>
+                <w:szCs w:val="18"/>
+              </w:rPr>
+              <w:t xml:space="preserve">Acesso</w:t>
+            </w:r>
+          </w:p>
+        </w:tc>
+        <w:tc>
+          <w:tcPr>
+            <w:tcW w:type="dxa" w:w="4120"/>
+            <w:tcBorders>
+              <w:top w:val="single" w:color="000000" w:sz="4"/>
+              <w:left w:val="none" w:color="FFFFFF" w:sz="0"/>
+              <w:bottom w:val="single" w:color="000000" w:sz="4"/>
+              <w:right w:val="none" w:color="FFFFFF" w:sz="0"/>
+            </w:tcBorders>
+            <w:shd w:fill="E7E6E1" w:color="auto" w:val="clear"/>
+            <w:tcMar>
+              <w:top w:type="dxa" w:w="50"/>
+              <w:left w:type="dxa" w:w="80"/>
+              <w:bottom w:type="dxa" w:w="50"/>
+              <w:right w:type="dxa" w:w="80"/>
+            </w:tcMar>
+            <w:vAlign w:val="center"/>
+          </w:tcPr>
+          <w:p>
+            <w:pPr>
+              <w:spacing w:line="240"/>
+              <w:jc w:val="left"/>
+            </w:pPr>
+            <w:r>
+              <w:rPr>
+                <w:rFonts w:ascii="Times New Roman" w:cs="Times New Roman" w:eastAsia="Times New Roman" w:hAnsi="Times New Roman"/>
+                <w:b/>
+                <w:bCs/>
+                <w:sz w:val="18"/>
+                <w:szCs w:val="18"/>
+              </w:rPr>
+              <w:t xml:space="preserve">Função</w:t>
+            </w:r>
+          </w:p>
+        </w:tc>
+      </w:tr>
+      <w:tr>
+        <w:trPr>
+          <w:cantSplit/>
+          <w:tblHeader w:val="false"/>
+        </w:trPr>
+        <w:tc>
+          <w:tcPr>
+            <w:tcW w:type="dxa" w:w="2000"/>
+            <w:tcBorders>
+              <w:top w:val="none" w:color="FFFFFF" w:sz="0"/>
+              <w:left w:val="none" w:color="FFFFFF" w:sz="0"/>
+              <w:bottom w:val="none" w:color="FFFFFF" w:sz="0"/>
+              <w:right w:val="none" w:color="FFFFFF" w:sz="0"/>
+            </w:tcBorders>
+            <w:tcMar>
+              <w:top w:type="dxa" w:w="50"/>
+              <w:left w:type="dxa" w:w="80"/>
+              <w:bottom w:type="dxa" w:w="50"/>
+              <w:right w:type="dxa" w:w="80"/>
+            </w:tcMar>
+            <w:vAlign w:val="center"/>
+          </w:tcPr>
+          <w:p>
+            <w:pPr>
+              <w:spacing w:line="240"/>
+              <w:jc w:val="left"/>
+            </w:pPr>
+            <w:r>
+              <w:rPr>
+                <w:rFonts w:ascii="Times New Roman" w:cs="Times New Roman" w:eastAsia="Times New Roman" w:hAnsi="Times New Roman"/>
+                <w:b w:val="false"/>
+                <w:bCs w:val="false"/>
+                <w:sz w:val="18"/>
+                <w:szCs w:val="18"/>
+              </w:rPr>
+              <w:t xml:space="preserve">Panorama</w:t>
+            </w:r>
+          </w:p>
+        </w:tc>
+        <w:tc>
+          <w:tcPr>
+            <w:tcW w:type="dxa" w:w="2100"/>
+            <w:tcBorders>
+              <w:top w:val="none" w:color="FFFFFF" w:sz="0"/>
+              <w:left w:val="none" w:color="FFFFFF" w:sz="0"/>
+              <w:bottom w:val="none" w:color="FFFFFF" w:sz="0"/>
+              <w:right w:val="none" w:color="FFFFFF" w:sz="0"/>
+            </w:tcBorders>
+            <w:tcMar>
+              <w:top w:type="dxa" w:w="50"/>
+              <w:left w:type="dxa" w:w="80"/>
+              <w:bottom w:type="dxa" w:w="50"/>
+              <w:right w:type="dxa" w:w="80"/>
+            </w:tcMar>
+            <w:vAlign w:val="center"/>
+          </w:tcPr>
+          <w:p>
+            <w:pPr>
+              <w:spacing w:line="240"/>
+              <w:jc w:val="left"/>
+            </w:pPr>
+            <w:r>
+              <w:rPr>
+                <w:rFonts w:ascii="Times New Roman" w:cs="Times New Roman" w:eastAsia="Times New Roman" w:hAnsi="Times New Roman"/>
+                <w:b w:val="false"/>
+                <w:bCs w:val="false"/>
+                <w:sz w:val="18"/>
+                <w:szCs w:val="18"/>
+              </w:rPr>
+              <w:t xml:space="preserve">Todos</w:t>
+            </w:r>
+          </w:p>
+        </w:tc>
+        <w:tc>
+          <w:tcPr>
+            <w:tcW w:type="dxa" w:w="4120"/>
+            <w:tcBorders>
+              <w:top w:val="none" w:color="FFFFFF" w:sz="0"/>
+              <w:left w:val="none" w:color="FFFFFF" w:sz="0"/>
+              <w:bottom w:val="none" w:color="FFFFFF" w:sz="0"/>
+              <w:right w:val="none" w:color="FFFFFF" w:sz="0"/>
+            </w:tcBorders>
+            <w:tcMar>
+              <w:top w:type="dxa" w:w="50"/>
+              <w:left w:type="dxa" w:w="80"/>
+              <w:bottom w:type="dxa" w:w="50"/>
+              <w:right w:type="dxa" w:w="80"/>
+            </w:tcMar>
+            <w:vAlign w:val="center"/>
+          </w:tcPr>
+          <w:p>
+            <w:pPr>
+              <w:spacing w:line="240"/>
+              <w:jc w:val="left"/>
+            </w:pPr>
+            <w:r>
+              <w:rPr>
+                <w:rFonts w:ascii="Times New Roman" w:cs="Times New Roman" w:eastAsia="Times New Roman" w:hAnsi="Times New Roman"/>
+                <w:b w:val="false"/>
+                <w:bCs w:val="false"/>
+                <w:sz w:val="18"/>
+                <w:szCs w:val="18"/>
+              </w:rPr>
+              <w:t xml:space="preserve">Contagens por categoria, dia, plataforma e lote, sem vistas por autor</w:t>
+            </w:r>
+          </w:p>
+        </w:tc>
+      </w:tr>
+      <w:tr>
+        <w:trPr>
+          <w:cantSplit/>
+          <w:tblHeader w:val="false"/>
+        </w:trPr>
+        <w:tc>
+          <w:tcPr>
+            <w:tcW w:type="dxa" w:w="2000"/>
+            <w:tcBorders>
+              <w:top w:val="none" w:color="FFFFFF" w:sz="0"/>
+              <w:left w:val="none" w:color="FFFFFF" w:sz="0"/>
+              <w:bottom w:val="none" w:color="FFFFFF" w:sz="0"/>
+              <w:right w:val="none" w:color="FFFFFF" w:sz="0"/>
+            </w:tcBorders>
+            <w:tcMar>
+              <w:top w:type="dxa" w:w="50"/>
+              <w:left w:type="dxa" w:w="80"/>
+              <w:bottom w:type="dxa" w:w="50"/>
+              <w:right w:type="dxa" w:w="80"/>
+            </w:tcMar>
+            <w:vAlign w:val="center"/>
+          </w:tcPr>
+          <w:p>
+            <w:pPr>
+              <w:spacing w:line="240"/>
+              <w:jc w:val="left"/>
+            </w:pPr>
+            <w:r>
+              <w:rPr>
+                <w:rFonts w:ascii="Times New Roman" w:cs="Times New Roman" w:eastAsia="Times New Roman" w:hAnsi="Times New Roman"/>
+                <w:b w:val="false"/>
+                <w:bCs w:val="false"/>
+                <w:sz w:val="18"/>
+                <w:szCs w:val="18"/>
+              </w:rPr>
+              <w:t xml:space="preserve">Fila de revisão</w:t>
+            </w:r>
+          </w:p>
+        </w:tc>
+        <w:tc>
+          <w:tcPr>
+            <w:tcW w:type="dxa" w:w="2100"/>
+            <w:tcBorders>
+              <w:top w:val="none" w:color="FFFFFF" w:sz="0"/>
+              <w:left w:val="none" w:color="FFFFFF" w:sz="0"/>
+              <w:bottom w:val="none" w:color="FFFFFF" w:sz="0"/>
+              <w:right w:val="none" w:color="FFFFFF" w:sz="0"/>
+            </w:tcBorders>
+            <w:tcMar>
+              <w:top w:type="dxa" w:w="50"/>
+              <w:left w:type="dxa" w:w="80"/>
+              <w:bottom w:type="dxa" w:w="50"/>
+              <w:right w:type="dxa" w:w="80"/>
+            </w:tcMar>
+            <w:vAlign w:val="center"/>
+          </w:tcPr>
+          <w:p>
+            <w:pPr>
+              <w:spacing w:line="240"/>
+              <w:jc w:val="left"/>
+            </w:pPr>
+            <w:r>
+              <w:rPr>
+                <w:rFonts w:ascii="Times New Roman" w:cs="Times New Roman" w:eastAsia="Times New Roman" w:hAnsi="Times New Roman"/>
+                <w:b w:val="false"/>
+                <w:bCs w:val="false"/>
+                <w:sz w:val="18"/>
+                <w:szCs w:val="18"/>
+              </w:rPr>
+              <w:t xml:space="preserve">Todos</w:t>
+            </w:r>
+          </w:p>
+        </w:tc>
+        <w:tc>
+          <w:tcPr>
+            <w:tcW w:type="dxa" w:w="4120"/>
+            <w:tcBorders>
+              <w:top w:val="none" w:color="FFFFFF" w:sz="0"/>
+              <w:left w:val="none" w:color="FFFFFF" w:sz="0"/>
+              <w:bottom w:val="none" w:color="FFFFFF" w:sz="0"/>
+              <w:right w:val="none" w:color="FFFFFF" w:sz="0"/>
+            </w:tcBorders>
+            <w:tcMar>
+              <w:top w:type="dxa" w:w="50"/>
+              <w:left w:type="dxa" w:w="80"/>
+              <w:bottom w:type="dxa" w:w="50"/>
+              <w:right w:type="dxa" w:w="80"/>
+            </w:tcMar>
+            <w:vAlign w:val="center"/>
+          </w:tcPr>
+          <w:p>
+            <w:pPr>
+              <w:spacing w:line="240"/>
+              <w:jc w:val="left"/>
+            </w:pPr>
+            <w:r>
+              <w:rPr>
+                <w:rFonts w:ascii="Times New Roman" w:cs="Times New Roman" w:eastAsia="Times New Roman" w:hAnsi="Times New Roman"/>
+                <w:b w:val="false"/>
+                <w:bCs w:val="false"/>
+                <w:sz w:val="18"/>
+                <w:szCs w:val="18"/>
+              </w:rPr>
+              <w:t xml:space="preserve">Itens sinalizados por prioridade; decisão com botões ou teclas 1 a 4</w:t>
+            </w:r>
+          </w:p>
+        </w:tc>
+      </w:tr>
+      <w:tr>
+        <w:trPr>
+          <w:cantSplit/>
+          <w:tblHeader w:val="false"/>
+        </w:trPr>
+        <w:tc>
+          <w:tcPr>
+            <w:tcW w:type="dxa" w:w="2000"/>
+            <w:tcBorders>
+              <w:top w:val="none" w:color="FFFFFF" w:sz="0"/>
+              <w:left w:val="none" w:color="FFFFFF" w:sz="0"/>
+              <w:bottom w:val="none" w:color="FFFFFF" w:sz="0"/>
+              <w:right w:val="none" w:color="FFFFFF" w:sz="0"/>
+            </w:tcBorders>
+            <w:tcMar>
+              <w:top w:type="dxa" w:w="50"/>
+              <w:left w:type="dxa" w:w="80"/>
+              <w:bottom w:type="dxa" w:w="50"/>
+              <w:right w:type="dxa" w:w="80"/>
+            </w:tcMar>
+            <w:vAlign w:val="center"/>
+          </w:tcPr>
+          <w:p>
+            <w:pPr>
+              <w:spacing w:line="240"/>
+              <w:jc w:val="left"/>
+            </w:pPr>
+            <w:r>
+              <w:rPr>
+                <w:rFonts w:ascii="Times New Roman" w:cs="Times New Roman" w:eastAsia="Times New Roman" w:hAnsi="Times New Roman"/>
+                <w:b w:val="false"/>
+                <w:bCs w:val="false"/>
+                <w:sz w:val="18"/>
+                <w:szCs w:val="18"/>
+              </w:rPr>
+              <w:t xml:space="preserve">Amostra de controlo</w:t>
+            </w:r>
+          </w:p>
+        </w:tc>
+        <w:tc>
+          <w:tcPr>
+            <w:tcW w:type="dxa" w:w="2100"/>
+            <w:tcBorders>
+              <w:top w:val="none" w:color="FFFFFF" w:sz="0"/>
+              <w:left w:val="none" w:color="FFFFFF" w:sz="0"/>
+              <w:bottom w:val="none" w:color="FFFFFF" w:sz="0"/>
+              <w:right w:val="none" w:color="FFFFFF" w:sz="0"/>
+            </w:tcBorders>
+            <w:tcMar>
+              <w:top w:type="dxa" w:w="50"/>
+              <w:left w:type="dxa" w:w="80"/>
+              <w:bottom w:type="dxa" w:w="50"/>
+              <w:right w:type="dxa" w:w="80"/>
+            </w:tcMar>
+            <w:vAlign w:val="center"/>
+          </w:tcPr>
+          <w:p>
+            <w:pPr>
+              <w:spacing w:line="240"/>
+              <w:jc w:val="left"/>
+            </w:pPr>
+            <w:r>
+              <w:rPr>
+                <w:rFonts w:ascii="Times New Roman" w:cs="Times New Roman" w:eastAsia="Times New Roman" w:hAnsi="Times New Roman"/>
+                <w:b w:val="false"/>
+                <w:bCs w:val="false"/>
+                <w:sz w:val="18"/>
+                <w:szCs w:val="18"/>
+              </w:rPr>
+              <w:t xml:space="preserve">Todos</w:t>
+            </w:r>
+          </w:p>
+        </w:tc>
+        <w:tc>
+          <w:tcPr>
+            <w:tcW w:type="dxa" w:w="4120"/>
+            <w:tcBorders>
+              <w:top w:val="none" w:color="FFFFFF" w:sz="0"/>
+              <w:left w:val="none" w:color="FFFFFF" w:sz="0"/>
+              <w:bottom w:val="none" w:color="FFFFFF" w:sz="0"/>
+              <w:right w:val="none" w:color="FFFFFF" w:sz="0"/>
+            </w:tcBorders>
+            <w:tcMar>
+              <w:top w:type="dxa" w:w="50"/>
+              <w:left w:type="dxa" w:w="80"/>
+              <w:bottom w:type="dxa" w:w="50"/>
+              <w:right w:type="dxa" w:w="80"/>
+            </w:tcMar>
+            <w:vAlign w:val="center"/>
+          </w:tcPr>
+          <w:p>
+            <w:pPr>
+              <w:spacing w:line="240"/>
+              <w:jc w:val="left"/>
+            </w:pPr>
+            <w:r>
+              <w:rPr>
+                <w:rFonts w:ascii="Times New Roman" w:cs="Times New Roman" w:eastAsia="Times New Roman" w:hAnsi="Times New Roman"/>
+                <w:b w:val="false"/>
+                <w:bCs w:val="false"/>
+                <w:sz w:val="18"/>
+                <w:szCs w:val="18"/>
+              </w:rPr>
+              <w:t xml:space="preserve">Itens classificados como Normal, sorteados, sempre sem sugestão</w:t>
+            </w:r>
+          </w:p>
+        </w:tc>
+      </w:tr>
+      <w:tr>
+        <w:trPr>
+          <w:cantSplit/>
+          <w:tblHeader w:val="false"/>
+        </w:trPr>
+        <w:tc>
+          <w:tcPr>
+            <w:tcW w:type="dxa" w:w="2000"/>
+            <w:tcBorders>
+              <w:top w:val="none" w:color="FFFFFF" w:sz="0"/>
+              <w:left w:val="none" w:color="FFFFFF" w:sz="0"/>
+              <w:bottom w:val="none" w:color="FFFFFF" w:sz="0"/>
+              <w:right w:val="none" w:color="FFFFFF" w:sz="0"/>
+            </w:tcBorders>
+            <w:tcMar>
+              <w:top w:type="dxa" w:w="50"/>
+              <w:left w:type="dxa" w:w="80"/>
+              <w:bottom w:type="dxa" w:w="50"/>
+              <w:right w:type="dxa" w:w="80"/>
+            </w:tcMar>
+            <w:vAlign w:val="center"/>
+          </w:tcPr>
+          <w:p>
+            <w:pPr>
+              <w:spacing w:line="240"/>
+              <w:jc w:val="left"/>
+            </w:pPr>
+            <w:r>
+              <w:rPr>
+                <w:rFonts w:ascii="Times New Roman" w:cs="Times New Roman" w:eastAsia="Times New Roman" w:hAnsi="Times New Roman"/>
+                <w:b w:val="false"/>
+                <w:bCs w:val="false"/>
+                <w:sz w:val="18"/>
+                <w:szCs w:val="18"/>
+              </w:rPr>
+              <w:t xml:space="preserve">Lotes</w:t>
+            </w:r>
+          </w:p>
+        </w:tc>
+        <w:tc>
+          <w:tcPr>
+            <w:tcW w:type="dxa" w:w="2100"/>
+            <w:tcBorders>
+              <w:top w:val="none" w:color="FFFFFF" w:sz="0"/>
+              <w:left w:val="none" w:color="FFFFFF" w:sz="0"/>
+              <w:bottom w:val="none" w:color="FFFFFF" w:sz="0"/>
+              <w:right w:val="none" w:color="FFFFFF" w:sz="0"/>
+            </w:tcBorders>
+            <w:tcMar>
+              <w:top w:type="dxa" w:w="50"/>
+              <w:left w:type="dxa" w:w="80"/>
+              <w:bottom w:type="dxa" w:w="50"/>
+              <w:right w:type="dxa" w:w="80"/>
+            </w:tcMar>
+            <w:vAlign w:val="center"/>
+          </w:tcPr>
+          <w:p>
+            <w:pPr>
+              <w:spacing w:line="240"/>
+              <w:jc w:val="left"/>
+            </w:pPr>
+            <w:r>
+              <w:rPr>
+                <w:rFonts w:ascii="Times New Roman" w:cs="Times New Roman" w:eastAsia="Times New Roman" w:hAnsi="Times New Roman"/>
+                <w:b w:val="false"/>
+                <w:bCs w:val="false"/>
+                <w:sz w:val="18"/>
+                <w:szCs w:val="18"/>
+              </w:rPr>
+              <w:t xml:space="preserve">Todos (importar: supervisor)</w:t>
+            </w:r>
+          </w:p>
+        </w:tc>
+        <w:tc>
+          <w:tcPr>
+            <w:tcW w:type="dxa" w:w="4120"/>
+            <w:tcBorders>
+              <w:top w:val="none" w:color="FFFFFF" w:sz="0"/>
+              <w:left w:val="none" w:color="FFFFFF" w:sz="0"/>
+              <w:bottom w:val="none" w:color="FFFFFF" w:sz="0"/>
+              <w:right w:val="none" w:color="FFFFFF" w:sz="0"/>
+            </w:tcBorders>
+            <w:tcMar>
+              <w:top w:type="dxa" w:w="50"/>
+              <w:left w:type="dxa" w:w="80"/>
+              <w:bottom w:type="dxa" w:w="50"/>
+              <w:right w:type="dxa" w:w="80"/>
+            </w:tcMar>
+            <w:vAlign w:val="center"/>
+          </w:tcPr>
+          <w:p>
+            <w:pPr>
+              <w:spacing w:line="240"/>
+              <w:jc w:val="left"/>
+            </w:pPr>
+            <w:r>
+              <w:rPr>
+                <w:rFonts w:ascii="Times New Roman" w:cs="Times New Roman" w:eastAsia="Times New Roman" w:hAnsi="Times New Roman"/>
+                <w:b w:val="false"/>
+                <w:bCs w:val="false"/>
+                <w:sz w:val="18"/>
+                <w:szCs w:val="18"/>
+              </w:rPr>
+              <w:t xml:space="preserve">Importação, proveniência e classificação de pendentes</w:t>
+            </w:r>
+          </w:p>
+        </w:tc>
+      </w:tr>
+      <w:tr>
+        <w:trPr>
+          <w:cantSplit/>
+          <w:tblHeader w:val="false"/>
+        </w:trPr>
+        <w:tc>
+          <w:tcPr>
+            <w:tcW w:type="dxa" w:w="2000"/>
+            <w:tcBorders>
+              <w:top w:val="none" w:color="FFFFFF" w:sz="0"/>
+              <w:left w:val="none" w:color="FFFFFF" w:sz="0"/>
+              <w:bottom w:val="none" w:color="FFFFFF" w:sz="0"/>
+              <w:right w:val="none" w:color="FFFFFF" w:sz="0"/>
+            </w:tcBorders>
+            <w:tcMar>
+              <w:top w:type="dxa" w:w="50"/>
+              <w:left w:type="dxa" w:w="80"/>
+              <w:bottom w:type="dxa" w:w="50"/>
+              <w:right w:type="dxa" w:w="80"/>
+            </w:tcMar>
+            <w:vAlign w:val="center"/>
+          </w:tcPr>
+          <w:p>
+            <w:pPr>
+              <w:spacing w:line="240"/>
+              <w:jc w:val="left"/>
+            </w:pPr>
+            <w:r>
+              <w:rPr>
+                <w:rFonts w:ascii="Times New Roman" w:cs="Times New Roman" w:eastAsia="Times New Roman" w:hAnsi="Times New Roman"/>
+                <w:b w:val="false"/>
+                <w:bCs w:val="false"/>
+                <w:sz w:val="18"/>
+                <w:szCs w:val="18"/>
+              </w:rPr>
+              <w:t xml:space="preserve">Métricas</w:t>
+            </w:r>
+          </w:p>
+        </w:tc>
+        <w:tc>
+          <w:tcPr>
+            <w:tcW w:type="dxa" w:w="2100"/>
+            <w:tcBorders>
+              <w:top w:val="none" w:color="FFFFFF" w:sz="0"/>
+              <w:left w:val="none" w:color="FFFFFF" w:sz="0"/>
+              <w:bottom w:val="none" w:color="FFFFFF" w:sz="0"/>
+              <w:right w:val="none" w:color="FFFFFF" w:sz="0"/>
+            </w:tcBorders>
+            <w:tcMar>
+              <w:top w:type="dxa" w:w="50"/>
+              <w:left w:type="dxa" w:w="80"/>
+              <w:bottom w:type="dxa" w:w="50"/>
+              <w:right w:type="dxa" w:w="80"/>
+            </w:tcMar>
+            <w:vAlign w:val="center"/>
+          </w:tcPr>
+          <w:p>
+            <w:pPr>
+              <w:spacing w:line="240"/>
+              <w:jc w:val="left"/>
+            </w:pPr>
+            <w:r>
+              <w:rPr>
+                <w:rFonts w:ascii="Times New Roman" w:cs="Times New Roman" w:eastAsia="Times New Roman" w:hAnsi="Times New Roman"/>
+                <w:b w:val="false"/>
+                <w:bCs w:val="false"/>
+                <w:sz w:val="18"/>
+                <w:szCs w:val="18"/>
+              </w:rPr>
+              <w:t xml:space="preserve">Supervisor</w:t>
+            </w:r>
+          </w:p>
+        </w:tc>
+        <w:tc>
+          <w:tcPr>
+            <w:tcW w:type="dxa" w:w="4120"/>
+            <w:tcBorders>
+              <w:top w:val="none" w:color="FFFFFF" w:sz="0"/>
+              <w:left w:val="none" w:color="FFFFFF" w:sz="0"/>
+              <w:bottom w:val="none" w:color="FFFFFF" w:sz="0"/>
+              <w:right w:val="none" w:color="FFFFFF" w:sz="0"/>
+            </w:tcBorders>
+            <w:tcMar>
+              <w:top w:type="dxa" w:w="50"/>
+              <w:left w:type="dxa" w:w="80"/>
+              <w:bottom w:type="dxa" w:w="50"/>
+              <w:right w:type="dxa" w:w="80"/>
+            </w:tcMar>
+            <w:vAlign w:val="center"/>
+          </w:tcPr>
+          <w:p>
+            <w:pPr>
+              <w:spacing w:line="240"/>
+              <w:jc w:val="left"/>
+            </w:pPr>
+            <w:r>
+              <w:rPr>
+                <w:rFonts w:ascii="Times New Roman" w:cs="Times New Roman" w:eastAsia="Times New Roman" w:hAnsi="Times New Roman"/>
+                <w:b w:val="false"/>
+                <w:bCs w:val="false"/>
+                <w:sz w:val="18"/>
+                <w:szCs w:val="18"/>
+              </w:rPr>
+              <w:t xml:space="preserve">Precisão@K, κ analista–sistema e entre analistas, sensibilidade, latência; exportações</w:t>
+            </w:r>
+          </w:p>
+        </w:tc>
+      </w:tr>
+      <w:tr>
+        <w:trPr>
+          <w:cantSplit/>
+          <w:tblHeader w:val="false"/>
+        </w:trPr>
+        <w:tc>
+          <w:tcPr>
+            <w:tcW w:type="dxa" w:w="2000"/>
+            <w:tcBorders>
+              <w:top w:val="none" w:color="FFFFFF" w:sz="0"/>
+              <w:left w:val="none" w:color="FFFFFF" w:sz="0"/>
+              <w:bottom w:val="none" w:color="FFFFFF" w:sz="0"/>
+              <w:right w:val="none" w:color="FFFFFF" w:sz="0"/>
+            </w:tcBorders>
+            <w:tcMar>
+              <w:top w:type="dxa" w:w="50"/>
+              <w:left w:type="dxa" w:w="80"/>
+              <w:bottom w:type="dxa" w:w="50"/>
+              <w:right w:type="dxa" w:w="80"/>
+            </w:tcMar>
+            <w:vAlign w:val="center"/>
+          </w:tcPr>
+          <w:p>
+            <w:pPr>
+              <w:spacing w:line="240"/>
+              <w:jc w:val="left"/>
+            </w:pPr>
+            <w:r>
+              <w:rPr>
+                <w:rFonts w:ascii="Times New Roman" w:cs="Times New Roman" w:eastAsia="Times New Roman" w:hAnsi="Times New Roman"/>
+                <w:b w:val="false"/>
+                <w:bCs w:val="false"/>
+                <w:sz w:val="18"/>
+                <w:szCs w:val="18"/>
+              </w:rPr>
+              <w:t xml:space="preserve">Utilizadores</w:t>
+            </w:r>
+          </w:p>
+        </w:tc>
+        <w:tc>
+          <w:tcPr>
+            <w:tcW w:type="dxa" w:w="2100"/>
+            <w:tcBorders>
+              <w:top w:val="none" w:color="FFFFFF" w:sz="0"/>
+              <w:left w:val="none" w:color="FFFFFF" w:sz="0"/>
+              <w:bottom w:val="none" w:color="FFFFFF" w:sz="0"/>
+              <w:right w:val="none" w:color="FFFFFF" w:sz="0"/>
+            </w:tcBorders>
+            <w:tcMar>
+              <w:top w:type="dxa" w:w="50"/>
+              <w:left w:type="dxa" w:w="80"/>
+              <w:bottom w:type="dxa" w:w="50"/>
+              <w:right w:type="dxa" w:w="80"/>
+            </w:tcMar>
+            <w:vAlign w:val="center"/>
+          </w:tcPr>
+          <w:p>
+            <w:pPr>
+              <w:spacing w:line="240"/>
+              <w:jc w:val="left"/>
+            </w:pPr>
+            <w:r>
+              <w:rPr>
+                <w:rFonts w:ascii="Times New Roman" w:cs="Times New Roman" w:eastAsia="Times New Roman" w:hAnsi="Times New Roman"/>
+                <w:b w:val="false"/>
+                <w:bCs w:val="false"/>
+                <w:sz w:val="18"/>
+                <w:szCs w:val="18"/>
+              </w:rPr>
+              <w:t xml:space="preserve">Supervisor</w:t>
+            </w:r>
+          </w:p>
+        </w:tc>
+        <w:tc>
+          <w:tcPr>
+            <w:tcW w:type="dxa" w:w="4120"/>
+            <w:tcBorders>
+              <w:top w:val="none" w:color="FFFFFF" w:sz="0"/>
+              <w:left w:val="none" w:color="FFFFFF" w:sz="0"/>
+              <w:bottom w:val="none" w:color="FFFFFF" w:sz="0"/>
+              <w:right w:val="none" w:color="FFFFFF" w:sz="0"/>
+            </w:tcBorders>
+            <w:tcMar>
+              <w:top w:type="dxa" w:w="50"/>
+              <w:left w:type="dxa" w:w="80"/>
+              <w:bottom w:type="dxa" w:w="50"/>
+              <w:right w:type="dxa" w:w="80"/>
+            </w:tcMar>
+            <w:vAlign w:val="center"/>
+          </w:tcPr>
+          <w:p>
+            <w:pPr>
+              <w:spacing w:line="240"/>
+              <w:jc w:val="left"/>
+            </w:pPr>
+            <w:r>
+              <w:rPr>
+                <w:rFonts w:ascii="Times New Roman" w:cs="Times New Roman" w:eastAsia="Times New Roman" w:hAnsi="Times New Roman"/>
+                <w:b w:val="false"/>
+                <w:bCs w:val="false"/>
+                <w:sz w:val="18"/>
+                <w:szCs w:val="18"/>
+              </w:rPr>
+              <w:t xml:space="preserve">Criação, desactivação e redefinição de palavra-passe</w:t>
+            </w:r>
+          </w:p>
+        </w:tc>
+      </w:tr>
+      <w:tr>
+        <w:trPr>
+          <w:cantSplit/>
+          <w:tblHeader w:val="false"/>
+        </w:trPr>
+        <w:tc>
+          <w:tcPr>
+            <w:tcW w:type="dxa" w:w="2000"/>
+            <w:tcBorders>
+              <w:top w:val="none" w:color="FFFFFF" w:sz="0"/>
+              <w:left w:val="none" w:color="FFFFFF" w:sz="0"/>
+              <w:bottom w:val="none" w:color="FFFFFF" w:sz="0"/>
+              <w:right w:val="none" w:color="FFFFFF" w:sz="0"/>
+            </w:tcBorders>
+            <w:tcMar>
+              <w:top w:type="dxa" w:w="50"/>
+              <w:left w:type="dxa" w:w="80"/>
+              <w:bottom w:type="dxa" w:w="50"/>
+              <w:right w:type="dxa" w:w="80"/>
+            </w:tcMar>
+            <w:vAlign w:val="center"/>
+          </w:tcPr>
+          <w:p>
+            <w:pPr>
+              <w:spacing w:line="240"/>
+              <w:jc w:val="left"/>
+            </w:pPr>
+            <w:r>
+              <w:rPr>
+                <w:rFonts w:ascii="Times New Roman" w:cs="Times New Roman" w:eastAsia="Times New Roman" w:hAnsi="Times New Roman"/>
+                <w:b w:val="false"/>
+                <w:bCs w:val="false"/>
+                <w:sz w:val="18"/>
+                <w:szCs w:val="18"/>
+              </w:rPr>
+              <w:t xml:space="preserve">Auditoria</w:t>
+            </w:r>
+          </w:p>
+        </w:tc>
+        <w:tc>
+          <w:tcPr>
+            <w:tcW w:type="dxa" w:w="2100"/>
+            <w:tcBorders>
+              <w:top w:val="none" w:color="FFFFFF" w:sz="0"/>
+              <w:left w:val="none" w:color="FFFFFF" w:sz="0"/>
+              <w:bottom w:val="none" w:color="FFFFFF" w:sz="0"/>
+              <w:right w:val="none" w:color="FFFFFF" w:sz="0"/>
+            </w:tcBorders>
+            <w:tcMar>
+              <w:top w:type="dxa" w:w="50"/>
+              <w:left w:type="dxa" w:w="80"/>
+              <w:bottom w:type="dxa" w:w="50"/>
+              <w:right w:type="dxa" w:w="80"/>
+            </w:tcMar>
+            <w:vAlign w:val="center"/>
+          </w:tcPr>
+          <w:p>
+            <w:pPr>
+              <w:spacing w:line="240"/>
+              <w:jc w:val="left"/>
+            </w:pPr>
+            <w:r>
+              <w:rPr>
+                <w:rFonts w:ascii="Times New Roman" w:cs="Times New Roman" w:eastAsia="Times New Roman" w:hAnsi="Times New Roman"/>
+                <w:b w:val="false"/>
+                <w:bCs w:val="false"/>
+                <w:sz w:val="18"/>
+                <w:szCs w:val="18"/>
+              </w:rPr>
+              <w:t xml:space="preserve">Supervisor</w:t>
+            </w:r>
+          </w:p>
+        </w:tc>
+        <w:tc>
+          <w:tcPr>
+            <w:tcW w:type="dxa" w:w="4120"/>
+            <w:tcBorders>
+              <w:top w:val="none" w:color="FFFFFF" w:sz="0"/>
+              <w:left w:val="none" w:color="FFFFFF" w:sz="0"/>
+              <w:bottom w:val="none" w:color="FFFFFF" w:sz="0"/>
+              <w:right w:val="none" w:color="FFFFFF" w:sz="0"/>
+            </w:tcBorders>
+            <w:tcMar>
+              <w:top w:type="dxa" w:w="50"/>
+              <w:left w:type="dxa" w:w="80"/>
+              <w:bottom w:type="dxa" w:w="50"/>
+              <w:right w:type="dxa" w:w="80"/>
+            </w:tcMar>
+            <w:vAlign w:val="center"/>
+          </w:tcPr>
+          <w:p>
+            <w:pPr>
+              <w:spacing w:line="240"/>
+              <w:jc w:val="left"/>
+            </w:pPr>
+            <w:r>
+              <w:rPr>
+                <w:rFonts w:ascii="Times New Roman" w:cs="Times New Roman" w:eastAsia="Times New Roman" w:hAnsi="Times New Roman"/>
+                <w:b w:val="false"/>
+                <w:bCs w:val="false"/>
+                <w:sz w:val="18"/>
+                <w:szCs w:val="18"/>
+              </w:rPr>
+              <w:t xml:space="preserve">Registo de todas as acções relevantes</w:t>
+            </w:r>
+          </w:p>
+        </w:tc>
+      </w:tr>
+      <w:tr>
+        <w:trPr>
+          <w:cantSplit/>
+          <w:tblHeader w:val="false"/>
+        </w:trPr>
+        <w:tc>
+          <w:tcPr>
+            <w:tcW w:type="dxa" w:w="2000"/>
+            <w:tcBorders>
+              <w:top w:val="none" w:color="FFFFFF" w:sz="0"/>
+              <w:left w:val="none" w:color="FFFFFF" w:sz="0"/>
+              <w:bottom w:val="single" w:color="000000" w:sz="4"/>
+              <w:right w:val="none" w:color="FFFFFF" w:sz="0"/>
+            </w:tcBorders>
+            <w:tcMar>
+              <w:top w:type="dxa" w:w="50"/>
+              <w:left w:type="dxa" w:w="80"/>
+              <w:bottom w:type="dxa" w:w="50"/>
+              <w:right w:type="dxa" w:w="80"/>
+            </w:tcMar>
+            <w:vAlign w:val="center"/>
+          </w:tcPr>
+          <w:p>
+            <w:pPr>
+              <w:spacing w:line="240"/>
+              <w:jc w:val="left"/>
+            </w:pPr>
+            <w:r>
+              <w:rPr>
+                <w:rFonts w:ascii="Times New Roman" w:cs="Times New Roman" w:eastAsia="Times New Roman" w:hAnsi="Times New Roman"/>
+                <w:b w:val="false"/>
+                <w:bCs w:val="false"/>
+                <w:sz w:val="18"/>
+                <w:szCs w:val="18"/>
+              </w:rPr>
+              <w:t xml:space="preserve">Definições</w:t>
+            </w:r>
+          </w:p>
+        </w:tc>
+        <w:tc>
+          <w:tcPr>
+            <w:tcW w:type="dxa" w:w="2100"/>
+            <w:tcBorders>
+              <w:top w:val="none" w:color="FFFFFF" w:sz="0"/>
+              <w:left w:val="none" w:color="FFFFFF" w:sz="0"/>
+              <w:bottom w:val="single" w:color="000000" w:sz="4"/>
+              <w:right w:val="none" w:color="FFFFFF" w:sz="0"/>
+            </w:tcBorders>
+            <w:tcMar>
+              <w:top w:type="dxa" w:w="50"/>
+              <w:left w:type="dxa" w:w="80"/>
+              <w:bottom w:type="dxa" w:w="50"/>
+              <w:right w:type="dxa" w:w="80"/>
+            </w:tcMar>
+            <w:vAlign w:val="center"/>
+          </w:tcPr>
+          <w:p>
+            <w:pPr>
+              <w:spacing w:line="240"/>
+              <w:jc w:val="left"/>
+            </w:pPr>
+            <w:r>
+              <w:rPr>
+                <w:rFonts w:ascii="Times New Roman" w:cs="Times New Roman" w:eastAsia="Times New Roman" w:hAnsi="Times New Roman"/>
+                <w:b w:val="false"/>
+                <w:bCs w:val="false"/>
+                <w:sz w:val="18"/>
+                <w:szCs w:val="18"/>
+              </w:rPr>
+              <w:t xml:space="preserve">Supervisor</w:t>
+            </w:r>
+          </w:p>
+        </w:tc>
+        <w:tc>
+          <w:tcPr>
+            <w:tcW w:type="dxa" w:w="4120"/>
+            <w:tcBorders>
+              <w:top w:val="none" w:color="FFFFFF" w:sz="0"/>
+              <w:left w:val="none" w:color="FFFFFF" w:sz="0"/>
+              <w:bottom w:val="single" w:color="000000" w:sz="4"/>
+              <w:right w:val="none" w:color="FFFFFF" w:sz="0"/>
+            </w:tcBorders>
+            <w:tcMar>
+              <w:top w:type="dxa" w:w="50"/>
+              <w:left w:type="dxa" w:w="80"/>
+              <w:bottom w:type="dxa" w:w="50"/>
+              <w:right w:type="dxa" w:w="80"/>
+            </w:tcMar>
+            <w:vAlign w:val="center"/>
+          </w:tcPr>
+          <w:p>
+            <w:pPr>
+              <w:spacing w:line="240"/>
+              <w:jc w:val="left"/>
+            </w:pPr>
+            <w:r>
+              <w:rPr>
+                <w:rFonts w:ascii="Times New Roman" w:cs="Times New Roman" w:eastAsia="Times New Roman" w:hAnsi="Times New Roman"/>
+                <w:b w:val="false"/>
+                <w:bCs w:val="false"/>
+                <w:sz w:val="18"/>
+                <w:szCs w:val="18"/>
+              </w:rPr>
+              <w:t xml:space="preserve">Revisão cega, limpeza de conservação e cópias de segurança</w:t>
+            </w:r>
+          </w:p>
+        </w:tc>
+      </w:tr>
+    </w:tbl>
+    <w:p>
+      <w:pPr>
+        <w:spacing w:after="240" w:before="60" w:line="240"/>
+        <w:jc w:val="both"/>
+      </w:pPr>
+    </w:p>
+    <w:p>
+      <w:pPr>
+        <w:pStyle w:val="Heading2"/>
+        <w:keepNext/>
+        <w:keepLines/>
+        <w:spacing w:after="160" w:before="360" w:line="300"/>
+      </w:pPr>
+      <w:r>
+        <w:rPr>
+          <w:rFonts w:ascii="Times New Roman" w:cs="Times New Roman" w:eastAsia="Times New Roman" w:hAnsi="Times New Roman"/>
+          <w:b/>
+          <w:bCs/>
+          <w:sz w:val="26"/>
+          <w:szCs w:val="26"/>
+        </w:rPr>
+        <w:t xml:space="preserve">F.4 Linha de comandos</w:t>
+      </w:r>
+    </w:p>
+    <w:p>
+      <w:pPr>
+        <w:pStyle w:val="LegendaTabela"/>
+        <w:keepNext/>
+        <w:spacing w:after="80" w:before="240" w:line="240"/>
+        <w:jc w:val="center"/>
+      </w:pPr>
+      <w:r>
+        <w:rPr>
+          <w:rFonts w:ascii="Times New Roman" w:cs="Times New Roman" w:eastAsia="Times New Roman" w:hAnsi="Times New Roman"/>
+          <w:b/>
+          <w:bCs/>
+          <w:sz w:val="20"/>
+          <w:szCs w:val="20"/>
+        </w:rPr>
+        <w:t xml:space="preserve">Tabela F.3 – Comandos do sistema</w:t>
       </w:r>
     </w:p>
     <w:tbl>
@@ -41148,7 +42732,7 @@
                 <w:sz w:val="17"/>
                 <w:szCs w:val="17"/>
               </w:rPr>
-              <w:t xml:space="preserve">python uan.py importar ficheiro.csv --plataforma YouTube --via api_oficial</w:t>
+              <w:t xml:space="preserve">python uan.py servir</w:t>
             </w:r>
           </w:p>
         </w:tc>
@@ -41182,7 +42766,7 @@
                 <w:sz w:val="17"/>
                 <w:szCs w:val="17"/>
               </w:rPr>
-              <w:t xml:space="preserve">Importa e anonimiza um lote, registando a proveniência</w:t>
+              <w:t xml:space="preserve">Arranca a aplicação web</w:t>
             </w:r>
           </w:p>
         </w:tc>
@@ -41222,7 +42806,7 @@
                 <w:sz w:val="17"/>
                 <w:szCs w:val="17"/>
               </w:rPr>
-              <w:t xml:space="preserve">python uan.py classificar</w:t>
+              <w:t xml:space="preserve">python uan.py criar-utilizador ana --nome "Ana" --papel analista</w:t>
             </w:r>
           </w:p>
         </w:tc>
@@ -41256,7 +42840,7 @@
                 <w:sz w:val="17"/>
                 <w:szCs w:val="17"/>
               </w:rPr>
-              <w:t xml:space="preserve">Classifica as publicações pendentes</w:t>
+              <w:t xml:space="preserve">Cria uma conta (pede a palavra-passe)</w:t>
             </w:r>
           </w:p>
         </w:tc>
@@ -41296,7 +42880,7 @@
                 <w:sz w:val="17"/>
                 <w:szCs w:val="17"/>
               </w:rPr>
-              <w:t xml:space="preserve">python uan.py fila --n 20</w:t>
+              <w:t xml:space="preserve">python uan.py importar ficheiro.csv --plataforma YouTube --via api_oficial</w:t>
             </w:r>
           </w:p>
         </w:tc>
@@ -41330,7 +42914,7 @@
                 <w:sz w:val="17"/>
                 <w:szCs w:val="17"/>
               </w:rPr>
-              <w:t xml:space="preserve">Mostra os 20 primeiros itens da fila</w:t>
+              <w:t xml:space="preserve">Importa e anonimiza um lote, registando a proveniência</w:t>
             </w:r>
           </w:p>
         </w:tc>
@@ -41370,7 +42954,7 @@
                 <w:sz w:val="17"/>
                 <w:szCs w:val="17"/>
               </w:rPr>
-              <w:t xml:space="preserve">python -m streamlit run painel.py</w:t>
+              <w:t xml:space="preserve">python uan.py classificar</w:t>
             </w:r>
           </w:p>
         </w:tc>
@@ -41404,7 +42988,7 @@
                 <w:sz w:val="17"/>
                 <w:szCs w:val="17"/>
               </w:rPr>
-              <w:t xml:space="preserve">Abre o painel do analista</w:t>
+              <w:t xml:space="preserve">Classifica as publicações pendentes</w:t>
             </w:r>
           </w:p>
         </w:tc>
@@ -41444,7 +43028,7 @@
                 <w:sz w:val="17"/>
                 <w:szCs w:val="17"/>
               </w:rPr>
-              <w:t xml:space="preserve">python -m uvicorn api:app --port 8000</w:t>
+              <w:t xml:space="preserve">python uan.py metricas</w:t>
             </w:r>
           </w:p>
         </w:tc>
@@ -41478,7 +43062,7 @@
                 <w:sz w:val="17"/>
                 <w:szCs w:val="17"/>
               </w:rPr>
-              <w:t xml:space="preserve">Inicia a interface de programação</w:t>
+              <w:t xml:space="preserve">Calcula as métricas operacionais</w:t>
             </w:r>
           </w:p>
         </w:tc>
@@ -41518,7 +43102,7 @@
                 <w:sz w:val="17"/>
                 <w:szCs w:val="17"/>
               </w:rPr>
-              <w:t xml:space="preserve">python uan.py metricas</w:t>
+              <w:t xml:space="preserve">python uan.py exportar revisoes.csv</w:t>
             </w:r>
           </w:p>
         </w:tc>
@@ -41552,7 +43136,7 @@
                 <w:sz w:val="17"/>
                 <w:szCs w:val="17"/>
               </w:rPr>
-              <w:t xml:space="preserve">Calcula as métricas operacionais</w:t>
+              <w:t xml:space="preserve">Exporta as revisões para novo treino</w:t>
             </w:r>
           </w:p>
         </w:tc>
@@ -41592,7 +43176,7 @@
                 <w:sz w:val="17"/>
                 <w:szCs w:val="17"/>
               </w:rPr>
-              <w:t xml:space="preserve">python uan.py exportar revisoes.csv</w:t>
+              <w:t xml:space="preserve">python uan.py limpar --dias 180</w:t>
             </w:r>
           </w:p>
         </w:tc>
@@ -41626,7 +43210,7 @@
                 <w:sz w:val="17"/>
                 <w:szCs w:val="17"/>
               </w:rPr>
-              <w:t xml:space="preserve">Exporta as revisões para novo treino</w:t>
+              <w:t xml:space="preserve">Aplica o prazo de conservação</w:t>
             </w:r>
           </w:p>
         </w:tc>
@@ -41666,7 +43250,7 @@
                 <w:sz w:val="17"/>
                 <w:szCs w:val="17"/>
               </w:rPr>
-              <w:t xml:space="preserve">python uan.py limpar --dias 180</w:t>
+              <w:t xml:space="preserve">python uan.py copia</w:t>
             </w:r>
           </w:p>
         </w:tc>
@@ -41700,7 +43284,7 @@
                 <w:sz w:val="17"/>
                 <w:szCs w:val="17"/>
               </w:rPr>
-              <w:t xml:space="preserve">Aplica o prazo de conservação</w:t>
+              <w:t xml:space="preserve">Cria uma cópia de segurança da base de dados</w:t>
             </w:r>
           </w:p>
         </w:tc>
@@ -41801,7 +43385,7 @@
           <w:sz w:val="26"/>
           <w:szCs w:val="26"/>
         </w:rPr>
-        <w:t xml:space="preserve">F.4 Guardar o modelo depois do treino</w:t>
+        <w:t xml:space="preserve">F.5 Guardar o modelo depois do treino</w:t>
       </w:r>
     </w:p>
     <w:p>

--- a/docs/Dissertacao_UAN_v13.docx
+++ b/docs/Dissertacao_UAN_v13.docx
@@ -1627,7 +1627,7 @@
           <w:sz w:val="24"/>
           <w:szCs w:val="24"/>
         </w:rPr>
-        <w:t xml:space="preserve">Com base nestes resultados, desenvolveu-se um protótipo de sistema com anonimização à entrada, em conformidade com a Lei n.º 22/11, base de dados com registo de proveniência, serviço de inferência e aplicação web com contas individuais e fila de revisão ordenada por prioridade, sem qualquer decisão automática. Com o modelo do sistema, o protótipo processou cada publicação em cerca de 0,63 segundos num computador sem GPU, o que confirma a hipótese de tempo de processamento para lotes até cerca de 90 publicações; a antecedência de detecção não foi testada. Os contributos principais são o corpus angolano anotado, a quantificação da lacuna de domínio e uma arquitectura reprodutível e de baixo custo para triagem com revisão humana.</w:t>
+        <w:t xml:space="preserve">Com base nestes resultados, desenvolveu-se um protótipo de sistema com anonimização à entrada, em conformidade com a Lei n.º 22/11, base de dados com registo de proveniência, serviço de inferência e aplicação web com contas individuais e fila de revisão ordenada por prioridade, sem qualquer decisão automática. Com o modelo do sistema, o protótipo processou cada publicação em cerca de 0,63 segundos num computador sem GPU e, com gravação por sublotes, colocou as primeiras publicações na fila em 36 segundos, o que confirma com condições a hipótese de tempo de processamento; a antecedência de detecção não foi testada. Os contributos principais são o corpus angolano anotado, a quantificação da lacuna de domínio e uma arquitectura reprodutível e de baixo custo para triagem com revisão humana.</w:t>
       </w:r>
     </w:p>
     <w:p>
@@ -1731,7 +1731,7 @@
           <w:sz w:val="24"/>
           <w:szCs w:val="24"/>
         </w:rPr>
-        <w:t xml:space="preserve">Building on these results, a prototype was developed with anonymisation at ingestion, in line with Angolan Law No. 22/11, a database that records data provenance, an inference service and a web application with individual accounts and a review queue ordered by priority, with no automatic decisions. With the system's model, the prototype processed each post in about 0.63 seconds on a computer without a GPU, which supports the processing-time hypothesis for batches of up to about 90 posts; early warning was not tested. The main contributions are the annotated Angolan corpus, the quantification of the domain gap and a reproducible, low-cost architecture for human-in-the-loop triage.</w:t>
+        <w:t xml:space="preserve">Building on these results, a prototype was developed with anonymisation at ingestion, in line with Angolan Law No. 22/11, a database that records data provenance, an inference service and a web application with individual accounts and a review queue ordered by priority, with no automatic decisions. With the system's model, the prototype processed each post in about 0.63 seconds on a computer without a GPU and, with sub-batch writing, placed the first posts in the queue within 36 seconds, which conditionally supports the processing-time hypothesis; early warning was not tested. The main contributions are the annotated Angolan corpus, the quantification of the domain gap and a reproducible, low-cost architecture for human-in-the-loop triage.</w:t>
       </w:r>
     </w:p>
     <w:p>
@@ -23848,23 +23848,22 @@
           <w:sz w:val="24"/>
           <w:szCs w:val="24"/>
         </w:rPr>
-        <w:t xml:space="preserve">Depois desta medição, o sistema passou a gravar as classificações por sublotes de 32 publicações, como a Secção 3.8.3 descreve. Com o mesmo custo por publicação, as primeiras publicações de qualquer lote deverão chegar à fila em cerca de 20 segundos, independentemente da dimensão do lote. Este valor é uma estimativa a partir da medição anterior e só substitui a condição acima depois de a medição ser repetida com a versão actual (o comando </w:t>
-      </w:r>
-      <w:r>
-        <w:rPr>
-          <w:rFonts w:ascii="Courier New" w:cs="Courier New" w:eastAsia="Courier New" w:hAnsi="Courier New"/>
-          <w:sz w:val="21"/>
-          <w:szCs w:val="21"/>
-        </w:rPr>
-        <w:t xml:space="preserve">medir-latencia</w:t>
-      </w:r>
-      <w:r>
-        <w:rPr>
-          <w:rFonts w:ascii="Times New Roman" w:cs="Times New Roman" w:eastAsia="Times New Roman" w:hAnsi="Times New Roman"/>
-          <w:sz w:val="24"/>
-          <w:szCs w:val="24"/>
-        </w:rPr>
-        <w:t xml:space="preserve"> passou a reportar também o tempo até ao primeiro sublote).</w:t>
+        <w:t xml:space="preserve">Depois desta medição, o sistema passou a gravar as classificações por sublotes de 32 publicações (Secção 3.8.3), e a medição foi repetida com a versão actual, no mesmo computador e com o mesmo lote de 198 publicações (três repetições). Com a gravação por sublotes, as primeiras 32 publicações ficaram disponíveis na fila ao fim de 36,1 segundos (mediana), contra cerca de 125 segundos na versão anterior, e este tempo não depende da dimensão do lote. O lote completo demorou 139,7 segundos (0,71 s por publicação). O custo por publicação foi um pouco mais alto do que na primeira medição porque a aplicação web, com o modelo carregado, estava a correr em simultâneo no mesmo computador.</w:t>
+      </w:r>
+    </w:p>
+    <w:p>
+      <w:pPr>
+        <w:spacing w:after="120" w:before="0" w:line="360"/>
+        <w:ind w:firstLine="567"/>
+        <w:jc w:val="both"/>
+      </w:pPr>
+      <w:r>
+        <w:rPr>
+          <w:rFonts w:ascii="Times New Roman" w:cs="Times New Roman" w:eastAsia="Times New Roman" w:hAnsi="Times New Roman"/>
+          <w:sz w:val="24"/>
+          <w:szCs w:val="24"/>
+        </w:rPr>
+        <w:t xml:space="preserve">A gravação por sublotes muda, portanto, a natureza da condição. As primeiras publicações de qualquer lote chegam à fila em menos de 60 segundos; as seguintes chegam de sublote em sublote, a cada 23 segundos aproximadamente. Por estimativa a partir destes tempos, todas as publicações de um lote ficam disponíveis em menos de 60 segundos quando cada recolha traz até cerca de 64 publicações (dois sublotes). Com recolhas frequentes e pequenas, o critério da H2 é cumprido para todas as publicações neste equipamento.</w:t>
       </w:r>
     </w:p>
     <w:p>
@@ -24327,7 +24326,7 @@
                 <w:sz w:val="19"/>
                 <w:szCs w:val="19"/>
               </w:rPr>
-              <w:t xml:space="preserve">0,63 s por publicação em CPU; cumprido para lotes até cerca de 94 publicações</w:t>
+              <w:t xml:space="preserve">0,63 s por publicação em CPU; com sublotes, primeiras publicações na fila em 36 s; todas em menos de 60 s para recolhas até cerca de 64 publicações</w:t>
             </w:r>
           </w:p>
         </w:tc>
@@ -24681,7 +24680,7 @@
           <w:sz w:val="24"/>
           <w:szCs w:val="24"/>
         </w:rPr>
-        <w:t xml:space="preserve"> O protótipo processa cada publicação em cerca de 0,63 segundos num computador sem GPU, muito abaixo do limiar de 60 segundos. Como as classificações de um lote são gravadas em conjunto, o limiar só é respeitado para lotes até cerca de 94 publicações neste equipamento. A medição cobre o processamento interno e não o intervalo entre a publicação e a sua recolha.</w:t>
+        <w:t xml:space="preserve"> O protótipo processa cada publicação em cerca de 0,63 segundos num computador sem GPU, muito abaixo do limiar de 60 segundos. Na versão medida inicialmente, que gravava o lote inteiro de uma vez, o limiar só era respeitado para lotes até cerca de 94 publicações. Com a gravação por sublotes, as primeiras publicações chegam à fila em 36 segundos independentemente do lote, e todas chegam em menos de 60 segundos quando cada recolha traz até cerca de 64 publicações. A medição cobre o processamento interno e não o intervalo entre a publicação e a sua recolha.</w:t>
       </w:r>
     </w:p>
     <w:p>
@@ -25388,7 +25387,7 @@
                 <w:sz w:val="18"/>
                 <w:szCs w:val="18"/>
               </w:rPr>
-              <w:t xml:space="preserve">Aplicação web com contas e papéis, ingestão anonimizada, base de dados auditada, classificação em segundo plano, fila por analista, revisão cega e amostra de controlo; 31 testes; tempo de processamento medido (0,63 s por publicação em CPU); avaliação com analistas por fazer</w:t>
+              <w:t xml:space="preserve">Aplicação web com contas e papéis, ingestão anonimizada, base de dados auditada, classificação em segundo plano, fila por analista, revisão cega e amostra de controlo; 31 testes; tempo de processamento medido (0,63 s por publicação em CPU; primeiras publicações na fila em 36 s com sublotes); avaliação com analistas por fazer</w:t>
             </w:r>
           </w:p>
         </w:tc>
@@ -25623,7 +25622,7 @@
           <w:sz w:val="24"/>
           <w:szCs w:val="24"/>
         </w:rPr>
-        <w:t xml:space="preserve"> foi confirmada com condições. O protótipo processa cada publicação em cerca de 0,63 segundos num computador sem GPU, mas, como grava as classificações de cada lote em conjunto, só respeita o limiar de 60 segundos para lotes até cerca de 94 publicações nesse equipamento. A </w:t>
+        <w:t xml:space="preserve"> foi confirmada com condições. O sistema processa cada publicação em cerca de 0,6 a 0,7 segundos num computador sem GPU. Com a gravação por sublotes, as primeiras publicações de qualquer lote chegam à fila em 36 segundos, e todas chegam em menos de 60 segundos quando cada recolha traz até cerca de 64 publicações; recolhas frequentes e pequenas cumprem, assim, o critério. A </w:t>
       </w:r>
       <w:r>
         <w:rPr>
@@ -26034,7 +26033,7 @@
           <w:sz w:val="24"/>
           <w:szCs w:val="24"/>
         </w:rPr>
-        <w:t xml:space="preserve"> Aplicar o protocolo da Secção 3.9 a um lote novo, com analistas: precisão nos primeiros K itens, κ analista–sistema e sensibilidade estimada numa amostra aleatória dos itens classificados como Normal. O sistema já tem as funções necessárias (revisão cega, fila independente por analista e amostra de controlo). Em paralelo, repetir a medição da H2 com a gravação por sublotes, já implementada, e em equipamento de produção.</w:t>
+        <w:t xml:space="preserve"> Aplicar o protocolo da Secção 3.9 a um lote novo, com analistas: precisão nos primeiros K itens, κ analista–sistema e sensibilidade estimada numa amostra aleatória dos itens classificados como Normal. O sistema já tem as funções necessárias (revisão cega, fila independente por analista e amostra de controlo). Em paralelo, repetir a medição da H2 em equipamento de produção, com recolhas agendadas e pequenas.</w:t>
       </w:r>
     </w:p>
     <w:p>

--- a/docs/Dissertacao_UAN_v13.docx
+++ b/docs/Dissertacao_UAN_v13.docx
@@ -1571,7 +1571,6 @@
     <w:p>
       <w:pPr>
         <w:spacing w:after="120" w:before="0" w:line="360"/>
-        <w:ind w:firstLine="567"/>
         <w:jc w:val="both"/>
       </w:pPr>
       <w:r>
@@ -1580,22 +1579,7 @@
           <w:sz w:val="24"/>
           <w:szCs w:val="24"/>
         </w:rPr>
-        <w:t xml:space="preserve">As redes sociais tornaram-se, em Angola, um espaço onde a desinformação, o discurso de ódio e os apelos à mobilização hostil circulam lado a lado com a conversa quotidiana. Com cerca de 5,5 milhões de identidades activas em redes sociais no final de 2025, o volume de publicações excede o que uma equipa de analistas consegue ler. Esta dissertação desenvolve e avalia um sistema de apoio à triagem dessas publicações, concebido para ordenar o trabalho do analista e não para o substituir.</w:t>
-      </w:r>
-    </w:p>
-    <w:p>
-      <w:pPr>
-        <w:spacing w:after="120" w:before="0" w:line="360"/>
-        <w:ind w:firstLine="567"/>
-        <w:jc w:val="both"/>
-      </w:pPr>
-      <w:r>
-        <w:rPr>
-          <w:rFonts w:ascii="Times New Roman" w:cs="Times New Roman" w:eastAsia="Times New Roman" w:hAnsi="Times New Roman"/>
-          <w:sz w:val="24"/>
-          <w:szCs w:val="24"/>
-        </w:rPr>
-        <w:t xml:space="preserve">Construiu-se um corpus de 2.637 comentários públicos do YouTube sobre temas angolanos, anotados por três anotadores em quatro categorias (Normal, Desinformação, Discurso de Ódio e Mobilização Hostil), com κ de Fleiss de 0,718. Este corpus foi combinado com três corpora públicos em português do Brasil (HateBR, ToLD-BR e Fake.br), num total de 26.859 registos. Compararam-se quatro classificadores: SVM, Floresta Aleatória, Bi-LSTM e BERTimbau. No conjunto de teste (n = 3.987), o BERTimbau obteve F1-macro de 0,807 (IC 95%: 0,774–0,838), entre 14,6 e 17,4 pontos percentuais acima dos restantes (teste de McNemar com correcção de Bonferroni, p &lt; 10</w:t>
+        <w:t xml:space="preserve">Em Angola, as redes sociais passaram a ser também um lugar onde a desinformação, o discurso de ódio e os apelos à mobilização hostil circulam ao lado da conversa de todos os dias. Com cerca de 5,5 milhões de identidades activas no final de 2025, há mais publicações do que uma equipa de analistas consegue ler. Esta dissertação desenvolve e avalia um sistema que ajuda a fazer a triagem dessas publicações, pensado para ordenar o trabalho do analista e não para o substituir. Construiu-se um corpus de 2.637 publicações públicas angolanas, na sua maioria comentários do YouTube, anotadas por três anotadores em quatro categorias (Normal, Desinformação, Discurso de Ódio e Mobilização Hostil), com κ de Fleiss de 0,718. Este corpus foi juntado a três corpora públicos do português do Brasil (HateBR, ToLD-BR e Fake.br), num total de 26.859 registos, e serviu para comparar quatro classificadores: SVM, Floresta Aleatória, Bi-LSTM e BERTimbau. No conjunto de teste (n = 3.987), o BERTimbau obteve F1-macro de 0,807 (IC 95% de 0,774 a 0,838), entre 14,6 e 17,4 pontos percentuais acima dos outros modelos (teste de McNemar com correcção de Bonferroni, p &lt; 10</w:t>
       </w:r>
       <w:r>
         <w:rPr>
@@ -1612,22 +1596,7 @@
           <w:sz w:val="24"/>
           <w:szCs w:val="24"/>
         </w:rPr>
-        <w:t xml:space="preserve">); o Bi-LSTM não se distinguiu da Floresta Aleatória. No subconjunto angolano, porém, o F1-macro do BERTimbau desceu para 0,533, contra 0,919 no corpus público, uma lacuna de domínio de 38,6 pontos percentuais. A queda é mais acentuada na Desinformação, o que indica que o modelo aprendeu sobretudo o estilo das notícias do Fake.br.</w:t>
-      </w:r>
-    </w:p>
-    <w:p>
-      <w:pPr>
-        <w:spacing w:after="120" w:before="0" w:line="360"/>
-        <w:ind w:firstLine="567"/>
-        <w:jc w:val="both"/>
-      </w:pPr>
-      <w:r>
-        <w:rPr>
-          <w:rFonts w:ascii="Times New Roman" w:cs="Times New Roman" w:eastAsia="Times New Roman" w:hAnsi="Times New Roman"/>
-          <w:sz w:val="24"/>
-          <w:szCs w:val="24"/>
-        </w:rPr>
-        <w:t xml:space="preserve">Com base nestes resultados, desenvolveu-se um protótipo de sistema com anonimização à entrada, em conformidade com a Lei n.º 22/11, base de dados com registo de proveniência, serviço de inferência e aplicação web com contas individuais e fila de revisão ordenada por prioridade, sem qualquer decisão automática. Com o modelo do sistema, o protótipo processou cada publicação em cerca de 0,63 segundos num computador sem GPU e, com gravação por sublotes, colocou as primeiras publicações na fila em 36 segundos, o que confirma com condições a hipótese de tempo de processamento; a antecedência de detecção não foi testada. Os contributos principais são o corpus angolano anotado, a quantificação da lacuna de domínio e uma arquitectura reprodutível e de baixo custo para triagem com revisão humana.</w:t>
+        <w:t xml:space="preserve">), enquanto o Bi-LSTM não se distinguiu da Floresta Aleatória. Nas publicações angolanas, porém, o F1-macro do BERTimbau caiu para 0,533, contra 0,919 no corpus público, uma diferença de 38,6 pontos percentuais. A queda foi maior na Desinformação, sinal de que o modelo aprendeu sobretudo o estilo das notícias do Fake.br. Com base nestes resultados, desenvolveu-se uma aplicação web com contas individuais, anonimização à entrada conforme a Lei n.º 22/11, registo de proveniência, auditoria e uma fila de revisão ordenada por prioridade, sem decisões automáticas. Num computador sem GPU, o sistema processou cada publicação em cerca de 0,63 segundos e, gravando as classificações por sublotes, pôs as primeiras publicações na fila em 36 segundos, o que confirma com condições a hipótese sobre o tempo de processamento. A antecedência de detecção não foi testada. Os principais contributos são o corpus angolano anotado, a medida da lacuna de domínio e uma arquitectura reprodutível e de baixo custo para triagem com revisão humana.</w:t>
       </w:r>
     </w:p>
     <w:p>
@@ -1651,7 +1620,7 @@
           <w:sz w:val="24"/>
           <w:szCs w:val="24"/>
         </w:rPr>
-        <w:t xml:space="preserve"> redes sociais; detecção de discurso de ódio; desinformação; BERTimbau; adaptação de domínio; português de Angola; segurança nacional.</w:t>
+        <w:t xml:space="preserve"> Redes sociais. Discurso de ódio. Desinformação. BERTimbau. Adaptação de domínio. Português de Angola. Segurança nacional.</w:t>
       </w:r>
     </w:p>
     <w:p>
@@ -1675,7 +1644,6 @@
     <w:p>
       <w:pPr>
         <w:spacing w:after="120" w:before="0" w:line="360"/>
-        <w:ind w:firstLine="567"/>
         <w:jc w:val="both"/>
       </w:pPr>
       <w:r>
@@ -1684,22 +1652,7 @@
           <w:sz w:val="24"/>
           <w:szCs w:val="24"/>
         </w:rPr>
-        <w:t xml:space="preserve">In Angola, social media have become a space where disinformation, hate speech and calls for hostile mobilisation circulate alongside everyday conversation. With about 5.5 million active social media identities at the end of 2025, the volume of posts exceeds what a team of analysts can read. This dissertation develops and evaluates a system that supports the triage of such posts; it is designed to order the analyst's work, not to replace it.</w:t>
-      </w:r>
-    </w:p>
-    <w:p>
-      <w:pPr>
-        <w:spacing w:after="120" w:before="0" w:line="360"/>
-        <w:ind w:firstLine="567"/>
-        <w:jc w:val="both"/>
-      </w:pPr>
-      <w:r>
-        <w:rPr>
-          <w:rFonts w:ascii="Times New Roman" w:cs="Times New Roman" w:eastAsia="Times New Roman" w:hAnsi="Times New Roman"/>
-          <w:sz w:val="24"/>
-          <w:szCs w:val="24"/>
-        </w:rPr>
-        <w:t xml:space="preserve">A corpus of 2,637 public YouTube comments on Angolan topics was built and annotated by three annotators into four categories (Normal, Disinformation, Hate Speech and Hostile Mobilisation), with a Fleiss' kappa of 0.718. It was combined with three public Brazilian Portuguese corpora (HateBR, ToLD-BR and Fake.br), for a total of 26,859 records. Four classifiers were compared: SVM, Random Forest, Bi-LSTM and BERTimbau. On the test set (n = 3,987), BERTimbau reached a macro-F1 of 0.807 (95% CI: 0.774–0.838), between 14.6 and 17.4 percentage points above the other models (McNemar test with Bonferroni correction, p &lt; 10</w:t>
+        <w:t xml:space="preserve">In Angola, social media have also become a place where disinformation, hate speech and calls for hostile mobilisation circulate alongside everyday conversation. With about 5.5 million active identities at the end of 2025, there are more posts than a team of analysts can read. This dissertation develops and evaluates a system that helps triage these posts, designed to order the analyst's work rather than replace it. A corpus of 2,637 public Angolan posts, mostly YouTube comments, was built and annotated by three annotators into four categories (Normal, Disinformation, Hate Speech and Hostile Mobilisation), with a Fleiss' kappa of 0.718. It was combined with three public Brazilian Portuguese corpora (HateBR, ToLD-BR and Fake.br), for a total of 26,859 records, and used to compare four classifiers: SVM, Random Forest, Bi-LSTM and BERTimbau. On the test set (n = 3,987), BERTimbau reached a macro-F1 of 0.807 (95% CI 0.774 to 0.838), between 14.6 and 17.4 percentage points above the other models (McNemar test with Bonferroni correction, p &lt; 10</w:t>
       </w:r>
       <w:r>
         <w:rPr>
@@ -1716,22 +1669,7 @@
           <w:sz w:val="24"/>
           <w:szCs w:val="24"/>
         </w:rPr>
-        <w:t xml:space="preserve">); the Bi-LSTM did not differ from the Random Forest. On the Angolan subset, however, BERTimbau's macro-F1 fell to 0.533, against 0.919 on the public corpus, a domain gap of 38.6 percentage points. The drop is largest for disinformation, which indicates that the model learned mainly the style of the Fake.br news articles.</w:t>
-      </w:r>
-    </w:p>
-    <w:p>
-      <w:pPr>
-        <w:spacing w:after="120" w:before="0" w:line="360"/>
-        <w:ind w:firstLine="567"/>
-        <w:jc w:val="both"/>
-      </w:pPr>
-      <w:r>
-        <w:rPr>
-          <w:rFonts w:ascii="Times New Roman" w:cs="Times New Roman" w:eastAsia="Times New Roman" w:hAnsi="Times New Roman"/>
-          <w:sz w:val="24"/>
-          <w:szCs w:val="24"/>
-        </w:rPr>
-        <w:t xml:space="preserve">Building on these results, a prototype was developed with anonymisation at ingestion, in line with Angolan Law No. 22/11, a database that records data provenance, an inference service and a web application with individual accounts and a review queue ordered by priority, with no automatic decisions. With the system's model, the prototype processed each post in about 0.63 seconds on a computer without a GPU and, with sub-batch writing, placed the first posts in the queue within 36 seconds, which conditionally supports the processing-time hypothesis; early warning was not tested. The main contributions are the annotated Angolan corpus, the quantification of the domain gap and a reproducible, low-cost architecture for human-in-the-loop triage.</w:t>
+        <w:t xml:space="preserve">), while the Bi-LSTM did not differ from the Random Forest. On Angolan posts, however, BERTimbau's macro-F1 fell to 0.533, against 0.919 on the public corpus, a gap of 38.6 percentage points. The drop was largest for disinformation, a sign that the model learned mainly the style of the Fake.br news articles. Building on these results, a web application was developed with individual accounts, anonymisation at ingestion in line with Angolan Law No. 22/11, provenance records, auditing and a review queue ordered by priority, with no automatic decisions. On a computer without a GPU, the system processed each post in about 0.63 seconds and, by writing classifications in sub-batches, placed the first posts in the queue within 36 seconds, which conditionally supports the processing-time hypothesis. Early warning was not tested. The main contributions are the annotated Angolan corpus, the measurement of the domain gap and a reproducible, low-cost architecture for human-in-the-loop triage.</w:t>
       </w:r>
     </w:p>
     <w:p>
@@ -1755,7 +1693,7 @@
           <w:sz w:val="24"/>
           <w:szCs w:val="24"/>
         </w:rPr>
-        <w:t xml:space="preserve"> social media; hate speech detection; disinformation; BERTimbau; domain adaptation; Angolan Portuguese; national security.</w:t>
+        <w:t xml:space="preserve"> Social media. Hate speech. Disinformation. BERTimbau. Domain adaptation. Angolan Portuguese. National security.</w:t>
       </w:r>
     </w:p>
     <w:p>
@@ -3827,9 +3765,3265 @@
       <w:sdtContent>
         <w:p>
           <w:r>
-            <w:fldChar w:fldCharType="begin" w:dirty="true"/>
+            <w:fldChar w:fldCharType="begin"/>
             <w:instrText xml:space="preserve">TOC \h \o "1-3"</w:instrText>
             <w:fldChar w:fldCharType="separate"/>
+          </w:r>
+        </w:p>
+        <w:p>
+          <w:pPr>
+            <w:tabs>
+              <w:tab w:val="right" w:leader="dot" w:pos="8221"/>
+            </w:tabs>
+            <w:spacing w:before="60" w:after="60" w:line="276" w:lineRule="auto"/>
+            <w:ind w:left="0" w:right="560" w:hanging="0"/>
+            <w:jc w:val="left"/>
+          </w:pPr>
+          <w:r>
+            <w:rPr>
+              <w:rFonts w:ascii="Times New Roman" w:hAnsi="Times New Roman" w:cs="Times New Roman"/>
+              <w:b/>
+              <w:bCs/>
+              <w:sz w:val="24"/>
+              <w:szCs w:val="24"/>
+            </w:rPr>
+            <w:t xml:space="preserve">CAPÍTULO 1 – INTRODUÇÃO</w:t>
+          </w:r>
+          <w:r>
+            <w:rPr>
+              <w:rFonts w:ascii="Times New Roman" w:hAnsi="Times New Roman" w:cs="Times New Roman"/>
+              <w:sz w:val="24"/>
+              <w:szCs w:val="24"/>
+            </w:rPr>
+            <w:tab/>
+          </w:r>
+          <w:r>
+            <w:rPr>
+              <w:rFonts w:ascii="Times New Roman" w:hAnsi="Times New Roman" w:cs="Times New Roman"/>
+              <w:sz w:val="24"/>
+              <w:szCs w:val="24"/>
+            </w:rPr>
+            <w:t>1</w:t>
+          </w:r>
+        </w:p>
+        <w:p>
+          <w:pPr>
+            <w:tabs>
+              <w:tab w:val="right" w:leader="dot" w:pos="8221"/>
+            </w:tabs>
+            <w:spacing w:before="0" w:after="60" w:line="276" w:lineRule="auto"/>
+            <w:ind w:left="400" w:right="560" w:hanging="0"/>
+            <w:jc w:val="left"/>
+          </w:pPr>
+          <w:r>
+            <w:rPr>
+              <w:rFonts w:ascii="Times New Roman" w:hAnsi="Times New Roman" w:cs="Times New Roman"/>
+              <w:sz w:val="24"/>
+              <w:szCs w:val="24"/>
+            </w:rPr>
+            <w:t xml:space="preserve">1.1 Contextualização</w:t>
+          </w:r>
+          <w:r>
+            <w:rPr>
+              <w:rFonts w:ascii="Times New Roman" w:hAnsi="Times New Roman" w:cs="Times New Roman"/>
+              <w:sz w:val="24"/>
+              <w:szCs w:val="24"/>
+            </w:rPr>
+            <w:tab/>
+          </w:r>
+          <w:r>
+            <w:rPr>
+              <w:rFonts w:ascii="Times New Roman" w:hAnsi="Times New Roman" w:cs="Times New Roman"/>
+              <w:sz w:val="24"/>
+              <w:szCs w:val="24"/>
+            </w:rPr>
+            <w:t>1</w:t>
+          </w:r>
+        </w:p>
+        <w:p>
+          <w:pPr>
+            <w:tabs>
+              <w:tab w:val="right" w:leader="dot" w:pos="8221"/>
+            </w:tabs>
+            <w:spacing w:before="0" w:after="60" w:line="276" w:lineRule="auto"/>
+            <w:ind w:left="400" w:right="560" w:hanging="0"/>
+            <w:jc w:val="left"/>
+          </w:pPr>
+          <w:r>
+            <w:rPr>
+              <w:rFonts w:ascii="Times New Roman" w:hAnsi="Times New Roman" w:cs="Times New Roman"/>
+              <w:sz w:val="24"/>
+              <w:szCs w:val="24"/>
+            </w:rPr>
+            <w:t xml:space="preserve">1.2 Problema de investigação</w:t>
+          </w:r>
+          <w:r>
+            <w:rPr>
+              <w:rFonts w:ascii="Times New Roman" w:hAnsi="Times New Roman" w:cs="Times New Roman"/>
+              <w:sz w:val="24"/>
+              <w:szCs w:val="24"/>
+            </w:rPr>
+            <w:tab/>
+          </w:r>
+          <w:r>
+            <w:rPr>
+              <w:rFonts w:ascii="Times New Roman" w:hAnsi="Times New Roman" w:cs="Times New Roman"/>
+              <w:sz w:val="24"/>
+              <w:szCs w:val="24"/>
+            </w:rPr>
+            <w:t>2</w:t>
+          </w:r>
+        </w:p>
+        <w:p>
+          <w:pPr>
+            <w:tabs>
+              <w:tab w:val="right" w:leader="dot" w:pos="8221"/>
+            </w:tabs>
+            <w:spacing w:before="0" w:after="60" w:line="276" w:lineRule="auto"/>
+            <w:ind w:left="400" w:right="560" w:hanging="0"/>
+            <w:jc w:val="left"/>
+          </w:pPr>
+          <w:r>
+            <w:rPr>
+              <w:rFonts w:ascii="Times New Roman" w:hAnsi="Times New Roman" w:cs="Times New Roman"/>
+              <w:sz w:val="24"/>
+              <w:szCs w:val="24"/>
+            </w:rPr>
+            <w:t xml:space="preserve">1.3 Hipóteses de investigação</w:t>
+          </w:r>
+          <w:r>
+            <w:rPr>
+              <w:rFonts w:ascii="Times New Roman" w:hAnsi="Times New Roman" w:cs="Times New Roman"/>
+              <w:sz w:val="24"/>
+              <w:szCs w:val="24"/>
+            </w:rPr>
+            <w:tab/>
+          </w:r>
+          <w:r>
+            <w:rPr>
+              <w:rFonts w:ascii="Times New Roman" w:hAnsi="Times New Roman" w:cs="Times New Roman"/>
+              <w:sz w:val="24"/>
+              <w:szCs w:val="24"/>
+            </w:rPr>
+            <w:t>2</w:t>
+          </w:r>
+        </w:p>
+        <w:p>
+          <w:pPr>
+            <w:tabs>
+              <w:tab w:val="right" w:leader="dot" w:pos="8221"/>
+            </w:tabs>
+            <w:spacing w:before="0" w:after="60" w:line="276" w:lineRule="auto"/>
+            <w:ind w:left="400" w:right="560" w:hanging="0"/>
+            <w:jc w:val="left"/>
+          </w:pPr>
+          <w:r>
+            <w:rPr>
+              <w:rFonts w:ascii="Times New Roman" w:hAnsi="Times New Roman" w:cs="Times New Roman"/>
+              <w:sz w:val="24"/>
+              <w:szCs w:val="24"/>
+            </w:rPr>
+            <w:t xml:space="preserve">1.4 Objectivos</w:t>
+          </w:r>
+          <w:r>
+            <w:rPr>
+              <w:rFonts w:ascii="Times New Roman" w:hAnsi="Times New Roman" w:cs="Times New Roman"/>
+              <w:sz w:val="24"/>
+              <w:szCs w:val="24"/>
+            </w:rPr>
+            <w:tab/>
+          </w:r>
+          <w:r>
+            <w:rPr>
+              <w:rFonts w:ascii="Times New Roman" w:hAnsi="Times New Roman" w:cs="Times New Roman"/>
+              <w:sz w:val="24"/>
+              <w:szCs w:val="24"/>
+            </w:rPr>
+            <w:t>3</w:t>
+          </w:r>
+        </w:p>
+        <w:p>
+          <w:pPr>
+            <w:tabs>
+              <w:tab w:val="right" w:leader="dot" w:pos="8221"/>
+            </w:tabs>
+            <w:spacing w:before="0" w:after="60" w:line="276" w:lineRule="auto"/>
+            <w:ind w:left="800" w:right="560" w:hanging="0"/>
+            <w:jc w:val="left"/>
+          </w:pPr>
+          <w:r>
+            <w:rPr>
+              <w:rFonts w:ascii="Times New Roman" w:hAnsi="Times New Roman" w:cs="Times New Roman"/>
+              <w:sz w:val="24"/>
+              <w:szCs w:val="24"/>
+            </w:rPr>
+            <w:t xml:space="preserve">1.4.1 Objectivo geral</w:t>
+          </w:r>
+          <w:r>
+            <w:rPr>
+              <w:rFonts w:ascii="Times New Roman" w:hAnsi="Times New Roman" w:cs="Times New Roman"/>
+              <w:sz w:val="24"/>
+              <w:szCs w:val="24"/>
+            </w:rPr>
+            <w:tab/>
+          </w:r>
+          <w:r>
+            <w:rPr>
+              <w:rFonts w:ascii="Times New Roman" w:hAnsi="Times New Roman" w:cs="Times New Roman"/>
+              <w:sz w:val="24"/>
+              <w:szCs w:val="24"/>
+            </w:rPr>
+            <w:t>3</w:t>
+          </w:r>
+        </w:p>
+        <w:p>
+          <w:pPr>
+            <w:tabs>
+              <w:tab w:val="right" w:leader="dot" w:pos="8221"/>
+            </w:tabs>
+            <w:spacing w:before="0" w:after="60" w:line="276" w:lineRule="auto"/>
+            <w:ind w:left="800" w:right="560" w:hanging="0"/>
+            <w:jc w:val="left"/>
+          </w:pPr>
+          <w:r>
+            <w:rPr>
+              <w:rFonts w:ascii="Times New Roman" w:hAnsi="Times New Roman" w:cs="Times New Roman"/>
+              <w:sz w:val="24"/>
+              <w:szCs w:val="24"/>
+            </w:rPr>
+            <w:t xml:space="preserve">1.4.2 Objectivos específicos</w:t>
+          </w:r>
+          <w:r>
+            <w:rPr>
+              <w:rFonts w:ascii="Times New Roman" w:hAnsi="Times New Roman" w:cs="Times New Roman"/>
+              <w:sz w:val="24"/>
+              <w:szCs w:val="24"/>
+            </w:rPr>
+            <w:tab/>
+          </w:r>
+          <w:r>
+            <w:rPr>
+              <w:rFonts w:ascii="Times New Roman" w:hAnsi="Times New Roman" w:cs="Times New Roman"/>
+              <w:sz w:val="24"/>
+              <w:szCs w:val="24"/>
+            </w:rPr>
+            <w:t>3</w:t>
+          </w:r>
+        </w:p>
+        <w:p>
+          <w:pPr>
+            <w:tabs>
+              <w:tab w:val="right" w:leader="dot" w:pos="8221"/>
+            </w:tabs>
+            <w:spacing w:before="0" w:after="60" w:line="276" w:lineRule="auto"/>
+            <w:ind w:left="400" w:right="560" w:hanging="0"/>
+            <w:jc w:val="left"/>
+          </w:pPr>
+          <w:r>
+            <w:rPr>
+              <w:rFonts w:ascii="Times New Roman" w:hAnsi="Times New Roman" w:cs="Times New Roman"/>
+              <w:sz w:val="24"/>
+              <w:szCs w:val="24"/>
+            </w:rPr>
+            <w:t xml:space="preserve">1.5 Justificação e relevância</w:t>
+          </w:r>
+          <w:r>
+            <w:rPr>
+              <w:rFonts w:ascii="Times New Roman" w:hAnsi="Times New Roman" w:cs="Times New Roman"/>
+              <w:sz w:val="24"/>
+              <w:szCs w:val="24"/>
+            </w:rPr>
+            <w:tab/>
+          </w:r>
+          <w:r>
+            <w:rPr>
+              <w:rFonts w:ascii="Times New Roman" w:hAnsi="Times New Roman" w:cs="Times New Roman"/>
+              <w:sz w:val="24"/>
+              <w:szCs w:val="24"/>
+            </w:rPr>
+            <w:t>4</w:t>
+          </w:r>
+        </w:p>
+        <w:p>
+          <w:pPr>
+            <w:tabs>
+              <w:tab w:val="right" w:leader="dot" w:pos="8221"/>
+            </w:tabs>
+            <w:spacing w:before="0" w:after="60" w:line="276" w:lineRule="auto"/>
+            <w:ind w:left="400" w:right="560" w:hanging="0"/>
+            <w:jc w:val="left"/>
+          </w:pPr>
+          <w:r>
+            <w:rPr>
+              <w:rFonts w:ascii="Times New Roman" w:hAnsi="Times New Roman" w:cs="Times New Roman"/>
+              <w:sz w:val="24"/>
+              <w:szCs w:val="24"/>
+            </w:rPr>
+            <w:t xml:space="preserve">1.6 Delimitação do estudo</w:t>
+          </w:r>
+          <w:r>
+            <w:rPr>
+              <w:rFonts w:ascii="Times New Roman" w:hAnsi="Times New Roman" w:cs="Times New Roman"/>
+              <w:sz w:val="24"/>
+              <w:szCs w:val="24"/>
+            </w:rPr>
+            <w:tab/>
+          </w:r>
+          <w:r>
+            <w:rPr>
+              <w:rFonts w:ascii="Times New Roman" w:hAnsi="Times New Roman" w:cs="Times New Roman"/>
+              <w:sz w:val="24"/>
+              <w:szCs w:val="24"/>
+            </w:rPr>
+            <w:t>4</w:t>
+          </w:r>
+        </w:p>
+        <w:p>
+          <w:pPr>
+            <w:tabs>
+              <w:tab w:val="right" w:leader="dot" w:pos="8221"/>
+            </w:tabs>
+            <w:spacing w:before="0" w:after="60" w:line="276" w:lineRule="auto"/>
+            <w:ind w:left="400" w:right="560" w:hanging="0"/>
+            <w:jc w:val="left"/>
+          </w:pPr>
+          <w:r>
+            <w:rPr>
+              <w:rFonts w:ascii="Times New Roman" w:hAnsi="Times New Roman" w:cs="Times New Roman"/>
+              <w:sz w:val="24"/>
+              <w:szCs w:val="24"/>
+            </w:rPr>
+            <w:t xml:space="preserve">1.7 Estrutura da dissertação</w:t>
+          </w:r>
+          <w:r>
+            <w:rPr>
+              <w:rFonts w:ascii="Times New Roman" w:hAnsi="Times New Roman" w:cs="Times New Roman"/>
+              <w:sz w:val="24"/>
+              <w:szCs w:val="24"/>
+            </w:rPr>
+            <w:tab/>
+          </w:r>
+          <w:r>
+            <w:rPr>
+              <w:rFonts w:ascii="Times New Roman" w:hAnsi="Times New Roman" w:cs="Times New Roman"/>
+              <w:sz w:val="24"/>
+              <w:szCs w:val="24"/>
+            </w:rPr>
+            <w:t>5</w:t>
+          </w:r>
+        </w:p>
+        <w:p>
+          <w:pPr>
+            <w:tabs>
+              <w:tab w:val="right" w:leader="dot" w:pos="8221"/>
+            </w:tabs>
+            <w:spacing w:before="60" w:after="60" w:line="276" w:lineRule="auto"/>
+            <w:ind w:left="0" w:right="560" w:hanging="0"/>
+            <w:jc w:val="left"/>
+          </w:pPr>
+          <w:r>
+            <w:rPr>
+              <w:rFonts w:ascii="Times New Roman" w:hAnsi="Times New Roman" w:cs="Times New Roman"/>
+              <w:b/>
+              <w:bCs/>
+              <w:sz w:val="24"/>
+              <w:szCs w:val="24"/>
+            </w:rPr>
+            <w:t xml:space="preserve">CAPÍTULO 2 – REVISÃO DA LITERATURA</w:t>
+          </w:r>
+          <w:r>
+            <w:rPr>
+              <w:rFonts w:ascii="Times New Roman" w:hAnsi="Times New Roman" w:cs="Times New Roman"/>
+              <w:sz w:val="24"/>
+              <w:szCs w:val="24"/>
+            </w:rPr>
+            <w:tab/>
+          </w:r>
+          <w:r>
+            <w:rPr>
+              <w:rFonts w:ascii="Times New Roman" w:hAnsi="Times New Roman" w:cs="Times New Roman"/>
+              <w:sz w:val="24"/>
+              <w:szCs w:val="24"/>
+            </w:rPr>
+            <w:t>6</w:t>
+          </w:r>
+        </w:p>
+        <w:p>
+          <w:pPr>
+            <w:tabs>
+              <w:tab w:val="right" w:leader="dot" w:pos="8221"/>
+            </w:tabs>
+            <w:spacing w:before="0" w:after="60" w:line="276" w:lineRule="auto"/>
+            <w:ind w:left="400" w:right="560" w:hanging="0"/>
+            <w:jc w:val="left"/>
+          </w:pPr>
+          <w:r>
+            <w:rPr>
+              <w:rFonts w:ascii="Times New Roman" w:hAnsi="Times New Roman" w:cs="Times New Roman"/>
+              <w:sz w:val="24"/>
+              <w:szCs w:val="24"/>
+            </w:rPr>
+            <w:t xml:space="preserve">2.1 Redes sociais: conceito, evolução e dimensão securitária</w:t>
+          </w:r>
+          <w:r>
+            <w:rPr>
+              <w:rFonts w:ascii="Times New Roman" w:hAnsi="Times New Roman" w:cs="Times New Roman"/>
+              <w:sz w:val="24"/>
+              <w:szCs w:val="24"/>
+            </w:rPr>
+            <w:tab/>
+          </w:r>
+          <w:r>
+            <w:rPr>
+              <w:rFonts w:ascii="Times New Roman" w:hAnsi="Times New Roman" w:cs="Times New Roman"/>
+              <w:sz w:val="24"/>
+              <w:szCs w:val="24"/>
+            </w:rPr>
+            <w:t>6</w:t>
+          </w:r>
+        </w:p>
+        <w:p>
+          <w:pPr>
+            <w:tabs>
+              <w:tab w:val="right" w:leader="dot" w:pos="8221"/>
+            </w:tabs>
+            <w:spacing w:before="0" w:after="60" w:line="276" w:lineRule="auto"/>
+            <w:ind w:left="800" w:right="560" w:hanging="0"/>
+            <w:jc w:val="left"/>
+          </w:pPr>
+          <w:r>
+            <w:rPr>
+              <w:rFonts w:ascii="Times New Roman" w:hAnsi="Times New Roman" w:cs="Times New Roman"/>
+              <w:sz w:val="24"/>
+              <w:szCs w:val="24"/>
+            </w:rPr>
+            <w:t xml:space="preserve">2.1.1 Conceito e evolução</w:t>
+          </w:r>
+          <w:r>
+            <w:rPr>
+              <w:rFonts w:ascii="Times New Roman" w:hAnsi="Times New Roman" w:cs="Times New Roman"/>
+              <w:sz w:val="24"/>
+              <w:szCs w:val="24"/>
+            </w:rPr>
+            <w:tab/>
+          </w:r>
+          <w:r>
+            <w:rPr>
+              <w:rFonts w:ascii="Times New Roman" w:hAnsi="Times New Roman" w:cs="Times New Roman"/>
+              <w:sz w:val="24"/>
+              <w:szCs w:val="24"/>
+            </w:rPr>
+            <w:t>6</w:t>
+          </w:r>
+        </w:p>
+        <w:p>
+          <w:pPr>
+            <w:tabs>
+              <w:tab w:val="right" w:leader="dot" w:pos="8221"/>
+            </w:tabs>
+            <w:spacing w:before="0" w:after="60" w:line="276" w:lineRule="auto"/>
+            <w:ind w:left="800" w:right="560" w:hanging="0"/>
+            <w:jc w:val="left"/>
+          </w:pPr>
+          <w:r>
+            <w:rPr>
+              <w:rFonts w:ascii="Times New Roman" w:hAnsi="Times New Roman" w:cs="Times New Roman"/>
+              <w:sz w:val="24"/>
+              <w:szCs w:val="24"/>
+            </w:rPr>
+            <w:t xml:space="preserve">2.1.2 O ecossistema digital angolano</w:t>
+          </w:r>
+          <w:r>
+            <w:rPr>
+              <w:rFonts w:ascii="Times New Roman" w:hAnsi="Times New Roman" w:cs="Times New Roman"/>
+              <w:sz w:val="24"/>
+              <w:szCs w:val="24"/>
+            </w:rPr>
+            <w:tab/>
+          </w:r>
+          <w:r>
+            <w:rPr>
+              <w:rFonts w:ascii="Times New Roman" w:hAnsi="Times New Roman" w:cs="Times New Roman"/>
+              <w:sz w:val="24"/>
+              <w:szCs w:val="24"/>
+            </w:rPr>
+            <w:t>6</w:t>
+          </w:r>
+        </w:p>
+        <w:p>
+          <w:pPr>
+            <w:tabs>
+              <w:tab w:val="right" w:leader="dot" w:pos="8221"/>
+            </w:tabs>
+            <w:spacing w:before="0" w:after="60" w:line="276" w:lineRule="auto"/>
+            <w:ind w:left="400" w:right="560" w:hanging="0"/>
+            <w:jc w:val="left"/>
+          </w:pPr>
+          <w:r>
+            <w:rPr>
+              <w:rFonts w:ascii="Times New Roman" w:hAnsi="Times New Roman" w:cs="Times New Roman"/>
+              <w:sz w:val="24"/>
+              <w:szCs w:val="24"/>
+            </w:rPr>
+            <w:t xml:space="preserve">2.2 Categorias de ameaças digitais</w:t>
+          </w:r>
+          <w:r>
+            <w:rPr>
+              <w:rFonts w:ascii="Times New Roman" w:hAnsi="Times New Roman" w:cs="Times New Roman"/>
+              <w:sz w:val="24"/>
+              <w:szCs w:val="24"/>
+            </w:rPr>
+            <w:tab/>
+          </w:r>
+          <w:r>
+            <w:rPr>
+              <w:rFonts w:ascii="Times New Roman" w:hAnsi="Times New Roman" w:cs="Times New Roman"/>
+              <w:sz w:val="24"/>
+              <w:szCs w:val="24"/>
+            </w:rPr>
+            <w:t>7</w:t>
+          </w:r>
+        </w:p>
+        <w:p>
+          <w:pPr>
+            <w:tabs>
+              <w:tab w:val="right" w:leader="dot" w:pos="8221"/>
+            </w:tabs>
+            <w:spacing w:before="0" w:after="60" w:line="276" w:lineRule="auto"/>
+            <w:ind w:left="400" w:right="560" w:hanging="0"/>
+            <w:jc w:val="left"/>
+          </w:pPr>
+          <w:r>
+            <w:rPr>
+              <w:rFonts w:ascii="Times New Roman" w:hAnsi="Times New Roman" w:cs="Times New Roman"/>
+              <w:sz w:val="24"/>
+              <w:szCs w:val="24"/>
+            </w:rPr>
+            <w:t xml:space="preserve">2.3 Sistemas de monitorização de ameaças</w:t>
+          </w:r>
+          <w:r>
+            <w:rPr>
+              <w:rFonts w:ascii="Times New Roman" w:hAnsi="Times New Roman" w:cs="Times New Roman"/>
+              <w:sz w:val="24"/>
+              <w:szCs w:val="24"/>
+            </w:rPr>
+            <w:tab/>
+          </w:r>
+          <w:r>
+            <w:rPr>
+              <w:rFonts w:ascii="Times New Roman" w:hAnsi="Times New Roman" w:cs="Times New Roman"/>
+              <w:sz w:val="24"/>
+              <w:szCs w:val="24"/>
+            </w:rPr>
+            <w:t>8</w:t>
+          </w:r>
+        </w:p>
+        <w:p>
+          <w:pPr>
+            <w:tabs>
+              <w:tab w:val="right" w:leader="dot" w:pos="8221"/>
+            </w:tabs>
+            <w:spacing w:before="0" w:after="60" w:line="276" w:lineRule="auto"/>
+            <w:ind w:left="400" w:right="560" w:hanging="0"/>
+            <w:jc w:val="left"/>
+          </w:pPr>
+          <w:r>
+            <w:rPr>
+              <w:rFonts w:ascii="Times New Roman" w:hAnsi="Times New Roman" w:cs="Times New Roman"/>
+              <w:sz w:val="24"/>
+              <w:szCs w:val="24"/>
+            </w:rPr>
+            <w:t xml:space="preserve">2.4 Recursos e modelos de linguagem para o português</w:t>
+          </w:r>
+          <w:r>
+            <w:rPr>
+              <w:rFonts w:ascii="Times New Roman" w:hAnsi="Times New Roman" w:cs="Times New Roman"/>
+              <w:sz w:val="24"/>
+              <w:szCs w:val="24"/>
+            </w:rPr>
+            <w:tab/>
+          </w:r>
+          <w:r>
+            <w:rPr>
+              <w:rFonts w:ascii="Times New Roman" w:hAnsi="Times New Roman" w:cs="Times New Roman"/>
+              <w:sz w:val="24"/>
+              <w:szCs w:val="24"/>
+            </w:rPr>
+            <w:t>9</w:t>
+          </w:r>
+        </w:p>
+        <w:p>
+          <w:pPr>
+            <w:tabs>
+              <w:tab w:val="right" w:leader="dot" w:pos="8221"/>
+            </w:tabs>
+            <w:spacing w:before="0" w:after="60" w:line="276" w:lineRule="auto"/>
+            <w:ind w:left="800" w:right="560" w:hanging="0"/>
+            <w:jc w:val="left"/>
+          </w:pPr>
+          <w:r>
+            <w:rPr>
+              <w:rFonts w:ascii="Times New Roman" w:hAnsi="Times New Roman" w:cs="Times New Roman"/>
+              <w:sz w:val="24"/>
+              <w:szCs w:val="24"/>
+            </w:rPr>
+            <w:t xml:space="preserve">2.4.1 Corpora anotados</w:t>
+          </w:r>
+          <w:r>
+            <w:rPr>
+              <w:rFonts w:ascii="Times New Roman" w:hAnsi="Times New Roman" w:cs="Times New Roman"/>
+              <w:sz w:val="24"/>
+              <w:szCs w:val="24"/>
+            </w:rPr>
+            <w:tab/>
+          </w:r>
+          <w:r>
+            <w:rPr>
+              <w:rFonts w:ascii="Times New Roman" w:hAnsi="Times New Roman" w:cs="Times New Roman"/>
+              <w:sz w:val="24"/>
+              <w:szCs w:val="24"/>
+            </w:rPr>
+            <w:t>9</w:t>
+          </w:r>
+        </w:p>
+        <w:p>
+          <w:pPr>
+            <w:tabs>
+              <w:tab w:val="right" w:leader="dot" w:pos="8221"/>
+            </w:tabs>
+            <w:spacing w:before="0" w:after="60" w:line="276" w:lineRule="auto"/>
+            <w:ind w:left="800" w:right="560" w:hanging="0"/>
+            <w:jc w:val="left"/>
+          </w:pPr>
+          <w:r>
+            <w:rPr>
+              <w:rFonts w:ascii="Times New Roman" w:hAnsi="Times New Roman" w:cs="Times New Roman"/>
+              <w:sz w:val="24"/>
+              <w:szCs w:val="24"/>
+            </w:rPr>
+            <w:t xml:space="preserve">2.4.2 Modelos de linguagem</w:t>
+          </w:r>
+          <w:r>
+            <w:rPr>
+              <w:rFonts w:ascii="Times New Roman" w:hAnsi="Times New Roman" w:cs="Times New Roman"/>
+              <w:sz w:val="24"/>
+              <w:szCs w:val="24"/>
+            </w:rPr>
+            <w:tab/>
+          </w:r>
+          <w:r>
+            <w:rPr>
+              <w:rFonts w:ascii="Times New Roman" w:hAnsi="Times New Roman" w:cs="Times New Roman"/>
+              <w:sz w:val="24"/>
+              <w:szCs w:val="24"/>
+            </w:rPr>
+            <w:t>9</w:t>
+          </w:r>
+        </w:p>
+        <w:p>
+          <w:pPr>
+            <w:tabs>
+              <w:tab w:val="right" w:leader="dot" w:pos="8221"/>
+            </w:tabs>
+            <w:spacing w:before="0" w:after="60" w:line="276" w:lineRule="auto"/>
+            <w:ind w:left="400" w:right="560" w:hanging="0"/>
+            <w:jc w:val="left"/>
+          </w:pPr>
+          <w:r>
+            <w:rPr>
+              <w:rFonts w:ascii="Times New Roman" w:hAnsi="Times New Roman" w:cs="Times New Roman"/>
+              <w:sz w:val="24"/>
+              <w:szCs w:val="24"/>
+            </w:rPr>
+            <w:t xml:space="preserve">2.5 Algoritmos de classificação de texto</w:t>
+          </w:r>
+          <w:r>
+            <w:rPr>
+              <w:rFonts w:ascii="Times New Roman" w:hAnsi="Times New Roman" w:cs="Times New Roman"/>
+              <w:sz w:val="24"/>
+              <w:szCs w:val="24"/>
+            </w:rPr>
+            <w:tab/>
+          </w:r>
+          <w:r>
+            <w:rPr>
+              <w:rFonts w:ascii="Times New Roman" w:hAnsi="Times New Roman" w:cs="Times New Roman"/>
+              <w:sz w:val="24"/>
+              <w:szCs w:val="24"/>
+            </w:rPr>
+            <w:t>10</w:t>
+          </w:r>
+        </w:p>
+        <w:p>
+          <w:pPr>
+            <w:tabs>
+              <w:tab w:val="right" w:leader="dot" w:pos="8221"/>
+            </w:tabs>
+            <w:spacing w:before="0" w:after="60" w:line="276" w:lineRule="auto"/>
+            <w:ind w:left="400" w:right="560" w:hanging="0"/>
+            <w:jc w:val="left"/>
+          </w:pPr>
+          <w:r>
+            <w:rPr>
+              <w:rFonts w:ascii="Times New Roman" w:hAnsi="Times New Roman" w:cs="Times New Roman"/>
+              <w:sz w:val="24"/>
+              <w:szCs w:val="24"/>
+            </w:rPr>
+            <w:t xml:space="preserve">2.6 Avaliação de classificadores</w:t>
+          </w:r>
+          <w:r>
+            <w:rPr>
+              <w:rFonts w:ascii="Times New Roman" w:hAnsi="Times New Roman" w:cs="Times New Roman"/>
+              <w:sz w:val="24"/>
+              <w:szCs w:val="24"/>
+            </w:rPr>
+            <w:tab/>
+          </w:r>
+          <w:r>
+            <w:rPr>
+              <w:rFonts w:ascii="Times New Roman" w:hAnsi="Times New Roman" w:cs="Times New Roman"/>
+              <w:sz w:val="24"/>
+              <w:szCs w:val="24"/>
+            </w:rPr>
+            <w:t>11</w:t>
+          </w:r>
+        </w:p>
+        <w:p>
+          <w:pPr>
+            <w:tabs>
+              <w:tab w:val="right" w:leader="dot" w:pos="8221"/>
+            </w:tabs>
+            <w:spacing w:before="0" w:after="60" w:line="276" w:lineRule="auto"/>
+            <w:ind w:left="400" w:right="560" w:hanging="0"/>
+            <w:jc w:val="left"/>
+          </w:pPr>
+          <w:r>
+            <w:rPr>
+              <w:rFonts w:ascii="Times New Roman" w:hAnsi="Times New Roman" w:cs="Times New Roman"/>
+              <w:sz w:val="24"/>
+              <w:szCs w:val="24"/>
+            </w:rPr>
+            <w:t xml:space="preserve">2.7 Generalização entre domínios e aprendizagem de atalhos</w:t>
+          </w:r>
+          <w:r>
+            <w:rPr>
+              <w:rFonts w:ascii="Times New Roman" w:hAnsi="Times New Roman" w:cs="Times New Roman"/>
+              <w:sz w:val="24"/>
+              <w:szCs w:val="24"/>
+            </w:rPr>
+            <w:tab/>
+          </w:r>
+          <w:r>
+            <w:rPr>
+              <w:rFonts w:ascii="Times New Roman" w:hAnsi="Times New Roman" w:cs="Times New Roman"/>
+              <w:sz w:val="24"/>
+              <w:szCs w:val="24"/>
+            </w:rPr>
+            <w:t>11</w:t>
+          </w:r>
+        </w:p>
+        <w:p>
+          <w:pPr>
+            <w:tabs>
+              <w:tab w:val="right" w:leader="dot" w:pos="8221"/>
+            </w:tabs>
+            <w:spacing w:before="0" w:after="60" w:line="276" w:lineRule="auto"/>
+            <w:ind w:left="400" w:right="560" w:hanging="0"/>
+            <w:jc w:val="left"/>
+          </w:pPr>
+          <w:r>
+            <w:rPr>
+              <w:rFonts w:ascii="Times New Roman" w:hAnsi="Times New Roman" w:cs="Times New Roman"/>
+              <w:sz w:val="24"/>
+              <w:szCs w:val="24"/>
+            </w:rPr>
+            <w:t xml:space="preserve">2.8 Aspectos éticos, legais e de direitos humanos</w:t>
+          </w:r>
+          <w:r>
+            <w:rPr>
+              <w:rFonts w:ascii="Times New Roman" w:hAnsi="Times New Roman" w:cs="Times New Roman"/>
+              <w:sz w:val="24"/>
+              <w:szCs w:val="24"/>
+            </w:rPr>
+            <w:tab/>
+          </w:r>
+          <w:r>
+            <w:rPr>
+              <w:rFonts w:ascii="Times New Roman" w:hAnsi="Times New Roman" w:cs="Times New Roman"/>
+              <w:sz w:val="24"/>
+              <w:szCs w:val="24"/>
+            </w:rPr>
+            <w:t>12</w:t>
+          </w:r>
+        </w:p>
+        <w:p>
+          <w:pPr>
+            <w:tabs>
+              <w:tab w:val="right" w:leader="dot" w:pos="8221"/>
+            </w:tabs>
+            <w:spacing w:before="0" w:after="60" w:line="276" w:lineRule="auto"/>
+            <w:ind w:left="400" w:right="560" w:hanging="0"/>
+            <w:jc w:val="left"/>
+          </w:pPr>
+          <w:r>
+            <w:rPr>
+              <w:rFonts w:ascii="Times New Roman" w:hAnsi="Times New Roman" w:cs="Times New Roman"/>
+              <w:sz w:val="24"/>
+              <w:szCs w:val="24"/>
+            </w:rPr>
+            <w:t xml:space="preserve">2.9 Síntese e lacuna de investigação</w:t>
+          </w:r>
+          <w:r>
+            <w:rPr>
+              <w:rFonts w:ascii="Times New Roman" w:hAnsi="Times New Roman" w:cs="Times New Roman"/>
+              <w:sz w:val="24"/>
+              <w:szCs w:val="24"/>
+            </w:rPr>
+            <w:tab/>
+          </w:r>
+          <w:r>
+            <w:rPr>
+              <w:rFonts w:ascii="Times New Roman" w:hAnsi="Times New Roman" w:cs="Times New Roman"/>
+              <w:sz w:val="24"/>
+              <w:szCs w:val="24"/>
+            </w:rPr>
+            <w:t>13</w:t>
+          </w:r>
+        </w:p>
+        <w:p>
+          <w:pPr>
+            <w:tabs>
+              <w:tab w:val="right" w:leader="dot" w:pos="8221"/>
+            </w:tabs>
+            <w:spacing w:before="60" w:after="60" w:line="276" w:lineRule="auto"/>
+            <w:ind w:left="0" w:right="560" w:hanging="0"/>
+            <w:jc w:val="left"/>
+          </w:pPr>
+          <w:r>
+            <w:rPr>
+              <w:rFonts w:ascii="Times New Roman" w:hAnsi="Times New Roman" w:cs="Times New Roman"/>
+              <w:b/>
+              <w:bCs/>
+              <w:sz w:val="24"/>
+              <w:szCs w:val="24"/>
+            </w:rPr>
+            <w:t xml:space="preserve">CAPÍTULO 3 – METODOLOGIA</w:t>
+          </w:r>
+          <w:r>
+            <w:rPr>
+              <w:rFonts w:ascii="Times New Roman" w:hAnsi="Times New Roman" w:cs="Times New Roman"/>
+              <w:sz w:val="24"/>
+              <w:szCs w:val="24"/>
+            </w:rPr>
+            <w:tab/>
+          </w:r>
+          <w:r>
+            <w:rPr>
+              <w:rFonts w:ascii="Times New Roman" w:hAnsi="Times New Roman" w:cs="Times New Roman"/>
+              <w:sz w:val="24"/>
+              <w:szCs w:val="24"/>
+            </w:rPr>
+            <w:t>14</w:t>
+          </w:r>
+        </w:p>
+        <w:p>
+          <w:pPr>
+            <w:tabs>
+              <w:tab w:val="right" w:leader="dot" w:pos="8221"/>
+            </w:tabs>
+            <w:spacing w:before="0" w:after="60" w:line="276" w:lineRule="auto"/>
+            <w:ind w:left="400" w:right="560" w:hanging="0"/>
+            <w:jc w:val="left"/>
+          </w:pPr>
+          <w:r>
+            <w:rPr>
+              <w:rFonts w:ascii="Times New Roman" w:hAnsi="Times New Roman" w:cs="Times New Roman"/>
+              <w:sz w:val="24"/>
+              <w:szCs w:val="24"/>
+            </w:rPr>
+            <w:t xml:space="preserve">3.1 Paradigma e desenho da investigação</w:t>
+          </w:r>
+          <w:r>
+            <w:rPr>
+              <w:rFonts w:ascii="Times New Roman" w:hAnsi="Times New Roman" w:cs="Times New Roman"/>
+              <w:sz w:val="24"/>
+              <w:szCs w:val="24"/>
+            </w:rPr>
+            <w:tab/>
+          </w:r>
+          <w:r>
+            <w:rPr>
+              <w:rFonts w:ascii="Times New Roman" w:hAnsi="Times New Roman" w:cs="Times New Roman"/>
+              <w:sz w:val="24"/>
+              <w:szCs w:val="24"/>
+            </w:rPr>
+            <w:t>14</w:t>
+          </w:r>
+        </w:p>
+        <w:p>
+          <w:pPr>
+            <w:tabs>
+              <w:tab w:val="right" w:leader="dot" w:pos="8221"/>
+            </w:tabs>
+            <w:spacing w:before="0" w:after="60" w:line="276" w:lineRule="auto"/>
+            <w:ind w:left="400" w:right="560" w:hanging="0"/>
+            <w:jc w:val="left"/>
+          </w:pPr>
+          <w:r>
+            <w:rPr>
+              <w:rFonts w:ascii="Times New Roman" w:hAnsi="Times New Roman" w:cs="Times New Roman"/>
+              <w:sz w:val="24"/>
+              <w:szCs w:val="24"/>
+            </w:rPr>
+            <w:t xml:space="preserve">3.2 Considerações éticas e protecção de dados</w:t>
+          </w:r>
+          <w:r>
+            <w:rPr>
+              <w:rFonts w:ascii="Times New Roman" w:hAnsi="Times New Roman" w:cs="Times New Roman"/>
+              <w:sz w:val="24"/>
+              <w:szCs w:val="24"/>
+            </w:rPr>
+            <w:tab/>
+          </w:r>
+          <w:r>
+            <w:rPr>
+              <w:rFonts w:ascii="Times New Roman" w:hAnsi="Times New Roman" w:cs="Times New Roman"/>
+              <w:sz w:val="24"/>
+              <w:szCs w:val="24"/>
+            </w:rPr>
+            <w:t>15</w:t>
+          </w:r>
+        </w:p>
+        <w:p>
+          <w:pPr>
+            <w:tabs>
+              <w:tab w:val="right" w:leader="dot" w:pos="8221"/>
+            </w:tabs>
+            <w:spacing w:before="0" w:after="60" w:line="276" w:lineRule="auto"/>
+            <w:ind w:left="400" w:right="560" w:hanging="0"/>
+            <w:jc w:val="left"/>
+          </w:pPr>
+          <w:r>
+            <w:rPr>
+              <w:rFonts w:ascii="Times New Roman" w:hAnsi="Times New Roman" w:cs="Times New Roman"/>
+              <w:sz w:val="24"/>
+              <w:szCs w:val="24"/>
+            </w:rPr>
+            <w:t xml:space="preserve">3.3 Recolha de dados do piloto angolano</w:t>
+          </w:r>
+          <w:r>
+            <w:rPr>
+              <w:rFonts w:ascii="Times New Roman" w:hAnsi="Times New Roman" w:cs="Times New Roman"/>
+              <w:sz w:val="24"/>
+              <w:szCs w:val="24"/>
+            </w:rPr>
+            <w:tab/>
+          </w:r>
+          <w:r>
+            <w:rPr>
+              <w:rFonts w:ascii="Times New Roman" w:hAnsi="Times New Roman" w:cs="Times New Roman"/>
+              <w:sz w:val="24"/>
+              <w:szCs w:val="24"/>
+            </w:rPr>
+            <w:t>16</w:t>
+          </w:r>
+        </w:p>
+        <w:p>
+          <w:pPr>
+            <w:tabs>
+              <w:tab w:val="right" w:leader="dot" w:pos="8221"/>
+            </w:tabs>
+            <w:spacing w:before="0" w:after="60" w:line="276" w:lineRule="auto"/>
+            <w:ind w:left="400" w:right="560" w:hanging="0"/>
+            <w:jc w:val="left"/>
+          </w:pPr>
+          <w:r>
+            <w:rPr>
+              <w:rFonts w:ascii="Times New Roman" w:hAnsi="Times New Roman" w:cs="Times New Roman"/>
+              <w:sz w:val="24"/>
+              <w:szCs w:val="24"/>
+            </w:rPr>
+            <w:t xml:space="preserve">3.4 Anotação e acordo entre anotadores</w:t>
+          </w:r>
+          <w:r>
+            <w:rPr>
+              <w:rFonts w:ascii="Times New Roman" w:hAnsi="Times New Roman" w:cs="Times New Roman"/>
+              <w:sz w:val="24"/>
+              <w:szCs w:val="24"/>
+            </w:rPr>
+            <w:tab/>
+          </w:r>
+          <w:r>
+            <w:rPr>
+              <w:rFonts w:ascii="Times New Roman" w:hAnsi="Times New Roman" w:cs="Times New Roman"/>
+              <w:sz w:val="24"/>
+              <w:szCs w:val="24"/>
+            </w:rPr>
+            <w:t>17</w:t>
+          </w:r>
+        </w:p>
+        <w:p>
+          <w:pPr>
+            <w:tabs>
+              <w:tab w:val="right" w:leader="dot" w:pos="8221"/>
+            </w:tabs>
+            <w:spacing w:before="0" w:after="60" w:line="276" w:lineRule="auto"/>
+            <w:ind w:left="400" w:right="560" w:hanging="0"/>
+            <w:jc w:val="left"/>
+          </w:pPr>
+          <w:r>
+            <w:rPr>
+              <w:rFonts w:ascii="Times New Roman" w:hAnsi="Times New Roman" w:cs="Times New Roman"/>
+              <w:sz w:val="24"/>
+              <w:szCs w:val="24"/>
+            </w:rPr>
+            <w:t xml:space="preserve">3.5 Construção do corpus híbrido</w:t>
+          </w:r>
+          <w:r>
+            <w:rPr>
+              <w:rFonts w:ascii="Times New Roman" w:hAnsi="Times New Roman" w:cs="Times New Roman"/>
+              <w:sz w:val="24"/>
+              <w:szCs w:val="24"/>
+            </w:rPr>
+            <w:tab/>
+          </w:r>
+          <w:r>
+            <w:rPr>
+              <w:rFonts w:ascii="Times New Roman" w:hAnsi="Times New Roman" w:cs="Times New Roman"/>
+              <w:sz w:val="24"/>
+              <w:szCs w:val="24"/>
+            </w:rPr>
+            <w:t>18</w:t>
+          </w:r>
+        </w:p>
+        <w:p>
+          <w:pPr>
+            <w:tabs>
+              <w:tab w:val="right" w:leader="dot" w:pos="8221"/>
+            </w:tabs>
+            <w:spacing w:before="0" w:after="60" w:line="276" w:lineRule="auto"/>
+            <w:ind w:left="400" w:right="560" w:hanging="0"/>
+            <w:jc w:val="left"/>
+          </w:pPr>
+          <w:r>
+            <w:rPr>
+              <w:rFonts w:ascii="Times New Roman" w:hAnsi="Times New Roman" w:cs="Times New Roman"/>
+              <w:sz w:val="24"/>
+              <w:szCs w:val="24"/>
+            </w:rPr>
+            <w:t xml:space="preserve">3.6 Modelos e treino</w:t>
+          </w:r>
+          <w:r>
+            <w:rPr>
+              <w:rFonts w:ascii="Times New Roman" w:hAnsi="Times New Roman" w:cs="Times New Roman"/>
+              <w:sz w:val="24"/>
+              <w:szCs w:val="24"/>
+            </w:rPr>
+            <w:tab/>
+          </w:r>
+          <w:r>
+            <w:rPr>
+              <w:rFonts w:ascii="Times New Roman" w:hAnsi="Times New Roman" w:cs="Times New Roman"/>
+              <w:sz w:val="24"/>
+              <w:szCs w:val="24"/>
+            </w:rPr>
+            <w:t>19</w:t>
+          </w:r>
+        </w:p>
+        <w:p>
+          <w:pPr>
+            <w:tabs>
+              <w:tab w:val="right" w:leader="dot" w:pos="8221"/>
+            </w:tabs>
+            <w:spacing w:before="0" w:after="60" w:line="276" w:lineRule="auto"/>
+            <w:ind w:left="800" w:right="560" w:hanging="0"/>
+            <w:jc w:val="left"/>
+          </w:pPr>
+          <w:r>
+            <w:rPr>
+              <w:rFonts w:ascii="Times New Roman" w:hAnsi="Times New Roman" w:cs="Times New Roman"/>
+              <w:sz w:val="24"/>
+              <w:szCs w:val="24"/>
+            </w:rPr>
+            <w:t xml:space="preserve">3.6.1 Pré-processamento e representação</w:t>
+          </w:r>
+          <w:r>
+            <w:rPr>
+              <w:rFonts w:ascii="Times New Roman" w:hAnsi="Times New Roman" w:cs="Times New Roman"/>
+              <w:sz w:val="24"/>
+              <w:szCs w:val="24"/>
+            </w:rPr>
+            <w:tab/>
+          </w:r>
+          <w:r>
+            <w:rPr>
+              <w:rFonts w:ascii="Times New Roman" w:hAnsi="Times New Roman" w:cs="Times New Roman"/>
+              <w:sz w:val="24"/>
+              <w:szCs w:val="24"/>
+            </w:rPr>
+            <w:t>19</w:t>
+          </w:r>
+        </w:p>
+        <w:p>
+          <w:pPr>
+            <w:tabs>
+              <w:tab w:val="right" w:leader="dot" w:pos="8221"/>
+            </w:tabs>
+            <w:spacing w:before="0" w:after="60" w:line="276" w:lineRule="auto"/>
+            <w:ind w:left="800" w:right="560" w:hanging="0"/>
+            <w:jc w:val="left"/>
+          </w:pPr>
+          <w:r>
+            <w:rPr>
+              <w:rFonts w:ascii="Times New Roman" w:hAnsi="Times New Roman" w:cs="Times New Roman"/>
+              <w:sz w:val="24"/>
+              <w:szCs w:val="24"/>
+            </w:rPr>
+            <w:t xml:space="preserve">3.6.2 Configuração dos modelos</w:t>
+          </w:r>
+          <w:r>
+            <w:rPr>
+              <w:rFonts w:ascii="Times New Roman" w:hAnsi="Times New Roman" w:cs="Times New Roman"/>
+              <w:sz w:val="24"/>
+              <w:szCs w:val="24"/>
+            </w:rPr>
+            <w:tab/>
+          </w:r>
+          <w:r>
+            <w:rPr>
+              <w:rFonts w:ascii="Times New Roman" w:hAnsi="Times New Roman" w:cs="Times New Roman"/>
+              <w:sz w:val="24"/>
+              <w:szCs w:val="24"/>
+            </w:rPr>
+            <w:t>19</w:t>
+          </w:r>
+        </w:p>
+        <w:p>
+          <w:pPr>
+            <w:tabs>
+              <w:tab w:val="right" w:leader="dot" w:pos="8221"/>
+            </w:tabs>
+            <w:spacing w:before="0" w:after="60" w:line="276" w:lineRule="auto"/>
+            <w:ind w:left="800" w:right="560" w:hanging="0"/>
+            <w:jc w:val="left"/>
+          </w:pPr>
+          <w:r>
+            <w:rPr>
+              <w:rFonts w:ascii="Times New Roman" w:hAnsi="Times New Roman" w:cs="Times New Roman"/>
+              <w:sz w:val="24"/>
+              <w:szCs w:val="24"/>
+            </w:rPr>
+            <w:t xml:space="preserve">3.6.3 Ambiente de desenvolvimento</w:t>
+          </w:r>
+          <w:r>
+            <w:rPr>
+              <w:rFonts w:ascii="Times New Roman" w:hAnsi="Times New Roman" w:cs="Times New Roman"/>
+              <w:sz w:val="24"/>
+              <w:szCs w:val="24"/>
+            </w:rPr>
+            <w:tab/>
+          </w:r>
+          <w:r>
+            <w:rPr>
+              <w:rFonts w:ascii="Times New Roman" w:hAnsi="Times New Roman" w:cs="Times New Roman"/>
+              <w:sz w:val="24"/>
+              <w:szCs w:val="24"/>
+            </w:rPr>
+            <w:t>20</w:t>
+          </w:r>
+        </w:p>
+        <w:p>
+          <w:pPr>
+            <w:tabs>
+              <w:tab w:val="right" w:leader="dot" w:pos="8221"/>
+            </w:tabs>
+            <w:spacing w:before="0" w:after="60" w:line="276" w:lineRule="auto"/>
+            <w:ind w:left="400" w:right="560" w:hanging="0"/>
+            <w:jc w:val="left"/>
+          </w:pPr>
+          <w:r>
+            <w:rPr>
+              <w:rFonts w:ascii="Times New Roman" w:hAnsi="Times New Roman" w:cs="Times New Roman"/>
+              <w:sz w:val="24"/>
+              <w:szCs w:val="24"/>
+            </w:rPr>
+            <w:t xml:space="preserve">3.7 Protocolo de avaliação</w:t>
+          </w:r>
+          <w:r>
+            <w:rPr>
+              <w:rFonts w:ascii="Times New Roman" w:hAnsi="Times New Roman" w:cs="Times New Roman"/>
+              <w:sz w:val="24"/>
+              <w:szCs w:val="24"/>
+            </w:rPr>
+            <w:tab/>
+          </w:r>
+          <w:r>
+            <w:rPr>
+              <w:rFonts w:ascii="Times New Roman" w:hAnsi="Times New Roman" w:cs="Times New Roman"/>
+              <w:sz w:val="24"/>
+              <w:szCs w:val="24"/>
+            </w:rPr>
+            <w:t>20</w:t>
+          </w:r>
+        </w:p>
+        <w:p>
+          <w:pPr>
+            <w:tabs>
+              <w:tab w:val="right" w:leader="dot" w:pos="8221"/>
+            </w:tabs>
+            <w:spacing w:before="0" w:after="60" w:line="276" w:lineRule="auto"/>
+            <w:ind w:left="400" w:right="560" w:hanging="0"/>
+            <w:jc w:val="left"/>
+          </w:pPr>
+          <w:r>
+            <w:rPr>
+              <w:rFonts w:ascii="Times New Roman" w:hAnsi="Times New Roman" w:cs="Times New Roman"/>
+              <w:sz w:val="24"/>
+              <w:szCs w:val="24"/>
+            </w:rPr>
+            <w:t xml:space="preserve">3.8 Arquitectura do sistema</w:t>
+          </w:r>
+          <w:r>
+            <w:rPr>
+              <w:rFonts w:ascii="Times New Roman" w:hAnsi="Times New Roman" w:cs="Times New Roman"/>
+              <w:sz w:val="24"/>
+              <w:szCs w:val="24"/>
+            </w:rPr>
+            <w:tab/>
+          </w:r>
+          <w:r>
+            <w:rPr>
+              <w:rFonts w:ascii="Times New Roman" w:hAnsi="Times New Roman" w:cs="Times New Roman"/>
+              <w:sz w:val="24"/>
+              <w:szCs w:val="24"/>
+            </w:rPr>
+            <w:t>21</w:t>
+          </w:r>
+        </w:p>
+        <w:p>
+          <w:pPr>
+            <w:tabs>
+              <w:tab w:val="right" w:leader="dot" w:pos="8221"/>
+            </w:tabs>
+            <w:spacing w:before="0" w:after="60" w:line="276" w:lineRule="auto"/>
+            <w:ind w:left="800" w:right="560" w:hanging="0"/>
+            <w:jc w:val="left"/>
+          </w:pPr>
+          <w:r>
+            <w:rPr>
+              <w:rFonts w:ascii="Times New Roman" w:hAnsi="Times New Roman" w:cs="Times New Roman"/>
+              <w:sz w:val="24"/>
+              <w:szCs w:val="24"/>
+            </w:rPr>
+            <w:t xml:space="preserve">3.8.1 Requisitos</w:t>
+          </w:r>
+          <w:r>
+            <w:rPr>
+              <w:rFonts w:ascii="Times New Roman" w:hAnsi="Times New Roman" w:cs="Times New Roman"/>
+              <w:sz w:val="24"/>
+              <w:szCs w:val="24"/>
+            </w:rPr>
+            <w:tab/>
+          </w:r>
+          <w:r>
+            <w:rPr>
+              <w:rFonts w:ascii="Times New Roman" w:hAnsi="Times New Roman" w:cs="Times New Roman"/>
+              <w:sz w:val="24"/>
+              <w:szCs w:val="24"/>
+            </w:rPr>
+            <w:t>21</w:t>
+          </w:r>
+        </w:p>
+        <w:p>
+          <w:pPr>
+            <w:tabs>
+              <w:tab w:val="right" w:leader="dot" w:pos="8221"/>
+            </w:tabs>
+            <w:spacing w:before="0" w:after="60" w:line="276" w:lineRule="auto"/>
+            <w:ind w:left="800" w:right="560" w:hanging="0"/>
+            <w:jc w:val="left"/>
+          </w:pPr>
+          <w:r>
+            <w:rPr>
+              <w:rFonts w:ascii="Times New Roman" w:hAnsi="Times New Roman" w:cs="Times New Roman"/>
+              <w:sz w:val="24"/>
+              <w:szCs w:val="24"/>
+            </w:rPr>
+            <w:t xml:space="preserve">3.8.2 Alternativas e decisão</w:t>
+          </w:r>
+          <w:r>
+            <w:rPr>
+              <w:rFonts w:ascii="Times New Roman" w:hAnsi="Times New Roman" w:cs="Times New Roman"/>
+              <w:sz w:val="24"/>
+              <w:szCs w:val="24"/>
+            </w:rPr>
+            <w:tab/>
+          </w:r>
+          <w:r>
+            <w:rPr>
+              <w:rFonts w:ascii="Times New Roman" w:hAnsi="Times New Roman" w:cs="Times New Roman"/>
+              <w:sz w:val="24"/>
+              <w:szCs w:val="24"/>
+            </w:rPr>
+            <w:t>21</w:t>
+          </w:r>
+        </w:p>
+        <w:p>
+          <w:pPr>
+            <w:tabs>
+              <w:tab w:val="right" w:leader="dot" w:pos="8221"/>
+            </w:tabs>
+            <w:spacing w:before="0" w:after="60" w:line="276" w:lineRule="auto"/>
+            <w:ind w:left="800" w:right="560" w:hanging="0"/>
+            <w:jc w:val="left"/>
+          </w:pPr>
+          <w:r>
+            <w:rPr>
+              <w:rFonts w:ascii="Times New Roman" w:hAnsi="Times New Roman" w:cs="Times New Roman"/>
+              <w:sz w:val="24"/>
+              <w:szCs w:val="24"/>
+            </w:rPr>
+            <w:t xml:space="preserve">3.8.3 Camadas e componentes</w:t>
+          </w:r>
+          <w:r>
+            <w:rPr>
+              <w:rFonts w:ascii="Times New Roman" w:hAnsi="Times New Roman" w:cs="Times New Roman"/>
+              <w:sz w:val="24"/>
+              <w:szCs w:val="24"/>
+            </w:rPr>
+            <w:tab/>
+          </w:r>
+          <w:r>
+            <w:rPr>
+              <w:rFonts w:ascii="Times New Roman" w:hAnsi="Times New Roman" w:cs="Times New Roman"/>
+              <w:sz w:val="24"/>
+              <w:szCs w:val="24"/>
+            </w:rPr>
+            <w:t>22</w:t>
+          </w:r>
+        </w:p>
+        <w:p>
+          <w:pPr>
+            <w:tabs>
+              <w:tab w:val="right" w:leader="dot" w:pos="8221"/>
+            </w:tabs>
+            <w:spacing w:before="0" w:after="60" w:line="276" w:lineRule="auto"/>
+            <w:ind w:left="800" w:right="560" w:hanging="0"/>
+            <w:jc w:val="left"/>
+          </w:pPr>
+          <w:r>
+            <w:rPr>
+              <w:rFonts w:ascii="Times New Roman" w:hAnsi="Times New Roman" w:cs="Times New Roman"/>
+              <w:sz w:val="24"/>
+              <w:szCs w:val="24"/>
+            </w:rPr>
+            <w:t xml:space="preserve">3.8.4 Casos de uso e fluxo de processamento</w:t>
+          </w:r>
+          <w:r>
+            <w:rPr>
+              <w:rFonts w:ascii="Times New Roman" w:hAnsi="Times New Roman" w:cs="Times New Roman"/>
+              <w:sz w:val="24"/>
+              <w:szCs w:val="24"/>
+            </w:rPr>
+            <w:tab/>
+          </w:r>
+          <w:r>
+            <w:rPr>
+              <w:rFonts w:ascii="Times New Roman" w:hAnsi="Times New Roman" w:cs="Times New Roman"/>
+              <w:sz w:val="24"/>
+              <w:szCs w:val="24"/>
+            </w:rPr>
+            <w:t>24</w:t>
+          </w:r>
+        </w:p>
+        <w:p>
+          <w:pPr>
+            <w:tabs>
+              <w:tab w:val="right" w:leader="dot" w:pos="8221"/>
+            </w:tabs>
+            <w:spacing w:before="0" w:after="60" w:line="276" w:lineRule="auto"/>
+            <w:ind w:left="800" w:right="560" w:hanging="0"/>
+            <w:jc w:val="left"/>
+          </w:pPr>
+          <w:r>
+            <w:rPr>
+              <w:rFonts w:ascii="Times New Roman" w:hAnsi="Times New Roman" w:cs="Times New Roman"/>
+              <w:sz w:val="24"/>
+              <w:szCs w:val="24"/>
+            </w:rPr>
+            <w:t xml:space="preserve">3.8.5 Interface do analista</w:t>
+          </w:r>
+          <w:r>
+            <w:rPr>
+              <w:rFonts w:ascii="Times New Roman" w:hAnsi="Times New Roman" w:cs="Times New Roman"/>
+              <w:sz w:val="24"/>
+              <w:szCs w:val="24"/>
+            </w:rPr>
+            <w:tab/>
+          </w:r>
+          <w:r>
+            <w:rPr>
+              <w:rFonts w:ascii="Times New Roman" w:hAnsi="Times New Roman" w:cs="Times New Roman"/>
+              <w:sz w:val="24"/>
+              <w:szCs w:val="24"/>
+            </w:rPr>
+            <w:t>26</w:t>
+          </w:r>
+        </w:p>
+        <w:p>
+          <w:pPr>
+            <w:tabs>
+              <w:tab w:val="right" w:leader="dot" w:pos="8221"/>
+            </w:tabs>
+            <w:spacing w:before="0" w:after="60" w:line="276" w:lineRule="auto"/>
+            <w:ind w:left="400" w:right="560" w:hanging="0"/>
+            <w:jc w:val="left"/>
+          </w:pPr>
+          <w:r>
+            <w:rPr>
+              <w:rFonts w:ascii="Times New Roman" w:hAnsi="Times New Roman" w:cs="Times New Roman"/>
+              <w:sz w:val="24"/>
+              <w:szCs w:val="24"/>
+            </w:rPr>
+            <w:t xml:space="preserve">3.9 Plano de testes e avaliação operacional</w:t>
+          </w:r>
+          <w:r>
+            <w:rPr>
+              <w:rFonts w:ascii="Times New Roman" w:hAnsi="Times New Roman" w:cs="Times New Roman"/>
+              <w:sz w:val="24"/>
+              <w:szCs w:val="24"/>
+            </w:rPr>
+            <w:tab/>
+          </w:r>
+          <w:r>
+            <w:rPr>
+              <w:rFonts w:ascii="Times New Roman" w:hAnsi="Times New Roman" w:cs="Times New Roman"/>
+              <w:sz w:val="24"/>
+              <w:szCs w:val="24"/>
+            </w:rPr>
+            <w:t>27</w:t>
+          </w:r>
+        </w:p>
+        <w:p>
+          <w:pPr>
+            <w:tabs>
+              <w:tab w:val="right" w:leader="dot" w:pos="8221"/>
+            </w:tabs>
+            <w:spacing w:before="0" w:after="60" w:line="276" w:lineRule="auto"/>
+            <w:ind w:left="400" w:right="560" w:hanging="0"/>
+            <w:jc w:val="left"/>
+          </w:pPr>
+          <w:r>
+            <w:rPr>
+              <w:rFonts w:ascii="Times New Roman" w:hAnsi="Times New Roman" w:cs="Times New Roman"/>
+              <w:sz w:val="24"/>
+              <w:szCs w:val="24"/>
+            </w:rPr>
+            <w:t xml:space="preserve">3.10 Plano de implementação faseada</w:t>
+          </w:r>
+          <w:r>
+            <w:rPr>
+              <w:rFonts w:ascii="Times New Roman" w:hAnsi="Times New Roman" w:cs="Times New Roman"/>
+              <w:sz w:val="24"/>
+              <w:szCs w:val="24"/>
+            </w:rPr>
+            <w:tab/>
+          </w:r>
+          <w:r>
+            <w:rPr>
+              <w:rFonts w:ascii="Times New Roman" w:hAnsi="Times New Roman" w:cs="Times New Roman"/>
+              <w:sz w:val="24"/>
+              <w:szCs w:val="24"/>
+            </w:rPr>
+            <w:t>28</w:t>
+          </w:r>
+        </w:p>
+        <w:p>
+          <w:pPr>
+            <w:tabs>
+              <w:tab w:val="right" w:leader="dot" w:pos="8221"/>
+            </w:tabs>
+            <w:spacing w:before="60" w:after="60" w:line="276" w:lineRule="auto"/>
+            <w:ind w:left="0" w:right="560" w:hanging="0"/>
+            <w:jc w:val="left"/>
+          </w:pPr>
+          <w:r>
+            <w:rPr>
+              <w:rFonts w:ascii="Times New Roman" w:hAnsi="Times New Roman" w:cs="Times New Roman"/>
+              <w:b/>
+              <w:bCs/>
+              <w:sz w:val="24"/>
+              <w:szCs w:val="24"/>
+            </w:rPr>
+            <w:t xml:space="preserve">CAPÍTULO 4 – RESULTADOS E DISCUSSÃO</w:t>
+          </w:r>
+          <w:r>
+            <w:rPr>
+              <w:rFonts w:ascii="Times New Roman" w:hAnsi="Times New Roman" w:cs="Times New Roman"/>
+              <w:sz w:val="24"/>
+              <w:szCs w:val="24"/>
+            </w:rPr>
+            <w:tab/>
+          </w:r>
+          <w:r>
+            <w:rPr>
+              <w:rFonts w:ascii="Times New Roman" w:hAnsi="Times New Roman" w:cs="Times New Roman"/>
+              <w:sz w:val="24"/>
+              <w:szCs w:val="24"/>
+            </w:rPr>
+            <w:t>29</w:t>
+          </w:r>
+        </w:p>
+        <w:p>
+          <w:pPr>
+            <w:tabs>
+              <w:tab w:val="right" w:leader="dot" w:pos="8221"/>
+            </w:tabs>
+            <w:spacing w:before="0" w:after="60" w:line="276" w:lineRule="auto"/>
+            <w:ind w:left="400" w:right="560" w:hanging="0"/>
+            <w:jc w:val="left"/>
+          </w:pPr>
+          <w:r>
+            <w:rPr>
+              <w:rFonts w:ascii="Times New Roman" w:hAnsi="Times New Roman" w:cs="Times New Roman"/>
+              <w:sz w:val="24"/>
+              <w:szCs w:val="24"/>
+            </w:rPr>
+            <w:t xml:space="preserve">4.1 Corpus de avaliação e protocolo experimental</w:t>
+          </w:r>
+          <w:r>
+            <w:rPr>
+              <w:rFonts w:ascii="Times New Roman" w:hAnsi="Times New Roman" w:cs="Times New Roman"/>
+              <w:sz w:val="24"/>
+              <w:szCs w:val="24"/>
+            </w:rPr>
+            <w:tab/>
+          </w:r>
+          <w:r>
+            <w:rPr>
+              <w:rFonts w:ascii="Times New Roman" w:hAnsi="Times New Roman" w:cs="Times New Roman"/>
+              <w:sz w:val="24"/>
+              <w:szCs w:val="24"/>
+            </w:rPr>
+            <w:t>29</w:t>
+          </w:r>
+        </w:p>
+        <w:p>
+          <w:pPr>
+            <w:tabs>
+              <w:tab w:val="right" w:leader="dot" w:pos="8221"/>
+            </w:tabs>
+            <w:spacing w:before="0" w:after="60" w:line="276" w:lineRule="auto"/>
+            <w:ind w:left="400" w:right="560" w:hanging="0"/>
+            <w:jc w:val="left"/>
+          </w:pPr>
+          <w:r>
+            <w:rPr>
+              <w:rFonts w:ascii="Times New Roman" w:hAnsi="Times New Roman" w:cs="Times New Roman"/>
+              <w:sz w:val="24"/>
+              <w:szCs w:val="24"/>
+            </w:rPr>
+            <w:t xml:space="preserve">4.2 Desempenho global dos modelos</w:t>
+          </w:r>
+          <w:r>
+            <w:rPr>
+              <w:rFonts w:ascii="Times New Roman" w:hAnsi="Times New Roman" w:cs="Times New Roman"/>
+              <w:sz w:val="24"/>
+              <w:szCs w:val="24"/>
+            </w:rPr>
+            <w:tab/>
+          </w:r>
+          <w:r>
+            <w:rPr>
+              <w:rFonts w:ascii="Times New Roman" w:hAnsi="Times New Roman" w:cs="Times New Roman"/>
+              <w:sz w:val="24"/>
+              <w:szCs w:val="24"/>
+            </w:rPr>
+            <w:t>30</w:t>
+          </w:r>
+        </w:p>
+        <w:p>
+          <w:pPr>
+            <w:tabs>
+              <w:tab w:val="right" w:leader="dot" w:pos="8221"/>
+            </w:tabs>
+            <w:spacing w:before="0" w:after="60" w:line="276" w:lineRule="auto"/>
+            <w:ind w:left="400" w:right="560" w:hanging="0"/>
+            <w:jc w:val="left"/>
+          </w:pPr>
+          <w:r>
+            <w:rPr>
+              <w:rFonts w:ascii="Times New Roman" w:hAnsi="Times New Roman" w:cs="Times New Roman"/>
+              <w:sz w:val="24"/>
+              <w:szCs w:val="24"/>
+            </w:rPr>
+            <w:t xml:space="preserve">4.3 Significância estatística das diferenças</w:t>
+          </w:r>
+          <w:r>
+            <w:rPr>
+              <w:rFonts w:ascii="Times New Roman" w:hAnsi="Times New Roman" w:cs="Times New Roman"/>
+              <w:sz w:val="24"/>
+              <w:szCs w:val="24"/>
+            </w:rPr>
+            <w:tab/>
+          </w:r>
+          <w:r>
+            <w:rPr>
+              <w:rFonts w:ascii="Times New Roman" w:hAnsi="Times New Roman" w:cs="Times New Roman"/>
+              <w:sz w:val="24"/>
+              <w:szCs w:val="24"/>
+            </w:rPr>
+            <w:t>31</w:t>
+          </w:r>
+        </w:p>
+        <w:p>
+          <w:pPr>
+            <w:tabs>
+              <w:tab w:val="right" w:leader="dot" w:pos="8221"/>
+            </w:tabs>
+            <w:spacing w:before="0" w:after="60" w:line="276" w:lineRule="auto"/>
+            <w:ind w:left="400" w:right="560" w:hanging="0"/>
+            <w:jc w:val="left"/>
+          </w:pPr>
+          <w:r>
+            <w:rPr>
+              <w:rFonts w:ascii="Times New Roman" w:hAnsi="Times New Roman" w:cs="Times New Roman"/>
+              <w:sz w:val="24"/>
+              <w:szCs w:val="24"/>
+            </w:rPr>
+            <w:t xml:space="preserve">4.4 Desempenho por categoria e análise de erros</w:t>
+          </w:r>
+          <w:r>
+            <w:rPr>
+              <w:rFonts w:ascii="Times New Roman" w:hAnsi="Times New Roman" w:cs="Times New Roman"/>
+              <w:sz w:val="24"/>
+              <w:szCs w:val="24"/>
+            </w:rPr>
+            <w:tab/>
+          </w:r>
+          <w:r>
+            <w:rPr>
+              <w:rFonts w:ascii="Times New Roman" w:hAnsi="Times New Roman" w:cs="Times New Roman"/>
+              <w:sz w:val="24"/>
+              <w:szCs w:val="24"/>
+            </w:rPr>
+            <w:t>32</w:t>
+          </w:r>
+        </w:p>
+        <w:p>
+          <w:pPr>
+            <w:tabs>
+              <w:tab w:val="right" w:leader="dot" w:pos="8221"/>
+            </w:tabs>
+            <w:spacing w:before="0" w:after="60" w:line="276" w:lineRule="auto"/>
+            <w:ind w:left="400" w:right="560" w:hanging="0"/>
+            <w:jc w:val="left"/>
+          </w:pPr>
+          <w:r>
+            <w:rPr>
+              <w:rFonts w:ascii="Times New Roman" w:hAnsi="Times New Roman" w:cs="Times New Roman"/>
+              <w:sz w:val="24"/>
+              <w:szCs w:val="24"/>
+            </w:rPr>
+            <w:t xml:space="preserve">4.5 Análises de robustez</w:t>
+          </w:r>
+          <w:r>
+            <w:rPr>
+              <w:rFonts w:ascii="Times New Roman" w:hAnsi="Times New Roman" w:cs="Times New Roman"/>
+              <w:sz w:val="24"/>
+              <w:szCs w:val="24"/>
+            </w:rPr>
+            <w:tab/>
+          </w:r>
+          <w:r>
+            <w:rPr>
+              <w:rFonts w:ascii="Times New Roman" w:hAnsi="Times New Roman" w:cs="Times New Roman"/>
+              <w:sz w:val="24"/>
+              <w:szCs w:val="24"/>
+            </w:rPr>
+            <w:t>35</w:t>
+          </w:r>
+        </w:p>
+        <w:p>
+          <w:pPr>
+            <w:tabs>
+              <w:tab w:val="right" w:leader="dot" w:pos="8221"/>
+            </w:tabs>
+            <w:spacing w:before="0" w:after="60" w:line="276" w:lineRule="auto"/>
+            <w:ind w:left="800" w:right="560" w:hanging="0"/>
+            <w:jc w:val="left"/>
+          </w:pPr>
+          <w:r>
+            <w:rPr>
+              <w:rFonts w:ascii="Times New Roman" w:hAnsi="Times New Roman" w:cs="Times New Roman"/>
+              <w:sz w:val="24"/>
+              <w:szCs w:val="24"/>
+            </w:rPr>
+            <w:t xml:space="preserve">4.5.1 Variabilidade entre sementes, ensemble e ablações</w:t>
+          </w:r>
+          <w:r>
+            <w:rPr>
+              <w:rFonts w:ascii="Times New Roman" w:hAnsi="Times New Roman" w:cs="Times New Roman"/>
+              <w:sz w:val="24"/>
+              <w:szCs w:val="24"/>
+            </w:rPr>
+            <w:tab/>
+          </w:r>
+          <w:r>
+            <w:rPr>
+              <w:rFonts w:ascii="Times New Roman" w:hAnsi="Times New Roman" w:cs="Times New Roman"/>
+              <w:sz w:val="24"/>
+              <w:szCs w:val="24"/>
+            </w:rPr>
+            <w:t>35</w:t>
+          </w:r>
+        </w:p>
+        <w:p>
+          <w:pPr>
+            <w:tabs>
+              <w:tab w:val="right" w:leader="dot" w:pos="8221"/>
+            </w:tabs>
+            <w:spacing w:before="0" w:after="60" w:line="276" w:lineRule="auto"/>
+            <w:ind w:left="800" w:right="560" w:hanging="0"/>
+            <w:jc w:val="left"/>
+          </w:pPr>
+          <w:r>
+            <w:rPr>
+              <w:rFonts w:ascii="Times New Roman" w:hAnsi="Times New Roman" w:cs="Times New Roman"/>
+              <w:sz w:val="24"/>
+              <w:szCs w:val="24"/>
+            </w:rPr>
+            <w:t xml:space="preserve">4.5.2 Ajuste de limiares de decisão</w:t>
+          </w:r>
+          <w:r>
+            <w:rPr>
+              <w:rFonts w:ascii="Times New Roman" w:hAnsi="Times New Roman" w:cs="Times New Roman"/>
+              <w:sz w:val="24"/>
+              <w:szCs w:val="24"/>
+            </w:rPr>
+            <w:tab/>
+          </w:r>
+          <w:r>
+            <w:rPr>
+              <w:rFonts w:ascii="Times New Roman" w:hAnsi="Times New Roman" w:cs="Times New Roman"/>
+              <w:sz w:val="24"/>
+              <w:szCs w:val="24"/>
+            </w:rPr>
+            <w:t>36</w:t>
+          </w:r>
+        </w:p>
+        <w:p>
+          <w:pPr>
+            <w:tabs>
+              <w:tab w:val="right" w:leader="dot" w:pos="8221"/>
+            </w:tabs>
+            <w:spacing w:before="0" w:after="60" w:line="276" w:lineRule="auto"/>
+            <w:ind w:left="400" w:right="560" w:hanging="0"/>
+            <w:jc w:val="left"/>
+          </w:pPr>
+          <w:r>
+            <w:rPr>
+              <w:rFonts w:ascii="Times New Roman" w:hAnsi="Times New Roman" w:cs="Times New Roman"/>
+              <w:sz w:val="24"/>
+              <w:szCs w:val="24"/>
+            </w:rPr>
+            <w:t xml:space="preserve">4.6 Lacuna de domínio: piloto angolano e corpus público (Hipótese H4)</w:t>
+          </w:r>
+          <w:r>
+            <w:rPr>
+              <w:rFonts w:ascii="Times New Roman" w:hAnsi="Times New Roman" w:cs="Times New Roman"/>
+              <w:sz w:val="24"/>
+              <w:szCs w:val="24"/>
+            </w:rPr>
+            <w:tab/>
+          </w:r>
+          <w:r>
+            <w:rPr>
+              <w:rFonts w:ascii="Times New Roman" w:hAnsi="Times New Roman" w:cs="Times New Roman"/>
+              <w:sz w:val="24"/>
+              <w:szCs w:val="24"/>
+            </w:rPr>
+            <w:t>37</w:t>
+          </w:r>
+        </w:p>
+        <w:p>
+          <w:pPr>
+            <w:tabs>
+              <w:tab w:val="right" w:leader="dot" w:pos="8221"/>
+            </w:tabs>
+            <w:spacing w:before="0" w:after="60" w:line="276" w:lineRule="auto"/>
+            <w:ind w:left="400" w:right="560" w:hanging="0"/>
+            <w:jc w:val="left"/>
+          </w:pPr>
+          <w:r>
+            <w:rPr>
+              <w:rFonts w:ascii="Times New Roman" w:hAnsi="Times New Roman" w:cs="Times New Roman"/>
+              <w:sz w:val="24"/>
+              <w:szCs w:val="24"/>
+            </w:rPr>
+            <w:t xml:space="preserve">4.7 Avaliação operacional do sistema (Hipóteses H2 e H3)</w:t>
+          </w:r>
+          <w:r>
+            <w:rPr>
+              <w:rFonts w:ascii="Times New Roman" w:hAnsi="Times New Roman" w:cs="Times New Roman"/>
+              <w:sz w:val="24"/>
+              <w:szCs w:val="24"/>
+            </w:rPr>
+            <w:tab/>
+          </w:r>
+          <w:r>
+            <w:rPr>
+              <w:rFonts w:ascii="Times New Roman" w:hAnsi="Times New Roman" w:cs="Times New Roman"/>
+              <w:sz w:val="24"/>
+              <w:szCs w:val="24"/>
+            </w:rPr>
+            <w:t>38</w:t>
+          </w:r>
+        </w:p>
+        <w:p>
+          <w:pPr>
+            <w:tabs>
+              <w:tab w:val="right" w:leader="dot" w:pos="8221"/>
+            </w:tabs>
+            <w:spacing w:before="0" w:after="60" w:line="276" w:lineRule="auto"/>
+            <w:ind w:left="800" w:right="560" w:hanging="0"/>
+            <w:jc w:val="left"/>
+          </w:pPr>
+          <w:r>
+            <w:rPr>
+              <w:rFonts w:ascii="Times New Roman" w:hAnsi="Times New Roman" w:cs="Times New Roman"/>
+              <w:sz w:val="24"/>
+              <w:szCs w:val="24"/>
+            </w:rPr>
+            <w:t xml:space="preserve">4.7.1 Tempo de processamento (H2)</w:t>
+          </w:r>
+          <w:r>
+            <w:rPr>
+              <w:rFonts w:ascii="Times New Roman" w:hAnsi="Times New Roman" w:cs="Times New Roman"/>
+              <w:sz w:val="24"/>
+              <w:szCs w:val="24"/>
+            </w:rPr>
+            <w:tab/>
+          </w:r>
+          <w:r>
+            <w:rPr>
+              <w:rFonts w:ascii="Times New Roman" w:hAnsi="Times New Roman" w:cs="Times New Roman"/>
+              <w:sz w:val="24"/>
+              <w:szCs w:val="24"/>
+            </w:rPr>
+            <w:t>38</w:t>
+          </w:r>
+        </w:p>
+        <w:p>
+          <w:pPr>
+            <w:tabs>
+              <w:tab w:val="right" w:leader="dot" w:pos="8221"/>
+            </w:tabs>
+            <w:spacing w:before="0" w:after="60" w:line="276" w:lineRule="auto"/>
+            <w:ind w:left="800" w:right="560" w:hanging="0"/>
+            <w:jc w:val="left"/>
+          </w:pPr>
+          <w:r>
+            <w:rPr>
+              <w:rFonts w:ascii="Times New Roman" w:hAnsi="Times New Roman" w:cs="Times New Roman"/>
+              <w:sz w:val="24"/>
+              <w:szCs w:val="24"/>
+            </w:rPr>
+            <w:t xml:space="preserve">4.7.2 Antecedência de detecção (H3)</w:t>
+          </w:r>
+          <w:r>
+            <w:rPr>
+              <w:rFonts w:ascii="Times New Roman" w:hAnsi="Times New Roman" w:cs="Times New Roman"/>
+              <w:sz w:val="24"/>
+              <w:szCs w:val="24"/>
+            </w:rPr>
+            <w:tab/>
+          </w:r>
+          <w:r>
+            <w:rPr>
+              <w:rFonts w:ascii="Times New Roman" w:hAnsi="Times New Roman" w:cs="Times New Roman"/>
+              <w:sz w:val="24"/>
+              <w:szCs w:val="24"/>
+            </w:rPr>
+            <w:t>40</w:t>
+          </w:r>
+        </w:p>
+        <w:p>
+          <w:pPr>
+            <w:tabs>
+              <w:tab w:val="right" w:leader="dot" w:pos="8221"/>
+            </w:tabs>
+            <w:spacing w:before="0" w:after="60" w:line="276" w:lineRule="auto"/>
+            <w:ind w:left="800" w:right="560" w:hanging="0"/>
+            <w:jc w:val="left"/>
+          </w:pPr>
+          <w:r>
+            <w:rPr>
+              <w:rFonts w:ascii="Times New Roman" w:hAnsi="Times New Roman" w:cs="Times New Roman"/>
+              <w:sz w:val="24"/>
+              <w:szCs w:val="24"/>
+            </w:rPr>
+            <w:t xml:space="preserve">4.7.3 Implicações para o desenho operacional</w:t>
+          </w:r>
+          <w:r>
+            <w:rPr>
+              <w:rFonts w:ascii="Times New Roman" w:hAnsi="Times New Roman" w:cs="Times New Roman"/>
+              <w:sz w:val="24"/>
+              <w:szCs w:val="24"/>
+            </w:rPr>
+            <w:tab/>
+          </w:r>
+          <w:r>
+            <w:rPr>
+              <w:rFonts w:ascii="Times New Roman" w:hAnsi="Times New Roman" w:cs="Times New Roman"/>
+              <w:sz w:val="24"/>
+              <w:szCs w:val="24"/>
+            </w:rPr>
+            <w:t>40</w:t>
+          </w:r>
+        </w:p>
+        <w:p>
+          <w:pPr>
+            <w:tabs>
+              <w:tab w:val="right" w:leader="dot" w:pos="8221"/>
+            </w:tabs>
+            <w:spacing w:before="0" w:after="60" w:line="276" w:lineRule="auto"/>
+            <w:ind w:left="400" w:right="560" w:hanging="0"/>
+            <w:jc w:val="left"/>
+          </w:pPr>
+          <w:r>
+            <w:rPr>
+              <w:rFonts w:ascii="Times New Roman" w:hAnsi="Times New Roman" w:cs="Times New Roman"/>
+              <w:sz w:val="24"/>
+              <w:szCs w:val="24"/>
+            </w:rPr>
+            <w:t xml:space="preserve">4.8 Discussão e verificação formal das hipóteses</w:t>
+          </w:r>
+          <w:r>
+            <w:rPr>
+              <w:rFonts w:ascii="Times New Roman" w:hAnsi="Times New Roman" w:cs="Times New Roman"/>
+              <w:sz w:val="24"/>
+              <w:szCs w:val="24"/>
+            </w:rPr>
+            <w:tab/>
+          </w:r>
+          <w:r>
+            <w:rPr>
+              <w:rFonts w:ascii="Times New Roman" w:hAnsi="Times New Roman" w:cs="Times New Roman"/>
+              <w:sz w:val="24"/>
+              <w:szCs w:val="24"/>
+            </w:rPr>
+            <w:t>40</w:t>
+          </w:r>
+        </w:p>
+        <w:p>
+          <w:pPr>
+            <w:tabs>
+              <w:tab w:val="right" w:leader="dot" w:pos="8221"/>
+            </w:tabs>
+            <w:spacing w:before="60" w:after="60" w:line="276" w:lineRule="auto"/>
+            <w:ind w:left="0" w:right="560" w:hanging="0"/>
+            <w:jc w:val="left"/>
+          </w:pPr>
+          <w:r>
+            <w:rPr>
+              <w:rFonts w:ascii="Times New Roman" w:hAnsi="Times New Roman" w:cs="Times New Roman"/>
+              <w:b/>
+              <w:bCs/>
+              <w:sz w:val="24"/>
+              <w:szCs w:val="24"/>
+            </w:rPr>
+            <w:t xml:space="preserve">CAPÍTULO 5 – CONCLUSÕES E RECOMENDAÇÕES</w:t>
+          </w:r>
+          <w:r>
+            <w:rPr>
+              <w:rFonts w:ascii="Times New Roman" w:hAnsi="Times New Roman" w:cs="Times New Roman"/>
+              <w:sz w:val="24"/>
+              <w:szCs w:val="24"/>
+            </w:rPr>
+            <w:tab/>
+          </w:r>
+          <w:r>
+            <w:rPr>
+              <w:rFonts w:ascii="Times New Roman" w:hAnsi="Times New Roman" w:cs="Times New Roman"/>
+              <w:sz w:val="24"/>
+              <w:szCs w:val="24"/>
+            </w:rPr>
+            <w:t>43</w:t>
+          </w:r>
+        </w:p>
+        <w:p>
+          <w:pPr>
+            <w:tabs>
+              <w:tab w:val="right" w:leader="dot" w:pos="8221"/>
+            </w:tabs>
+            <w:spacing w:before="0" w:after="60" w:line="276" w:lineRule="auto"/>
+            <w:ind w:left="400" w:right="560" w:hanging="0"/>
+            <w:jc w:val="left"/>
+          </w:pPr>
+          <w:r>
+            <w:rPr>
+              <w:rFonts w:ascii="Times New Roman" w:hAnsi="Times New Roman" w:cs="Times New Roman"/>
+              <w:sz w:val="24"/>
+              <w:szCs w:val="24"/>
+            </w:rPr>
+            <w:t xml:space="preserve">5.1 Síntese dos objectivos</w:t>
+          </w:r>
+          <w:r>
+            <w:rPr>
+              <w:rFonts w:ascii="Times New Roman" w:hAnsi="Times New Roman" w:cs="Times New Roman"/>
+              <w:sz w:val="24"/>
+              <w:szCs w:val="24"/>
+            </w:rPr>
+            <w:tab/>
+          </w:r>
+          <w:r>
+            <w:rPr>
+              <w:rFonts w:ascii="Times New Roman" w:hAnsi="Times New Roman" w:cs="Times New Roman"/>
+              <w:sz w:val="24"/>
+              <w:szCs w:val="24"/>
+            </w:rPr>
+            <w:t>43</w:t>
+          </w:r>
+        </w:p>
+        <w:p>
+          <w:pPr>
+            <w:tabs>
+              <w:tab w:val="right" w:leader="dot" w:pos="8221"/>
+            </w:tabs>
+            <w:spacing w:before="0" w:after="60" w:line="276" w:lineRule="auto"/>
+            <w:ind w:left="400" w:right="560" w:hanging="0"/>
+            <w:jc w:val="left"/>
+          </w:pPr>
+          <w:r>
+            <w:rPr>
+              <w:rFonts w:ascii="Times New Roman" w:hAnsi="Times New Roman" w:cs="Times New Roman"/>
+              <w:sz w:val="24"/>
+              <w:szCs w:val="24"/>
+            </w:rPr>
+            <w:t xml:space="preserve">5.2 Resposta às hipóteses</w:t>
+          </w:r>
+          <w:r>
+            <w:rPr>
+              <w:rFonts w:ascii="Times New Roman" w:hAnsi="Times New Roman" w:cs="Times New Roman"/>
+              <w:sz w:val="24"/>
+              <w:szCs w:val="24"/>
+            </w:rPr>
+            <w:tab/>
+          </w:r>
+          <w:r>
+            <w:rPr>
+              <w:rFonts w:ascii="Times New Roman" w:hAnsi="Times New Roman" w:cs="Times New Roman"/>
+              <w:sz w:val="24"/>
+              <w:szCs w:val="24"/>
+            </w:rPr>
+            <w:t>43</w:t>
+          </w:r>
+        </w:p>
+        <w:p>
+          <w:pPr>
+            <w:tabs>
+              <w:tab w:val="right" w:leader="dot" w:pos="8221"/>
+            </w:tabs>
+            <w:spacing w:before="0" w:after="60" w:line="276" w:lineRule="auto"/>
+            <w:ind w:left="400" w:right="560" w:hanging="0"/>
+            <w:jc w:val="left"/>
+          </w:pPr>
+          <w:r>
+            <w:rPr>
+              <w:rFonts w:ascii="Times New Roman" w:hAnsi="Times New Roman" w:cs="Times New Roman"/>
+              <w:sz w:val="24"/>
+              <w:szCs w:val="24"/>
+            </w:rPr>
+            <w:t xml:space="preserve">5.3 Contributos</w:t>
+          </w:r>
+          <w:r>
+            <w:rPr>
+              <w:rFonts w:ascii="Times New Roman" w:hAnsi="Times New Roman" w:cs="Times New Roman"/>
+              <w:sz w:val="24"/>
+              <w:szCs w:val="24"/>
+            </w:rPr>
+            <w:tab/>
+          </w:r>
+          <w:r>
+            <w:rPr>
+              <w:rFonts w:ascii="Times New Roman" w:hAnsi="Times New Roman" w:cs="Times New Roman"/>
+              <w:sz w:val="24"/>
+              <w:szCs w:val="24"/>
+            </w:rPr>
+            <w:t>44</w:t>
+          </w:r>
+        </w:p>
+        <w:p>
+          <w:pPr>
+            <w:tabs>
+              <w:tab w:val="right" w:leader="dot" w:pos="8221"/>
+            </w:tabs>
+            <w:spacing w:before="0" w:after="60" w:line="276" w:lineRule="auto"/>
+            <w:ind w:left="400" w:right="560" w:hanging="0"/>
+            <w:jc w:val="left"/>
+          </w:pPr>
+          <w:r>
+            <w:rPr>
+              <w:rFonts w:ascii="Times New Roman" w:hAnsi="Times New Roman" w:cs="Times New Roman"/>
+              <w:sz w:val="24"/>
+              <w:szCs w:val="24"/>
+            </w:rPr>
+            <w:t xml:space="preserve">5.4 Limitações</w:t>
+          </w:r>
+          <w:r>
+            <w:rPr>
+              <w:rFonts w:ascii="Times New Roman" w:hAnsi="Times New Roman" w:cs="Times New Roman"/>
+              <w:sz w:val="24"/>
+              <w:szCs w:val="24"/>
+            </w:rPr>
+            <w:tab/>
+          </w:r>
+          <w:r>
+            <w:rPr>
+              <w:rFonts w:ascii="Times New Roman" w:hAnsi="Times New Roman" w:cs="Times New Roman"/>
+              <w:sz w:val="24"/>
+              <w:szCs w:val="24"/>
+            </w:rPr>
+            <w:t>44</w:t>
+          </w:r>
+        </w:p>
+        <w:p>
+          <w:pPr>
+            <w:tabs>
+              <w:tab w:val="right" w:leader="dot" w:pos="8221"/>
+            </w:tabs>
+            <w:spacing w:before="0" w:after="60" w:line="276" w:lineRule="auto"/>
+            <w:ind w:left="400" w:right="560" w:hanging="0"/>
+            <w:jc w:val="left"/>
+          </w:pPr>
+          <w:r>
+            <w:rPr>
+              <w:rFonts w:ascii="Times New Roman" w:hAnsi="Times New Roman" w:cs="Times New Roman"/>
+              <w:sz w:val="24"/>
+              <w:szCs w:val="24"/>
+            </w:rPr>
+            <w:t xml:space="preserve">5.5 Recomendações e trabalho futuro</w:t>
+          </w:r>
+          <w:r>
+            <w:rPr>
+              <w:rFonts w:ascii="Times New Roman" w:hAnsi="Times New Roman" w:cs="Times New Roman"/>
+              <w:sz w:val="24"/>
+              <w:szCs w:val="24"/>
+            </w:rPr>
+            <w:tab/>
+          </w:r>
+          <w:r>
+            <w:rPr>
+              <w:rFonts w:ascii="Times New Roman" w:hAnsi="Times New Roman" w:cs="Times New Roman"/>
+              <w:sz w:val="24"/>
+              <w:szCs w:val="24"/>
+            </w:rPr>
+            <w:t>45</w:t>
+          </w:r>
+        </w:p>
+        <w:p>
+          <w:pPr>
+            <w:tabs>
+              <w:tab w:val="right" w:leader="dot" w:pos="8221"/>
+            </w:tabs>
+            <w:spacing w:before="0" w:after="60" w:line="276" w:lineRule="auto"/>
+            <w:ind w:left="400" w:right="560" w:hanging="0"/>
+            <w:jc w:val="left"/>
+          </w:pPr>
+          <w:r>
+            <w:rPr>
+              <w:rFonts w:ascii="Times New Roman" w:hAnsi="Times New Roman" w:cs="Times New Roman"/>
+              <w:sz w:val="24"/>
+              <w:szCs w:val="24"/>
+            </w:rPr>
+            <w:t xml:space="preserve">5.6 Considerações finais</w:t>
+          </w:r>
+          <w:r>
+            <w:rPr>
+              <w:rFonts w:ascii="Times New Roman" w:hAnsi="Times New Roman" w:cs="Times New Roman"/>
+              <w:sz w:val="24"/>
+              <w:szCs w:val="24"/>
+            </w:rPr>
+            <w:tab/>
+          </w:r>
+          <w:r>
+            <w:rPr>
+              <w:rFonts w:ascii="Times New Roman" w:hAnsi="Times New Roman" w:cs="Times New Roman"/>
+              <w:sz w:val="24"/>
+              <w:szCs w:val="24"/>
+            </w:rPr>
+            <w:t>46</w:t>
+          </w:r>
+        </w:p>
+        <w:p>
+          <w:pPr>
+            <w:tabs>
+              <w:tab w:val="right" w:leader="dot" w:pos="8221"/>
+            </w:tabs>
+            <w:spacing w:before="60" w:after="60" w:line="276" w:lineRule="auto"/>
+            <w:ind w:left="0" w:right="560" w:hanging="0"/>
+            <w:jc w:val="left"/>
+          </w:pPr>
+          <w:r>
+            <w:rPr>
+              <w:rFonts w:ascii="Times New Roman" w:hAnsi="Times New Roman" w:cs="Times New Roman"/>
+              <w:b/>
+              <w:bCs/>
+              <w:sz w:val="24"/>
+              <w:szCs w:val="24"/>
+            </w:rPr>
+            <w:t xml:space="preserve">REFERÊNCIAS BIBLIOGRÁFICAS</w:t>
+          </w:r>
+          <w:r>
+            <w:rPr>
+              <w:rFonts w:ascii="Times New Roman" w:hAnsi="Times New Roman" w:cs="Times New Roman"/>
+              <w:sz w:val="24"/>
+              <w:szCs w:val="24"/>
+            </w:rPr>
+            <w:tab/>
+          </w:r>
+          <w:r>
+            <w:rPr>
+              <w:rFonts w:ascii="Times New Roman" w:hAnsi="Times New Roman" w:cs="Times New Roman"/>
+              <w:sz w:val="24"/>
+              <w:szCs w:val="24"/>
+            </w:rPr>
+            <w:t>47</w:t>
+          </w:r>
+        </w:p>
+        <w:p>
+          <w:pPr>
+            <w:tabs>
+              <w:tab w:val="right" w:leader="dot" w:pos="8221"/>
+            </w:tabs>
+            <w:spacing w:before="60" w:after="60" w:line="276" w:lineRule="auto"/>
+            <w:ind w:left="0" w:right="560" w:hanging="0"/>
+            <w:jc w:val="left"/>
+          </w:pPr>
+          <w:r>
+            <w:rPr>
+              <w:rFonts w:ascii="Times New Roman" w:hAnsi="Times New Roman" w:cs="Times New Roman"/>
+              <w:b/>
+              <w:bCs/>
+              <w:sz w:val="24"/>
+              <w:szCs w:val="24"/>
+            </w:rPr>
+            <w:t xml:space="preserve">GLOSSÁRIO</w:t>
+          </w:r>
+          <w:r>
+            <w:rPr>
+              <w:rFonts w:ascii="Times New Roman" w:hAnsi="Times New Roman" w:cs="Times New Roman"/>
+              <w:sz w:val="24"/>
+              <w:szCs w:val="24"/>
+            </w:rPr>
+            <w:tab/>
+          </w:r>
+          <w:r>
+            <w:rPr>
+              <w:rFonts w:ascii="Times New Roman" w:hAnsi="Times New Roman" w:cs="Times New Roman"/>
+              <w:sz w:val="24"/>
+              <w:szCs w:val="24"/>
+            </w:rPr>
+            <w:t>51</w:t>
+          </w:r>
+        </w:p>
+        <w:p>
+          <w:pPr>
+            <w:tabs>
+              <w:tab w:val="right" w:leader="dot" w:pos="8221"/>
+            </w:tabs>
+            <w:spacing w:before="60" w:after="60" w:line="276" w:lineRule="auto"/>
+            <w:ind w:left="0" w:right="560" w:hanging="0"/>
+            <w:jc w:val="left"/>
+          </w:pPr>
+          <w:r>
+            <w:rPr>
+              <w:rFonts w:ascii="Times New Roman" w:hAnsi="Times New Roman" w:cs="Times New Roman"/>
+              <w:b/>
+              <w:bCs/>
+              <w:sz w:val="24"/>
+              <w:szCs w:val="24"/>
+            </w:rPr>
+            <w:t xml:space="preserve">APÊNDICE A – EXCERTOS DE CÓDIGO-FONTE</w:t>
+          </w:r>
+          <w:r>
+            <w:rPr>
+              <w:rFonts w:ascii="Times New Roman" w:hAnsi="Times New Roman" w:cs="Times New Roman"/>
+              <w:sz w:val="24"/>
+              <w:szCs w:val="24"/>
+            </w:rPr>
+            <w:tab/>
+          </w:r>
+          <w:r>
+            <w:rPr>
+              <w:rFonts w:ascii="Times New Roman" w:hAnsi="Times New Roman" w:cs="Times New Roman"/>
+              <w:sz w:val="24"/>
+              <w:szCs w:val="24"/>
+            </w:rPr>
+            <w:t>A1</w:t>
+          </w:r>
+        </w:p>
+        <w:p>
+          <w:pPr>
+            <w:tabs>
+              <w:tab w:val="right" w:leader="dot" w:pos="8221"/>
+            </w:tabs>
+            <w:spacing w:before="0" w:after="60" w:line="276" w:lineRule="auto"/>
+            <w:ind w:left="400" w:right="560" w:hanging="0"/>
+            <w:jc w:val="left"/>
+          </w:pPr>
+          <w:r>
+            <w:rPr>
+              <w:rFonts w:ascii="Times New Roman" w:hAnsi="Times New Roman" w:cs="Times New Roman"/>
+              <w:sz w:val="24"/>
+              <w:szCs w:val="24"/>
+            </w:rPr>
+            <w:t xml:space="preserve">A.1 Anonimização à entrada</w:t>
+          </w:r>
+          <w:r>
+            <w:rPr>
+              <w:rFonts w:ascii="Times New Roman" w:hAnsi="Times New Roman" w:cs="Times New Roman"/>
+              <w:sz w:val="24"/>
+              <w:szCs w:val="24"/>
+            </w:rPr>
+            <w:tab/>
+          </w:r>
+          <w:r>
+            <w:rPr>
+              <w:rFonts w:ascii="Times New Roman" w:hAnsi="Times New Roman" w:cs="Times New Roman"/>
+              <w:sz w:val="24"/>
+              <w:szCs w:val="24"/>
+            </w:rPr>
+            <w:t>A1</w:t>
+          </w:r>
+        </w:p>
+        <w:p>
+          <w:pPr>
+            <w:tabs>
+              <w:tab w:val="right" w:leader="dot" w:pos="8221"/>
+            </w:tabs>
+            <w:spacing w:before="0" w:after="60" w:line="276" w:lineRule="auto"/>
+            <w:ind w:left="400" w:right="560" w:hanging="0"/>
+            <w:jc w:val="left"/>
+          </w:pPr>
+          <w:r>
+            <w:rPr>
+              <w:rFonts w:ascii="Times New Roman" w:hAnsi="Times New Roman" w:cs="Times New Roman"/>
+              <w:sz w:val="24"/>
+              <w:szCs w:val="24"/>
+            </w:rPr>
+            <w:t xml:space="preserve">A.2 Classificação em lote com o BERTimbau</w:t>
+          </w:r>
+          <w:r>
+            <w:rPr>
+              <w:rFonts w:ascii="Times New Roman" w:hAnsi="Times New Roman" w:cs="Times New Roman"/>
+              <w:sz w:val="24"/>
+              <w:szCs w:val="24"/>
+            </w:rPr>
+            <w:tab/>
+          </w:r>
+          <w:r>
+            <w:rPr>
+              <w:rFonts w:ascii="Times New Roman" w:hAnsi="Times New Roman" w:cs="Times New Roman"/>
+              <w:sz w:val="24"/>
+              <w:szCs w:val="24"/>
+            </w:rPr>
+            <w:t>A1</w:t>
+          </w:r>
+        </w:p>
+        <w:p>
+          <w:pPr>
+            <w:tabs>
+              <w:tab w:val="right" w:leader="dot" w:pos="8221"/>
+            </w:tabs>
+            <w:spacing w:before="0" w:after="60" w:line="276" w:lineRule="auto"/>
+            <w:ind w:left="400" w:right="560" w:hanging="0"/>
+            <w:jc w:val="left"/>
+          </w:pPr>
+          <w:r>
+            <w:rPr>
+              <w:rFonts w:ascii="Times New Roman" w:hAnsi="Times New Roman" w:cs="Times New Roman"/>
+              <w:sz w:val="24"/>
+              <w:szCs w:val="24"/>
+            </w:rPr>
+            <w:t xml:space="preserve">A.3 Prioridade e classificação das publicações pendentes</w:t>
+          </w:r>
+          <w:r>
+            <w:rPr>
+              <w:rFonts w:ascii="Times New Roman" w:hAnsi="Times New Roman" w:cs="Times New Roman"/>
+              <w:sz w:val="24"/>
+              <w:szCs w:val="24"/>
+            </w:rPr>
+            <w:tab/>
+          </w:r>
+          <w:r>
+            <w:rPr>
+              <w:rFonts w:ascii="Times New Roman" w:hAnsi="Times New Roman" w:cs="Times New Roman"/>
+              <w:sz w:val="24"/>
+              <w:szCs w:val="24"/>
+            </w:rPr>
+            <w:t>A2</w:t>
+          </w:r>
+        </w:p>
+        <w:p>
+          <w:pPr>
+            <w:tabs>
+              <w:tab w:val="right" w:leader="dot" w:pos="8221"/>
+            </w:tabs>
+            <w:spacing w:before="0" w:after="60" w:line="276" w:lineRule="auto"/>
+            <w:ind w:left="400" w:right="560" w:hanging="0"/>
+            <w:jc w:val="left"/>
+          </w:pPr>
+          <w:r>
+            <w:rPr>
+              <w:rFonts w:ascii="Times New Roman" w:hAnsi="Times New Roman" w:cs="Times New Roman"/>
+              <w:sz w:val="24"/>
+              <w:szCs w:val="24"/>
+            </w:rPr>
+            <w:t xml:space="preserve">A.4 Métricas operacionais</w:t>
+          </w:r>
+          <w:r>
+            <w:rPr>
+              <w:rFonts w:ascii="Times New Roman" w:hAnsi="Times New Roman" w:cs="Times New Roman"/>
+              <w:sz w:val="24"/>
+              <w:szCs w:val="24"/>
+            </w:rPr>
+            <w:tab/>
+          </w:r>
+          <w:r>
+            <w:rPr>
+              <w:rFonts w:ascii="Times New Roman" w:hAnsi="Times New Roman" w:cs="Times New Roman"/>
+              <w:sz w:val="24"/>
+              <w:szCs w:val="24"/>
+            </w:rPr>
+            <w:t>A2</w:t>
+          </w:r>
+        </w:p>
+        <w:p>
+          <w:pPr>
+            <w:tabs>
+              <w:tab w:val="right" w:leader="dot" w:pos="8221"/>
+            </w:tabs>
+            <w:spacing w:before="60" w:after="60" w:line="276" w:lineRule="auto"/>
+            <w:ind w:left="0" w:right="560" w:hanging="0"/>
+            <w:jc w:val="left"/>
+          </w:pPr>
+          <w:r>
+            <w:rPr>
+              <w:rFonts w:ascii="Times New Roman" w:hAnsi="Times New Roman" w:cs="Times New Roman"/>
+              <w:b/>
+              <w:bCs/>
+              <w:sz w:val="24"/>
+              <w:szCs w:val="24"/>
+            </w:rPr>
+            <w:t xml:space="preserve">APÊNDICE B – GUIA DE ANOTAÇÃO PADRONIZADO</w:t>
+          </w:r>
+          <w:r>
+            <w:rPr>
+              <w:rFonts w:ascii="Times New Roman" w:hAnsi="Times New Roman" w:cs="Times New Roman"/>
+              <w:sz w:val="24"/>
+              <w:szCs w:val="24"/>
+            </w:rPr>
+            <w:tab/>
+          </w:r>
+          <w:r>
+            <w:rPr>
+              <w:rFonts w:ascii="Times New Roman" w:hAnsi="Times New Roman" w:cs="Times New Roman"/>
+              <w:sz w:val="24"/>
+              <w:szCs w:val="24"/>
+            </w:rPr>
+            <w:t>B1</w:t>
+          </w:r>
+        </w:p>
+        <w:p>
+          <w:pPr>
+            <w:tabs>
+              <w:tab w:val="right" w:leader="dot" w:pos="8221"/>
+            </w:tabs>
+            <w:spacing w:before="0" w:after="60" w:line="276" w:lineRule="auto"/>
+            <w:ind w:left="400" w:right="560" w:hanging="0"/>
+            <w:jc w:val="left"/>
+          </w:pPr>
+          <w:r>
+            <w:rPr>
+              <w:rFonts w:ascii="Times New Roman" w:hAnsi="Times New Roman" w:cs="Times New Roman"/>
+              <w:sz w:val="24"/>
+              <w:szCs w:val="24"/>
+            </w:rPr>
+            <w:t xml:space="preserve">B.1 Identificação do projecto</w:t>
+          </w:r>
+          <w:r>
+            <w:rPr>
+              <w:rFonts w:ascii="Times New Roman" w:hAnsi="Times New Roman" w:cs="Times New Roman"/>
+              <w:sz w:val="24"/>
+              <w:szCs w:val="24"/>
+            </w:rPr>
+            <w:tab/>
+          </w:r>
+          <w:r>
+            <w:rPr>
+              <w:rFonts w:ascii="Times New Roman" w:hAnsi="Times New Roman" w:cs="Times New Roman"/>
+              <w:sz w:val="24"/>
+              <w:szCs w:val="24"/>
+            </w:rPr>
+            <w:t>B1</w:t>
+          </w:r>
+        </w:p>
+        <w:p>
+          <w:pPr>
+            <w:tabs>
+              <w:tab w:val="right" w:leader="dot" w:pos="8221"/>
+            </w:tabs>
+            <w:spacing w:before="0" w:after="60" w:line="276" w:lineRule="auto"/>
+            <w:ind w:left="400" w:right="560" w:hanging="0"/>
+            <w:jc w:val="left"/>
+          </w:pPr>
+          <w:r>
+            <w:rPr>
+              <w:rFonts w:ascii="Times New Roman" w:hAnsi="Times New Roman" w:cs="Times New Roman"/>
+              <w:sz w:val="24"/>
+              <w:szCs w:val="24"/>
+            </w:rPr>
+            <w:t xml:space="preserve">B.2 Objectivo da anotação</w:t>
+          </w:r>
+          <w:r>
+            <w:rPr>
+              <w:rFonts w:ascii="Times New Roman" w:hAnsi="Times New Roman" w:cs="Times New Roman"/>
+              <w:sz w:val="24"/>
+              <w:szCs w:val="24"/>
+            </w:rPr>
+            <w:tab/>
+          </w:r>
+          <w:r>
+            <w:rPr>
+              <w:rFonts w:ascii="Times New Roman" w:hAnsi="Times New Roman" w:cs="Times New Roman"/>
+              <w:sz w:val="24"/>
+              <w:szCs w:val="24"/>
+            </w:rPr>
+            <w:t>B1</w:t>
+          </w:r>
+        </w:p>
+        <w:p>
+          <w:pPr>
+            <w:tabs>
+              <w:tab w:val="right" w:leader="dot" w:pos="8221"/>
+            </w:tabs>
+            <w:spacing w:before="0" w:after="60" w:line="276" w:lineRule="auto"/>
+            <w:ind w:left="400" w:right="560" w:hanging="0"/>
+            <w:jc w:val="left"/>
+          </w:pPr>
+          <w:r>
+            <w:rPr>
+              <w:rFonts w:ascii="Times New Roman" w:hAnsi="Times New Roman" w:cs="Times New Roman"/>
+              <w:sz w:val="24"/>
+              <w:szCs w:val="24"/>
+            </w:rPr>
+            <w:t xml:space="preserve">B.3 Categorias</w:t>
+          </w:r>
+          <w:r>
+            <w:rPr>
+              <w:rFonts w:ascii="Times New Roman" w:hAnsi="Times New Roman" w:cs="Times New Roman"/>
+              <w:sz w:val="24"/>
+              <w:szCs w:val="24"/>
+            </w:rPr>
+            <w:tab/>
+          </w:r>
+          <w:r>
+            <w:rPr>
+              <w:rFonts w:ascii="Times New Roman" w:hAnsi="Times New Roman" w:cs="Times New Roman"/>
+              <w:sz w:val="24"/>
+              <w:szCs w:val="24"/>
+            </w:rPr>
+            <w:t>B1</w:t>
+          </w:r>
+        </w:p>
+        <w:p>
+          <w:pPr>
+            <w:tabs>
+              <w:tab w:val="right" w:leader="dot" w:pos="8221"/>
+            </w:tabs>
+            <w:spacing w:before="0" w:after="60" w:line="276" w:lineRule="auto"/>
+            <w:ind w:left="800" w:right="560" w:hanging="0"/>
+            <w:jc w:val="left"/>
+          </w:pPr>
+          <w:r>
+            <w:rPr>
+              <w:rFonts w:ascii="Times New Roman" w:hAnsi="Times New Roman" w:cs="Times New Roman"/>
+              <w:sz w:val="24"/>
+              <w:szCs w:val="24"/>
+            </w:rPr>
+            <w:t xml:space="preserve">B.3.1 Normal (rótulo Normal)</w:t>
+          </w:r>
+          <w:r>
+            <w:rPr>
+              <w:rFonts w:ascii="Times New Roman" w:hAnsi="Times New Roman" w:cs="Times New Roman"/>
+              <w:sz w:val="24"/>
+              <w:szCs w:val="24"/>
+            </w:rPr>
+            <w:tab/>
+          </w:r>
+          <w:r>
+            <w:rPr>
+              <w:rFonts w:ascii="Times New Roman" w:hAnsi="Times New Roman" w:cs="Times New Roman"/>
+              <w:sz w:val="24"/>
+              <w:szCs w:val="24"/>
+            </w:rPr>
+            <w:t>B1</w:t>
+          </w:r>
+        </w:p>
+        <w:p>
+          <w:pPr>
+            <w:tabs>
+              <w:tab w:val="right" w:leader="dot" w:pos="8221"/>
+            </w:tabs>
+            <w:spacing w:before="0" w:after="60" w:line="276" w:lineRule="auto"/>
+            <w:ind w:left="800" w:right="560" w:hanging="0"/>
+            <w:jc w:val="left"/>
+          </w:pPr>
+          <w:r>
+            <w:rPr>
+              <w:rFonts w:ascii="Times New Roman" w:hAnsi="Times New Roman" w:cs="Times New Roman"/>
+              <w:sz w:val="24"/>
+              <w:szCs w:val="24"/>
+            </w:rPr>
+            <w:t xml:space="preserve">B.3.2 Desinformação (rótulo Desinformacao)</w:t>
+          </w:r>
+          <w:r>
+            <w:rPr>
+              <w:rFonts w:ascii="Times New Roman" w:hAnsi="Times New Roman" w:cs="Times New Roman"/>
+              <w:sz w:val="24"/>
+              <w:szCs w:val="24"/>
+            </w:rPr>
+            <w:tab/>
+          </w:r>
+          <w:r>
+            <w:rPr>
+              <w:rFonts w:ascii="Times New Roman" w:hAnsi="Times New Roman" w:cs="Times New Roman"/>
+              <w:sz w:val="24"/>
+              <w:szCs w:val="24"/>
+            </w:rPr>
+            <w:t>B1</w:t>
+          </w:r>
+        </w:p>
+        <w:p>
+          <w:pPr>
+            <w:tabs>
+              <w:tab w:val="right" w:leader="dot" w:pos="8221"/>
+            </w:tabs>
+            <w:spacing w:before="0" w:after="60" w:line="276" w:lineRule="auto"/>
+            <w:ind w:left="800" w:right="560" w:hanging="0"/>
+            <w:jc w:val="left"/>
+          </w:pPr>
+          <w:r>
+            <w:rPr>
+              <w:rFonts w:ascii="Times New Roman" w:hAnsi="Times New Roman" w:cs="Times New Roman"/>
+              <w:sz w:val="24"/>
+              <w:szCs w:val="24"/>
+            </w:rPr>
+            <w:t xml:space="preserve">B.3.3 Discurso de ódio (rótulo Odio)</w:t>
+          </w:r>
+          <w:r>
+            <w:rPr>
+              <w:rFonts w:ascii="Times New Roman" w:hAnsi="Times New Roman" w:cs="Times New Roman"/>
+              <w:sz w:val="24"/>
+              <w:szCs w:val="24"/>
+            </w:rPr>
+            <w:tab/>
+          </w:r>
+          <w:r>
+            <w:rPr>
+              <w:rFonts w:ascii="Times New Roman" w:hAnsi="Times New Roman" w:cs="Times New Roman"/>
+              <w:sz w:val="24"/>
+              <w:szCs w:val="24"/>
+            </w:rPr>
+            <w:t>B2</w:t>
+          </w:r>
+        </w:p>
+        <w:p>
+          <w:pPr>
+            <w:tabs>
+              <w:tab w:val="right" w:leader="dot" w:pos="8221"/>
+            </w:tabs>
+            <w:spacing w:before="0" w:after="60" w:line="276" w:lineRule="auto"/>
+            <w:ind w:left="800" w:right="560" w:hanging="0"/>
+            <w:jc w:val="left"/>
+          </w:pPr>
+          <w:r>
+            <w:rPr>
+              <w:rFonts w:ascii="Times New Roman" w:hAnsi="Times New Roman" w:cs="Times New Roman"/>
+              <w:sz w:val="24"/>
+              <w:szCs w:val="24"/>
+            </w:rPr>
+            <w:t xml:space="preserve">B.3.4 Mobilização hostil (rótulo Mobilizacao)</w:t>
+          </w:r>
+          <w:r>
+            <w:rPr>
+              <w:rFonts w:ascii="Times New Roman" w:hAnsi="Times New Roman" w:cs="Times New Roman"/>
+              <w:sz w:val="24"/>
+              <w:szCs w:val="24"/>
+            </w:rPr>
+            <w:tab/>
+          </w:r>
+          <w:r>
+            <w:rPr>
+              <w:rFonts w:ascii="Times New Roman" w:hAnsi="Times New Roman" w:cs="Times New Roman"/>
+              <w:sz w:val="24"/>
+              <w:szCs w:val="24"/>
+            </w:rPr>
+            <w:t>B2</w:t>
+          </w:r>
+        </w:p>
+        <w:p>
+          <w:pPr>
+            <w:tabs>
+              <w:tab w:val="right" w:leader="dot" w:pos="8221"/>
+            </w:tabs>
+            <w:spacing w:before="0" w:after="60" w:line="276" w:lineRule="auto"/>
+            <w:ind w:left="400" w:right="560" w:hanging="0"/>
+            <w:jc w:val="left"/>
+          </w:pPr>
+          <w:r>
+            <w:rPr>
+              <w:rFonts w:ascii="Times New Roman" w:hAnsi="Times New Roman" w:cs="Times New Roman"/>
+              <w:sz w:val="24"/>
+              <w:szCs w:val="24"/>
+            </w:rPr>
+            <w:t xml:space="preserve">B.4 Casos limítrofes</w:t>
+          </w:r>
+          <w:r>
+            <w:rPr>
+              <w:rFonts w:ascii="Times New Roman" w:hAnsi="Times New Roman" w:cs="Times New Roman"/>
+              <w:sz w:val="24"/>
+              <w:szCs w:val="24"/>
+            </w:rPr>
+            <w:tab/>
+          </w:r>
+          <w:r>
+            <w:rPr>
+              <w:rFonts w:ascii="Times New Roman" w:hAnsi="Times New Roman" w:cs="Times New Roman"/>
+              <w:sz w:val="24"/>
+              <w:szCs w:val="24"/>
+            </w:rPr>
+            <w:t>B2</w:t>
+          </w:r>
+        </w:p>
+        <w:p>
+          <w:pPr>
+            <w:tabs>
+              <w:tab w:val="right" w:leader="dot" w:pos="8221"/>
+            </w:tabs>
+            <w:spacing w:before="0" w:after="60" w:line="276" w:lineRule="auto"/>
+            <w:ind w:left="400" w:right="560" w:hanging="0"/>
+            <w:jc w:val="left"/>
+          </w:pPr>
+          <w:r>
+            <w:rPr>
+              <w:rFonts w:ascii="Times New Roman" w:hAnsi="Times New Roman" w:cs="Times New Roman"/>
+              <w:sz w:val="24"/>
+              <w:szCs w:val="24"/>
+            </w:rPr>
+            <w:t xml:space="preserve">B.5 Regras de desempate</w:t>
+          </w:r>
+          <w:r>
+            <w:rPr>
+              <w:rFonts w:ascii="Times New Roman" w:hAnsi="Times New Roman" w:cs="Times New Roman"/>
+              <w:sz w:val="24"/>
+              <w:szCs w:val="24"/>
+            </w:rPr>
+            <w:tab/>
+          </w:r>
+          <w:r>
+            <w:rPr>
+              <w:rFonts w:ascii="Times New Roman" w:hAnsi="Times New Roman" w:cs="Times New Roman"/>
+              <w:sz w:val="24"/>
+              <w:szCs w:val="24"/>
+            </w:rPr>
+            <w:t>B2</w:t>
+          </w:r>
+        </w:p>
+        <w:p>
+          <w:pPr>
+            <w:tabs>
+              <w:tab w:val="right" w:leader="dot" w:pos="8221"/>
+            </w:tabs>
+            <w:spacing w:before="0" w:after="60" w:line="276" w:lineRule="auto"/>
+            <w:ind w:left="400" w:right="560" w:hanging="0"/>
+            <w:jc w:val="left"/>
+          </w:pPr>
+          <w:r>
+            <w:rPr>
+              <w:rFonts w:ascii="Times New Roman" w:hAnsi="Times New Roman" w:cs="Times New Roman"/>
+              <w:sz w:val="24"/>
+              <w:szCs w:val="24"/>
+            </w:rPr>
+            <w:t xml:space="preserve">B.6 Instruções de preenchimento</w:t>
+          </w:r>
+          <w:r>
+            <w:rPr>
+              <w:rFonts w:ascii="Times New Roman" w:hAnsi="Times New Roman" w:cs="Times New Roman"/>
+              <w:sz w:val="24"/>
+              <w:szCs w:val="24"/>
+            </w:rPr>
+            <w:tab/>
+          </w:r>
+          <w:r>
+            <w:rPr>
+              <w:rFonts w:ascii="Times New Roman" w:hAnsi="Times New Roman" w:cs="Times New Roman"/>
+              <w:sz w:val="24"/>
+              <w:szCs w:val="24"/>
+            </w:rPr>
+            <w:t>B3</w:t>
+          </w:r>
+        </w:p>
+        <w:p>
+          <w:pPr>
+            <w:tabs>
+              <w:tab w:val="right" w:leader="dot" w:pos="8221"/>
+            </w:tabs>
+            <w:spacing w:before="60" w:after="60" w:line="276" w:lineRule="auto"/>
+            <w:ind w:left="0" w:right="560" w:hanging="0"/>
+            <w:jc w:val="left"/>
+          </w:pPr>
+          <w:r>
+            <w:rPr>
+              <w:rFonts w:ascii="Times New Roman" w:hAnsi="Times New Roman" w:cs="Times New Roman"/>
+              <w:b/>
+              <w:bCs/>
+              <w:sz w:val="24"/>
+              <w:szCs w:val="24"/>
+            </w:rPr>
+            <w:t xml:space="preserve">APÊNDICE C – ACORDO ENTRE ANOTADORES</w:t>
+          </w:r>
+          <w:r>
+            <w:rPr>
+              <w:rFonts w:ascii="Times New Roman" w:hAnsi="Times New Roman" w:cs="Times New Roman"/>
+              <w:sz w:val="24"/>
+              <w:szCs w:val="24"/>
+            </w:rPr>
+            <w:tab/>
+          </w:r>
+          <w:r>
+            <w:rPr>
+              <w:rFonts w:ascii="Times New Roman" w:hAnsi="Times New Roman" w:cs="Times New Roman"/>
+              <w:sz w:val="24"/>
+              <w:szCs w:val="24"/>
+            </w:rPr>
+            <w:t>C1</w:t>
+          </w:r>
+        </w:p>
+        <w:p>
+          <w:pPr>
+            <w:tabs>
+              <w:tab w:val="right" w:leader="dot" w:pos="8221"/>
+            </w:tabs>
+            <w:spacing w:before="0" w:after="60" w:line="276" w:lineRule="auto"/>
+            <w:ind w:left="400" w:right="560" w:hanging="0"/>
+            <w:jc w:val="left"/>
+          </w:pPr>
+          <w:r>
+            <w:rPr>
+              <w:rFonts w:ascii="Times New Roman" w:hAnsi="Times New Roman" w:cs="Times New Roman"/>
+              <w:sz w:val="24"/>
+              <w:szCs w:val="24"/>
+            </w:rPr>
+            <w:t xml:space="preserve">C.1 Escala de interpretação</w:t>
+          </w:r>
+          <w:r>
+            <w:rPr>
+              <w:rFonts w:ascii="Times New Roman" w:hAnsi="Times New Roman" w:cs="Times New Roman"/>
+              <w:sz w:val="24"/>
+              <w:szCs w:val="24"/>
+            </w:rPr>
+            <w:tab/>
+          </w:r>
+          <w:r>
+            <w:rPr>
+              <w:rFonts w:ascii="Times New Roman" w:hAnsi="Times New Roman" w:cs="Times New Roman"/>
+              <w:sz w:val="24"/>
+              <w:szCs w:val="24"/>
+            </w:rPr>
+            <w:t>C1</w:t>
+          </w:r>
+        </w:p>
+        <w:p>
+          <w:pPr>
+            <w:tabs>
+              <w:tab w:val="right" w:leader="dot" w:pos="8221"/>
+            </w:tabs>
+            <w:spacing w:before="0" w:after="60" w:line="276" w:lineRule="auto"/>
+            <w:ind w:left="400" w:right="560" w:hanging="0"/>
+            <w:jc w:val="left"/>
+          </w:pPr>
+          <w:r>
+            <w:rPr>
+              <w:rFonts w:ascii="Times New Roman" w:hAnsi="Times New Roman" w:cs="Times New Roman"/>
+              <w:sz w:val="24"/>
+              <w:szCs w:val="24"/>
+            </w:rPr>
+            <w:t xml:space="preserve">C.2 Fórmulas</w:t>
+          </w:r>
+          <w:r>
+            <w:rPr>
+              <w:rFonts w:ascii="Times New Roman" w:hAnsi="Times New Roman" w:cs="Times New Roman"/>
+              <w:sz w:val="24"/>
+              <w:szCs w:val="24"/>
+            </w:rPr>
+            <w:tab/>
+          </w:r>
+          <w:r>
+            <w:rPr>
+              <w:rFonts w:ascii="Times New Roman" w:hAnsi="Times New Roman" w:cs="Times New Roman"/>
+              <w:sz w:val="24"/>
+              <w:szCs w:val="24"/>
+            </w:rPr>
+            <w:t>C1</w:t>
+          </w:r>
+        </w:p>
+        <w:p>
+          <w:pPr>
+            <w:tabs>
+              <w:tab w:val="right" w:leader="dot" w:pos="8221"/>
+            </w:tabs>
+            <w:spacing w:before="0" w:after="60" w:line="276" w:lineRule="auto"/>
+            <w:ind w:left="400" w:right="560" w:hanging="0"/>
+            <w:jc w:val="left"/>
+          </w:pPr>
+          <w:r>
+            <w:rPr>
+              <w:rFonts w:ascii="Times New Roman" w:hAnsi="Times New Roman" w:cs="Times New Roman"/>
+              <w:sz w:val="24"/>
+              <w:szCs w:val="24"/>
+            </w:rPr>
+            <w:t xml:space="preserve">C.3 Resultados</w:t>
+          </w:r>
+          <w:r>
+            <w:rPr>
+              <w:rFonts w:ascii="Times New Roman" w:hAnsi="Times New Roman" w:cs="Times New Roman"/>
+              <w:sz w:val="24"/>
+              <w:szCs w:val="24"/>
+            </w:rPr>
+            <w:tab/>
+          </w:r>
+          <w:r>
+            <w:rPr>
+              <w:rFonts w:ascii="Times New Roman" w:hAnsi="Times New Roman" w:cs="Times New Roman"/>
+              <w:sz w:val="24"/>
+              <w:szCs w:val="24"/>
+            </w:rPr>
+            <w:t>C1</w:t>
+          </w:r>
+        </w:p>
+        <w:p>
+          <w:pPr>
+            <w:tabs>
+              <w:tab w:val="right" w:leader="dot" w:pos="8221"/>
+            </w:tabs>
+            <w:spacing w:before="0" w:after="60" w:line="276" w:lineRule="auto"/>
+            <w:ind w:left="400" w:right="560" w:hanging="0"/>
+            <w:jc w:val="left"/>
+          </w:pPr>
+          <w:r>
+            <w:rPr>
+              <w:rFonts w:ascii="Times New Roman" w:hAnsi="Times New Roman" w:cs="Times New Roman"/>
+              <w:sz w:val="24"/>
+              <w:szCs w:val="24"/>
+            </w:rPr>
+            <w:t xml:space="preserve">C.4 Distribuição das etiquetas finais</w:t>
+          </w:r>
+          <w:r>
+            <w:rPr>
+              <w:rFonts w:ascii="Times New Roman" w:hAnsi="Times New Roman" w:cs="Times New Roman"/>
+              <w:sz w:val="24"/>
+              <w:szCs w:val="24"/>
+            </w:rPr>
+            <w:tab/>
+          </w:r>
+          <w:r>
+            <w:rPr>
+              <w:rFonts w:ascii="Times New Roman" w:hAnsi="Times New Roman" w:cs="Times New Roman"/>
+              <w:sz w:val="24"/>
+              <w:szCs w:val="24"/>
+            </w:rPr>
+            <w:t>C2</w:t>
+          </w:r>
+        </w:p>
+        <w:p>
+          <w:pPr>
+            <w:tabs>
+              <w:tab w:val="right" w:leader="dot" w:pos="8221"/>
+            </w:tabs>
+            <w:spacing w:before="60" w:after="60" w:line="276" w:lineRule="auto"/>
+            <w:ind w:left="0" w:right="560" w:hanging="0"/>
+            <w:jc w:val="left"/>
+          </w:pPr>
+          <w:r>
+            <w:rPr>
+              <w:rFonts w:ascii="Times New Roman" w:hAnsi="Times New Roman" w:cs="Times New Roman"/>
+              <w:b/>
+              <w:bCs/>
+              <w:sz w:val="24"/>
+              <w:szCs w:val="24"/>
+            </w:rPr>
+            <w:t xml:space="preserve">APÊNDICE D – DECLARAÇÃO DE CONSENTIMENTO E CONFIDENCIALIDADE DOS ANOTADORES</w:t>
+          </w:r>
+          <w:r>
+            <w:rPr>
+              <w:rFonts w:ascii="Times New Roman" w:hAnsi="Times New Roman" w:cs="Times New Roman"/>
+              <w:sz w:val="24"/>
+              <w:szCs w:val="24"/>
+            </w:rPr>
+            <w:tab/>
+          </w:r>
+          <w:r>
+            <w:rPr>
+              <w:rFonts w:ascii="Times New Roman" w:hAnsi="Times New Roman" w:cs="Times New Roman"/>
+              <w:sz w:val="24"/>
+              <w:szCs w:val="24"/>
+            </w:rPr>
+            <w:t>D1</w:t>
+          </w:r>
+        </w:p>
+        <w:p>
+          <w:pPr>
+            <w:tabs>
+              <w:tab w:val="right" w:leader="dot" w:pos="8221"/>
+            </w:tabs>
+            <w:spacing w:before="60" w:after="60" w:line="276" w:lineRule="auto"/>
+            <w:ind w:left="0" w:right="560" w:hanging="0"/>
+            <w:jc w:val="left"/>
+          </w:pPr>
+          <w:r>
+            <w:rPr>
+              <w:rFonts w:ascii="Times New Roman" w:hAnsi="Times New Roman" w:cs="Times New Roman"/>
+              <w:b/>
+              <w:bCs/>
+              <w:sz w:val="24"/>
+              <w:szCs w:val="24"/>
+            </w:rPr>
+            <w:t xml:space="preserve">APÊNDICE E – AMOSTRA ANOTADA DO CORPUS</w:t>
+          </w:r>
+          <w:r>
+            <w:rPr>
+              <w:rFonts w:ascii="Times New Roman" w:hAnsi="Times New Roman" w:cs="Times New Roman"/>
+              <w:sz w:val="24"/>
+              <w:szCs w:val="24"/>
+            </w:rPr>
+            <w:tab/>
+          </w:r>
+          <w:r>
+            <w:rPr>
+              <w:rFonts w:ascii="Times New Roman" w:hAnsi="Times New Roman" w:cs="Times New Roman"/>
+              <w:sz w:val="24"/>
+              <w:szCs w:val="24"/>
+            </w:rPr>
+            <w:t>E1</w:t>
+          </w:r>
+        </w:p>
+        <w:p>
+          <w:pPr>
+            <w:tabs>
+              <w:tab w:val="right" w:leader="dot" w:pos="8221"/>
+            </w:tabs>
+            <w:spacing w:before="60" w:after="60" w:line="276" w:lineRule="auto"/>
+            <w:ind w:left="0" w:right="560" w:hanging="0"/>
+            <w:jc w:val="left"/>
+          </w:pPr>
+          <w:r>
+            <w:rPr>
+              <w:rFonts w:ascii="Times New Roman" w:hAnsi="Times New Roman" w:cs="Times New Roman"/>
+              <w:b/>
+              <w:bCs/>
+              <w:sz w:val="24"/>
+              <w:szCs w:val="24"/>
+            </w:rPr>
+            <w:t xml:space="preserve">APÊNDICE F – MANUAL DE INSTALAÇÃO E UTILIZAÇÃO DO SISTEMA</w:t>
+          </w:r>
+          <w:r>
+            <w:rPr>
+              <w:rFonts w:ascii="Times New Roman" w:hAnsi="Times New Roman" w:cs="Times New Roman"/>
+              <w:sz w:val="24"/>
+              <w:szCs w:val="24"/>
+            </w:rPr>
+            <w:tab/>
+          </w:r>
+          <w:r>
+            <w:rPr>
+              <w:rFonts w:ascii="Times New Roman" w:hAnsi="Times New Roman" w:cs="Times New Roman"/>
+              <w:sz w:val="24"/>
+              <w:szCs w:val="24"/>
+            </w:rPr>
+            <w:t>F1</w:t>
+          </w:r>
+        </w:p>
+        <w:p>
+          <w:pPr>
+            <w:tabs>
+              <w:tab w:val="right" w:leader="dot" w:pos="8221"/>
+            </w:tabs>
+            <w:spacing w:before="0" w:after="60" w:line="276" w:lineRule="auto"/>
+            <w:ind w:left="400" w:right="560" w:hanging="0"/>
+            <w:jc w:val="left"/>
+          </w:pPr>
+          <w:r>
+            <w:rPr>
+              <w:rFonts w:ascii="Times New Roman" w:hAnsi="Times New Roman" w:cs="Times New Roman"/>
+              <w:sz w:val="24"/>
+              <w:szCs w:val="24"/>
+            </w:rPr>
+            <w:t xml:space="preserve">F.1 Instalação</w:t>
+          </w:r>
+          <w:r>
+            <w:rPr>
+              <w:rFonts w:ascii="Times New Roman" w:hAnsi="Times New Roman" w:cs="Times New Roman"/>
+              <w:sz w:val="24"/>
+              <w:szCs w:val="24"/>
+            </w:rPr>
+            <w:tab/>
+          </w:r>
+          <w:r>
+            <w:rPr>
+              <w:rFonts w:ascii="Times New Roman" w:hAnsi="Times New Roman" w:cs="Times New Roman"/>
+              <w:sz w:val="24"/>
+              <w:szCs w:val="24"/>
+            </w:rPr>
+            <w:t>F1</w:t>
+          </w:r>
+        </w:p>
+        <w:p>
+          <w:pPr>
+            <w:tabs>
+              <w:tab w:val="right" w:leader="dot" w:pos="8221"/>
+            </w:tabs>
+            <w:spacing w:before="0" w:after="60" w:line="276" w:lineRule="auto"/>
+            <w:ind w:left="400" w:right="560" w:hanging="0"/>
+            <w:jc w:val="left"/>
+          </w:pPr>
+          <w:r>
+            <w:rPr>
+              <w:rFonts w:ascii="Times New Roman" w:hAnsi="Times New Roman" w:cs="Times New Roman"/>
+              <w:sz w:val="24"/>
+              <w:szCs w:val="24"/>
+            </w:rPr>
+            <w:t xml:space="preserve">F.2 Configuração</w:t>
+          </w:r>
+          <w:r>
+            <w:rPr>
+              <w:rFonts w:ascii="Times New Roman" w:hAnsi="Times New Roman" w:cs="Times New Roman"/>
+              <w:sz w:val="24"/>
+              <w:szCs w:val="24"/>
+            </w:rPr>
+            <w:tab/>
+          </w:r>
+          <w:r>
+            <w:rPr>
+              <w:rFonts w:ascii="Times New Roman" w:hAnsi="Times New Roman" w:cs="Times New Roman"/>
+              <w:sz w:val="24"/>
+              <w:szCs w:val="24"/>
+            </w:rPr>
+            <w:t>F1</w:t>
+          </w:r>
+        </w:p>
+        <w:p>
+          <w:pPr>
+            <w:tabs>
+              <w:tab w:val="right" w:leader="dot" w:pos="8221"/>
+            </w:tabs>
+            <w:spacing w:before="0" w:after="60" w:line="276" w:lineRule="auto"/>
+            <w:ind w:left="400" w:right="560" w:hanging="0"/>
+            <w:jc w:val="left"/>
+          </w:pPr>
+          <w:r>
+            <w:rPr>
+              <w:rFonts w:ascii="Times New Roman" w:hAnsi="Times New Roman" w:cs="Times New Roman"/>
+              <w:sz w:val="24"/>
+              <w:szCs w:val="24"/>
+            </w:rPr>
+            <w:t xml:space="preserve">F.3 Arranque e primeira utilização</w:t>
+          </w:r>
+          <w:r>
+            <w:rPr>
+              <w:rFonts w:ascii="Times New Roman" w:hAnsi="Times New Roman" w:cs="Times New Roman"/>
+              <w:sz w:val="24"/>
+              <w:szCs w:val="24"/>
+            </w:rPr>
+            <w:tab/>
+          </w:r>
+          <w:r>
+            <w:rPr>
+              <w:rFonts w:ascii="Times New Roman" w:hAnsi="Times New Roman" w:cs="Times New Roman"/>
+              <w:sz w:val="24"/>
+              <w:szCs w:val="24"/>
+            </w:rPr>
+            <w:t>F1</w:t>
+          </w:r>
+        </w:p>
+        <w:p>
+          <w:pPr>
+            <w:tabs>
+              <w:tab w:val="right" w:leader="dot" w:pos="8221"/>
+            </w:tabs>
+            <w:spacing w:before="0" w:after="60" w:line="276" w:lineRule="auto"/>
+            <w:ind w:left="400" w:right="560" w:hanging="0"/>
+            <w:jc w:val="left"/>
+          </w:pPr>
+          <w:r>
+            <w:rPr>
+              <w:rFonts w:ascii="Times New Roman" w:hAnsi="Times New Roman" w:cs="Times New Roman"/>
+              <w:sz w:val="24"/>
+              <w:szCs w:val="24"/>
+            </w:rPr>
+            <w:t xml:space="preserve">F.4 Linha de comandos</w:t>
+          </w:r>
+          <w:r>
+            <w:rPr>
+              <w:rFonts w:ascii="Times New Roman" w:hAnsi="Times New Roman" w:cs="Times New Roman"/>
+              <w:sz w:val="24"/>
+              <w:szCs w:val="24"/>
+            </w:rPr>
+            <w:tab/>
+          </w:r>
+          <w:r>
+            <w:rPr>
+              <w:rFonts w:ascii="Times New Roman" w:hAnsi="Times New Roman" w:cs="Times New Roman"/>
+              <w:sz w:val="24"/>
+              <w:szCs w:val="24"/>
+            </w:rPr>
+            <w:t>F2</w:t>
+          </w:r>
+        </w:p>
+        <w:p>
+          <w:pPr>
+            <w:tabs>
+              <w:tab w:val="right" w:leader="dot" w:pos="8221"/>
+            </w:tabs>
+            <w:spacing w:before="0" w:after="60" w:line="276" w:lineRule="auto"/>
+            <w:ind w:left="400" w:right="560" w:hanging="0"/>
+            <w:jc w:val="left"/>
+          </w:pPr>
+          <w:r>
+            <w:rPr>
+              <w:rFonts w:ascii="Times New Roman" w:hAnsi="Times New Roman" w:cs="Times New Roman"/>
+              <w:sz w:val="24"/>
+              <w:szCs w:val="24"/>
+            </w:rPr>
+            <w:t xml:space="preserve">F.5 Guardar o modelo depois do treino</w:t>
+          </w:r>
+          <w:r>
+            <w:rPr>
+              <w:rFonts w:ascii="Times New Roman" w:hAnsi="Times New Roman" w:cs="Times New Roman"/>
+              <w:sz w:val="24"/>
+              <w:szCs w:val="24"/>
+            </w:rPr>
+            <w:tab/>
+          </w:r>
+          <w:r>
+            <w:rPr>
+              <w:rFonts w:ascii="Times New Roman" w:hAnsi="Times New Roman" w:cs="Times New Roman"/>
+              <w:sz w:val="24"/>
+              <w:szCs w:val="24"/>
+            </w:rPr>
+            <w:t>F2</w:t>
           </w:r>
         </w:p>
         <w:p>
@@ -3864,9 +7058,859 @@
       <w:sdtContent>
         <w:p>
           <w:r>
-            <w:fldChar w:fldCharType="begin" w:dirty="true"/>
+            <w:fldChar w:fldCharType="begin"/>
             <w:instrText xml:space="preserve">TOC \h \t "LegendaTabela,1"</w:instrText>
             <w:fldChar w:fldCharType="separate"/>
+          </w:r>
+        </w:p>
+        <w:p>
+          <w:pPr>
+            <w:tabs>
+              <w:tab w:val="right" w:leader="dot" w:pos="8221"/>
+            </w:tabs>
+            <w:spacing w:before="60" w:after="60" w:line="276" w:lineRule="auto"/>
+            <w:ind w:left="400" w:right="560" w:hanging="400"/>
+            <w:jc w:val="left"/>
+          </w:pPr>
+          <w:r>
+            <w:rPr>
+              <w:rFonts w:ascii="Times New Roman" w:hAnsi="Times New Roman" w:cs="Times New Roman"/>
+              <w:sz w:val="24"/>
+              <w:szCs w:val="24"/>
+            </w:rPr>
+            <w:t xml:space="preserve">Tabela 1.1 – Correspondência entre objectivos específicos e hipóteses</w:t>
+          </w:r>
+          <w:r>
+            <w:rPr>
+              <w:rFonts w:ascii="Times New Roman" w:hAnsi="Times New Roman" w:cs="Times New Roman"/>
+              <w:sz w:val="24"/>
+              <w:szCs w:val="24"/>
+            </w:rPr>
+            <w:tab/>
+          </w:r>
+          <w:r>
+            <w:rPr>
+              <w:rFonts w:ascii="Times New Roman" w:hAnsi="Times New Roman" w:cs="Times New Roman"/>
+              <w:sz w:val="24"/>
+              <w:szCs w:val="24"/>
+            </w:rPr>
+            <w:t>4</w:t>
+          </w:r>
+        </w:p>
+        <w:p>
+          <w:pPr>
+            <w:tabs>
+              <w:tab w:val="right" w:leader="dot" w:pos="8221"/>
+            </w:tabs>
+            <w:spacing w:before="60" w:after="60" w:line="276" w:lineRule="auto"/>
+            <w:ind w:left="400" w:right="560" w:hanging="400"/>
+            <w:jc w:val="left"/>
+          </w:pPr>
+          <w:r>
+            <w:rPr>
+              <w:rFonts w:ascii="Times New Roman" w:hAnsi="Times New Roman" w:cs="Times New Roman"/>
+              <w:sz w:val="24"/>
+              <w:szCs w:val="24"/>
+            </w:rPr>
+            <w:t xml:space="preserve">Tabela 2.1 – Algoritmos de classificação comparados</w:t>
+          </w:r>
+          <w:r>
+            <w:rPr>
+              <w:rFonts w:ascii="Times New Roman" w:hAnsi="Times New Roman" w:cs="Times New Roman"/>
+              <w:sz w:val="24"/>
+              <w:szCs w:val="24"/>
+            </w:rPr>
+            <w:tab/>
+          </w:r>
+          <w:r>
+            <w:rPr>
+              <w:rFonts w:ascii="Times New Roman" w:hAnsi="Times New Roman" w:cs="Times New Roman"/>
+              <w:sz w:val="24"/>
+              <w:szCs w:val="24"/>
+            </w:rPr>
+            <w:t>10</w:t>
+          </w:r>
+        </w:p>
+        <w:p>
+          <w:pPr>
+            <w:tabs>
+              <w:tab w:val="right" w:leader="dot" w:pos="8221"/>
+            </w:tabs>
+            <w:spacing w:before="60" w:after="60" w:line="276" w:lineRule="auto"/>
+            <w:ind w:left="400" w:right="560" w:hanging="400"/>
+            <w:jc w:val="left"/>
+          </w:pPr>
+          <w:r>
+            <w:rPr>
+              <w:rFonts w:ascii="Times New Roman" w:hAnsi="Times New Roman" w:cs="Times New Roman"/>
+              <w:sz w:val="24"/>
+              <w:szCs w:val="24"/>
+            </w:rPr>
+            <w:t xml:space="preserve">Tabela 3.1 – Configuração dos modelos</w:t>
+          </w:r>
+          <w:r>
+            <w:rPr>
+              <w:rFonts w:ascii="Times New Roman" w:hAnsi="Times New Roman" w:cs="Times New Roman"/>
+              <w:sz w:val="24"/>
+              <w:szCs w:val="24"/>
+            </w:rPr>
+            <w:tab/>
+          </w:r>
+          <w:r>
+            <w:rPr>
+              <w:rFonts w:ascii="Times New Roman" w:hAnsi="Times New Roman" w:cs="Times New Roman"/>
+              <w:sz w:val="24"/>
+              <w:szCs w:val="24"/>
+            </w:rPr>
+            <w:t>19</w:t>
+          </w:r>
+        </w:p>
+        <w:p>
+          <w:pPr>
+            <w:tabs>
+              <w:tab w:val="right" w:leader="dot" w:pos="8221"/>
+            </w:tabs>
+            <w:spacing w:before="60" w:after="60" w:line="276" w:lineRule="auto"/>
+            <w:ind w:left="400" w:right="560" w:hanging="400"/>
+            <w:jc w:val="left"/>
+          </w:pPr>
+          <w:r>
+            <w:rPr>
+              <w:rFonts w:ascii="Times New Roman" w:hAnsi="Times New Roman" w:cs="Times New Roman"/>
+              <w:sz w:val="24"/>
+              <w:szCs w:val="24"/>
+            </w:rPr>
+            <w:t xml:space="preserve">Tabela 3.2 – Ambiente de desenvolvimento</w:t>
+          </w:r>
+          <w:r>
+            <w:rPr>
+              <w:rFonts w:ascii="Times New Roman" w:hAnsi="Times New Roman" w:cs="Times New Roman"/>
+              <w:sz w:val="24"/>
+              <w:szCs w:val="24"/>
+            </w:rPr>
+            <w:tab/>
+          </w:r>
+          <w:r>
+            <w:rPr>
+              <w:rFonts w:ascii="Times New Roman" w:hAnsi="Times New Roman" w:cs="Times New Roman"/>
+              <w:sz w:val="24"/>
+              <w:szCs w:val="24"/>
+            </w:rPr>
+            <w:t>20</w:t>
+          </w:r>
+        </w:p>
+        <w:p>
+          <w:pPr>
+            <w:tabs>
+              <w:tab w:val="right" w:leader="dot" w:pos="8221"/>
+            </w:tabs>
+            <w:spacing w:before="60" w:after="60" w:line="276" w:lineRule="auto"/>
+            <w:ind w:left="400" w:right="560" w:hanging="400"/>
+            <w:jc w:val="left"/>
+          </w:pPr>
+          <w:r>
+            <w:rPr>
+              <w:rFonts w:ascii="Times New Roman" w:hAnsi="Times New Roman" w:cs="Times New Roman"/>
+              <w:sz w:val="24"/>
+              <w:szCs w:val="24"/>
+            </w:rPr>
+            <w:t xml:space="preserve">Tabela 3.3 – Requisitos do sistema</w:t>
+          </w:r>
+          <w:r>
+            <w:rPr>
+              <w:rFonts w:ascii="Times New Roman" w:hAnsi="Times New Roman" w:cs="Times New Roman"/>
+              <w:sz w:val="24"/>
+              <w:szCs w:val="24"/>
+            </w:rPr>
+            <w:tab/>
+          </w:r>
+          <w:r>
+            <w:rPr>
+              <w:rFonts w:ascii="Times New Roman" w:hAnsi="Times New Roman" w:cs="Times New Roman"/>
+              <w:sz w:val="24"/>
+              <w:szCs w:val="24"/>
+            </w:rPr>
+            <w:t>21</w:t>
+          </w:r>
+        </w:p>
+        <w:p>
+          <w:pPr>
+            <w:tabs>
+              <w:tab w:val="right" w:leader="dot" w:pos="8221"/>
+            </w:tabs>
+            <w:spacing w:before="60" w:after="60" w:line="276" w:lineRule="auto"/>
+            <w:ind w:left="400" w:right="560" w:hanging="400"/>
+            <w:jc w:val="left"/>
+          </w:pPr>
+          <w:r>
+            <w:rPr>
+              <w:rFonts w:ascii="Times New Roman" w:hAnsi="Times New Roman" w:cs="Times New Roman"/>
+              <w:sz w:val="24"/>
+              <w:szCs w:val="24"/>
+            </w:rPr>
+            <w:t xml:space="preserve">Tabela 3.4 – Comparação das arquitecturas consideradas</w:t>
+          </w:r>
+          <w:r>
+            <w:rPr>
+              <w:rFonts w:ascii="Times New Roman" w:hAnsi="Times New Roman" w:cs="Times New Roman"/>
+              <w:sz w:val="24"/>
+              <w:szCs w:val="24"/>
+            </w:rPr>
+            <w:tab/>
+          </w:r>
+          <w:r>
+            <w:rPr>
+              <w:rFonts w:ascii="Times New Roman" w:hAnsi="Times New Roman" w:cs="Times New Roman"/>
+              <w:sz w:val="24"/>
+              <w:szCs w:val="24"/>
+            </w:rPr>
+            <w:t>22</w:t>
+          </w:r>
+        </w:p>
+        <w:p>
+          <w:pPr>
+            <w:tabs>
+              <w:tab w:val="right" w:leader="dot" w:pos="8221"/>
+            </w:tabs>
+            <w:spacing w:before="60" w:after="60" w:line="276" w:lineRule="auto"/>
+            <w:ind w:left="400" w:right="560" w:hanging="400"/>
+            <w:jc w:val="left"/>
+          </w:pPr>
+          <w:r>
+            <w:rPr>
+              <w:rFonts w:ascii="Times New Roman" w:hAnsi="Times New Roman" w:cs="Times New Roman"/>
+              <w:sz w:val="24"/>
+              <w:szCs w:val="24"/>
+            </w:rPr>
+            <w:t xml:space="preserve">Tabela 3.5 – Plano de implementação faseada</w:t>
+          </w:r>
+          <w:r>
+            <w:rPr>
+              <w:rFonts w:ascii="Times New Roman" w:hAnsi="Times New Roman" w:cs="Times New Roman"/>
+              <w:sz w:val="24"/>
+              <w:szCs w:val="24"/>
+            </w:rPr>
+            <w:tab/>
+          </w:r>
+          <w:r>
+            <w:rPr>
+              <w:rFonts w:ascii="Times New Roman" w:hAnsi="Times New Roman" w:cs="Times New Roman"/>
+              <w:sz w:val="24"/>
+              <w:szCs w:val="24"/>
+            </w:rPr>
+            <w:t>28</w:t>
+          </w:r>
+        </w:p>
+        <w:p>
+          <w:pPr>
+            <w:tabs>
+              <w:tab w:val="right" w:leader="dot" w:pos="8221"/>
+            </w:tabs>
+            <w:spacing w:before="60" w:after="60" w:line="276" w:lineRule="auto"/>
+            <w:ind w:left="400" w:right="560" w:hanging="400"/>
+            <w:jc w:val="left"/>
+          </w:pPr>
+          <w:r>
+            <w:rPr>
+              <w:rFonts w:ascii="Times New Roman" w:hAnsi="Times New Roman" w:cs="Times New Roman"/>
+              <w:sz w:val="24"/>
+              <w:szCs w:val="24"/>
+            </w:rPr>
+            <w:t xml:space="preserve">Tabela 4.1 – Composição do corpus harmonizado por fonte e categoria</w:t>
+          </w:r>
+          <w:r>
+            <w:rPr>
+              <w:rFonts w:ascii="Times New Roman" w:hAnsi="Times New Roman" w:cs="Times New Roman"/>
+              <w:sz w:val="24"/>
+              <w:szCs w:val="24"/>
+            </w:rPr>
+            <w:tab/>
+          </w:r>
+          <w:r>
+            <w:rPr>
+              <w:rFonts w:ascii="Times New Roman" w:hAnsi="Times New Roman" w:cs="Times New Roman"/>
+              <w:sz w:val="24"/>
+              <w:szCs w:val="24"/>
+            </w:rPr>
+            <w:t>29</w:t>
+          </w:r>
+        </w:p>
+        <w:p>
+          <w:pPr>
+            <w:tabs>
+              <w:tab w:val="right" w:leader="dot" w:pos="8221"/>
+            </w:tabs>
+            <w:spacing w:before="60" w:after="60" w:line="276" w:lineRule="auto"/>
+            <w:ind w:left="400" w:right="560" w:hanging="400"/>
+            <w:jc w:val="left"/>
+          </w:pPr>
+          <w:r>
+            <w:rPr>
+              <w:rFonts w:ascii="Times New Roman" w:hAnsi="Times New Roman" w:cs="Times New Roman"/>
+              <w:sz w:val="24"/>
+              <w:szCs w:val="24"/>
+            </w:rPr>
+            <w:t xml:space="preserve">Tabela 4.2 – Desempenho dos modelos no conjunto de teste</w:t>
+          </w:r>
+          <w:r>
+            <w:rPr>
+              <w:rFonts w:ascii="Times New Roman" w:hAnsi="Times New Roman" w:cs="Times New Roman"/>
+              <w:sz w:val="24"/>
+              <w:szCs w:val="24"/>
+            </w:rPr>
+            <w:tab/>
+          </w:r>
+          <w:r>
+            <w:rPr>
+              <w:rFonts w:ascii="Times New Roman" w:hAnsi="Times New Roman" w:cs="Times New Roman"/>
+              <w:sz w:val="24"/>
+              <w:szCs w:val="24"/>
+            </w:rPr>
+            <w:t>30</w:t>
+          </w:r>
+        </w:p>
+        <w:p>
+          <w:pPr>
+            <w:tabs>
+              <w:tab w:val="right" w:leader="dot" w:pos="8221"/>
+            </w:tabs>
+            <w:spacing w:before="60" w:after="60" w:line="276" w:lineRule="auto"/>
+            <w:ind w:left="400" w:right="560" w:hanging="400"/>
+            <w:jc w:val="left"/>
+          </w:pPr>
+          <w:r>
+            <w:rPr>
+              <w:rFonts w:ascii="Times New Roman" w:hAnsi="Times New Roman" w:cs="Times New Roman"/>
+              <w:sz w:val="24"/>
+              <w:szCs w:val="24"/>
+            </w:rPr>
+            <w:t xml:space="preserve">Tabela 4.3 – Comparações emparelhadas: diferença de F1-macro e teste de McNemar</w:t>
+          </w:r>
+          <w:r>
+            <w:rPr>
+              <w:rFonts w:ascii="Times New Roman" w:hAnsi="Times New Roman" w:cs="Times New Roman"/>
+              <w:sz w:val="24"/>
+              <w:szCs w:val="24"/>
+            </w:rPr>
+            <w:tab/>
+          </w:r>
+          <w:r>
+            <w:rPr>
+              <w:rFonts w:ascii="Times New Roman" w:hAnsi="Times New Roman" w:cs="Times New Roman"/>
+              <w:sz w:val="24"/>
+              <w:szCs w:val="24"/>
+            </w:rPr>
+            <w:t>32</w:t>
+          </w:r>
+        </w:p>
+        <w:p>
+          <w:pPr>
+            <w:tabs>
+              <w:tab w:val="right" w:leader="dot" w:pos="8221"/>
+            </w:tabs>
+            <w:spacing w:before="60" w:after="60" w:line="276" w:lineRule="auto"/>
+            <w:ind w:left="400" w:right="560" w:hanging="400"/>
+            <w:jc w:val="left"/>
+          </w:pPr>
+          <w:r>
+            <w:rPr>
+              <w:rFonts w:ascii="Times New Roman" w:hAnsi="Times New Roman" w:cs="Times New Roman"/>
+              <w:sz w:val="24"/>
+              <w:szCs w:val="24"/>
+            </w:rPr>
+            <w:t xml:space="preserve">Tabela 4.4 – F1 por categoria e modelo; precisão e sensibilidade do BERTimbau</w:t>
+          </w:r>
+          <w:r>
+            <w:rPr>
+              <w:rFonts w:ascii="Times New Roman" w:hAnsi="Times New Roman" w:cs="Times New Roman"/>
+              <w:sz w:val="24"/>
+              <w:szCs w:val="24"/>
+            </w:rPr>
+            <w:tab/>
+          </w:r>
+          <w:r>
+            <w:rPr>
+              <w:rFonts w:ascii="Times New Roman" w:hAnsi="Times New Roman" w:cs="Times New Roman"/>
+              <w:sz w:val="24"/>
+              <w:szCs w:val="24"/>
+            </w:rPr>
+            <w:t>32</w:t>
+          </w:r>
+        </w:p>
+        <w:p>
+          <w:pPr>
+            <w:tabs>
+              <w:tab w:val="right" w:leader="dot" w:pos="8221"/>
+            </w:tabs>
+            <w:spacing w:before="60" w:after="60" w:line="276" w:lineRule="auto"/>
+            <w:ind w:left="400" w:right="560" w:hanging="400"/>
+            <w:jc w:val="left"/>
+          </w:pPr>
+          <w:r>
+            <w:rPr>
+              <w:rFonts w:ascii="Times New Roman" w:hAnsi="Times New Roman" w:cs="Times New Roman"/>
+              <w:sz w:val="24"/>
+              <w:szCs w:val="24"/>
+            </w:rPr>
+            <w:t xml:space="preserve">Tabela 4.5 – Variantes do BERTimbau: validação, teste e comparação com a referência</w:t>
+          </w:r>
+          <w:r>
+            <w:rPr>
+              <w:rFonts w:ascii="Times New Roman" w:hAnsi="Times New Roman" w:cs="Times New Roman"/>
+              <w:sz w:val="24"/>
+              <w:szCs w:val="24"/>
+            </w:rPr>
+            <w:tab/>
+          </w:r>
+          <w:r>
+            <w:rPr>
+              <w:rFonts w:ascii="Times New Roman" w:hAnsi="Times New Roman" w:cs="Times New Roman"/>
+              <w:sz w:val="24"/>
+              <w:szCs w:val="24"/>
+            </w:rPr>
+            <w:t>35</w:t>
+          </w:r>
+        </w:p>
+        <w:p>
+          <w:pPr>
+            <w:tabs>
+              <w:tab w:val="right" w:leader="dot" w:pos="8221"/>
+            </w:tabs>
+            <w:spacing w:before="60" w:after="60" w:line="276" w:lineRule="auto"/>
+            <w:ind w:left="400" w:right="560" w:hanging="400"/>
+            <w:jc w:val="left"/>
+          </w:pPr>
+          <w:r>
+            <w:rPr>
+              <w:rFonts w:ascii="Times New Roman" w:hAnsi="Times New Roman" w:cs="Times New Roman"/>
+              <w:sz w:val="24"/>
+              <w:szCs w:val="24"/>
+            </w:rPr>
+            <w:t xml:space="preserve">Tabela 4.6 – Efeito do ajuste de limiares no F1-macro</w:t>
+          </w:r>
+          <w:r>
+            <w:rPr>
+              <w:rFonts w:ascii="Times New Roman" w:hAnsi="Times New Roman" w:cs="Times New Roman"/>
+              <w:sz w:val="24"/>
+              <w:szCs w:val="24"/>
+            </w:rPr>
+            <w:tab/>
+          </w:r>
+          <w:r>
+            <w:rPr>
+              <w:rFonts w:ascii="Times New Roman" w:hAnsi="Times New Roman" w:cs="Times New Roman"/>
+              <w:sz w:val="24"/>
+              <w:szCs w:val="24"/>
+            </w:rPr>
+            <w:t>36</w:t>
+          </w:r>
+        </w:p>
+        <w:p>
+          <w:pPr>
+            <w:tabs>
+              <w:tab w:val="right" w:leader="dot" w:pos="8221"/>
+            </w:tabs>
+            <w:spacing w:before="60" w:after="60" w:line="276" w:lineRule="auto"/>
+            <w:ind w:left="400" w:right="560" w:hanging="400"/>
+            <w:jc w:val="left"/>
+          </w:pPr>
+          <w:r>
+            <w:rPr>
+              <w:rFonts w:ascii="Times New Roman" w:hAnsi="Times New Roman" w:cs="Times New Roman"/>
+              <w:sz w:val="24"/>
+              <w:szCs w:val="24"/>
+            </w:rPr>
+            <w:t xml:space="preserve">Tabela 4.7 – Desempenho do BERTimbau no piloto angolano e no corpus público</w:t>
+          </w:r>
+          <w:r>
+            <w:rPr>
+              <w:rFonts w:ascii="Times New Roman" w:hAnsi="Times New Roman" w:cs="Times New Roman"/>
+              <w:sz w:val="24"/>
+              <w:szCs w:val="24"/>
+            </w:rPr>
+            <w:tab/>
+          </w:r>
+          <w:r>
+            <w:rPr>
+              <w:rFonts w:ascii="Times New Roman" w:hAnsi="Times New Roman" w:cs="Times New Roman"/>
+              <w:sz w:val="24"/>
+              <w:szCs w:val="24"/>
+            </w:rPr>
+            <w:t>37</w:t>
+          </w:r>
+        </w:p>
+        <w:p>
+          <w:pPr>
+            <w:tabs>
+              <w:tab w:val="right" w:leader="dot" w:pos="8221"/>
+            </w:tabs>
+            <w:spacing w:before="60" w:after="60" w:line="276" w:lineRule="auto"/>
+            <w:ind w:left="400" w:right="560" w:hanging="400"/>
+            <w:jc w:val="left"/>
+          </w:pPr>
+          <w:r>
+            <w:rPr>
+              <w:rFonts w:ascii="Times New Roman" w:hAnsi="Times New Roman" w:cs="Times New Roman"/>
+              <w:sz w:val="24"/>
+              <w:szCs w:val="24"/>
+            </w:rPr>
+            <w:t xml:space="preserve">Tabela 4.8 – Tempo de processamento do protótipo com o modelo do sistema</w:t>
+          </w:r>
+          <w:r>
+            <w:rPr>
+              <w:rFonts w:ascii="Times New Roman" w:hAnsi="Times New Roman" w:cs="Times New Roman"/>
+              <w:sz w:val="24"/>
+              <w:szCs w:val="24"/>
+            </w:rPr>
+            <w:tab/>
+          </w:r>
+          <w:r>
+            <w:rPr>
+              <w:rFonts w:ascii="Times New Roman" w:hAnsi="Times New Roman" w:cs="Times New Roman"/>
+              <w:sz w:val="24"/>
+              <w:szCs w:val="24"/>
+            </w:rPr>
+            <w:t>39</w:t>
+          </w:r>
+        </w:p>
+        <w:p>
+          <w:pPr>
+            <w:tabs>
+              <w:tab w:val="right" w:leader="dot" w:pos="8221"/>
+            </w:tabs>
+            <w:spacing w:before="60" w:after="60" w:line="276" w:lineRule="auto"/>
+            <w:ind w:left="400" w:right="560" w:hanging="400"/>
+            <w:jc w:val="left"/>
+          </w:pPr>
+          <w:r>
+            <w:rPr>
+              <w:rFonts w:ascii="Times New Roman" w:hAnsi="Times New Roman" w:cs="Times New Roman"/>
+              <w:sz w:val="24"/>
+              <w:szCs w:val="24"/>
+            </w:rPr>
+            <w:t xml:space="preserve">Tabela 4.9 – Verificação formal das hipóteses de investigação</w:t>
+          </w:r>
+          <w:r>
+            <w:rPr>
+              <w:rFonts w:ascii="Times New Roman" w:hAnsi="Times New Roman" w:cs="Times New Roman"/>
+              <w:sz w:val="24"/>
+              <w:szCs w:val="24"/>
+            </w:rPr>
+            <w:tab/>
+          </w:r>
+          <w:r>
+            <w:rPr>
+              <w:rFonts w:ascii="Times New Roman" w:hAnsi="Times New Roman" w:cs="Times New Roman"/>
+              <w:sz w:val="24"/>
+              <w:szCs w:val="24"/>
+            </w:rPr>
+            <w:t>40</w:t>
+          </w:r>
+        </w:p>
+        <w:p>
+          <w:pPr>
+            <w:tabs>
+              <w:tab w:val="right" w:leader="dot" w:pos="8221"/>
+            </w:tabs>
+            <w:spacing w:before="60" w:after="60" w:line="276" w:lineRule="auto"/>
+            <w:ind w:left="400" w:right="560" w:hanging="400"/>
+            <w:jc w:val="left"/>
+          </w:pPr>
+          <w:r>
+            <w:rPr>
+              <w:rFonts w:ascii="Times New Roman" w:hAnsi="Times New Roman" w:cs="Times New Roman"/>
+              <w:sz w:val="24"/>
+              <w:szCs w:val="24"/>
+            </w:rPr>
+            <w:t xml:space="preserve">Tabela 5.1 – Cumprimento dos objectivos específicos</w:t>
+          </w:r>
+          <w:r>
+            <w:rPr>
+              <w:rFonts w:ascii="Times New Roman" w:hAnsi="Times New Roman" w:cs="Times New Roman"/>
+              <w:sz w:val="24"/>
+              <w:szCs w:val="24"/>
+            </w:rPr>
+            <w:tab/>
+          </w:r>
+          <w:r>
+            <w:rPr>
+              <w:rFonts w:ascii="Times New Roman" w:hAnsi="Times New Roman" w:cs="Times New Roman"/>
+              <w:sz w:val="24"/>
+              <w:szCs w:val="24"/>
+            </w:rPr>
+            <w:t>43</w:t>
+          </w:r>
+        </w:p>
+        <w:p>
+          <w:pPr>
+            <w:tabs>
+              <w:tab w:val="right" w:leader="dot" w:pos="8221"/>
+            </w:tabs>
+            <w:spacing w:before="60" w:after="60" w:line="276" w:lineRule="auto"/>
+            <w:ind w:left="400" w:right="560" w:hanging="400"/>
+            <w:jc w:val="left"/>
+          </w:pPr>
+          <w:r>
+            <w:rPr>
+              <w:rFonts w:ascii="Times New Roman" w:hAnsi="Times New Roman" w:cs="Times New Roman"/>
+              <w:sz w:val="24"/>
+              <w:szCs w:val="24"/>
+            </w:rPr>
+            <w:t xml:space="preserve">Tabela C.1 – Escala de interpretação do Kappa (Landis &amp; Koch, 1977)</w:t>
+          </w:r>
+          <w:r>
+            <w:rPr>
+              <w:rFonts w:ascii="Times New Roman" w:hAnsi="Times New Roman" w:cs="Times New Roman"/>
+              <w:sz w:val="24"/>
+              <w:szCs w:val="24"/>
+            </w:rPr>
+            <w:tab/>
+          </w:r>
+          <w:r>
+            <w:rPr>
+              <w:rFonts w:ascii="Times New Roman" w:hAnsi="Times New Roman" w:cs="Times New Roman"/>
+              <w:sz w:val="24"/>
+              <w:szCs w:val="24"/>
+            </w:rPr>
+            <w:t>C1</w:t>
+          </w:r>
+        </w:p>
+        <w:p>
+          <w:pPr>
+            <w:tabs>
+              <w:tab w:val="right" w:leader="dot" w:pos="8221"/>
+            </w:tabs>
+            <w:spacing w:before="60" w:after="60" w:line="276" w:lineRule="auto"/>
+            <w:ind w:left="400" w:right="560" w:hanging="400"/>
+            <w:jc w:val="left"/>
+          </w:pPr>
+          <w:r>
+            <w:rPr>
+              <w:rFonts w:ascii="Times New Roman" w:hAnsi="Times New Roman" w:cs="Times New Roman"/>
+              <w:sz w:val="24"/>
+              <w:szCs w:val="24"/>
+            </w:rPr>
+            <w:t xml:space="preserve">Tabela C.2 – Acordo entre os três anotadores</w:t>
+          </w:r>
+          <w:r>
+            <w:rPr>
+              <w:rFonts w:ascii="Times New Roman" w:hAnsi="Times New Roman" w:cs="Times New Roman"/>
+              <w:sz w:val="24"/>
+              <w:szCs w:val="24"/>
+            </w:rPr>
+            <w:tab/>
+          </w:r>
+          <w:r>
+            <w:rPr>
+              <w:rFonts w:ascii="Times New Roman" w:hAnsi="Times New Roman" w:cs="Times New Roman"/>
+              <w:sz w:val="24"/>
+              <w:szCs w:val="24"/>
+            </w:rPr>
+            <w:t>C1</w:t>
+          </w:r>
+        </w:p>
+        <w:p>
+          <w:pPr>
+            <w:tabs>
+              <w:tab w:val="right" w:leader="dot" w:pos="8221"/>
+            </w:tabs>
+            <w:spacing w:before="60" w:after="60" w:line="276" w:lineRule="auto"/>
+            <w:ind w:left="400" w:right="560" w:hanging="400"/>
+            <w:jc w:val="left"/>
+          </w:pPr>
+          <w:r>
+            <w:rPr>
+              <w:rFonts w:ascii="Times New Roman" w:hAnsi="Times New Roman" w:cs="Times New Roman"/>
+              <w:sz w:val="24"/>
+              <w:szCs w:val="24"/>
+            </w:rPr>
+            <w:t xml:space="preserve">Tabela C.3 – Acordo por par de anotadores e por categoria (amostras aleatórias, n = 2.443)</w:t>
+          </w:r>
+          <w:r>
+            <w:rPr>
+              <w:rFonts w:ascii="Times New Roman" w:hAnsi="Times New Roman" w:cs="Times New Roman"/>
+              <w:sz w:val="24"/>
+              <w:szCs w:val="24"/>
+            </w:rPr>
+            <w:tab/>
+          </w:r>
+          <w:r>
+            <w:rPr>
+              <w:rFonts w:ascii="Times New Roman" w:hAnsi="Times New Roman" w:cs="Times New Roman"/>
+              <w:sz w:val="24"/>
+              <w:szCs w:val="24"/>
+            </w:rPr>
+            <w:t>C2</w:t>
+          </w:r>
+        </w:p>
+        <w:p>
+          <w:pPr>
+            <w:tabs>
+              <w:tab w:val="right" w:leader="dot" w:pos="8221"/>
+            </w:tabs>
+            <w:spacing w:before="60" w:after="60" w:line="276" w:lineRule="auto"/>
+            <w:ind w:left="400" w:right="560" w:hanging="400"/>
+            <w:jc w:val="left"/>
+          </w:pPr>
+          <w:r>
+            <w:rPr>
+              <w:rFonts w:ascii="Times New Roman" w:hAnsi="Times New Roman" w:cs="Times New Roman"/>
+              <w:sz w:val="24"/>
+              <w:szCs w:val="24"/>
+            </w:rPr>
+            <w:t xml:space="preserve">Tabela C.4 – Distribuição das etiquetas finais do corpus angolano</w:t>
+          </w:r>
+          <w:r>
+            <w:rPr>
+              <w:rFonts w:ascii="Times New Roman" w:hAnsi="Times New Roman" w:cs="Times New Roman"/>
+              <w:sz w:val="24"/>
+              <w:szCs w:val="24"/>
+            </w:rPr>
+            <w:tab/>
+          </w:r>
+          <w:r>
+            <w:rPr>
+              <w:rFonts w:ascii="Times New Roman" w:hAnsi="Times New Roman" w:cs="Times New Roman"/>
+              <w:sz w:val="24"/>
+              <w:szCs w:val="24"/>
+            </w:rPr>
+            <w:t>C2</w:t>
+          </w:r>
+        </w:p>
+        <w:p>
+          <w:pPr>
+            <w:tabs>
+              <w:tab w:val="right" w:leader="dot" w:pos="8221"/>
+            </w:tabs>
+            <w:spacing w:before="60" w:after="60" w:line="276" w:lineRule="auto"/>
+            <w:ind w:left="400" w:right="560" w:hanging="400"/>
+            <w:jc w:val="left"/>
+          </w:pPr>
+          <w:r>
+            <w:rPr>
+              <w:rFonts w:ascii="Times New Roman" w:hAnsi="Times New Roman" w:cs="Times New Roman"/>
+              <w:sz w:val="24"/>
+              <w:szCs w:val="24"/>
+            </w:rPr>
+            <w:t xml:space="preserve">Tabela E.1 – Amostra de comentários anotados</w:t>
+          </w:r>
+          <w:r>
+            <w:rPr>
+              <w:rFonts w:ascii="Times New Roman" w:hAnsi="Times New Roman" w:cs="Times New Roman"/>
+              <w:sz w:val="24"/>
+              <w:szCs w:val="24"/>
+            </w:rPr>
+            <w:tab/>
+          </w:r>
+          <w:r>
+            <w:rPr>
+              <w:rFonts w:ascii="Times New Roman" w:hAnsi="Times New Roman" w:cs="Times New Roman"/>
+              <w:sz w:val="24"/>
+              <w:szCs w:val="24"/>
+            </w:rPr>
+            <w:t>E1</w:t>
+          </w:r>
+        </w:p>
+        <w:p>
+          <w:pPr>
+            <w:tabs>
+              <w:tab w:val="right" w:leader="dot" w:pos="8221"/>
+            </w:tabs>
+            <w:spacing w:before="60" w:after="60" w:line="276" w:lineRule="auto"/>
+            <w:ind w:left="400" w:right="560" w:hanging="400"/>
+            <w:jc w:val="left"/>
+          </w:pPr>
+          <w:r>
+            <w:rPr>
+              <w:rFonts w:ascii="Times New Roman" w:hAnsi="Times New Roman" w:cs="Times New Roman"/>
+              <w:sz w:val="24"/>
+              <w:szCs w:val="24"/>
+            </w:rPr>
+            <w:t xml:space="preserve">Tabela F.1 – Variáveis de configuração</w:t>
+          </w:r>
+          <w:r>
+            <w:rPr>
+              <w:rFonts w:ascii="Times New Roman" w:hAnsi="Times New Roman" w:cs="Times New Roman"/>
+              <w:sz w:val="24"/>
+              <w:szCs w:val="24"/>
+            </w:rPr>
+            <w:tab/>
+          </w:r>
+          <w:r>
+            <w:rPr>
+              <w:rFonts w:ascii="Times New Roman" w:hAnsi="Times New Roman" w:cs="Times New Roman"/>
+              <w:sz w:val="24"/>
+              <w:szCs w:val="24"/>
+            </w:rPr>
+            <w:t>F1</w:t>
+          </w:r>
+        </w:p>
+        <w:p>
+          <w:pPr>
+            <w:tabs>
+              <w:tab w:val="right" w:leader="dot" w:pos="8221"/>
+            </w:tabs>
+            <w:spacing w:before="60" w:after="60" w:line="276" w:lineRule="auto"/>
+            <w:ind w:left="400" w:right="560" w:hanging="400"/>
+            <w:jc w:val="left"/>
+          </w:pPr>
+          <w:r>
+            <w:rPr>
+              <w:rFonts w:ascii="Times New Roman" w:hAnsi="Times New Roman" w:cs="Times New Roman"/>
+              <w:sz w:val="24"/>
+              <w:szCs w:val="24"/>
+            </w:rPr>
+            <w:t xml:space="preserve">Tabela F.2 – Páginas da aplicação web</w:t>
+          </w:r>
+          <w:r>
+            <w:rPr>
+              <w:rFonts w:ascii="Times New Roman" w:hAnsi="Times New Roman" w:cs="Times New Roman"/>
+              <w:sz w:val="24"/>
+              <w:szCs w:val="24"/>
+            </w:rPr>
+            <w:tab/>
+          </w:r>
+          <w:r>
+            <w:rPr>
+              <w:rFonts w:ascii="Times New Roman" w:hAnsi="Times New Roman" w:cs="Times New Roman"/>
+              <w:sz w:val="24"/>
+              <w:szCs w:val="24"/>
+            </w:rPr>
+            <w:t>F2</w:t>
+          </w:r>
+        </w:p>
+        <w:p>
+          <w:pPr>
+            <w:tabs>
+              <w:tab w:val="right" w:leader="dot" w:pos="8221"/>
+            </w:tabs>
+            <w:spacing w:before="60" w:after="60" w:line="276" w:lineRule="auto"/>
+            <w:ind w:left="400" w:right="560" w:hanging="400"/>
+            <w:jc w:val="left"/>
+          </w:pPr>
+          <w:r>
+            <w:rPr>
+              <w:rFonts w:ascii="Times New Roman" w:hAnsi="Times New Roman" w:cs="Times New Roman"/>
+              <w:sz w:val="24"/>
+              <w:szCs w:val="24"/>
+            </w:rPr>
+            <w:t xml:space="preserve">Tabela F.3 – Comandos do sistema</w:t>
+          </w:r>
+          <w:r>
+            <w:rPr>
+              <w:rFonts w:ascii="Times New Roman" w:hAnsi="Times New Roman" w:cs="Times New Roman"/>
+              <w:sz w:val="24"/>
+              <w:szCs w:val="24"/>
+            </w:rPr>
+            <w:tab/>
+          </w:r>
+          <w:r>
+            <w:rPr>
+              <w:rFonts w:ascii="Times New Roman" w:hAnsi="Times New Roman" w:cs="Times New Roman"/>
+              <w:sz w:val="24"/>
+              <w:szCs w:val="24"/>
+            </w:rPr>
+            <w:t>F2</w:t>
           </w:r>
         </w:p>
         <w:p>
@@ -3901,9 +7945,383 @@
       <w:sdtContent>
         <w:p>
           <w:r>
-            <w:fldChar w:fldCharType="begin" w:dirty="true"/>
+            <w:fldChar w:fldCharType="begin"/>
             <w:instrText xml:space="preserve">TOC \h \t "LegendaFigura,1"</w:instrText>
             <w:fldChar w:fldCharType="separate"/>
+          </w:r>
+        </w:p>
+        <w:p>
+          <w:pPr>
+            <w:tabs>
+              <w:tab w:val="right" w:leader="dot" w:pos="8221"/>
+            </w:tabs>
+            <w:spacing w:before="60" w:after="60" w:line="276" w:lineRule="auto"/>
+            <w:ind w:left="400" w:right="560" w:hanging="400"/>
+            <w:jc w:val="left"/>
+          </w:pPr>
+          <w:r>
+            <w:rPr>
+              <w:rFonts w:ascii="Times New Roman" w:hAnsi="Times New Roman" w:cs="Times New Roman"/>
+              <w:sz w:val="24"/>
+              <w:szCs w:val="24"/>
+            </w:rPr>
+            <w:t xml:space="preserve">Figura 1.1 – Indicadores do ecossistema digital angolano (Outubro de 2025)</w:t>
+          </w:r>
+          <w:r>
+            <w:rPr>
+              <w:rFonts w:ascii="Times New Roman" w:hAnsi="Times New Roman" w:cs="Times New Roman"/>
+              <w:sz w:val="24"/>
+              <w:szCs w:val="24"/>
+            </w:rPr>
+            <w:tab/>
+          </w:r>
+          <w:r>
+            <w:rPr>
+              <w:rFonts w:ascii="Times New Roman" w:hAnsi="Times New Roman" w:cs="Times New Roman"/>
+              <w:sz w:val="24"/>
+              <w:szCs w:val="24"/>
+            </w:rPr>
+            <w:t>1</w:t>
+          </w:r>
+        </w:p>
+        <w:p>
+          <w:pPr>
+            <w:tabs>
+              <w:tab w:val="right" w:leader="dot" w:pos="8221"/>
+            </w:tabs>
+            <w:spacing w:before="60" w:after="60" w:line="276" w:lineRule="auto"/>
+            <w:ind w:left="400" w:right="560" w:hanging="400"/>
+            <w:jc w:val="left"/>
+          </w:pPr>
+          <w:r>
+            <w:rPr>
+              <w:rFonts w:ascii="Times New Roman" w:hAnsi="Times New Roman" w:cs="Times New Roman"/>
+              <w:sz w:val="24"/>
+              <w:szCs w:val="24"/>
+            </w:rPr>
+            <w:t xml:space="preserve">Figura 3.1 – Desenho da investigação</w:t>
+          </w:r>
+          <w:r>
+            <w:rPr>
+              <w:rFonts w:ascii="Times New Roman" w:hAnsi="Times New Roman" w:cs="Times New Roman"/>
+              <w:sz w:val="24"/>
+              <w:szCs w:val="24"/>
+            </w:rPr>
+            <w:tab/>
+          </w:r>
+          <w:r>
+            <w:rPr>
+              <w:rFonts w:ascii="Times New Roman" w:hAnsi="Times New Roman" w:cs="Times New Roman"/>
+              <w:sz w:val="24"/>
+              <w:szCs w:val="24"/>
+            </w:rPr>
+            <w:t>14</w:t>
+          </w:r>
+        </w:p>
+        <w:p>
+          <w:pPr>
+            <w:tabs>
+              <w:tab w:val="right" w:leader="dot" w:pos="8221"/>
+            </w:tabs>
+            <w:spacing w:before="60" w:after="60" w:line="276" w:lineRule="auto"/>
+            <w:ind w:left="400" w:right="560" w:hanging="400"/>
+            <w:jc w:val="left"/>
+          </w:pPr>
+          <w:r>
+            <w:rPr>
+              <w:rFonts w:ascii="Times New Roman" w:hAnsi="Times New Roman" w:cs="Times New Roman"/>
+              <w:sz w:val="24"/>
+              <w:szCs w:val="24"/>
+            </w:rPr>
+            <w:t xml:space="preserve">Figura 3.2 – Construção do corpus híbrido e divisão em treino, validação e teste</w:t>
+          </w:r>
+          <w:r>
+            <w:rPr>
+              <w:rFonts w:ascii="Times New Roman" w:hAnsi="Times New Roman" w:cs="Times New Roman"/>
+              <w:sz w:val="24"/>
+              <w:szCs w:val="24"/>
+            </w:rPr>
+            <w:tab/>
+          </w:r>
+          <w:r>
+            <w:rPr>
+              <w:rFonts w:ascii="Times New Roman" w:hAnsi="Times New Roman" w:cs="Times New Roman"/>
+              <w:sz w:val="24"/>
+              <w:szCs w:val="24"/>
+            </w:rPr>
+            <w:t>18</w:t>
+          </w:r>
+        </w:p>
+        <w:p>
+          <w:pPr>
+            <w:tabs>
+              <w:tab w:val="right" w:leader="dot" w:pos="8221"/>
+            </w:tabs>
+            <w:spacing w:before="60" w:after="60" w:line="276" w:lineRule="auto"/>
+            <w:ind w:left="400" w:right="560" w:hanging="400"/>
+            <w:jc w:val="left"/>
+          </w:pPr>
+          <w:r>
+            <w:rPr>
+              <w:rFonts w:ascii="Times New Roman" w:hAnsi="Times New Roman" w:cs="Times New Roman"/>
+              <w:sz w:val="24"/>
+              <w:szCs w:val="24"/>
+            </w:rPr>
+            <w:t xml:space="preserve">Figura 3.3 – Arquitectura em camadas do sistema de triagem</w:t>
+          </w:r>
+          <w:r>
+            <w:rPr>
+              <w:rFonts w:ascii="Times New Roman" w:hAnsi="Times New Roman" w:cs="Times New Roman"/>
+              <w:sz w:val="24"/>
+              <w:szCs w:val="24"/>
+            </w:rPr>
+            <w:tab/>
+          </w:r>
+          <w:r>
+            <w:rPr>
+              <w:rFonts w:ascii="Times New Roman" w:hAnsi="Times New Roman" w:cs="Times New Roman"/>
+              <w:sz w:val="24"/>
+              <w:szCs w:val="24"/>
+            </w:rPr>
+            <w:t>23</w:t>
+          </w:r>
+        </w:p>
+        <w:p>
+          <w:pPr>
+            <w:tabs>
+              <w:tab w:val="right" w:leader="dot" w:pos="8221"/>
+            </w:tabs>
+            <w:spacing w:before="60" w:after="60" w:line="276" w:lineRule="auto"/>
+            <w:ind w:left="400" w:right="560" w:hanging="400"/>
+            <w:jc w:val="left"/>
+          </w:pPr>
+          <w:r>
+            <w:rPr>
+              <w:rFonts w:ascii="Times New Roman" w:hAnsi="Times New Roman" w:cs="Times New Roman"/>
+              <w:sz w:val="24"/>
+              <w:szCs w:val="24"/>
+            </w:rPr>
+            <w:t xml:space="preserve">Figura 3.4 – Modelo de dados do sistema</w:t>
+          </w:r>
+          <w:r>
+            <w:rPr>
+              <w:rFonts w:ascii="Times New Roman" w:hAnsi="Times New Roman" w:cs="Times New Roman"/>
+              <w:sz w:val="24"/>
+              <w:szCs w:val="24"/>
+            </w:rPr>
+            <w:tab/>
+          </w:r>
+          <w:r>
+            <w:rPr>
+              <w:rFonts w:ascii="Times New Roman" w:hAnsi="Times New Roman" w:cs="Times New Roman"/>
+              <w:sz w:val="24"/>
+              <w:szCs w:val="24"/>
+            </w:rPr>
+            <w:t>24</w:t>
+          </w:r>
+        </w:p>
+        <w:p>
+          <w:pPr>
+            <w:tabs>
+              <w:tab w:val="right" w:leader="dot" w:pos="8221"/>
+            </w:tabs>
+            <w:spacing w:before="60" w:after="60" w:line="276" w:lineRule="auto"/>
+            <w:ind w:left="400" w:right="560" w:hanging="400"/>
+            <w:jc w:val="left"/>
+          </w:pPr>
+          <w:r>
+            <w:rPr>
+              <w:rFonts w:ascii="Times New Roman" w:hAnsi="Times New Roman" w:cs="Times New Roman"/>
+              <w:sz w:val="24"/>
+              <w:szCs w:val="24"/>
+            </w:rPr>
+            <w:t xml:space="preserve">Figura 3.5 – Diagrama de casos de uso (UML)</w:t>
+          </w:r>
+          <w:r>
+            <w:rPr>
+              <w:rFonts w:ascii="Times New Roman" w:hAnsi="Times New Roman" w:cs="Times New Roman"/>
+              <w:sz w:val="24"/>
+              <w:szCs w:val="24"/>
+            </w:rPr>
+            <w:tab/>
+          </w:r>
+          <w:r>
+            <w:rPr>
+              <w:rFonts w:ascii="Times New Roman" w:hAnsi="Times New Roman" w:cs="Times New Roman"/>
+              <w:sz w:val="24"/>
+              <w:szCs w:val="24"/>
+            </w:rPr>
+            <w:t>25</w:t>
+          </w:r>
+        </w:p>
+        <w:p>
+          <w:pPr>
+            <w:tabs>
+              <w:tab w:val="right" w:leader="dot" w:pos="8221"/>
+            </w:tabs>
+            <w:spacing w:before="60" w:after="60" w:line="276" w:lineRule="auto"/>
+            <w:ind w:left="400" w:right="560" w:hanging="400"/>
+            <w:jc w:val="left"/>
+          </w:pPr>
+          <w:r>
+            <w:rPr>
+              <w:rFonts w:ascii="Times New Roman" w:hAnsi="Times New Roman" w:cs="Times New Roman"/>
+              <w:sz w:val="24"/>
+              <w:szCs w:val="24"/>
+            </w:rPr>
+            <w:t xml:space="preserve">Figura 3.6 – Diagrama de sequência (UML): da importação à revisão</w:t>
+          </w:r>
+          <w:r>
+            <w:rPr>
+              <w:rFonts w:ascii="Times New Roman" w:hAnsi="Times New Roman" w:cs="Times New Roman"/>
+              <w:sz w:val="24"/>
+              <w:szCs w:val="24"/>
+            </w:rPr>
+            <w:tab/>
+          </w:r>
+          <w:r>
+            <w:rPr>
+              <w:rFonts w:ascii="Times New Roman" w:hAnsi="Times New Roman" w:cs="Times New Roman"/>
+              <w:sz w:val="24"/>
+              <w:szCs w:val="24"/>
+            </w:rPr>
+            <w:t>25</w:t>
+          </w:r>
+        </w:p>
+        <w:p>
+          <w:pPr>
+            <w:tabs>
+              <w:tab w:val="right" w:leader="dot" w:pos="8221"/>
+            </w:tabs>
+            <w:spacing w:before="60" w:after="60" w:line="276" w:lineRule="auto"/>
+            <w:ind w:left="400" w:right="560" w:hanging="400"/>
+            <w:jc w:val="left"/>
+          </w:pPr>
+          <w:r>
+            <w:rPr>
+              <w:rFonts w:ascii="Times New Roman" w:hAnsi="Times New Roman" w:cs="Times New Roman"/>
+              <w:sz w:val="24"/>
+              <w:szCs w:val="24"/>
+            </w:rPr>
+            <w:t xml:space="preserve">Figura 3.7 – Fila de revisão na aplicação web</w:t>
+          </w:r>
+          <w:r>
+            <w:rPr>
+              <w:rFonts w:ascii="Times New Roman" w:hAnsi="Times New Roman" w:cs="Times New Roman"/>
+              <w:sz w:val="24"/>
+              <w:szCs w:val="24"/>
+            </w:rPr>
+            <w:tab/>
+          </w:r>
+          <w:r>
+            <w:rPr>
+              <w:rFonts w:ascii="Times New Roman" w:hAnsi="Times New Roman" w:cs="Times New Roman"/>
+              <w:sz w:val="24"/>
+              <w:szCs w:val="24"/>
+            </w:rPr>
+            <w:t>26</w:t>
+          </w:r>
+        </w:p>
+        <w:p>
+          <w:pPr>
+            <w:tabs>
+              <w:tab w:val="right" w:leader="dot" w:pos="8221"/>
+            </w:tabs>
+            <w:spacing w:before="60" w:after="60" w:line="276" w:lineRule="auto"/>
+            <w:ind w:left="400" w:right="560" w:hanging="400"/>
+            <w:jc w:val="left"/>
+          </w:pPr>
+          <w:r>
+            <w:rPr>
+              <w:rFonts w:ascii="Times New Roman" w:hAnsi="Times New Roman" w:cs="Times New Roman"/>
+              <w:sz w:val="24"/>
+              <w:szCs w:val="24"/>
+            </w:rPr>
+            <w:t xml:space="preserve">Figura 4.1 – Curvas ROC um-contra-todos por categoria e modelo (conjunto de teste; AUC entre parêntesis)</w:t>
+          </w:r>
+          <w:r>
+            <w:rPr>
+              <w:rFonts w:ascii="Times New Roman" w:hAnsi="Times New Roman" w:cs="Times New Roman"/>
+              <w:sz w:val="24"/>
+              <w:szCs w:val="24"/>
+            </w:rPr>
+            <w:tab/>
+          </w:r>
+          <w:r>
+            <w:rPr>
+              <w:rFonts w:ascii="Times New Roman" w:hAnsi="Times New Roman" w:cs="Times New Roman"/>
+              <w:sz w:val="24"/>
+              <w:szCs w:val="24"/>
+            </w:rPr>
+            <w:t>31</w:t>
+          </w:r>
+        </w:p>
+        <w:p>
+          <w:pPr>
+            <w:tabs>
+              <w:tab w:val="right" w:leader="dot" w:pos="8221"/>
+            </w:tabs>
+            <w:spacing w:before="60" w:after="60" w:line="276" w:lineRule="auto"/>
+            <w:ind w:left="400" w:right="560" w:hanging="400"/>
+            <w:jc w:val="left"/>
+          </w:pPr>
+          <w:r>
+            <w:rPr>
+              <w:rFonts w:ascii="Times New Roman" w:hAnsi="Times New Roman" w:cs="Times New Roman"/>
+              <w:sz w:val="24"/>
+              <w:szCs w:val="24"/>
+            </w:rPr>
+            <w:t xml:space="preserve">Figura 4.2 – Matrizes de confusão (4 × 4) no conjunto de teste (contagens e percentagem por linha)</w:t>
+          </w:r>
+          <w:r>
+            <w:rPr>
+              <w:rFonts w:ascii="Times New Roman" w:hAnsi="Times New Roman" w:cs="Times New Roman"/>
+              <w:sz w:val="24"/>
+              <w:szCs w:val="24"/>
+            </w:rPr>
+            <w:tab/>
+          </w:r>
+          <w:r>
+            <w:rPr>
+              <w:rFonts w:ascii="Times New Roman" w:hAnsi="Times New Roman" w:cs="Times New Roman"/>
+              <w:sz w:val="24"/>
+              <w:szCs w:val="24"/>
+            </w:rPr>
+            <w:t>34</w:t>
+          </w:r>
+        </w:p>
+        <w:p>
+          <w:pPr>
+            <w:tabs>
+              <w:tab w:val="right" w:leader="dot" w:pos="8221"/>
+            </w:tabs>
+            <w:spacing w:before="60" w:after="60" w:line="276" w:lineRule="auto"/>
+            <w:ind w:left="400" w:right="560" w:hanging="400"/>
+            <w:jc w:val="left"/>
+          </w:pPr>
+          <w:r>
+            <w:rPr>
+              <w:rFonts w:ascii="Times New Roman" w:hAnsi="Times New Roman" w:cs="Times New Roman"/>
+              <w:sz w:val="24"/>
+              <w:szCs w:val="24"/>
+            </w:rPr>
+            <w:t xml:space="preserve">Figura 4.3 – F1 por categoria do BERTimbau no corpus público e no piloto angolano (conjunto de teste)</w:t>
+          </w:r>
+          <w:r>
+            <w:rPr>
+              <w:rFonts w:ascii="Times New Roman" w:hAnsi="Times New Roman" w:cs="Times New Roman"/>
+              <w:sz w:val="24"/>
+              <w:szCs w:val="24"/>
+            </w:rPr>
+            <w:tab/>
+          </w:r>
+          <w:r>
+            <w:rPr>
+              <w:rFonts w:ascii="Times New Roman" w:hAnsi="Times New Roman" w:cs="Times New Roman"/>
+              <w:sz w:val="24"/>
+              <w:szCs w:val="24"/>
+            </w:rPr>
+            <w:t>37</w:t>
           </w:r>
         </w:p>
         <w:p>
@@ -3992,7 +8410,7 @@
           <w:sz w:val="24"/>
           <w:szCs w:val="24"/>
         </w:rPr>
-        <w:t xml:space="preserve">As redes sociais deixaram de ser apenas lugares de convívio. Hoje é nelas que muitas pessoas se informam, discutem política e combinam encontros, e é também nelas que circulam boatos, insultos dirigidos a grupos e convocatórias que podem pôr em risco a ordem pública. Este duplo papel transformou as plataformas digitais num tema de segurança nacional em praticamente todos os países com acesso generalizado à Internet.</w:t>
+        <w:t xml:space="preserve">As redes sociais deixaram de ser apenas lugares de convívio. Hoje é nelas que muitas pessoas se informam, discutem política e combinam encontros, e é também nelas que circulam boatos, insultos dirigidos a grupos e convocatórias que podem pôr em risco a ordem pública. Por isso, em quase todos os países com acesso generalizado à Internet, as plataformas digitais passaram também a ser assunto de segurança nacional.</w:t>
       </w:r>
     </w:p>
     <w:p>
@@ -4120,7 +8538,7 @@
           <w:sz w:val="24"/>
           <w:szCs w:val="24"/>
         </w:rPr>
-        <w:t xml:space="preserve">Dois episódios ilustram o peso político deste espaço. A campanha «2022 Vais Gostar» nasceu nas redes sociais e acabou por se traduzir em manifestações em várias províncias (Hassane, 2021). A influência das redes no comportamento eleitoral dos jovens nas eleições de 2022 foi igualmente documentada (Sambaca &amp; Pessoa, 2026). Em ambos os casos, a mobilização começou online, ganhou velocidade em poucos dias e só depois chegou às ruas.</w:t>
+        <w:t xml:space="preserve">Dois episódios ilustram o peso político deste espaço. A campanha «2022 Vais Gostar» nasceu nas redes sociais e acabou por se traduzir em manifestações em várias províncias (Hassane, 2021). A influência das redes no comportamento eleitoral dos jovens nas eleições de 2022 foi igualmente documentada (Sambaca &amp; Pessoa, 2026). Nos dois casos, a mobilização começou na Internet e só alguns dias depois chegou às ruas.</w:t>
       </w:r>
     </w:p>
     <w:p>
@@ -4168,7 +8586,7 @@
           <w:sz w:val="24"/>
           <w:szCs w:val="24"/>
         </w:rPr>
-        <w:t xml:space="preserve">O problema que motiva esta dissertação tem duas faces. A primeira é técnica: não existe, tanto quanto foi possível apurar, um classificador de conteúdos ameaçadores treinado e avaliado com dados angolanos. Os modelos de linguagem disponíveis para o português, como o BERTimbau (Souza et al., 2020), foram pré-treinados sobretudo com texto brasileiro, e os corpora anotados para discurso de ódio e desinformação em português provêm igualmente do Brasil (Leite et al., 2020; Monteiro et al., 2018; Vargas et al., 2022). Não se sabe, portanto, quanto do desempenho reportado nesses trabalhos se mantém quando o texto é angolano.</w:t>
+        <w:t xml:space="preserve">O problema que motiva esta dissertação tem uma dimensão técnica e outra operacional. Do lado técnico, não existe, tanto quanto foi possível apurar, um classificador de conteúdos ameaçadores treinado e avaliado com dados angolanos. Os modelos de linguagem disponíveis para o português, como o BERTimbau (Souza et al., 2020), foram pré-treinados sobretudo com texto brasileiro, e os corpora anotados para discurso de ódio e desinformação em português provêm igualmente do Brasil (Leite et al., 2020; Monteiro et al., 2018; Vargas et al., 2022). Não se sabe, portanto, quanto do desempenho reportado nesses trabalhos se mantém quando o texto é angolano.</w:t>
       </w:r>
     </w:p>
     <w:p>
@@ -4183,7 +8601,7 @@
           <w:sz w:val="24"/>
           <w:szCs w:val="24"/>
         </w:rPr>
-        <w:t xml:space="preserve">A segunda face é operacional. Mesmo um bom classificador comete erros, e esses erros têm custos diferentes. Classificar uma convocatória pacífica como mobilização hostil pode lesar direitos constitucionais; deixar passar uma convocatória para a violência pode ter consequências graves. Um sistema útil para a segurança nacional tem de ser desenhado em função desta assimetria, mantendo o analista humano no centro da decisão.</w:t>
+        <w:t xml:space="preserve">Do lado operacional, mesmo um bom classificador comete erros, e esses erros não custam todos o mesmo. Classificar uma convocatória pacífica como mobilização hostil pode lesar direitos constitucionais; deixar passar uma convocatória para a violência pode ter consequências graves. Um sistema útil para a segurança nacional tem de ser desenhado em função desta assimetria, mantendo o analista humano no centro da decisão.</w:t>
       </w:r>
     </w:p>
     <w:p>
@@ -4198,7 +8616,7 @@
           <w:sz w:val="24"/>
           <w:szCs w:val="24"/>
         </w:rPr>
-        <w:t xml:space="preserve">Daqui resulta a pergunta de partida: </w:t>
+        <w:t xml:space="preserve">A pergunta de partida é, assim, a seguinte: </w:t>
       </w:r>
       <w:r>
         <w:rPr>
@@ -4768,7 +9186,7 @@
                 <w:sz w:val="19"/>
                 <w:szCs w:val="19"/>
               </w:rPr>
-              <w:t xml:space="preserve">OE1 – Corpus angolano anotado</w:t>
+              <w:t xml:space="preserve">OE1. Corpus angolano anotado</w:t>
             </w:r>
           </w:p>
         </w:tc>
@@ -4876,7 +9294,7 @@
                 <w:sz w:val="19"/>
                 <w:szCs w:val="19"/>
               </w:rPr>
-              <w:t xml:space="preserve">OE2 – Comparação de algoritmos</w:t>
+              <w:t xml:space="preserve">OE2. Comparação de algoritmos</w:t>
             </w:r>
           </w:p>
         </w:tc>
@@ -4984,7 +9402,7 @@
                 <w:sz w:val="19"/>
                 <w:szCs w:val="19"/>
               </w:rPr>
-              <w:t xml:space="preserve">OE3 – Lacuna de domínio</w:t>
+              <w:t xml:space="preserve">OE3. Lacuna de domínio</w:t>
             </w:r>
           </w:p>
         </w:tc>
@@ -5092,7 +9510,7 @@
                 <w:sz w:val="19"/>
                 <w:szCs w:val="19"/>
               </w:rPr>
-              <w:t xml:space="preserve">OE4 – Protótipo do sistema</w:t>
+              <w:t xml:space="preserve">OE4. Protótipo do sistema</w:t>
             </w:r>
           </w:p>
         </w:tc>
@@ -5200,7 +9618,7 @@
                 <w:sz w:val="19"/>
                 <w:szCs w:val="19"/>
               </w:rPr>
-              <w:t xml:space="preserve">OE5 – Quadro ético e legal</w:t>
+              <w:t xml:space="preserve">OE5. Quadro ético e legal</w:t>
             </w:r>
           </w:p>
         </w:tc>
@@ -5325,7 +9743,7 @@
           <w:sz w:val="24"/>
           <w:szCs w:val="24"/>
         </w:rPr>
-        <w:t xml:space="preserve">Do ponto de vista operacional, uma ferramenta que ordene as publicações por probabilidade de serem problemáticas reduz o tempo que o analista gasta com conteúdo irrelevante, sem lhe retirar a decisão. A arquitectura proposta usa apenas software livre e pode funcionar num único servidor, o que a torna compatível com os recursos disponíveis e com a soberania sobre os dados.</w:t>
+        <w:t xml:space="preserve">Em termos operacionais, uma ferramenta que ordene as publicações por probabilidade de serem problemáticas reduz o tempo que o analista gasta com conteúdo irrelevante, sem lhe retirar a decisão. A arquitectura proposta usa apenas software livre e pode funcionar num único servidor, o que a torna compatível com os recursos disponíveis e com a soberania sobre os dados.</w:t>
       </w:r>
     </w:p>
     <w:p>
@@ -5340,7 +9758,7 @@
           <w:sz w:val="24"/>
           <w:szCs w:val="24"/>
         </w:rPr>
-        <w:t xml:space="preserve">Do ponto de vista institucional e jurídico, o trabalho mostra que é possível conceber estes sistemas com salvaguardas concretas: anonimização à entrada, registo de proveniência, prazos de conservação, auditoria e proibição de decisões automáticas sobre pessoas. Estas salvaguardas não são acessórias; são condição para que um sistema deste tipo seja aceitável num Estado de direito.</w:t>
+        <w:t xml:space="preserve">No plano institucional e jurídico, o trabalho mostra que é possível conceber estes sistemas com salvaguardas concretas: anonimização à entrada, registo de proveniência, prazos de conservação, auditoria e proibição de decisões automáticas sobre pessoas. Sem elas, um sistema deste tipo dificilmente seria aceitável num Estado de direito.</w:t>
       </w:r>
     </w:p>
     <w:p>
@@ -5373,7 +9791,7 @@
           <w:sz w:val="24"/>
           <w:szCs w:val="24"/>
         </w:rPr>
-        <w:t xml:space="preserve">O estudo limita-se a texto em português publicado em espaços públicos. O corpus angolano provém de comentários públicos do YouTube, recolhidos através da interface oficial da plataforma; não foram recolhidas mensagens privadas, grupos fechados nem conteúdo que exija autenticação. Imagens, áudio e vídeo ficam fora do âmbito, assim como textos escritos integralmente em línguas nacionais. A avaliação incide sobre o classificador e sobre o funcionamento do protótipo; a integração com sistemas institucionais e a avaliação com analistas em contexto real ficam para trabalho futuro.</w:t>
+        <w:t xml:space="preserve">O estudo limita-se a texto em português publicado em espaços públicos. O corpus angolano é formado sobretudo por comentários públicos do YouTube, recolhidos pela interface oficial da plataforma, e por um conjunto menor de publicações recolhidas manualmente em páginas públicas. Não foram recolhidas mensagens privadas, grupos fechados nem conteúdo que exija autenticação. Imagens, áudio e vídeo ficam fora do âmbito, assim como textos escritos integralmente em línguas nacionais. A avaliação incide sobre o classificador e sobre o funcionamento do protótipo; a integração com sistemas institucionais e a avaliação com analistas em contexto real ficam para trabalho futuro.</w:t>
       </w:r>
     </w:p>
     <w:p>
@@ -5516,7 +9934,7 @@
           <w:sz w:val="24"/>
           <w:szCs w:val="24"/>
         </w:rPr>
-        <w:t xml:space="preserve">Esta última mudança é relevante para a segurança. Quando a recomendação privilegia o envolvimento, o conteúdo que provoca indignação, medo ou raiva tende a circular mais, independentemente da intenção de quem o publica. Castells (2013) mostrou, a propósito da Primavera Árabe, como redes horizontais permitem coordenar acções políticas sem passar pelos meios de comunicação tradicionais. Uma década depois, essa capacidade de coordenação descentralizada é uma característica estrutural de qualquer espaço público com acesso generalizado à Internet.</w:t>
+        <w:t xml:space="preserve">Esta última mudança é relevante para a segurança. Quando a recomendação privilegia o envolvimento, o conteúdo que provoca indignação, medo ou raiva tende a circular mais, independentemente da intenção de quem o publica. Castells (2013) mostrou, a propósito da Primavera Árabe, como redes horizontais permitem coordenar acções políticas sem passar pelos meios de comunicação tradicionais. Uma década depois, esta forma de coordenação deixou de ser excepcional e faz parte do funcionamento corrente das redes.</w:t>
       </w:r>
     </w:p>
     <w:p>
@@ -7255,7 +11673,7 @@
           <w:sz w:val="24"/>
           <w:szCs w:val="24"/>
         </w:rPr>
-        <w:t xml:space="preserve">A monitorização de redes sociais por entidades de segurança coloca em tensão a protecção da segurança colectiva e os direitos individuais de expressão, reunião e privacidade. Essa tensão não se resolve com tecnologia; resolve-se com regras sobre o que se recolhe, como se trata e como se decide.</w:t>
+        <w:t xml:space="preserve">A monitorização de redes sociais por entidades de segurança coloca em tensão a protecção da segurança colectiva e os direitos individuais de expressão, reunião e privacidade. A tecnologia, por si, não resolve essa tensão. Resolvem-na regras claras sobre o que se recolhe, sobre o modo como a informação é tratada e sobre quem decide.</w:t>
       </w:r>
     </w:p>
     <w:p>
@@ -7333,7 +11751,7 @@
           <w:sz w:val="24"/>
           <w:szCs w:val="24"/>
         </w:rPr>
-        <w:t xml:space="preserve">A literatura revista permite três conclusões. Os sistemas internacionais de monitorização não estão disponíveis, não cobrem o português de Angola ou implicam dependência externa. Os recursos de PLN para o português são brasileiros e, no caso da desinformação, pertencem a um género textual diferente das redes sociais. E sabe-se que os classificadores de conteúdo nocivo generalizam mal entre domínios, embora não exista uma medida dessa perda para Angola.</w:t>
+        <w:t xml:space="preserve">A literatura revista permite três conclusões. Os sistemas internacionais de monitorização não estão disponíveis, não cobrem o português de Angola ou implicam dependência externa. Os recursos de PLN para o português são brasileiros e, no caso da desinformação, pertencem a um género textual diferente das redes sociais. Por fim, sabe-se que os classificadores de conteúdo nocivo generalizam mal entre domínios, embora não exista uma medida dessa perda para Angola.</w:t>
       </w:r>
     </w:p>
     <w:p>
@@ -7348,7 +11766,7 @@
           <w:sz w:val="24"/>
           <w:szCs w:val="24"/>
         </w:rPr>
-        <w:t xml:space="preserve">A lacuna que esta dissertação procura preencher é, por isso, dupla: medir com dados angolanos anotados o desempenho real dos modelos disponíveis e propor um sistema que use esses modelos de forma compatível com as suas limitações, isto é, como apoio à triagem humana e não como mecanismo de decisão.</w:t>
+        <w:t xml:space="preserve">Esta dissertação procura, por isso, fazer duas coisas: medir com dados angolanos anotados o desempenho real dos modelos disponíveis e propor um sistema que use esses modelos de forma compatível com as suas limitações, isto é, como apoio à triagem humana e não como mecanismo de decisão.</w:t>
       </w:r>
     </w:p>
     <w:p>
@@ -7453,7 +11871,7 @@
       <w:r>
         <w:drawing>
           <wp:inline distT="0" distB="0" distL="0" distR="0">
-            <wp:extent cx="5581650" cy="2247900"/>
+            <wp:extent cx="5581650" cy="3333750"/>
             <wp:effectExtent t="0" r="0" b="0" l="0"/>
             <wp:docPr id="1" name="fig3_1_desenho.png" descr="fig3_1_desenho.png" title="fig3_1_desenho.png"/>
             <wp:cNvGraphicFramePr>
@@ -7478,7 +11896,7 @@
                   <pic:spPr bwMode="auto">
                     <a:xfrm>
                       <a:off x="0" y="0"/>
-                      <a:ext cx="5581650" cy="2247900"/>
+                      <a:ext cx="5581650" cy="3333750"/>
                     </a:xfrm>
                     <a:prstGeom prst="rect">
                       <a:avLst/>
@@ -7567,7 +11985,7 @@
           <w:sz w:val="24"/>
           <w:szCs w:val="24"/>
         </w:rPr>
-        <w:t xml:space="preserve"> Recolheram-se exclusivamente comentários públicos, através da interface oficial do YouTube. Não se acedeu a mensagens privadas, grupos fechados ou conteúdo que exija autenticação, nem se contornaram protecções técnicas das plataformas.</w:t>
+        <w:t xml:space="preserve"> Recolheram-se apenas conteúdos públicos: comentários do YouTube, obtidos pela interface oficial, e publicações copiadas manualmente de páginas acessíveis sem autenticação. Não se acedeu a mensagens privadas, grupos fechados ou conteúdo que exija autenticação, nem se contornaram protecções técnicas das plataformas.</w:t>
       </w:r>
     </w:p>
     <w:p>
@@ -7789,7 +12207,7 @@
           <w:sz w:val="24"/>
           <w:szCs w:val="24"/>
         </w:rPr>
-        <w:t xml:space="preserve">Os dados angolanos foram recolhidos no YouTube, plataforma onde os principais órgãos de comunicação e criadores de conteúdo angolanos publicam vídeos sobre política, economia e sociedade, e cujos comentários são públicos e acessíveis por uma interface oficial (YouTube Data API v3). A recolha seguiu quatro passos, implementados em </w:t>
+        <w:t xml:space="preserve">A maior parte dos dados angolanos foi recolhida no YouTube, plataforma onde os principais órgãos de comunicação e criadores de conteúdo angolanos publicam vídeos sobre política, economia e sociedade, e cujos comentários são públicos e acessíveis por uma interface oficial (YouTube Data API v3). A recolha seguiu quatro passos, implementados em </w:t>
       </w:r>
       <w:r>
         <w:rPr>
@@ -7953,7 +12371,7 @@
           <w:sz w:val="24"/>
           <w:szCs w:val="24"/>
         </w:rPr>
-        <w:t xml:space="preserve">O piloto tem três origens, registadas na coluna </w:t>
+        <w:t xml:space="preserve">Uma parte menor do piloto veio de recolha manual: 180 títulos e entradas de notícias de sete órgãos de comunicação angolanos e 194 publicações e comentários copiados de páginas públicas, incluindo o Facebook. Estes itens passaram pela mesma anonimização e pela mesma anotação que os comentários do YouTube. No corpus, o piloto aparece com três origens, registadas na coluna </w:t>
       </w:r>
       <w:r>
         <w:rPr>
@@ -7969,7 +12387,7 @@
           <w:sz w:val="24"/>
           <w:szCs w:val="24"/>
         </w:rPr>
-        <w:t xml:space="preserve"> do corpus:</w:t>
+        <w:t xml:space="preserve">:</w:t>
       </w:r>
     </w:p>
     <w:p>
@@ -8014,7 +12432,7 @@
           <w:sz w:val="24"/>
           <w:szCs w:val="24"/>
         </w:rPr>
-        <w:t xml:space="preserve">): comentários seleccionados aleatoriamente dos vídeos recolhidos; constituem a base do piloto e os únicos dados angolanos usados na validação e no teste.</w:t>
+        <w:t xml:space="preserve">): 2.352 itens, dos quais 1.978 são comentários seleccionados aleatoriamente dos vídeos recolhidos e 374 vêm da recolha manual; formam a base do piloto e são os únicos dados angolanos usados na validação e no teste.</w:t>
       </w:r>
     </w:p>
     <w:p>
@@ -8170,7 +12588,7 @@
           <w:sz w:val="24"/>
           <w:szCs w:val="24"/>
         </w:rPr>
-        <w:t xml:space="preserve">A anotação foi feita por três anotadores independentes, dois angolanos e um com formação em processamento de linguagem natural, seguindo o Guia de Anotação Padronizado (Apêndice B). Cada anotador classificou cada comentário numa das quatro categorias, sem acesso às classificações dos outros nem às previsões de qualquer modelo. Nos casos de desacordo, aplicou-se o princípio da gravidade ascendente definido no guia (Mobilização Hostil &gt; Discurso de Ódio &gt; Desinformação &gt; Normal), por se considerar que, num contexto de segurança, um falso positivo sujeito a revisão é preferível a um falso negativo.</w:t>
+        <w:t xml:space="preserve">A anotação foi feita por três anotadores independentes, dois angolanos e um com formação em processamento de linguagem natural, seguindo o Guia de Anotação Padronizado (Apêndice B). Cada anotador classificou cada publicação numa das quatro categorias, sem acesso às classificações dos outros nem às previsões de qualquer modelo. Nos casos de desacordo, aplicou-se o princípio da gravidade ascendente definido no guia (Mobilização Hostil &gt; Discurso de Ódio &gt; Desinformação &gt; Normal), por se considerar que, num contexto de segurança, um falso positivo sujeito a revisão é preferível a um falso negativo.</w:t>
       </w:r>
     </w:p>
     <w:p>
@@ -8200,7 +12618,7 @@
           <w:sz w:val="24"/>
           <w:szCs w:val="24"/>
         </w:rPr>
-        <w:t xml:space="preserve">O corpus anotado final tem 2.637 comentários, com a seguinte distribuição de etiquetas: Normal 1.664, Mobilização Hostil 364, Desinformação 326 e Discurso de Ódio 283. Após a harmonização e a remoção de duplicados (Secção 3.5), entram no corpus de treino 2.573 registos do piloto.</w:t>
+        <w:t xml:space="preserve">O corpus anotado final tem 2.637 publicações, com a seguinte distribuição de etiquetas: Normal 1.664, Mobilização Hostil 364, Desinformação 326 e Discurso de Ódio 283. Após a harmonização e a remoção de duplicados (Secção 3.5), entram no corpus de treino 2.573 registos do piloto.</w:t>
       </w:r>
     </w:p>
     <w:p>
@@ -9490,7 +13908,7 @@
                 <w:sz w:val="19"/>
                 <w:szCs w:val="19"/>
               </w:rPr>
-              <w:t xml:space="preserve">YouTube Data API v3</w:t>
+              <w:t xml:space="preserve">YouTube Data API v3; recolha manual de páginas públicas</w:t>
             </w:r>
           </w:p>
         </w:tc>
@@ -9973,7 +14391,7 @@
           <w:sz w:val="24"/>
           <w:szCs w:val="24"/>
         </w:rPr>
-        <w:t xml:space="preserve">A arquitectura foi desenhada a partir dos resultados do Capítulo 4, e não o contrário. Um classificador com F1-macro de cerca de 0,80 no teste global, de cerca de 0,53 em conteúdo angolano e com precisão de cerca de 0,51 na Mobilização Hostil não pode tomar decisões; pode, no entanto, ordenar o trabalho de quem decide. Daqui resultam os requisitos da Tabela 3.3.</w:t>
+        <w:t xml:space="preserve">A arquitectura foi desenhada depois de conhecidos os resultados do Capítulo 4. Um classificador com F1-macro de cerca de 0,80 no teste global, de cerca de 0,53 em conteúdo angolano e com precisão de cerca de 0,51 na Mobilização Hostil não deve tomar decisões, mas pode ajudar a ordenar o trabalho de quem decide. É desta constatação que partem os requisitos da Tabela 3.3.</w:t>
       </w:r>
     </w:p>
     <w:p>
@@ -11954,7 +16372,7 @@
           <w:sz w:val="24"/>
           <w:szCs w:val="24"/>
         </w:rPr>
-        <w:t xml:space="preserve">A arquitectura distribuída faria sentido se o gargalo fosse o volume de dados. Não é: o gargalo é a capacidade humana de rever o que o modelo sinaliza, e a fiabilidade do modelo em conteúdo angolano. Uma arquitectura que processasse milhões de publicações por hora produziria alertas que ninguém conseguiria rever, com uma precisão que não justificaria a confiança. A arquitectura leve concentra o esforço onde ele rende: na qualidade da fila de revisão, na protecção dos dados e na facilidade de substituir o modelo quando houver uma versão melhor. Se o volume crescer, a base de dados pode passar para PostgreSQL e o serviço de inferência pode ser replicado, sem alterar o desenho.</w:t>
+        <w:t xml:space="preserve">A arquitectura distribuída faria sentido se o problema fosse o volume de dados. Aqui, o que limita o sistema é a capacidade humana de rever o que o modelo sinaliza e a fiabilidade do modelo em conteúdo angolano. Uma arquitectura que processasse milhões de publicações por hora produziria alertas que ninguém conseguiria rever, com uma precisão que não justificaria a confiança. Com a arquitectura leve, o esforço vai para a qualidade da fila de revisão, para a protecção dos dados e para a facilidade de trocar o modelo quando houver uma versão melhor. Se o volume crescer, a base de dados pode passar para PostgreSQL e o serviço de inferência pode ser replicado, sem alterar o desenho.</w:t>
       </w:r>
     </w:p>
     <w:p>
@@ -12126,7 +16544,7 @@
           <w:sz w:val="24"/>
           <w:szCs w:val="24"/>
         </w:rPr>
-        <w:t xml:space="preserve"> de recolha, mascara identificadores no texto e substitui o autor por um pseudónimo HMAC-SHA-256 com um segredo guardado fora do código. Um </w:t>
+        <w:t xml:space="preserve"> de recolha, mascara identificadores no texto e substitui o autor por um pseudónimo HMAC-SHA-256 com um segredo guardado fora do código. Sem esse segredo, o </w:t>
       </w:r>
       <w:r>
         <w:rPr>
@@ -12144,7 +16562,7 @@
           <w:sz w:val="24"/>
           <w:szCs w:val="24"/>
         </w:rPr>
-        <w:t xml:space="preserve"> simples do nome de utilizador poderia ser revertido por dicionário; o segredo impede-o. O ficheiro original não é guardado.</w:t>
+        <w:t xml:space="preserve"> de um nome de utilizador podia ser revertido por dicionário. O ficheiro original não é guardado.</w:t>
       </w:r>
     </w:p>
     <w:p>
@@ -13028,7 +17446,7 @@
                 <w:sz w:val="18"/>
                 <w:szCs w:val="18"/>
               </w:rPr>
-              <w:t xml:space="preserve">1 – Piloto académico</w:t>
+              <w:t xml:space="preserve">1. Piloto académico</w:t>
             </w:r>
           </w:p>
         </w:tc>
@@ -13136,7 +17554,7 @@
                 <w:sz w:val="18"/>
                 <w:szCs w:val="18"/>
               </w:rPr>
-              <w:t xml:space="preserve">2 – Piloto institucional</w:t>
+              <w:t xml:space="preserve">2. Piloto institucional</w:t>
             </w:r>
           </w:p>
         </w:tc>
@@ -13244,7 +17662,7 @@
                 <w:sz w:val="18"/>
                 <w:szCs w:val="18"/>
               </w:rPr>
-              <w:t xml:space="preserve">3 – Consolidação</w:t>
+              <w:t xml:space="preserve">3. Consolidação</w:t>
             </w:r>
           </w:p>
         </w:tc>
@@ -13366,7 +17784,7 @@
           <w:sz w:val="24"/>
           <w:szCs w:val="24"/>
         </w:rPr>
-        <w:t xml:space="preserve">Este capítulo apresenta os resultados experimentais obtidos com o corpus híbrido harmonizado (versão v13) e verifica formalmente as hipóteses formuladas na Secção 1.3. Todos os valores foram recalculados a partir das previsões guardadas de cada modelo no conjunto de teste e reproduzem os ficheiros de métricas gerados pelo pipeline. A Secção 4.1 descreve o protocolo de avaliação; as Secções 4.2 a 4.5 apresentam o desempenho global, a significância estatística, o desempenho por categoria e as análises de robustez; a Secção 4.6 testa a lacuna de domínio entre o piloto angolano e o corpus público (H4); a Secção 4.7 discute o estado da avaliação operacional (H2 e H3); e a Secção 4.8 sintetiza a verificação das hipóteses.</w:t>
+        <w:t xml:space="preserve">Este capítulo apresenta os resultados experimentais obtidos com o corpus híbrido harmonizado (versão v13) e verifica formalmente as hipóteses formuladas na Secção 1.3. Todos os valores foram recalculados a partir das previsões guardadas de cada modelo no conjunto de teste e reproduzem os ficheiros de métricas gerados pelo pipeline. A Secção 4.1 descreve o protocolo de avaliação. As Secções 4.2 a 4.5 tratam do desempenho global, da significância estatística, do desempenho por categoria e da estabilidade dos resultados. A Secção 4.6 testa a lacuna de domínio entre o piloto angolano e o corpus público (H4), a Secção 4.7 trata da avaliação operacional (H2 e H3) e a Secção 4.8 reúne a verificação das hipóteses.</w:t>
       </w:r>
     </w:p>
     <w:p>
@@ -16044,7 +20462,7 @@
       <w:r>
         <w:drawing>
           <wp:inline distT="0" distB="0" distL="0" distR="0">
-            <wp:extent cx="5581650" cy="1581150"/>
+            <wp:extent cx="5400675" cy="5048250"/>
             <wp:effectExtent t="0" r="0" b="0" l="0"/>
             <wp:docPr id="1" name="fig4_1_roc.png" descr="fig4_1_roc.png" title="fig4_1_roc.png"/>
             <wp:cNvGraphicFramePr>
@@ -16069,7 +20487,7 @@
                   <pic:spPr bwMode="auto">
                     <a:xfrm>
                       <a:off x="0" y="0"/>
-                      <a:ext cx="5581650" cy="1581150"/>
+                      <a:ext cx="5400675" cy="5048250"/>
                     </a:xfrm>
                     <a:prstGeom prst="rect">
                       <a:avLst/>
@@ -17822,7 +22240,7 @@
           <w:sz w:val="24"/>
           <w:szCs w:val="24"/>
         </w:rPr>
-        <w:t xml:space="preserve">Entre os modelos de referência, o quadro é diferente. O Bi-LSTM e a Floresta Aleatória têm F1-macro praticamente iguais (ΔF1 = 0,2 p.p., IC 95% [-4,0; 4,2]) e a diferença nos acertos não é significativa após correcção (p = 0,175); a Floresta Aleatória acerta, aliás, mais itens isolados do que o Bi-LSTM (409 contra 348). O Bi-LSTM e a Floresta Aleatória acertam significativamente mais itens do que o SVM, mas as diferenças de F1-macro (2,8 e 2,6 p.p.) têm intervalos que incluem o zero. Em síntese, apenas o BERTimbau se distingue dos restantes; o Bi-LSTM não apresenta vantagem consistente sobre os modelos clássicos neste corpus.</w:t>
+        <w:t xml:space="preserve">Entre os modelos de referência, o quadro é diferente. O Bi-LSTM e a Floresta Aleatória têm F1-macro praticamente iguais (ΔF1 = 0,2 p.p., IC 95% [-4,0; 4,2]) e a diferença nos acertos não é significativa após correcção (p = 0,175); a Floresta Aleatória acerta, aliás, mais itens isolados do que o Bi-LSTM (409 contra 348). O Bi-LSTM e a Floresta Aleatória acertam significativamente mais itens do que o SVM, mas as diferenças de F1-macro (2,8 e 2,6 p.p.) têm intervalos que incluem o zero. Só o BERTimbau se distingue, portanto, dos restantes. O Bi-LSTM não mostra vantagem consistente sobre os modelos clássicos neste corpus.</w:t>
       </w:r>
     </w:p>
     <w:p>
@@ -19491,7 +23909,7 @@
       <w:r>
         <w:drawing>
           <wp:inline distT="0" distB="0" distL="0" distR="0">
-            <wp:extent cx="5581650" cy="1533525"/>
+            <wp:extent cx="5400675" cy="5162550"/>
             <wp:effectExtent t="0" r="0" b="0" l="0"/>
             <wp:docPr id="1" name="fig4_2_confusao.png" descr="fig4_2_confusao.png" title="fig4_2_confusao.png"/>
             <wp:cNvGraphicFramePr>
@@ -19516,7 +23934,7 @@
                   <pic:spPr bwMode="auto">
                     <a:xfrm>
                       <a:off x="0" y="0"/>
-                      <a:ext cx="5581650" cy="1533525"/>
+                      <a:ext cx="5400675" cy="5162550"/>
                     </a:xfrm>
                     <a:prstGeom prst="rect">
                       <a:avLst/>
@@ -23061,7 +27479,7 @@
       <w:r>
         <w:drawing>
           <wp:inline distT="0" distB="0" distL="0" distR="0">
-            <wp:extent cx="4857750" cy="2495550"/>
+            <wp:extent cx="4857750" cy="2600325"/>
             <wp:effectExtent t="0" r="0" b="0" l="0"/>
             <wp:docPr id="1" name="fig4_3_h4.png" descr="fig4_3_h4.png" title="fig4_3_h4.png"/>
             <wp:cNvGraphicFramePr>
@@ -23086,7 +27504,7 @@
                   <pic:spPr bwMode="auto">
                     <a:xfrm>
                       <a:off x="0" y="0"/>
-                      <a:ext cx="4857750" cy="2495550"/>
+                      <a:ext cx="4857750" cy="2600325"/>
                     </a:xfrm>
                     <a:prstGeom prst="rect">
                       <a:avLst/>
@@ -23158,7 +27576,7 @@
           <w:sz w:val="24"/>
           <w:szCs w:val="24"/>
         </w:rPr>
-        <w:t xml:space="preserve">O resultado mais revelador é o da Desinformacao: F1 de 0,992 no corpus público e de 0,235 no piloto. Nos corpora públicos, toda a Desinformacao provém do Fake.br, constituído por notícias completas, enquanto o piloto contém comentários curtos. A combinação de um desempenho quase perfeito no domínio de origem com um desempenho muito baixo no domínio angolano é um indício forte de que o modelo aprendeu sobretudo marcas de estilo e de formato do Fake.br (registo jornalístico, extensão, estrutura) e não propriedades da desinformação enquanto tal. O mesmo mecanismo pode afectar, em menor grau, o Odio (0,802 contra 0,518), cujos exemplos públicos provêm de comentários do Instagram e do Twitter brasileiros. Consequentemente, o F1 global de 0,807 e, em particular, o F1 de 0,947 na Desinformacao sobrestimam o desempenho que o sistema terá em conteúdo angolano; a estimativa realista para este domínio é a do piloto (F1-macro de 0,533).</w:t>
+        <w:t xml:space="preserve">O resultado mais revelador é o da Desinformacao: F1 de 0,992 no corpus público e de 0,235 no piloto. Nos corpora públicos, toda a Desinformacao provém do Fake.br, constituído por notícias completas, enquanto o piloto contém sobretudo comentários curtos. A combinação de um desempenho quase perfeito no domínio de origem com um desempenho muito baixo no domínio angolano é um indício forte de que o modelo aprendeu sobretudo marcas de estilo e de formato do Fake.br (registo jornalístico, extensão, estrutura) e não propriedades da desinformação enquanto tal. O mesmo mecanismo pode afectar, em menor grau, o Odio (0,802 contra 0,518), cujos exemplos públicos provêm de comentários do Instagram e do Twitter brasileiros. Por isso, o F1 global de 0,807 e, em particular, o F1 de 0,947 na Desinformacao sobrestimam o desempenho que o sistema terá em conteúdo angolano; a estimativa realista para este domínio é a do piloto (F1-macro de 0,533).</w:t>
       </w:r>
     </w:p>
     <w:p>
@@ -23238,7 +27656,7 @@
           <w:sz w:val="24"/>
           <w:szCs w:val="24"/>
         </w:rPr>
-        <w:t xml:space="preserve">A medição seguiu o protocolo da Secção 3.9. O comando de medição importou, anonimizou e classificou um lote de 200 comentários reais das amostras aleatórias do piloto, numa base de dados temporária nova em cada repetição; 2 comentários foram descartados na importação por terem menos de três caracteres, restando 198. O ensaio foi repetido 3 vezes num computador pessoal, sem GPU, com processador Intel N100 (quatro núcleos, de baixo consumo) e 8 GB de memória RAM. Trata-se de equipamento modesto, pelo que os tempos obtidos tendem a ser conservadores face a um servidor de produção. A Tabela 4.9 resume os resultados.</w:t>
+        <w:t xml:space="preserve">A medição seguiu o protocolo da Secção 3.9. O comando de medição importou, anonimizou e classificou um lote de 200 comentários reais das amostras aleatórias do piloto, numa base de dados temporária nova em cada repetição; 2 comentários foram descartados na importação por terem menos de três caracteres, restando 198. O ensaio foi repetido 3 vezes num computador pessoal, sem GPU, com processador Intel N100 (quatro núcleos, de baixo consumo) e 8 GB de memória RAM. Trata-se de equipamento modesto, pelo que os tempos obtidos tendem a ser conservadores face a um servidor de produção. A Tabela 4.8 resume os resultados.</w:t>
       </w:r>
     </w:p>
     <w:p>
@@ -23256,7 +27674,7 @@
           <w:sz w:val="20"/>
           <w:szCs w:val="20"/>
         </w:rPr>
-        <w:t xml:space="preserve">Tabela 4.9 – Tempo de processamento do protótipo com o modelo do sistema</w:t>
+        <w:t xml:space="preserve">Tabela 4.8 – Tempo de processamento do protótipo com o modelo do sistema</w:t>
       </w:r>
     </w:p>
     <w:tbl>
@@ -23978,7 +28396,7 @@
           <w:sz w:val="24"/>
           <w:szCs w:val="24"/>
         </w:rPr>
-        <w:t xml:space="preserve">A Tabela 4.8 sintetiza a verificação das quatro hipóteses face aos critérios definidos na Secção 1.3.</w:t>
+        <w:t xml:space="preserve">A Tabela 4.9 sintetiza a verificação das quatro hipóteses face aos critérios definidos na Secção 1.3.</w:t>
       </w:r>
     </w:p>
     <w:p>
@@ -23996,7 +28414,7 @@
           <w:sz w:val="20"/>
           <w:szCs w:val="20"/>
         </w:rPr>
-        <w:t xml:space="preserve">Tabela 4.8 – Verificação formal das hipóteses de investigação</w:t>
+        <w:t xml:space="preserve">Tabela 4.9 – Verificação formal das hipóteses de investigação</w:t>
       </w:r>
     </w:p>
     <w:tbl>
@@ -24163,7 +28581,7 @@
                 <w:sz w:val="19"/>
                 <w:szCs w:val="19"/>
               </w:rPr>
-              <w:t xml:space="preserve">H1 – Modelos profundos superam os clássicos (ΔF1 ≥ 5 p.p.; p &lt; 0,05 com Bonferroni)</w:t>
+              <w:t xml:space="preserve">H1. Modelos profundos superam os clássicos (ΔF1 ≥ 5 p.p.; p &lt; 0,05 com Bonferroni)</w:t>
             </w:r>
           </w:p>
         </w:tc>
@@ -24292,7 +28710,7 @@
                 <w:sz w:val="19"/>
                 <w:szCs w:val="19"/>
               </w:rPr>
-              <w:t xml:space="preserve">H2 – Processamento de cada publicação em menos de 60 s</w:t>
+              <w:t xml:space="preserve">H2. Processamento de cada publicação em menos de 60 s</w:t>
             </w:r>
           </w:p>
         </w:tc>
@@ -24400,7 +28818,7 @@
                 <w:sz w:val="19"/>
                 <w:szCs w:val="19"/>
               </w:rPr>
-              <w:t xml:space="preserve">H3 – Antecedência ≥ 48 h face a eventos</w:t>
+              <w:t xml:space="preserve">H3. Antecedência ≥ 48 h face a eventos</w:t>
             </w:r>
           </w:p>
         </w:tc>
@@ -24508,7 +28926,7 @@
                 <w:sz w:val="19"/>
                 <w:szCs w:val="19"/>
               </w:rPr>
-              <w:t xml:space="preserve">H4 – Degradação ≥ 5 p.p. em conteúdo angolano</w:t>
+              <w:t xml:space="preserve">H4. Degradação ≥ 5 p.p. em conteúdo angolano</w:t>
             </w:r>
           </w:p>
         </w:tc>
@@ -24630,7 +29048,7 @@
           <w:sz w:val="24"/>
           <w:szCs w:val="24"/>
         </w:rPr>
-        <w:t xml:space="preserve">H1 – parcialmente confirmada.</w:t>
+        <w:t xml:space="preserve">H1: parcialmente confirmada.</w:t>
       </w:r>
       <w:r>
         <w:rPr>
@@ -24672,7 +29090,7 @@
           <w:sz w:val="24"/>
           <w:szCs w:val="24"/>
         </w:rPr>
-        <w:t xml:space="preserve">H2 – confirmada com condições.</w:t>
+        <w:t xml:space="preserve">H2: confirmada com condições.</w:t>
       </w:r>
       <w:r>
         <w:rPr>
@@ -24697,7 +29115,7 @@
           <w:sz w:val="24"/>
           <w:szCs w:val="24"/>
         </w:rPr>
-        <w:t xml:space="preserve">H3 – não testada.</w:t>
+        <w:t xml:space="preserve">H3: não testada.</w:t>
       </w:r>
       <w:r>
         <w:rPr>
@@ -24722,7 +29140,7 @@
           <w:sz w:val="24"/>
           <w:szCs w:val="24"/>
         </w:rPr>
-        <w:t xml:space="preserve">H4 – confirmada, com reservas.</w:t>
+        <w:t xml:space="preserve">H4: confirmada, com reservas.</w:t>
       </w:r>
       <w:r>
         <w:rPr>
@@ -24745,7 +29163,7 @@
           <w:sz w:val="24"/>
           <w:szCs w:val="24"/>
         </w:rPr>
-        <w:t xml:space="preserve">Em conjunto, os resultados permitem três conclusões. Primeira: entre os modelos avaliados, o BERTimbau é o único adequado como classificador principal, e a sua superioridade é estatisticamente robusta. Segunda: o desempenho global (F1-macro de cerca de 0,80) é obtido sobretudo em conteúdo brasileiro e não deve ser apresentado como desempenho do sistema em Angola, onde a estimativa disponível é de cerca de 0,53. Terceira: a Mobilizacao, a categoria de maior interesse para a segurança, é aquela em que a evidência é mais frágil, quer pelo número reduzido de exemplos de teste, quer pela ambiguidade da fronteira com o exercício legítimo do direito de manifestação. Daqui decorrem as prioridades de trabalho futuro tratadas no Capítulo 5: ampliar o corpus angolano anotado, em especial nas categorias Mobilizacao e Desinformacao, medir o desempenho em conteúdo angolano como métrica principal e manter a revisão humana como componente obrigatória do sistema.</w:t>
+        <w:t xml:space="preserve">Destes resultados tiram-se três conclusões. Entre os modelos avaliados, só o BERTimbau serve como classificador principal, e a sua vantagem é estatisticamente sólida. O desempenho global, com F1-macro de cerca de 0,80, foi obtido sobretudo em conteúdo brasileiro e não deve ser apresentado como desempenho do sistema em Angola, onde a estimativa disponível ronda 0,53. Por último, a Mobilizacao, que é a categoria com mais interesse para a segurança, é também aquela em que a evidência é mais frágil, tanto pelo pequeno número de exemplos de teste como pela fronteira pouco nítida com o direito de manifestação. As prioridades de trabalho futuro do Capítulo 5 partem daqui: ampliar o corpus angolano anotado, em especial nas categorias Mobilizacao e Desinformacao, medir o desempenho em conteúdo angolano como métrica principal e manter a revisão humana como componente obrigatória do sistema.</w:t>
       </w:r>
     </w:p>
     <w:p>
@@ -24790,7 +29208,7 @@
           <w:sz w:val="24"/>
           <w:szCs w:val="24"/>
         </w:rPr>
-        <w:t xml:space="preserve">Esta dissertação partiu de uma pergunta simples de formular e difícil de responder: em que medida a aprendizagem automática consegue apoiar, de forma fiável e responsável, a triagem de publicações ameaçadoras nas redes sociais angolanas. A resposta que os resultados permitem dar é matizada. Consegue, como instrumento para ordenar o trabalho do analista; não consegue, nem deve, substituí-lo.</w:t>
+        <w:t xml:space="preserve">Esta dissertação partiu de uma pergunta: em que medida a aprendizagem automática consegue apoiar, de forma fiável e responsável, a triagem de publicações ameaçadoras nas redes sociais angolanas. Os resultados mostram que consegue ajudar a ordenar o trabalho do analista, mas não o substitui, nem deve substituir.</w:t>
       </w:r>
     </w:p>
     <w:p>
@@ -25008,7 +29426,7 @@
                 <w:sz w:val="18"/>
                 <w:szCs w:val="18"/>
               </w:rPr>
-              <w:t xml:space="preserve">OE1 – Corpus angolano anotado</w:t>
+              <w:t xml:space="preserve">OE1. Corpus angolano anotado</w:t>
             </w:r>
           </w:p>
         </w:tc>
@@ -25116,7 +29534,7 @@
                 <w:sz w:val="18"/>
                 <w:szCs w:val="18"/>
               </w:rPr>
-              <w:t xml:space="preserve">OE2 – Comparação de algoritmos</w:t>
+              <w:t xml:space="preserve">OE2. Comparação de algoritmos</w:t>
             </w:r>
           </w:p>
         </w:tc>
@@ -25245,7 +29663,7 @@
                 <w:sz w:val="18"/>
                 <w:szCs w:val="18"/>
               </w:rPr>
-              <w:t xml:space="preserve">OE3 – Lacuna de domínio</w:t>
+              <w:t xml:space="preserve">OE3. Lacuna de domínio</w:t>
             </w:r>
           </w:p>
         </w:tc>
@@ -25353,7 +29771,7 @@
                 <w:sz w:val="18"/>
                 <w:szCs w:val="18"/>
               </w:rPr>
-              <w:t xml:space="preserve">OE4 – Protótipo do sistema</w:t>
+              <w:t xml:space="preserve">OE4. Protótipo do sistema</w:t>
             </w:r>
           </w:p>
         </w:tc>
@@ -25461,7 +29879,7 @@
                 <w:sz w:val="18"/>
                 <w:szCs w:val="18"/>
               </w:rPr>
-              <w:t xml:space="preserve">OE5 – Quadro ético e legal</w:t>
+              <w:t xml:space="preserve">OE5. Quadro ético e legal</w:t>
             </w:r>
           </w:p>
         </w:tc>
@@ -25589,7 +30007,7 @@
           <w:sz w:val="24"/>
           <w:szCs w:val="24"/>
         </w:rPr>
-        <w:t xml:space="preserve"> foi parcialmente confirmada. O BERTimbau superou os modelos clássicos por 14,6 a 17,4 pontos percentuais de F1-macro, com significância estatística robusta. O Bi-LSTM, pelo contrário, não se distinguiu da Floresta Aleatória (ΔF1 = 0,2 p.p.), o que sugere que, neste volume de dados, o factor decisivo é o pré-treino linguístico e não a arquitectura sequencial.</w:t>
+        <w:t xml:space="preserve"> foi parcialmente confirmada. O BERTimbau superou os modelos clássicos por 14,6 a 17,4 pontos percentuais de F1-macro, com diferenças estatisticamente significativas. Já o Bi-LSTM não se distinguiu da Floresta Aleatória (ΔF1 = 0,2 p.p.), o que sugere que, neste volume de dados, o factor decisivo é o pré-treino linguístico e não a arquitectura sequencial.</w:t>
       </w:r>
     </w:p>
     <w:p>
@@ -25850,7 +30268,7 @@
           <w:sz w:val="24"/>
           <w:szCs w:val="24"/>
         </w:rPr>
-        <w:t xml:space="preserve"> O piloto tem 2.637 comentários de uma só plataforma. A Mobilização Hostil conta com apenas 47 exemplos no teste, o que torna as estimativas desta categoria instáveis (IC 95% do F1 entre 0,42 e 0,66) e sensíveis à semente de treino.</w:t>
+        <w:t xml:space="preserve"> O piloto tem 2.637 publicações, das quais cerca de 86% são comentários do YouTube. A Mobilização Hostil conta com apenas 47 exemplos no teste, o que torna as estimativas desta categoria instáveis (IC 95% do F1 entre 0,42 e 0,66) e sensíveis à semente de treino.</w:t>
       </w:r>
     </w:p>
     <w:p>
@@ -26241,7 +30659,7 @@
           <w:sz w:val="24"/>
           <w:szCs w:val="24"/>
         </w:rPr>
-        <w:t xml:space="preserve">Os resultados mostram que um modelo de linguagem pré-treinado em português é claramente superior aos métodos clássicos, mas também que esse desempenho não se transfere intacto para o conteúdo angolano. Esta segunda conclusão não diminui o trabalho; pelo contrário, é talvez a mais útil, porque diz onde investir: em dados angolanos anotados, em avaliação no domínio real e em sistemas que tratem a classificação como uma sugestão e não como um veredicto. O protótipo desenvolvido segue esse princípio e fica disponível como base para as fases seguintes.</w:t>
+        <w:t xml:space="preserve">Os resultados mostram que um modelo de linguagem pré-treinado em português é claramente superior aos métodos clássicos, mas também que esse desempenho não se transfere intacto para o conteúdo angolano. Esta segunda conclusão é talvez a mais útil, porque indica onde vale a pena investir: em dados angolanos anotados, em avaliação no domínio real e em sistemas que tratem a classificação como uma sugestão e não como um veredicto. O protótipo desenvolvido segue esse princípio e fica disponível como base para as fases seguintes.</w:t>
       </w:r>
     </w:p>
     <w:p>
@@ -30419,7 +34837,7 @@
           <w:type w:val="nextPage"/>
           <w:pgSz w:w="11906" w:h="16838" w:orient="portrait"/>
           <w:pgMar w:top="1701" w:right="1701" w:bottom="1417" w:left="1984" w:header="850" w:footer="567" w:gutter="0"/>
-          <w:pgNumType/>
+          <w:pgNumType w:start="1" w:fmt="decimal"/>
           <w:docGrid w:linePitch="360"/>
         </w:sectPr>
       </w:pPr>
@@ -31337,7 +35755,7 @@
           <w:type w:val="nextPage"/>
           <w:pgSz w:w="11906" w:h="16838" w:orient="portrait"/>
           <w:pgMar w:top="1701" w:right="1701" w:bottom="1417" w:left="1984" w:header="850" w:footer="567" w:gutter="0"/>
-          <w:pgNumType/>
+          <w:pgNumType w:start="1" w:fmt="decimal"/>
           <w:docGrid w:linePitch="360"/>
         </w:sectPr>
       </w:pPr>
@@ -34614,7 +39032,7 @@
           <w:type w:val="nextPage"/>
           <w:pgSz w:w="11906" w:h="16838" w:orient="portrait"/>
           <w:pgMar w:top="1701" w:right="1701" w:bottom="1417" w:left="1984" w:header="850" w:footer="567" w:gutter="0"/>
-          <w:pgNumType/>
+          <w:pgNumType w:start="1" w:fmt="decimal"/>
           <w:docGrid w:linePitch="360"/>
         </w:sectPr>
       </w:pPr>
@@ -34878,7 +39296,7 @@
           <w:type w:val="nextPage"/>
           <w:pgSz w:w="11906" w:h="16838" w:orient="portrait"/>
           <w:pgMar w:top="1701" w:right="1701" w:bottom="1417" w:left="1984" w:header="850" w:footer="567" w:gutter="0"/>
-          <w:pgNumType/>
+          <w:pgNumType w:start="1" w:fmt="decimal"/>
           <w:docGrid w:linePitch="360"/>
         </w:sectPr>
       </w:pPr>
@@ -40119,7 +44537,7 @@
           <w:type w:val="nextPage"/>
           <w:pgSz w:w="11906" w:h="16838" w:orient="portrait"/>
           <w:pgMar w:top="1701" w:right="1701" w:bottom="1417" w:left="1984" w:header="850" w:footer="567" w:gutter="0"/>
-          <w:pgNumType/>
+          <w:pgNumType w:start="1" w:fmt="decimal"/>
           <w:docGrid w:linePitch="360"/>
         </w:sectPr>
       </w:pPr>
@@ -43408,7 +47826,7 @@
       <w:type w:val="nextPage"/>
       <w:pgSz w:w="11906" w:h="16838" w:orient="portrait"/>
       <w:pgMar w:top="1701" w:right="1701" w:bottom="1417" w:left="1984" w:header="850" w:footer="567" w:gutter="0"/>
-      <w:pgNumType/>
+      <w:pgNumType w:start="1" w:fmt="decimal"/>
       <w:docGrid w:linePitch="360"/>
     </w:sectPr>
   </w:body>
@@ -43495,6 +47913,7 @@
         <w:sz w:val="20"/>
         <w:szCs w:val="20"/>
       </w:rPr>
+      <w:t xml:space="preserve">A</w:t>
       <w:fldChar w:fldCharType="begin"/>
       <w:instrText xml:space="preserve">PAGE</w:instrText>
       <w:fldChar w:fldCharType="separate"/>
@@ -43516,6 +47935,7 @@
         <w:sz w:val="20"/>
         <w:szCs w:val="20"/>
       </w:rPr>
+      <w:t xml:space="preserve">B</w:t>
       <w:fldChar w:fldCharType="begin"/>
       <w:instrText xml:space="preserve">PAGE</w:instrText>
       <w:fldChar w:fldCharType="separate"/>
@@ -43537,6 +47957,7 @@
         <w:sz w:val="20"/>
         <w:szCs w:val="20"/>
       </w:rPr>
+      <w:t xml:space="preserve">C</w:t>
       <w:fldChar w:fldCharType="begin"/>
       <w:instrText xml:space="preserve">PAGE</w:instrText>
       <w:fldChar w:fldCharType="separate"/>
@@ -43558,6 +47979,7 @@
         <w:sz w:val="20"/>
         <w:szCs w:val="20"/>
       </w:rPr>
+      <w:t xml:space="preserve">D</w:t>
       <w:fldChar w:fldCharType="begin"/>
       <w:instrText xml:space="preserve">PAGE</w:instrText>
       <w:fldChar w:fldCharType="separate"/>
@@ -43579,6 +48001,7 @@
         <w:sz w:val="20"/>
         <w:szCs w:val="20"/>
       </w:rPr>
+      <w:t xml:space="preserve">E</w:t>
       <w:fldChar w:fldCharType="begin"/>
       <w:instrText xml:space="preserve">PAGE</w:instrText>
       <w:fldChar w:fldCharType="separate"/>
@@ -43600,6 +48023,7 @@
         <w:sz w:val="20"/>
         <w:szCs w:val="20"/>
       </w:rPr>
+      <w:t xml:space="preserve">F</w:t>
       <w:fldChar w:fldCharType="begin"/>
       <w:instrText xml:space="preserve">PAGE</w:instrText>
       <w:fldChar w:fldCharType="separate"/>
